--- a/e2eVerification.docx
+++ b/e2eVerification.docx
@@ -1,28 +1,26 @@
 
 <file path=word/document.xml><?xml version="1.0" encoding="utf-8"?>
-<w:document xmlns:wpc="http://schemas.microsoft.com/office/word/2010/wordprocessingCanvas" xmlns:cx="http://schemas.microsoft.com/office/drawing/2014/chartex" xmlns:cx1="http://schemas.microsoft.com/office/drawing/2015/9/8/chartex" xmlns:cx2="http://schemas.microsoft.com/office/drawing/2015/10/21/chartex" xmlns:cx3="http://schemas.microsoft.com/office/drawing/2016/5/9/chartex" xmlns:cx4="http://schemas.microsoft.com/office/drawing/2016/5/10/chartex" xmlns:cx5="http://schemas.microsoft.com/office/drawing/2016/5/11/chartex" xmlns:cx6="http://schemas.microsoft.com/office/drawing/2016/5/12/chartex" xmlns:cx7="http://schemas.microsoft.com/office/drawing/2016/5/13/chartex" xmlns:cx8="http://schemas.microsoft.com/office/drawing/2016/5/14/chartex" xmlns:mc="http://schemas.openxmlformats.org/markup-compatibility/2006" xmlns:aink="http://schemas.microsoft.com/office/drawing/2016/ink" xmlns:am3d="http://schemas.microsoft.com/office/drawing/2017/model3d" xmlns:o="urn:schemas-microsoft-com:office:office" xmlns:oel="http://schemas.microsoft.com/office/2019/extlst" xmlns:r="http://schemas.openxmlformats.org/officeDocument/2006/relationships" xmlns:m="http://schemas.openxmlformats.org/officeDocument/2006/math" xmlns:v="urn:schemas-microsoft-com:vml" xmlns:wp14="http://schemas.microsoft.com/office/word/2010/wordprocessingDrawing" xmlns:wp="http://schemas.openxmlformats.org/drawingml/2006/wordprocessingDrawing" xmlns:w10="urn:schemas-microsoft-com:office:word" xmlns:w="http://schemas.openxmlformats.org/wordprocessingml/2006/main" xmlns:w14="http://schemas.microsoft.com/office/word/2010/wordml" xmlns:w15="http://schemas.microsoft.com/office/word/2012/wordml" xmlns:w16cex="http://schemas.microsoft.com/office/word/2018/wordml/cex" xmlns:w16cid="http://schemas.microsoft.com/office/word/2016/wordml/cid" xmlns:w16="http://schemas.microsoft.com/office/word/2018/wordml" xmlns:w16du="http://schemas.microsoft.com/office/word/2023/wordml/word16du" xmlns:w16sdtdh="http://schemas.microsoft.com/office/word/2020/wordml/sdtdatahash" xmlns:w16sdtfl="http://schemas.microsoft.com/office/word/2024/wordml/sdtformatlock" xmlns:w16se="http://schemas.microsoft.com/office/word/2015/wordml/symex" xmlns:wpg="http://schemas.microsoft.com/office/word/2010/wordprocessingGroup" xmlns:wpi="http://schemas.microsoft.com/office/word/2010/wordprocessingInk" xmlns:wne="http://schemas.microsoft.com/office/word/2006/wordml" xmlns:wps="http://schemas.microsoft.com/office/word/2010/wordprocessingShape" xmlns:a="http://schemas.openxmlformats.org/drawingml/2006/main" xmlns:pic="http://schemas.openxmlformats.org/drawingml/2006/picture" xmlns:a14="http://schemas.microsoft.com/office/drawing/2010/main" mc:Ignorable="w14 w15 w16se w16cid w16 w16cex w16sdtdh w16sdtfl w16du wp14">
+<w:document xmlns:wpc="http://schemas.microsoft.com/office/word/2010/wordprocessingCanvas" xmlns:cx="http://schemas.microsoft.com/office/drawing/2014/chartex" xmlns:cx1="http://schemas.microsoft.com/office/drawing/2015/9/8/chartex" xmlns:cx2="http://schemas.microsoft.com/office/drawing/2015/10/21/chartex" xmlns:cx3="http://schemas.microsoft.com/office/drawing/2016/5/9/chartex" xmlns:cx4="http://schemas.microsoft.com/office/drawing/2016/5/10/chartex" xmlns:cx5="http://schemas.microsoft.com/office/drawing/2016/5/11/chartex" xmlns:cx6="http://schemas.microsoft.com/office/drawing/2016/5/12/chartex" xmlns:cx7="http://schemas.microsoft.com/office/drawing/2016/5/13/chartex" xmlns:cx8="http://schemas.microsoft.com/office/drawing/2016/5/14/chartex" xmlns:mc="http://schemas.openxmlformats.org/markup-compatibility/2006" xmlns:aink="http://schemas.microsoft.com/office/drawing/2016/ink" xmlns:am3d="http://schemas.microsoft.com/office/drawing/2017/model3d" xmlns:o="urn:schemas-microsoft-com:office:office" xmlns:oel="http://schemas.microsoft.com/office/2019/extlst" xmlns:r="http://schemas.openxmlformats.org/officeDocument/2006/relationships" xmlns:m="http://schemas.openxmlformats.org/officeDocument/2006/math" xmlns:v="urn:schemas-microsoft-com:vml" xmlns:wp14="http://schemas.microsoft.com/office/word/2010/wordprocessingDrawing" xmlns:wp="http://schemas.openxmlformats.org/drawingml/2006/wordprocessingDrawing" xmlns:w10="urn:schemas-microsoft-com:office:word" xmlns:w="http://schemas.openxmlformats.org/wordprocessingml/2006/main" xmlns:w14="http://schemas.microsoft.com/office/word/2010/wordml" xmlns:w15="http://schemas.microsoft.com/office/word/2012/wordml" xmlns:w16cex="http://schemas.microsoft.com/office/word/2018/wordml/cex" xmlns:w16cid="http://schemas.microsoft.com/office/word/2016/wordml/cid" xmlns:w16="http://schemas.microsoft.com/office/word/2018/wordml" xmlns:w16du="http://schemas.microsoft.com/office/word/2023/wordml/word16du" xmlns:w16sdtdh="http://schemas.microsoft.com/office/word/2020/wordml/sdtdatahash" xmlns:w16se="http://schemas.microsoft.com/office/word/2015/wordml/symex" xmlns:wpg="http://schemas.microsoft.com/office/word/2010/wordprocessingGroup" xmlns:wpi="http://schemas.microsoft.com/office/word/2010/wordprocessingInk" xmlns:wne="http://schemas.microsoft.com/office/word/2006/wordml" xmlns:wps="http://schemas.microsoft.com/office/word/2010/wordprocessingShape" mc:Ignorable="w14 w15 w16se w16cid w16 w16cex w16sdtdh wp14">
   <w:body>
     <w:p>
       <w:r>
         <w:rPr>
-          <w:b w:val="1"/>
-          <w:bCs w:val="1"/>
+          <w:b/>
+          <w:bCs/>
         </w:rPr>
         <w:t>STRICT, STEP‑BY‑STEP End‑to‑End (E2E) VERIFICATION CHECKLIST</w:t>
       </w:r>
       <w:r>
-        <w:rPr/>
         <w:t xml:space="preserve">, where </w:t>
       </w:r>
       <w:r>
         <w:rPr>
-          <w:b w:val="1"/>
-          <w:bCs w:val="1"/>
+          <w:b/>
+          <w:bCs/>
         </w:rPr>
         <w:t>each step has</w:t>
       </w:r>
       <w:r>
-        <w:rPr/>
         <w:t>:</w:t>
       </w:r>
     </w:p>
@@ -31,14 +29,11 @@
         <w:pStyle w:val="ListParagraph"/>
         <w:numPr>
           <w:ilvl w:val="0"/>
-          <w:numId w:val="2"/>
+          <w:numId w:val="7"/>
         </w:numPr>
       </w:pPr>
       <w:r>
-        <w:t>✅</w:t>
-      </w:r>
-      <w:r>
-        <w:t xml:space="preserve"> </w:t>
+        <w:t xml:space="preserve">✅ </w:t>
       </w:r>
       <w:r>
         <w:rPr>
@@ -53,14 +48,11 @@
         <w:pStyle w:val="ListParagraph"/>
         <w:numPr>
           <w:ilvl w:val="0"/>
-          <w:numId w:val="2"/>
+          <w:numId w:val="7"/>
         </w:numPr>
       </w:pPr>
       <w:r>
-        <w:t>✅</w:t>
-      </w:r>
-      <w:r>
-        <w:t xml:space="preserve"> </w:t>
+        <w:t xml:space="preserve">✅ </w:t>
       </w:r>
       <w:r>
         <w:rPr>
@@ -75,14 +67,11 @@
         <w:pStyle w:val="ListParagraph"/>
         <w:numPr>
           <w:ilvl w:val="0"/>
-          <w:numId w:val="2"/>
+          <w:numId w:val="7"/>
         </w:numPr>
       </w:pPr>
       <w:r>
-        <w:t>✅</w:t>
-      </w:r>
-      <w:r>
-        <w:t xml:space="preserve"> </w:t>
+        <w:t xml:space="preserve">✅ </w:t>
       </w:r>
       <w:r>
         <w:rPr>
@@ -97,14 +86,11 @@
         <w:pStyle w:val="ListParagraph"/>
         <w:numPr>
           <w:ilvl w:val="0"/>
-          <w:numId w:val="2"/>
+          <w:numId w:val="7"/>
         </w:numPr>
       </w:pPr>
       <w:r>
-        <w:t>✅</w:t>
-      </w:r>
-      <w:r>
-        <w:t xml:space="preserve"> </w:t>
+        <w:t xml:space="preserve">✅ </w:t>
       </w:r>
       <w:r>
         <w:rPr>
@@ -132,7 +118,7 @@
     <w:p>
       <w:pPr>
         <w:pBdr>
-          <w:top w:val="single" w:color="auto" w:sz="12" w:space="0"/>
+          <w:top w:val="single" w:sz="12" w:space="0" w:color="auto"/>
         </w:pBdr>
         <w:spacing w:after="0"/>
       </w:pPr>
@@ -142,10 +128,7 @@
         <w:pStyle w:val="Heading1"/>
       </w:pPr>
       <w:r>
-        <w:t>✅</w:t>
-      </w:r>
-      <w:r>
-        <w:t xml:space="preserve"> END‑TO‑END (E2E) VERIFICATION — STEP BY STEP</w:t>
+        <w:t>✅ END‑TO‑END (E2E) VERIFICATION — STEP BY STEP</w:t>
       </w:r>
     </w:p>
     <w:p>
@@ -166,7 +149,7 @@
     <w:p>
       <w:pPr>
         <w:pBdr>
-          <w:top w:val="single" w:color="auto" w:sz="12" w:space="0"/>
+          <w:top w:val="single" w:sz="12" w:space="0" w:color="auto"/>
         </w:pBdr>
         <w:spacing w:after="0"/>
       </w:pPr>
@@ -176,10 +159,7 @@
         <w:pStyle w:val="Heading2"/>
       </w:pPr>
       <w:r>
-        <w:t>✅</w:t>
-      </w:r>
-      <w:r>
-        <w:t xml:space="preserve"> STEP 0 — Pre‑conditions (MUST be true)</w:t>
+        <w:t>✅ STEP 0 — Pre‑conditions (MUST be true)</w:t>
       </w:r>
     </w:p>
     <w:p>
@@ -187,10 +167,7 @@
         <w:pStyle w:val="Heading3"/>
       </w:pPr>
       <w:r>
-        <w:t>✅</w:t>
-      </w:r>
-      <w:r>
-        <w:t xml:space="preserve"> 0.1 Backend running</w:t>
+        <w:t>✅ 0.1 Backend running</w:t>
       </w:r>
     </w:p>
     <w:p>
@@ -202,12 +179,12 @@
       <w:tblPr>
         <w:tblW w:w="100" w:type="auto"/>
         <w:tblBorders>
-          <w:top w:val="single" w:color="auto" w:sz="4" w:space="0"/>
-          <w:left w:val="single" w:color="auto" w:sz="4" w:space="0"/>
-          <w:bottom w:val="single" w:color="auto" w:sz="4" w:space="0"/>
-          <w:right w:val="single" w:color="auto" w:sz="4" w:space="0"/>
-          <w:insideH w:val="single" w:color="auto" w:sz="4" w:space="0"/>
-          <w:insideV w:val="single" w:color="auto" w:sz="4" w:space="0"/>
+          <w:top w:val="single" w:sz="4" w:space="0" w:color="auto"/>
+          <w:left w:val="single" w:sz="4" w:space="0" w:color="auto"/>
+          <w:bottom w:val="single" w:sz="4" w:space="0" w:color="auto"/>
+          <w:right w:val="single" w:sz="4" w:space="0" w:color="auto"/>
+          <w:insideH w:val="single" w:sz="4" w:space="0" w:color="auto"/>
+          <w:insideV w:val="single" w:sz="4" w:space="0" w:color="auto"/>
         </w:tblBorders>
         <w:tblLayout w:type="fixed"/>
         <w:tblLook w:val="04A0" w:firstRow="1" w:lastRow="0" w:firstColumn="1" w:lastColumn="0" w:noHBand="0" w:noVBand="1"/>
@@ -233,21 +210,21 @@
             </w:r>
             <w:r>
               <w:rPr>
-                <w:rFonts w:ascii="Consolas" w:hAnsi="Consolas" w:eastAsia="Consolas" w:cs="Consolas"/>
+                <w:rFonts w:ascii="Consolas" w:eastAsia="Consolas" w:hAnsi="Consolas" w:cs="Consolas"/>
                 <w:color w:val="0550AE"/>
               </w:rPr>
               <w:t>cd</w:t>
             </w:r>
             <w:r>
               <w:rPr>
-                <w:rFonts w:ascii="Consolas" w:hAnsi="Consolas" w:eastAsia="Consolas" w:cs="Consolas"/>
+                <w:rFonts w:ascii="Consolas" w:eastAsia="Consolas" w:hAnsi="Consolas" w:cs="Consolas"/>
                 <w:color w:val="1F2328"/>
               </w:rPr>
               <w:t xml:space="preserve"> </w:t>
             </w:r>
             <w:r>
               <w:rPr>
-                <w:rFonts w:ascii="Consolas" w:hAnsi="Consolas" w:eastAsia="Consolas" w:cs="Consolas"/>
+                <w:rFonts w:ascii="Consolas" w:eastAsia="Consolas" w:hAnsi="Consolas" w:cs="Consolas"/>
                 <w:color w:val="0A3069"/>
               </w:rPr>
               <w:t>backend</w:t>
@@ -265,21 +242,21 @@
             </w:r>
             <w:r>
               <w:rPr>
-                <w:rFonts w:ascii="Consolas" w:hAnsi="Consolas" w:eastAsia="Consolas" w:cs="Consolas"/>
+                <w:rFonts w:ascii="Consolas" w:eastAsia="Consolas" w:hAnsi="Consolas" w:cs="Consolas"/>
                 <w:color w:val="953800"/>
               </w:rPr>
               <w:t>node</w:t>
             </w:r>
             <w:r>
               <w:rPr>
-                <w:rFonts w:ascii="Consolas" w:hAnsi="Consolas" w:eastAsia="Consolas" w:cs="Consolas"/>
+                <w:rFonts w:ascii="Consolas" w:eastAsia="Consolas" w:hAnsi="Consolas" w:cs="Consolas"/>
                 <w:color w:val="1F2328"/>
               </w:rPr>
               <w:t xml:space="preserve"> </w:t>
             </w:r>
             <w:r>
               <w:rPr>
-                <w:rFonts w:ascii="Consolas" w:hAnsi="Consolas" w:eastAsia="Consolas" w:cs="Consolas"/>
+                <w:rFonts w:ascii="Consolas" w:eastAsia="Consolas" w:hAnsi="Consolas" w:cs="Consolas"/>
                 <w:color w:val="0A3069"/>
               </w:rPr>
               <w:t>server.js</w:t>
@@ -290,22 +267,19 @@
     </w:tbl>
     <w:p>
       <w:r>
-        <w:t>✅</w:t>
-      </w:r>
-      <w:r>
-        <w:t xml:space="preserve"> Expected:</w:t>
+        <w:t>✅ Expected:</w:t>
       </w:r>
     </w:p>
     <w:tbl>
       <w:tblPr>
         <w:tblW w:w="100" w:type="auto"/>
         <w:tblBorders>
-          <w:top w:val="single" w:color="auto" w:sz="4" w:space="0"/>
-          <w:left w:val="single" w:color="auto" w:sz="4" w:space="0"/>
-          <w:bottom w:val="single" w:color="auto" w:sz="4" w:space="0"/>
-          <w:right w:val="single" w:color="auto" w:sz="4" w:space="0"/>
-          <w:insideH w:val="single" w:color="auto" w:sz="4" w:space="0"/>
-          <w:insideV w:val="single" w:color="auto" w:sz="4" w:space="0"/>
+          <w:top w:val="single" w:sz="4" w:space="0" w:color="auto"/>
+          <w:left w:val="single" w:sz="4" w:space="0" w:color="auto"/>
+          <w:bottom w:val="single" w:sz="4" w:space="0" w:color="auto"/>
+          <w:right w:val="single" w:sz="4" w:space="0" w:color="auto"/>
+          <w:insideH w:val="single" w:sz="4" w:space="0" w:color="auto"/>
+          <w:insideV w:val="single" w:sz="4" w:space="0" w:color="auto"/>
         </w:tblBorders>
         <w:tblLayout w:type="fixed"/>
         <w:tblLook w:val="04A0" w:firstRow="1" w:lastRow="0" w:firstColumn="1" w:lastColumn="0" w:noHBand="0" w:noVBand="1"/>
@@ -331,15 +305,9 @@
             </w:r>
             <w:r>
               <w:rPr>
-                <w:rFonts w:ascii="Consolas" w:hAnsi="Consolas" w:eastAsia="Consolas" w:cs="Consolas"/>
-              </w:rPr>
-              <w:t>🚀</w:t>
-            </w:r>
-            <w:r>
-              <w:rPr>
-                <w:rFonts w:ascii="Consolas" w:hAnsi="Consolas" w:eastAsia="Consolas" w:cs="Consolas"/>
-              </w:rPr>
-              <w:t xml:space="preserve"> Server running on http://localhost:3001</w:t>
+                <w:rFonts w:ascii="Consolas" w:eastAsia="Consolas" w:hAnsi="Consolas" w:cs="Consolas"/>
+              </w:rPr>
+              <w:t>🚀 Server running on http://localhost:3001</w:t>
             </w:r>
           </w:p>
         </w:tc>
@@ -347,46 +315,45 @@
     </w:tbl>
     <w:p>
       <w:r>
-        <w:t>✅</w:t>
-      </w:r>
-      <w:r>
-        <w:t xml:space="preserve"> Proves: Backend is alive</w:t>
+        <w:t>✅ Proves: Backend is alive</w:t>
       </w:r>
     </w:p>
     <w:p>
       <w:pPr>
         <w:pBdr>
-          <w:top w:val="single" w:color="FF000000" w:sz="12" w:space="0"/>
+          <w:top w:val="single" w:sz="12" w:space="0" w:color="auto"/>
         </w:pBdr>
         <w:spacing w:after="0"/>
       </w:pPr>
     </w:p>
     <w:p>
       <w:pPr>
-        <w:pStyle w:val="Normal"/>
         <w:pBdr>
-          <w:top w:val="single" w:color="FF000000" w:sz="12" w:space="0"/>
+          <w:top w:val="single" w:sz="12" w:space="0" w:color="auto"/>
         </w:pBdr>
         <w:spacing w:after="0"/>
       </w:pPr>
       <w:r>
+        <w:rPr>
+          <w:noProof/>
+        </w:rPr>
         <w:drawing>
-          <wp:inline wp14:editId="2C7528DC" wp14:anchorId="59BD7243">
+          <wp:inline distT="0" distB="0" distL="0" distR="0" wp14:anchorId="59BD7243" wp14:editId="2C7528DC">
             <wp:extent cx="5724525" cy="457200"/>
             <wp:effectExtent l="0" t="0" r="0" b="0"/>
             <wp:docPr id="1293430819" name="drawing"/>
             <wp:cNvGraphicFramePr>
-              <a:graphicFrameLocks noChangeAspect="1"/>
+              <a:graphicFrameLocks xmlns:a="http://schemas.openxmlformats.org/drawingml/2006/main" noChangeAspect="1"/>
             </wp:cNvGraphicFramePr>
-            <a:graphic>
-              <a:graphicData xmlns:a="http://schemas.openxmlformats.org/drawingml/2006/main" uri="http://schemas.openxmlformats.org/drawingml/2006/picture">
+            <a:graphic xmlns:a="http://schemas.openxmlformats.org/drawingml/2006/main">
+              <a:graphicData uri="http://schemas.openxmlformats.org/drawingml/2006/picture">
                 <pic:pic xmlns:pic="http://schemas.openxmlformats.org/drawingml/2006/picture">
                   <pic:nvPicPr>
                     <pic:cNvPr id="1293430819" name="Picture 1293430819"/>
                     <pic:cNvPicPr/>
                   </pic:nvPicPr>
                   <pic:blipFill>
-                    <a:blip xmlns:r="http://schemas.openxmlformats.org/officeDocument/2006/relationships" r:embed="rId1372178172">
+                    <a:blip r:embed="rId7">
                       <a:extLst>
                         <a:ext uri="{28A0092B-C50C-407E-A947-70E740481C1C}">
                           <a14:useLocalDpi xmlns:a14="http://schemas.microsoft.com/office/drawing/2010/main"/>
@@ -418,10 +385,7 @@
         <w:pStyle w:val="Heading3"/>
       </w:pPr>
       <w:r>
-        <w:t>✅</w:t>
-      </w:r>
-      <w:r>
-        <w:t xml:space="preserve"> 0.2 Frontend open</w:t>
+        <w:t>✅ 0.2 Frontend open</w:t>
       </w:r>
     </w:p>
     <w:p>
@@ -433,12 +397,12 @@
       <w:tblPr>
         <w:tblW w:w="100" w:type="auto"/>
         <w:tblBorders>
-          <w:top w:val="single" w:color="auto" w:sz="4" w:space="0"/>
-          <w:left w:val="single" w:color="auto" w:sz="4" w:space="0"/>
-          <w:bottom w:val="single" w:color="auto" w:sz="4" w:space="0"/>
-          <w:right w:val="single" w:color="auto" w:sz="4" w:space="0"/>
-          <w:insideH w:val="single" w:color="auto" w:sz="4" w:space="0"/>
-          <w:insideV w:val="single" w:color="auto" w:sz="4" w:space="0"/>
+          <w:top w:val="single" w:sz="4" w:space="0" w:color="auto"/>
+          <w:left w:val="single" w:sz="4" w:space="0" w:color="auto"/>
+          <w:bottom w:val="single" w:sz="4" w:space="0" w:color="auto"/>
+          <w:right w:val="single" w:sz="4" w:space="0" w:color="auto"/>
+          <w:insideH w:val="single" w:sz="4" w:space="0" w:color="auto"/>
+          <w:insideV w:val="single" w:sz="4" w:space="0" w:color="auto"/>
         </w:tblBorders>
         <w:tblLayout w:type="fixed"/>
         <w:tblLook w:val="04A0" w:firstRow="1" w:lastRow="0" w:firstColumn="1" w:lastColumn="0" w:noHBand="0" w:noVBand="1"/>
@@ -464,7 +428,7 @@
             </w:r>
             <w:r>
               <w:rPr>
-                <w:rFonts w:ascii="Consolas" w:hAnsi="Consolas" w:eastAsia="Consolas" w:cs="Consolas"/>
+                <w:rFonts w:ascii="Consolas" w:eastAsia="Consolas" w:hAnsi="Consolas" w:cs="Consolas"/>
               </w:rPr>
               <w:t>http://127.0.0.1:5500/frontend/index.html</w:t>
             </w:r>
@@ -474,10 +438,7 @@
     </w:tbl>
     <w:p>
       <w:r>
-        <w:t>✅</w:t>
-      </w:r>
-      <w:r>
-        <w:t xml:space="preserve"> Expected:</w:t>
+        <w:t>✅ Expected:</w:t>
       </w:r>
     </w:p>
     <w:p>
@@ -485,16 +446,13 @@
         <w:pStyle w:val="ListParagraph"/>
         <w:numPr>
           <w:ilvl w:val="0"/>
-          <w:numId w:val="3"/>
+          <w:numId w:val="8"/>
         </w:numPr>
-        <w:rPr/>
-      </w:pPr>
-      <w:r>
-        <w:rPr/>
+      </w:pPr>
+      <w:r>
         <w:t xml:space="preserve">Only initial </w:t>
       </w:r>
       <w:r>
-        <w:rPr/>
         <w:t>Dashboard page loads</w:t>
       </w:r>
     </w:p>
@@ -503,62 +461,57 @@
         <w:pStyle w:val="ListParagraph"/>
         <w:numPr>
           <w:ilvl w:val="0"/>
-          <w:numId w:val="3"/>
+          <w:numId w:val="8"/>
         </w:numPr>
-        <w:rPr/>
-      </w:pPr>
-      <w:r>
-        <w:rPr/>
+      </w:pPr>
+      <w:r>
         <w:t xml:space="preserve">Zone cards </w:t>
       </w:r>
       <w:r>
-        <w:rPr/>
         <w:t>currently non-</w:t>
       </w:r>
       <w:r>
-        <w:rPr/>
         <w:t>visible (show</w:t>
       </w:r>
       <w:r>
-        <w:rPr/>
         <w:t>s</w:t>
       </w:r>
       <w:r>
-        <w:rPr/>
         <w:t xml:space="preserve"> data only after auth logic is wired later</w:t>
       </w:r>
       <w:r>
-        <w:rPr/>
         <w:t xml:space="preserve"> – validation logic implemented in following steps</w:t>
       </w:r>
       <w:r>
-        <w:rPr/>
         <w:t>)</w:t>
       </w:r>
     </w:p>
     <w:p>
       <w:pPr>
         <w:pStyle w:val="ListParagraph"/>
-        <w:ind w:left="720"/>
-      </w:pPr>
-      <w:r>
+      </w:pPr>
+      <w:r>
+        <w:rPr>
+          <w:noProof/>
+        </w:rPr>
+        <w:lastRenderedPageBreak/>
         <w:drawing>
-          <wp:inline wp14:editId="59A3BC95" wp14:anchorId="47F7BFA1">
+          <wp:inline distT="0" distB="0" distL="0" distR="0" wp14:anchorId="47F7BFA1" wp14:editId="59A3BC95">
             <wp:extent cx="5724525" cy="3676650"/>
             <wp:effectExtent l="0" t="0" r="0" b="0"/>
             <wp:docPr id="1754979409" name="drawing"/>
             <wp:cNvGraphicFramePr>
-              <a:graphicFrameLocks noChangeAspect="1"/>
+              <a:graphicFrameLocks xmlns:a="http://schemas.openxmlformats.org/drawingml/2006/main" noChangeAspect="1"/>
             </wp:cNvGraphicFramePr>
-            <a:graphic>
-              <a:graphicData xmlns:a="http://schemas.openxmlformats.org/drawingml/2006/main" uri="http://schemas.openxmlformats.org/drawingml/2006/picture">
+            <a:graphic xmlns:a="http://schemas.openxmlformats.org/drawingml/2006/main">
+              <a:graphicData uri="http://schemas.openxmlformats.org/drawingml/2006/picture">
                 <pic:pic xmlns:pic="http://schemas.openxmlformats.org/drawingml/2006/picture">
                   <pic:nvPicPr>
                     <pic:cNvPr id="1754979409" name="Picture 1754979409"/>
                     <pic:cNvPicPr/>
                   </pic:nvPicPr>
                   <pic:blipFill>
-                    <a:blip xmlns:r="http://schemas.openxmlformats.org/officeDocument/2006/relationships" r:embed="rId887481054">
+                    <a:blip r:embed="rId8">
                       <a:extLst>
                         <a:ext uri="{28A0092B-C50C-407E-A947-70E740481C1C}">
                           <a14:useLocalDpi xmlns:a14="http://schemas.microsoft.com/office/drawing/2010/main"/>
@@ -587,16 +540,13 @@
     </w:p>
     <w:p>
       <w:r>
-        <w:t>✅</w:t>
-      </w:r>
-      <w:r>
-        <w:t xml:space="preserve"> Proves: Frontend is reachable</w:t>
+        <w:t>✅ Proves: Frontend is reachable</w:t>
       </w:r>
     </w:p>
     <w:p>
       <w:pPr>
         <w:pBdr>
-          <w:top w:val="single" w:color="auto" w:sz="12" w:space="0"/>
+          <w:top w:val="single" w:sz="12" w:space="0" w:color="auto"/>
         </w:pBdr>
         <w:spacing w:after="0"/>
       </w:pPr>
@@ -606,10 +556,7 @@
         <w:pStyle w:val="Heading2"/>
       </w:pPr>
       <w:r>
-        <w:t>🔐</w:t>
-      </w:r>
-      <w:r>
-        <w:t xml:space="preserve"> STEP 1 — LOGIN (Authentication)</w:t>
+        <w:t>🔐 STEP 1 — LOGIN (Authentication)</w:t>
       </w:r>
     </w:p>
     <w:p>
@@ -617,22 +564,19 @@
         <w:pStyle w:val="Heading3"/>
       </w:pPr>
       <w:r>
-        <w:t>✅</w:t>
-      </w:r>
-      <w:r>
-        <w:t xml:space="preserve"> 1.1 Run login request (Browser → F12 → Console)</w:t>
+        <w:t>✅ 1.1 Run login request (Browser → F12 → Console)</w:t>
       </w:r>
     </w:p>
     <w:tbl>
       <w:tblPr>
         <w:tblW w:w="100" w:type="auto"/>
         <w:tblBorders>
-          <w:top w:val="single" w:color="auto" w:sz="4" w:space="0"/>
-          <w:left w:val="single" w:color="auto" w:sz="4" w:space="0"/>
-          <w:bottom w:val="single" w:color="auto" w:sz="4" w:space="0"/>
-          <w:right w:val="single" w:color="auto" w:sz="4" w:space="0"/>
-          <w:insideH w:val="single" w:color="auto" w:sz="4" w:space="0"/>
-          <w:insideV w:val="single" w:color="auto" w:sz="4" w:space="0"/>
+          <w:top w:val="single" w:sz="4" w:space="0" w:color="auto"/>
+          <w:left w:val="single" w:sz="4" w:space="0" w:color="auto"/>
+          <w:bottom w:val="single" w:sz="4" w:space="0" w:color="auto"/>
+          <w:right w:val="single" w:sz="4" w:space="0" w:color="auto"/>
+          <w:insideH w:val="single" w:sz="4" w:space="0" w:color="auto"/>
+          <w:insideV w:val="single" w:sz="4" w:space="0" w:color="auto"/>
         </w:tblBorders>
         <w:tblLayout w:type="fixed"/>
         <w:tblLook w:val="04A0" w:firstRow="1" w:lastRow="0" w:firstColumn="1" w:lastColumn="0" w:noHBand="0" w:noVBand="1"/>
@@ -658,28 +602,28 @@
             </w:r>
             <w:r>
               <w:rPr>
-                <w:rFonts w:ascii="Consolas" w:hAnsi="Consolas" w:eastAsia="Consolas" w:cs="Consolas"/>
+                <w:rFonts w:ascii="Consolas" w:eastAsia="Consolas" w:hAnsi="Consolas" w:cs="Consolas"/>
                 <w:color w:val="8250DF"/>
               </w:rPr>
               <w:t>fetch</w:t>
             </w:r>
             <w:r>
               <w:rPr>
-                <w:rFonts w:ascii="Consolas" w:hAnsi="Consolas" w:eastAsia="Consolas" w:cs="Consolas"/>
+                <w:rFonts w:ascii="Consolas" w:eastAsia="Consolas" w:hAnsi="Consolas" w:cs="Consolas"/>
                 <w:color w:val="1F2328"/>
               </w:rPr>
               <w:t>(</w:t>
             </w:r>
             <w:r>
               <w:rPr>
-                <w:rFonts w:ascii="Consolas" w:hAnsi="Consolas" w:eastAsia="Consolas" w:cs="Consolas"/>
+                <w:rFonts w:ascii="Consolas" w:eastAsia="Consolas" w:hAnsi="Consolas" w:cs="Consolas"/>
                 <w:color w:val="0A3069"/>
               </w:rPr>
               <w:t>"http://localhost:3001/api/auth/login"</w:t>
             </w:r>
             <w:r>
               <w:rPr>
-                <w:rFonts w:ascii="Consolas" w:hAnsi="Consolas" w:eastAsia="Consolas" w:cs="Consolas"/>
+                <w:rFonts w:ascii="Consolas" w:eastAsia="Consolas" w:hAnsi="Consolas" w:cs="Consolas"/>
                 <w:color w:val="1F2328"/>
               </w:rPr>
               <w:t>, {</w:t>
@@ -697,35 +641,35 @@
             </w:r>
             <w:r>
               <w:rPr>
-                <w:rFonts w:ascii="Consolas" w:hAnsi="Consolas" w:eastAsia="Consolas" w:cs="Consolas"/>
+                <w:rFonts w:ascii="Consolas" w:eastAsia="Consolas" w:hAnsi="Consolas" w:cs="Consolas"/>
                 <w:color w:val="1F2328"/>
               </w:rPr>
               <w:t xml:space="preserve">  </w:t>
             </w:r>
             <w:r>
               <w:rPr>
-                <w:rFonts w:ascii="Consolas" w:hAnsi="Consolas" w:eastAsia="Consolas" w:cs="Consolas"/>
+                <w:rFonts w:ascii="Consolas" w:eastAsia="Consolas" w:hAnsi="Consolas" w:cs="Consolas"/>
                 <w:color w:val="953800"/>
               </w:rPr>
               <w:t>method</w:t>
             </w:r>
             <w:r>
               <w:rPr>
-                <w:rFonts w:ascii="Consolas" w:hAnsi="Consolas" w:eastAsia="Consolas" w:cs="Consolas"/>
+                <w:rFonts w:ascii="Consolas" w:eastAsia="Consolas" w:hAnsi="Consolas" w:cs="Consolas"/>
                 <w:color w:val="1F2328"/>
               </w:rPr>
               <w:t xml:space="preserve">: </w:t>
             </w:r>
             <w:r>
               <w:rPr>
-                <w:rFonts w:ascii="Consolas" w:hAnsi="Consolas" w:eastAsia="Consolas" w:cs="Consolas"/>
+                <w:rFonts w:ascii="Consolas" w:eastAsia="Consolas" w:hAnsi="Consolas" w:cs="Consolas"/>
                 <w:color w:val="0A3069"/>
               </w:rPr>
               <w:t>"POST"</w:t>
             </w:r>
             <w:r>
               <w:rPr>
-                <w:rFonts w:ascii="Consolas" w:hAnsi="Consolas" w:eastAsia="Consolas" w:cs="Consolas"/>
+                <w:rFonts w:ascii="Consolas" w:eastAsia="Consolas" w:hAnsi="Consolas" w:cs="Consolas"/>
                 <w:color w:val="1F2328"/>
               </w:rPr>
               <w:t>,</w:t>
@@ -743,49 +687,49 @@
             </w:r>
             <w:r>
               <w:rPr>
-                <w:rFonts w:ascii="Consolas" w:hAnsi="Consolas" w:eastAsia="Consolas" w:cs="Consolas"/>
+                <w:rFonts w:ascii="Consolas" w:eastAsia="Consolas" w:hAnsi="Consolas" w:cs="Consolas"/>
                 <w:color w:val="1F2328"/>
               </w:rPr>
               <w:t xml:space="preserve">  </w:t>
             </w:r>
             <w:r>
               <w:rPr>
-                <w:rFonts w:ascii="Consolas" w:hAnsi="Consolas" w:eastAsia="Consolas" w:cs="Consolas"/>
+                <w:rFonts w:ascii="Consolas" w:eastAsia="Consolas" w:hAnsi="Consolas" w:cs="Consolas"/>
                 <w:color w:val="953800"/>
               </w:rPr>
               <w:t>headers</w:t>
             </w:r>
             <w:r>
               <w:rPr>
-                <w:rFonts w:ascii="Consolas" w:hAnsi="Consolas" w:eastAsia="Consolas" w:cs="Consolas"/>
+                <w:rFonts w:ascii="Consolas" w:eastAsia="Consolas" w:hAnsi="Consolas" w:cs="Consolas"/>
                 <w:color w:val="1F2328"/>
               </w:rPr>
               <w:t xml:space="preserve">: { </w:t>
             </w:r>
             <w:r>
               <w:rPr>
-                <w:rFonts w:ascii="Consolas" w:hAnsi="Consolas" w:eastAsia="Consolas" w:cs="Consolas"/>
+                <w:rFonts w:ascii="Consolas" w:eastAsia="Consolas" w:hAnsi="Consolas" w:cs="Consolas"/>
                 <w:color w:val="0A3069"/>
               </w:rPr>
               <w:t>"Content-Type"</w:t>
             </w:r>
             <w:r>
               <w:rPr>
-                <w:rFonts w:ascii="Consolas" w:hAnsi="Consolas" w:eastAsia="Consolas" w:cs="Consolas"/>
+                <w:rFonts w:ascii="Consolas" w:eastAsia="Consolas" w:hAnsi="Consolas" w:cs="Consolas"/>
                 <w:color w:val="1F2328"/>
               </w:rPr>
               <w:t xml:space="preserve">: </w:t>
             </w:r>
             <w:r>
               <w:rPr>
-                <w:rFonts w:ascii="Consolas" w:hAnsi="Consolas" w:eastAsia="Consolas" w:cs="Consolas"/>
+                <w:rFonts w:ascii="Consolas" w:eastAsia="Consolas" w:hAnsi="Consolas" w:cs="Consolas"/>
                 <w:color w:val="0A3069"/>
               </w:rPr>
               <w:t>"application/json"</w:t>
             </w:r>
             <w:r>
               <w:rPr>
-                <w:rFonts w:ascii="Consolas" w:hAnsi="Consolas" w:eastAsia="Consolas" w:cs="Consolas"/>
+                <w:rFonts w:ascii="Consolas" w:eastAsia="Consolas" w:hAnsi="Consolas" w:cs="Consolas"/>
                 <w:color w:val="1F2328"/>
               </w:rPr>
               <w:t xml:space="preserve"> },</w:t>
@@ -803,49 +747,49 @@
             </w:r>
             <w:r>
               <w:rPr>
-                <w:rFonts w:ascii="Consolas" w:hAnsi="Consolas" w:eastAsia="Consolas" w:cs="Consolas"/>
+                <w:rFonts w:ascii="Consolas" w:eastAsia="Consolas" w:hAnsi="Consolas" w:cs="Consolas"/>
                 <w:color w:val="1F2328"/>
               </w:rPr>
               <w:t xml:space="preserve">  </w:t>
             </w:r>
             <w:r>
               <w:rPr>
-                <w:rFonts w:ascii="Consolas" w:hAnsi="Consolas" w:eastAsia="Consolas" w:cs="Consolas"/>
+                <w:rFonts w:ascii="Consolas" w:eastAsia="Consolas" w:hAnsi="Consolas" w:cs="Consolas"/>
                 <w:color w:val="953800"/>
               </w:rPr>
               <w:t>body</w:t>
             </w:r>
             <w:r>
               <w:rPr>
-                <w:rFonts w:ascii="Consolas" w:hAnsi="Consolas" w:eastAsia="Consolas" w:cs="Consolas"/>
+                <w:rFonts w:ascii="Consolas" w:eastAsia="Consolas" w:hAnsi="Consolas" w:cs="Consolas"/>
                 <w:color w:val="1F2328"/>
               </w:rPr>
               <w:t xml:space="preserve">: </w:t>
             </w:r>
             <w:r>
               <w:rPr>
-                <w:rFonts w:ascii="Consolas" w:hAnsi="Consolas" w:eastAsia="Consolas" w:cs="Consolas"/>
+                <w:rFonts w:ascii="Consolas" w:eastAsia="Consolas" w:hAnsi="Consolas" w:cs="Consolas"/>
                 <w:color w:val="0550AE"/>
               </w:rPr>
               <w:t>JSON</w:t>
             </w:r>
             <w:r>
               <w:rPr>
-                <w:rFonts w:ascii="Consolas" w:hAnsi="Consolas" w:eastAsia="Consolas" w:cs="Consolas"/>
+                <w:rFonts w:ascii="Consolas" w:eastAsia="Consolas" w:hAnsi="Consolas" w:cs="Consolas"/>
                 <w:color w:val="1F2328"/>
               </w:rPr>
               <w:t>.</w:t>
             </w:r>
             <w:r>
               <w:rPr>
-                <w:rFonts w:ascii="Consolas" w:hAnsi="Consolas" w:eastAsia="Consolas" w:cs="Consolas"/>
+                <w:rFonts w:ascii="Consolas" w:eastAsia="Consolas" w:hAnsi="Consolas" w:cs="Consolas"/>
                 <w:color w:val="8250DF"/>
               </w:rPr>
               <w:t>stringify</w:t>
             </w:r>
             <w:r>
               <w:rPr>
-                <w:rFonts w:ascii="Consolas" w:hAnsi="Consolas" w:eastAsia="Consolas" w:cs="Consolas"/>
+                <w:rFonts w:ascii="Consolas" w:eastAsia="Consolas" w:hAnsi="Consolas" w:cs="Consolas"/>
                 <w:color w:val="1F2328"/>
               </w:rPr>
               <w:t>({</w:t>
@@ -863,35 +807,35 @@
             </w:r>
             <w:r>
               <w:rPr>
-                <w:rFonts w:ascii="Consolas" w:hAnsi="Consolas" w:eastAsia="Consolas" w:cs="Consolas"/>
+                <w:rFonts w:ascii="Consolas" w:eastAsia="Consolas" w:hAnsi="Consolas" w:cs="Consolas"/>
                 <w:color w:val="1F2328"/>
               </w:rPr>
               <w:t xml:space="preserve">    </w:t>
             </w:r>
             <w:r>
               <w:rPr>
-                <w:rFonts w:ascii="Consolas" w:hAnsi="Consolas" w:eastAsia="Consolas" w:cs="Consolas"/>
+                <w:rFonts w:ascii="Consolas" w:eastAsia="Consolas" w:hAnsi="Consolas" w:cs="Consolas"/>
                 <w:color w:val="953800"/>
               </w:rPr>
               <w:t>username</w:t>
             </w:r>
             <w:r>
               <w:rPr>
-                <w:rFonts w:ascii="Consolas" w:hAnsi="Consolas" w:eastAsia="Consolas" w:cs="Consolas"/>
+                <w:rFonts w:ascii="Consolas" w:eastAsia="Consolas" w:hAnsi="Consolas" w:cs="Consolas"/>
                 <w:color w:val="1F2328"/>
               </w:rPr>
               <w:t xml:space="preserve">: </w:t>
             </w:r>
             <w:r>
               <w:rPr>
-                <w:rFonts w:ascii="Consolas" w:hAnsi="Consolas" w:eastAsia="Consolas" w:cs="Consolas"/>
+                <w:rFonts w:ascii="Consolas" w:eastAsia="Consolas" w:hAnsi="Consolas" w:cs="Consolas"/>
                 <w:color w:val="0A3069"/>
               </w:rPr>
               <w:t>"farmer1"</w:t>
             </w:r>
             <w:r>
               <w:rPr>
-                <w:rFonts w:ascii="Consolas" w:hAnsi="Consolas" w:eastAsia="Consolas" w:cs="Consolas"/>
+                <w:rFonts w:ascii="Consolas" w:eastAsia="Consolas" w:hAnsi="Consolas" w:cs="Consolas"/>
                 <w:color w:val="1F2328"/>
               </w:rPr>
               <w:t>,</w:t>
@@ -909,28 +853,28 @@
             </w:r>
             <w:r>
               <w:rPr>
-                <w:rFonts w:ascii="Consolas" w:hAnsi="Consolas" w:eastAsia="Consolas" w:cs="Consolas"/>
+                <w:rFonts w:ascii="Consolas" w:eastAsia="Consolas" w:hAnsi="Consolas" w:cs="Consolas"/>
                 <w:color w:val="1F2328"/>
               </w:rPr>
               <w:t xml:space="preserve">    </w:t>
             </w:r>
             <w:r>
               <w:rPr>
-                <w:rFonts w:ascii="Consolas" w:hAnsi="Consolas" w:eastAsia="Consolas" w:cs="Consolas"/>
+                <w:rFonts w:ascii="Consolas" w:eastAsia="Consolas" w:hAnsi="Consolas" w:cs="Consolas"/>
                 <w:color w:val="953800"/>
               </w:rPr>
               <w:t>password</w:t>
             </w:r>
             <w:r>
               <w:rPr>
-                <w:rFonts w:ascii="Consolas" w:hAnsi="Consolas" w:eastAsia="Consolas" w:cs="Consolas"/>
+                <w:rFonts w:ascii="Consolas" w:eastAsia="Consolas" w:hAnsi="Consolas" w:cs="Consolas"/>
                 <w:color w:val="1F2328"/>
               </w:rPr>
               <w:t xml:space="preserve">: </w:t>
             </w:r>
             <w:r>
               <w:rPr>
-                <w:rFonts w:ascii="Consolas" w:hAnsi="Consolas" w:eastAsia="Consolas" w:cs="Consolas"/>
+                <w:rFonts w:ascii="Consolas" w:eastAsia="Consolas" w:hAnsi="Consolas" w:cs="Consolas"/>
                 <w:color w:val="0A3069"/>
               </w:rPr>
               <w:t>"password123"</w:t>
@@ -948,7 +892,7 @@
             </w:r>
             <w:r>
               <w:rPr>
-                <w:rFonts w:ascii="Consolas" w:hAnsi="Consolas" w:eastAsia="Consolas" w:cs="Consolas"/>
+                <w:rFonts w:ascii="Consolas" w:eastAsia="Consolas" w:hAnsi="Consolas" w:cs="Consolas"/>
                 <w:color w:val="1F2328"/>
               </w:rPr>
               <w:t xml:space="preserve">  })</w:t>
@@ -966,7 +910,7 @@
             </w:r>
             <w:r>
               <w:rPr>
-                <w:rFonts w:ascii="Consolas" w:hAnsi="Consolas" w:eastAsia="Consolas" w:cs="Consolas"/>
+                <w:rFonts w:ascii="Consolas" w:eastAsia="Consolas" w:hAnsi="Consolas" w:cs="Consolas"/>
                 <w:color w:val="1F2328"/>
               </w:rPr>
               <w:t>})</w:t>
@@ -984,63 +928,63 @@
             </w:r>
             <w:r>
               <w:rPr>
-                <w:rFonts w:ascii="Consolas" w:hAnsi="Consolas" w:eastAsia="Consolas" w:cs="Consolas"/>
+                <w:rFonts w:ascii="Consolas" w:eastAsia="Consolas" w:hAnsi="Consolas" w:cs="Consolas"/>
                 <w:color w:val="1F2328"/>
               </w:rPr>
               <w:t>.</w:t>
             </w:r>
             <w:r>
               <w:rPr>
-                <w:rFonts w:ascii="Consolas" w:hAnsi="Consolas" w:eastAsia="Consolas" w:cs="Consolas"/>
+                <w:rFonts w:ascii="Consolas" w:eastAsia="Consolas" w:hAnsi="Consolas" w:cs="Consolas"/>
                 <w:color w:val="8250DF"/>
               </w:rPr>
               <w:t>then</w:t>
             </w:r>
             <w:r>
               <w:rPr>
-                <w:rFonts w:ascii="Consolas" w:hAnsi="Consolas" w:eastAsia="Consolas" w:cs="Consolas"/>
+                <w:rFonts w:ascii="Consolas" w:eastAsia="Consolas" w:hAnsi="Consolas" w:cs="Consolas"/>
                 <w:color w:val="1F2328"/>
               </w:rPr>
               <w:t>(</w:t>
             </w:r>
             <w:r>
               <w:rPr>
-                <w:rFonts w:ascii="Consolas" w:hAnsi="Consolas" w:eastAsia="Consolas" w:cs="Consolas"/>
+                <w:rFonts w:ascii="Consolas" w:eastAsia="Consolas" w:hAnsi="Consolas" w:cs="Consolas"/>
                 <w:color w:val="953800"/>
               </w:rPr>
               <w:t>res</w:t>
             </w:r>
             <w:r>
               <w:rPr>
-                <w:rFonts w:ascii="Consolas" w:hAnsi="Consolas" w:eastAsia="Consolas" w:cs="Consolas"/>
+                <w:rFonts w:ascii="Consolas" w:eastAsia="Consolas" w:hAnsi="Consolas" w:cs="Consolas"/>
                 <w:color w:val="1F2328"/>
               </w:rPr>
               <w:t xml:space="preserve"> </w:t>
             </w:r>
             <w:r>
               <w:rPr>
-                <w:rFonts w:ascii="Consolas" w:hAnsi="Consolas" w:eastAsia="Consolas" w:cs="Consolas"/>
+                <w:rFonts w:ascii="Consolas" w:eastAsia="Consolas" w:hAnsi="Consolas" w:cs="Consolas"/>
                 <w:color w:val="CF222E"/>
               </w:rPr>
               <w:t>=&gt;</w:t>
             </w:r>
             <w:r>
               <w:rPr>
-                <w:rFonts w:ascii="Consolas" w:hAnsi="Consolas" w:eastAsia="Consolas" w:cs="Consolas"/>
+                <w:rFonts w:ascii="Consolas" w:eastAsia="Consolas" w:hAnsi="Consolas" w:cs="Consolas"/>
                 <w:color w:val="1F2328"/>
               </w:rPr>
               <w:t xml:space="preserve"> res.</w:t>
             </w:r>
             <w:r>
               <w:rPr>
-                <w:rFonts w:ascii="Consolas" w:hAnsi="Consolas" w:eastAsia="Consolas" w:cs="Consolas"/>
+                <w:rFonts w:ascii="Consolas" w:eastAsia="Consolas" w:hAnsi="Consolas" w:cs="Consolas"/>
                 <w:color w:val="8250DF"/>
               </w:rPr>
               <w:t>json</w:t>
             </w:r>
             <w:r>
               <w:rPr>
-                <w:rFonts w:ascii="Consolas" w:hAnsi="Consolas" w:eastAsia="Consolas" w:cs="Consolas"/>
+                <w:rFonts w:ascii="Consolas" w:eastAsia="Consolas" w:hAnsi="Consolas" w:cs="Consolas"/>
                 <w:color w:val="1F2328"/>
               </w:rPr>
               <w:t>())</w:t>
@@ -1058,49 +1002,49 @@
             </w:r>
             <w:r>
               <w:rPr>
-                <w:rFonts w:ascii="Consolas" w:hAnsi="Consolas" w:eastAsia="Consolas" w:cs="Consolas"/>
+                <w:rFonts w:ascii="Consolas" w:eastAsia="Consolas" w:hAnsi="Consolas" w:cs="Consolas"/>
                 <w:color w:val="1F2328"/>
               </w:rPr>
               <w:t>.</w:t>
             </w:r>
             <w:r>
               <w:rPr>
-                <w:rFonts w:ascii="Consolas" w:hAnsi="Consolas" w:eastAsia="Consolas" w:cs="Consolas"/>
+                <w:rFonts w:ascii="Consolas" w:eastAsia="Consolas" w:hAnsi="Consolas" w:cs="Consolas"/>
                 <w:color w:val="8250DF"/>
               </w:rPr>
               <w:t>then</w:t>
             </w:r>
             <w:r>
               <w:rPr>
-                <w:rFonts w:ascii="Consolas" w:hAnsi="Consolas" w:eastAsia="Consolas" w:cs="Consolas"/>
+                <w:rFonts w:ascii="Consolas" w:eastAsia="Consolas" w:hAnsi="Consolas" w:cs="Consolas"/>
                 <w:color w:val="1F2328"/>
               </w:rPr>
               <w:t>(</w:t>
             </w:r>
             <w:r>
               <w:rPr>
-                <w:rFonts w:ascii="Consolas" w:hAnsi="Consolas" w:eastAsia="Consolas" w:cs="Consolas"/>
+                <w:rFonts w:ascii="Consolas" w:eastAsia="Consolas" w:hAnsi="Consolas" w:cs="Consolas"/>
                 <w:color w:val="953800"/>
               </w:rPr>
               <w:t>data</w:t>
             </w:r>
             <w:r>
               <w:rPr>
-                <w:rFonts w:ascii="Consolas" w:hAnsi="Consolas" w:eastAsia="Consolas" w:cs="Consolas"/>
+                <w:rFonts w:ascii="Consolas" w:eastAsia="Consolas" w:hAnsi="Consolas" w:cs="Consolas"/>
                 <w:color w:val="1F2328"/>
               </w:rPr>
               <w:t xml:space="preserve"> </w:t>
             </w:r>
             <w:r>
               <w:rPr>
-                <w:rFonts w:ascii="Consolas" w:hAnsi="Consolas" w:eastAsia="Consolas" w:cs="Consolas"/>
+                <w:rFonts w:ascii="Consolas" w:eastAsia="Consolas" w:hAnsi="Consolas" w:cs="Consolas"/>
                 <w:color w:val="CF222E"/>
               </w:rPr>
               <w:t>=&gt;</w:t>
             </w:r>
             <w:r>
               <w:rPr>
-                <w:rFonts w:ascii="Consolas" w:hAnsi="Consolas" w:eastAsia="Consolas" w:cs="Consolas"/>
+                <w:rFonts w:ascii="Consolas" w:eastAsia="Consolas" w:hAnsi="Consolas" w:cs="Consolas"/>
                 <w:color w:val="1F2328"/>
               </w:rPr>
               <w:t xml:space="preserve"> {</w:t>
@@ -1118,35 +1062,35 @@
             </w:r>
             <w:r>
               <w:rPr>
-                <w:rFonts w:ascii="Consolas" w:hAnsi="Consolas" w:eastAsia="Consolas" w:cs="Consolas"/>
+                <w:rFonts w:ascii="Consolas" w:eastAsia="Consolas" w:hAnsi="Consolas" w:cs="Consolas"/>
                 <w:color w:val="1F2328"/>
               </w:rPr>
               <w:t xml:space="preserve">  console.</w:t>
             </w:r>
             <w:r>
               <w:rPr>
-                <w:rFonts w:ascii="Consolas" w:hAnsi="Consolas" w:eastAsia="Consolas" w:cs="Consolas"/>
+                <w:rFonts w:ascii="Consolas" w:eastAsia="Consolas" w:hAnsi="Consolas" w:cs="Consolas"/>
                 <w:color w:val="8250DF"/>
               </w:rPr>
               <w:t>log</w:t>
             </w:r>
             <w:r>
               <w:rPr>
-                <w:rFonts w:ascii="Consolas" w:hAnsi="Consolas" w:eastAsia="Consolas" w:cs="Consolas"/>
+                <w:rFonts w:ascii="Consolas" w:eastAsia="Consolas" w:hAnsi="Consolas" w:cs="Consolas"/>
                 <w:color w:val="1F2328"/>
               </w:rPr>
               <w:t>(</w:t>
             </w:r>
             <w:r>
               <w:rPr>
-                <w:rFonts w:ascii="Consolas" w:hAnsi="Consolas" w:eastAsia="Consolas" w:cs="Consolas"/>
+                <w:rFonts w:ascii="Consolas" w:eastAsia="Consolas" w:hAnsi="Consolas" w:cs="Consolas"/>
                 <w:color w:val="0A3069"/>
               </w:rPr>
               <w:t>"LOGIN RESPONSE:"</w:t>
             </w:r>
             <w:r>
               <w:rPr>
-                <w:rFonts w:ascii="Consolas" w:hAnsi="Consolas" w:eastAsia="Consolas" w:cs="Consolas"/>
+                <w:rFonts w:ascii="Consolas" w:eastAsia="Consolas" w:hAnsi="Consolas" w:cs="Consolas"/>
                 <w:color w:val="1F2328"/>
               </w:rPr>
               <w:t>, data);</w:t>
@@ -1164,35 +1108,35 @@
             </w:r>
             <w:r>
               <w:rPr>
-                <w:rFonts w:ascii="Consolas" w:hAnsi="Consolas" w:eastAsia="Consolas" w:cs="Consolas"/>
+                <w:rFonts w:ascii="Consolas" w:eastAsia="Consolas" w:hAnsi="Consolas" w:cs="Consolas"/>
                 <w:color w:val="1F2328"/>
               </w:rPr>
               <w:t xml:space="preserve">  localStorage.</w:t>
             </w:r>
             <w:r>
               <w:rPr>
-                <w:rFonts w:ascii="Consolas" w:hAnsi="Consolas" w:eastAsia="Consolas" w:cs="Consolas"/>
+                <w:rFonts w:ascii="Consolas" w:eastAsia="Consolas" w:hAnsi="Consolas" w:cs="Consolas"/>
                 <w:color w:val="8250DF"/>
               </w:rPr>
               <w:t>setItem</w:t>
             </w:r>
             <w:r>
               <w:rPr>
-                <w:rFonts w:ascii="Consolas" w:hAnsi="Consolas" w:eastAsia="Consolas" w:cs="Consolas"/>
+                <w:rFonts w:ascii="Consolas" w:eastAsia="Consolas" w:hAnsi="Consolas" w:cs="Consolas"/>
                 <w:color w:val="1F2328"/>
               </w:rPr>
               <w:t>(</w:t>
             </w:r>
             <w:r>
               <w:rPr>
-                <w:rFonts w:ascii="Consolas" w:hAnsi="Consolas" w:eastAsia="Consolas" w:cs="Consolas"/>
+                <w:rFonts w:ascii="Consolas" w:eastAsia="Consolas" w:hAnsi="Consolas" w:cs="Consolas"/>
                 <w:color w:val="0A3069"/>
               </w:rPr>
               <w:t>"token"</w:t>
             </w:r>
             <w:r>
               <w:rPr>
-                <w:rFonts w:ascii="Consolas" w:hAnsi="Consolas" w:eastAsia="Consolas" w:cs="Consolas"/>
+                <w:rFonts w:ascii="Consolas" w:eastAsia="Consolas" w:hAnsi="Consolas" w:cs="Consolas"/>
                 <w:color w:val="1F2328"/>
               </w:rPr>
               <w:t>, data.token);</w:t>
@@ -1210,7 +1154,7 @@
             </w:r>
             <w:r>
               <w:rPr>
-                <w:rFonts w:ascii="Consolas" w:hAnsi="Consolas" w:eastAsia="Consolas" w:cs="Consolas"/>
+                <w:rFonts w:ascii="Consolas" w:eastAsia="Consolas" w:hAnsi="Consolas" w:cs="Consolas"/>
                 <w:color w:val="1F2328"/>
               </w:rPr>
               <w:t>});</w:t>
@@ -1224,22 +1168,19 @@
         <w:pStyle w:val="Heading3"/>
       </w:pPr>
       <w:r>
-        <w:t>✅</w:t>
-      </w:r>
-      <w:r>
-        <w:t xml:space="preserve"> Expected output:</w:t>
+        <w:t>✅ Expected output:</w:t>
       </w:r>
     </w:p>
     <w:tbl>
       <w:tblPr>
         <w:tblW w:w="100" w:type="auto"/>
         <w:tblBorders>
-          <w:top w:val="single" w:color="auto" w:sz="4" w:space="0"/>
-          <w:left w:val="single" w:color="auto" w:sz="4" w:space="0"/>
-          <w:bottom w:val="single" w:color="auto" w:sz="4" w:space="0"/>
-          <w:right w:val="single" w:color="auto" w:sz="4" w:space="0"/>
-          <w:insideH w:val="single" w:color="auto" w:sz="4" w:space="0"/>
-          <w:insideV w:val="single" w:color="auto" w:sz="4" w:space="0"/>
+          <w:top w:val="single" w:sz="4" w:space="0" w:color="auto"/>
+          <w:left w:val="single" w:sz="4" w:space="0" w:color="auto"/>
+          <w:bottom w:val="single" w:sz="4" w:space="0" w:color="auto"/>
+          <w:right w:val="single" w:sz="4" w:space="0" w:color="auto"/>
+          <w:insideH w:val="single" w:sz="4" w:space="0" w:color="auto"/>
+          <w:insideV w:val="single" w:sz="4" w:space="0" w:color="auto"/>
         </w:tblBorders>
         <w:tblLayout w:type="fixed"/>
         <w:tblLook w:val="04A0" w:firstRow="1" w:lastRow="0" w:firstColumn="1" w:lastColumn="0" w:noHBand="0" w:noVBand="1"/>
@@ -1265,7 +1206,7 @@
             </w:r>
             <w:r>
               <w:rPr>
-                <w:rFonts w:ascii="Consolas" w:hAnsi="Consolas" w:eastAsia="Consolas" w:cs="Consolas"/>
+                <w:rFonts w:ascii="Consolas" w:eastAsia="Consolas" w:hAnsi="Consolas" w:cs="Consolas"/>
                 <w:color w:val="1F2328"/>
               </w:rPr>
               <w:t>LOGIN RESPONSE:</w:t>
@@ -1279,11 +1220,12 @@
               <w:rPr>
                 <w:color w:val="707070"/>
               </w:rPr>
+              <w:lastRenderedPageBreak/>
               <w:t xml:space="preserve">2     </w:t>
             </w:r>
             <w:r>
               <w:rPr>
-                <w:rFonts w:ascii="Consolas" w:hAnsi="Consolas" w:eastAsia="Consolas" w:cs="Consolas"/>
+                <w:rFonts w:ascii="Consolas" w:eastAsia="Consolas" w:hAnsi="Consolas" w:cs="Consolas"/>
                 <w:color w:val="1F2328"/>
               </w:rPr>
               <w:t>{</w:t>
@@ -1301,35 +1243,35 @@
             </w:r>
             <w:r>
               <w:rPr>
-                <w:rFonts w:ascii="Consolas" w:hAnsi="Consolas" w:eastAsia="Consolas" w:cs="Consolas"/>
+                <w:rFonts w:ascii="Consolas" w:eastAsia="Consolas" w:hAnsi="Consolas" w:cs="Consolas"/>
                 <w:color w:val="1F2328"/>
               </w:rPr>
               <w:t xml:space="preserve">  </w:t>
             </w:r>
             <w:r>
               <w:rPr>
-                <w:rFonts w:ascii="Consolas" w:hAnsi="Consolas" w:eastAsia="Consolas" w:cs="Consolas"/>
+                <w:rFonts w:ascii="Consolas" w:eastAsia="Consolas" w:hAnsi="Consolas" w:cs="Consolas"/>
                 <w:color w:val="0A3069"/>
               </w:rPr>
               <w:t>"message"</w:t>
             </w:r>
             <w:r>
               <w:rPr>
-                <w:rFonts w:ascii="Consolas" w:hAnsi="Consolas" w:eastAsia="Consolas" w:cs="Consolas"/>
+                <w:rFonts w:ascii="Consolas" w:eastAsia="Consolas" w:hAnsi="Consolas" w:cs="Consolas"/>
                 <w:color w:val="1F2328"/>
               </w:rPr>
               <w:t xml:space="preserve">: </w:t>
             </w:r>
             <w:r>
               <w:rPr>
-                <w:rFonts w:ascii="Consolas" w:hAnsi="Consolas" w:eastAsia="Consolas" w:cs="Consolas"/>
+                <w:rFonts w:ascii="Consolas" w:eastAsia="Consolas" w:hAnsi="Consolas" w:cs="Consolas"/>
                 <w:color w:val="0A3069"/>
               </w:rPr>
               <w:t>"Login successful"</w:t>
             </w:r>
             <w:r>
               <w:rPr>
-                <w:rFonts w:ascii="Consolas" w:hAnsi="Consolas" w:eastAsia="Consolas" w:cs="Consolas"/>
+                <w:rFonts w:ascii="Consolas" w:eastAsia="Consolas" w:hAnsi="Consolas" w:cs="Consolas"/>
                 <w:color w:val="1F2328"/>
               </w:rPr>
               <w:t>,</w:t>
@@ -1347,28 +1289,28 @@
             </w:r>
             <w:r>
               <w:rPr>
-                <w:rFonts w:ascii="Consolas" w:hAnsi="Consolas" w:eastAsia="Consolas" w:cs="Consolas"/>
+                <w:rFonts w:ascii="Consolas" w:eastAsia="Consolas" w:hAnsi="Consolas" w:cs="Consolas"/>
                 <w:color w:val="1F2328"/>
               </w:rPr>
               <w:t xml:space="preserve">  </w:t>
             </w:r>
             <w:r>
               <w:rPr>
-                <w:rFonts w:ascii="Consolas" w:hAnsi="Consolas" w:eastAsia="Consolas" w:cs="Consolas"/>
+                <w:rFonts w:ascii="Consolas" w:eastAsia="Consolas" w:hAnsi="Consolas" w:cs="Consolas"/>
                 <w:color w:val="0A3069"/>
               </w:rPr>
               <w:t>"token"</w:t>
             </w:r>
             <w:r>
               <w:rPr>
-                <w:rFonts w:ascii="Consolas" w:hAnsi="Consolas" w:eastAsia="Consolas" w:cs="Consolas"/>
+                <w:rFonts w:ascii="Consolas" w:eastAsia="Consolas" w:hAnsi="Consolas" w:cs="Consolas"/>
                 <w:color w:val="1F2328"/>
               </w:rPr>
               <w:t xml:space="preserve">: </w:t>
             </w:r>
             <w:r>
               <w:rPr>
-                <w:rFonts w:ascii="Consolas" w:hAnsi="Consolas" w:eastAsia="Consolas" w:cs="Consolas"/>
+                <w:rFonts w:ascii="Consolas" w:eastAsia="Consolas" w:hAnsi="Consolas" w:cs="Consolas"/>
                 <w:color w:val="0A3069"/>
               </w:rPr>
               <w:t>"eyJhbGciOiJIUzI1NiIsInR5cCI6IkpXVCJ9..."</w:t>
@@ -1386,7 +1328,7 @@
             </w:r>
             <w:r>
               <w:rPr>
-                <w:rFonts w:ascii="Consolas" w:hAnsi="Consolas" w:eastAsia="Consolas" w:cs="Consolas"/>
+                <w:rFonts w:ascii="Consolas" w:eastAsia="Consolas" w:hAnsi="Consolas" w:cs="Consolas"/>
                 <w:color w:val="1F2328"/>
               </w:rPr>
               <w:t>}</w:t>
@@ -1397,10 +1339,8 @@
     </w:tbl>
     <w:p>
       <w:r>
-        <w:t>✅</w:t>
-      </w:r>
-      <w:r>
-        <w:t xml:space="preserve"> Proves:</w:t>
+        <w:lastRenderedPageBreak/>
+        <w:t>✅ Proves:</w:t>
       </w:r>
     </w:p>
     <w:p>
@@ -1408,7 +1348,7 @@
         <w:pStyle w:val="ListParagraph"/>
         <w:numPr>
           <w:ilvl w:val="0"/>
-          <w:numId w:val="4"/>
+          <w:numId w:val="9"/>
         </w:numPr>
       </w:pPr>
       <w:r>
@@ -1420,7 +1360,7 @@
         <w:pStyle w:val="ListParagraph"/>
         <w:numPr>
           <w:ilvl w:val="0"/>
-          <w:numId w:val="4"/>
+          <w:numId w:val="9"/>
         </w:numPr>
       </w:pPr>
       <w:r>
@@ -1432,7 +1372,7 @@
         <w:pStyle w:val="ListParagraph"/>
         <w:numPr>
           <w:ilvl w:val="0"/>
-          <w:numId w:val="4"/>
+          <w:numId w:val="9"/>
         </w:numPr>
       </w:pPr>
       <w:r>
@@ -1444,7 +1384,7 @@
         <w:pStyle w:val="ListParagraph"/>
         <w:numPr>
           <w:ilvl w:val="0"/>
-          <w:numId w:val="4"/>
+          <w:numId w:val="9"/>
         </w:numPr>
       </w:pPr>
       <w:r>
@@ -1453,17 +1393,12 @@
     </w:p>
     <w:p>
       <w:r>
-        <w:rPr/>
-        <w:t>✅</w:t>
-      </w:r>
-      <w:r>
-        <w:rPr/>
-        <w:t xml:space="preserve"> </w:t>
-      </w:r>
-      <w:r>
-        <w:rPr>
-          <w:b w:val="1"/>
-          <w:bCs w:val="1"/>
+        <w:t xml:space="preserve">✅ </w:t>
+      </w:r>
+      <w:r>
+        <w:rPr>
+          <w:b/>
+          <w:bCs/>
         </w:rPr>
         <w:t>STEP 1 ✅ PASSED</w:t>
       </w:r>
@@ -1472,34 +1407,36 @@
       <w:pPr>
         <w:spacing w:after="0"/>
         <w:rPr>
-          <w:b w:val="1"/>
-          <w:bCs w:val="1"/>
-        </w:rPr>
-      </w:pPr>
-    </w:p>
-    <w:p>
-      <w:pPr>
-        <w:pStyle w:val="Normal"/>
+          <w:b/>
+          <w:bCs/>
+        </w:rPr>
+      </w:pPr>
+    </w:p>
+    <w:p>
+      <w:pPr>
         <w:spacing w:after="0"/>
       </w:pPr>
       <w:r>
+        <w:rPr>
+          <w:noProof/>
+        </w:rPr>
         <w:drawing>
-          <wp:inline wp14:editId="515F17C2" wp14:anchorId="48ECF926">
+          <wp:inline distT="0" distB="0" distL="0" distR="0" wp14:anchorId="48ECF926" wp14:editId="515F17C2">
             <wp:extent cx="5724525" cy="3067050"/>
             <wp:effectExtent l="0" t="0" r="0" b="0"/>
             <wp:docPr id="846914368" name="drawing"/>
             <wp:cNvGraphicFramePr>
-              <a:graphicFrameLocks noChangeAspect="1"/>
+              <a:graphicFrameLocks xmlns:a="http://schemas.openxmlformats.org/drawingml/2006/main" noChangeAspect="1"/>
             </wp:cNvGraphicFramePr>
-            <a:graphic>
-              <a:graphicData xmlns:a="http://schemas.openxmlformats.org/drawingml/2006/main" uri="http://schemas.openxmlformats.org/drawingml/2006/picture">
+            <a:graphic xmlns:a="http://schemas.openxmlformats.org/drawingml/2006/main">
+              <a:graphicData uri="http://schemas.openxmlformats.org/drawingml/2006/picture">
                 <pic:pic xmlns:pic="http://schemas.openxmlformats.org/drawingml/2006/picture">
                   <pic:nvPicPr>
                     <pic:cNvPr id="846914368" name="Picture 846914368"/>
                     <pic:cNvPicPr/>
                   </pic:nvPicPr>
                   <pic:blipFill>
-                    <a:blip xmlns:r="http://schemas.openxmlformats.org/officeDocument/2006/relationships" r:embed="rId606396616">
+                    <a:blip r:embed="rId9">
                       <a:extLst>
                         <a:ext uri="{28A0092B-C50C-407E-A947-70E740481C1C}">
                           <a14:useLocalDpi xmlns:a14="http://schemas.microsoft.com/office/drawing/2010/main"/>
@@ -1528,9 +1465,8 @@
     </w:p>
     <w:p>
       <w:pPr>
-        <w:pStyle w:val="Normal"/>
         <w:pBdr>
-          <w:top w:val="single" w:color="FF000000" w:sz="12" w:space="0"/>
+          <w:top w:val="single" w:sz="12" w:space="0" w:color="auto"/>
         </w:pBdr>
         <w:spacing w:after="0"/>
       </w:pPr>
@@ -1540,13 +1476,7 @@
         <w:pStyle w:val="Heading2"/>
       </w:pPr>
       <w:r>
-        <w:t>🛡</w:t>
-      </w:r>
-      <w:r>
-        <w:t>️</w:t>
-      </w:r>
-      <w:r>
-        <w:t xml:space="preserve"> STEP 2 — PROTECTED API (Auth → Backend)</w:t>
+        <w:t>🛡️ STEP 2 — PROTECTED API (Auth → Backend)</w:t>
       </w:r>
     </w:p>
     <w:p>
@@ -1554,22 +1484,19 @@
         <w:pStyle w:val="Heading3"/>
       </w:pPr>
       <w:r>
-        <w:t>✅</w:t>
-      </w:r>
-      <w:r>
-        <w:t xml:space="preserve"> 2.1 Call protected API with stored token</w:t>
+        <w:t>✅ 2.1 Call protected API with stored token</w:t>
       </w:r>
     </w:p>
     <w:tbl>
       <w:tblPr>
         <w:tblW w:w="100" w:type="auto"/>
         <w:tblBorders>
-          <w:top w:val="single" w:color="auto" w:sz="4" w:space="0"/>
-          <w:left w:val="single" w:color="auto" w:sz="4" w:space="0"/>
-          <w:bottom w:val="single" w:color="auto" w:sz="4" w:space="0"/>
-          <w:right w:val="single" w:color="auto" w:sz="4" w:space="0"/>
-          <w:insideH w:val="single" w:color="auto" w:sz="4" w:space="0"/>
-          <w:insideV w:val="single" w:color="auto" w:sz="4" w:space="0"/>
+          <w:top w:val="single" w:sz="4" w:space="0" w:color="auto"/>
+          <w:left w:val="single" w:sz="4" w:space="0" w:color="auto"/>
+          <w:bottom w:val="single" w:sz="4" w:space="0" w:color="auto"/>
+          <w:right w:val="single" w:sz="4" w:space="0" w:color="auto"/>
+          <w:insideH w:val="single" w:sz="4" w:space="0" w:color="auto"/>
+          <w:insideV w:val="single" w:sz="4" w:space="0" w:color="auto"/>
         </w:tblBorders>
         <w:tblLayout w:type="fixed"/>
         <w:tblLook w:val="04A0" w:firstRow="1" w:lastRow="0" w:firstColumn="1" w:lastColumn="0" w:noHBand="0" w:noVBand="1"/>
@@ -1595,28 +1522,28 @@
             </w:r>
             <w:r>
               <w:rPr>
-                <w:rFonts w:ascii="Consolas" w:hAnsi="Consolas" w:eastAsia="Consolas" w:cs="Consolas"/>
+                <w:rFonts w:ascii="Consolas" w:eastAsia="Consolas" w:hAnsi="Consolas" w:cs="Consolas"/>
                 <w:color w:val="8250DF"/>
               </w:rPr>
               <w:t>fetch</w:t>
             </w:r>
             <w:r>
               <w:rPr>
-                <w:rFonts w:ascii="Consolas" w:hAnsi="Consolas" w:eastAsia="Consolas" w:cs="Consolas"/>
+                <w:rFonts w:ascii="Consolas" w:eastAsia="Consolas" w:hAnsi="Consolas" w:cs="Consolas"/>
                 <w:color w:val="1F2328"/>
               </w:rPr>
               <w:t>(</w:t>
             </w:r>
             <w:r>
               <w:rPr>
-                <w:rFonts w:ascii="Consolas" w:hAnsi="Consolas" w:eastAsia="Consolas" w:cs="Consolas"/>
+                <w:rFonts w:ascii="Consolas" w:eastAsia="Consolas" w:hAnsi="Consolas" w:cs="Consolas"/>
                 <w:color w:val="0A3069"/>
               </w:rPr>
               <w:t>"http://localhost:3001/api/zones/irrigation-status"</w:t>
             </w:r>
             <w:r>
               <w:rPr>
-                <w:rFonts w:ascii="Consolas" w:hAnsi="Consolas" w:eastAsia="Consolas" w:cs="Consolas"/>
+                <w:rFonts w:ascii="Consolas" w:eastAsia="Consolas" w:hAnsi="Consolas" w:cs="Consolas"/>
                 <w:color w:val="1F2328"/>
               </w:rPr>
               <w:t>, {</w:t>
@@ -1634,21 +1561,21 @@
             </w:r>
             <w:r>
               <w:rPr>
-                <w:rFonts w:ascii="Consolas" w:hAnsi="Consolas" w:eastAsia="Consolas" w:cs="Consolas"/>
+                <w:rFonts w:ascii="Consolas" w:eastAsia="Consolas" w:hAnsi="Consolas" w:cs="Consolas"/>
                 <w:color w:val="1F2328"/>
               </w:rPr>
               <w:t xml:space="preserve">  </w:t>
             </w:r>
             <w:r>
               <w:rPr>
-                <w:rFonts w:ascii="Consolas" w:hAnsi="Consolas" w:eastAsia="Consolas" w:cs="Consolas"/>
+                <w:rFonts w:ascii="Consolas" w:eastAsia="Consolas" w:hAnsi="Consolas" w:cs="Consolas"/>
                 <w:color w:val="953800"/>
               </w:rPr>
               <w:t>headers</w:t>
             </w:r>
             <w:r>
               <w:rPr>
-                <w:rFonts w:ascii="Consolas" w:hAnsi="Consolas" w:eastAsia="Consolas" w:cs="Consolas"/>
+                <w:rFonts w:ascii="Consolas" w:eastAsia="Consolas" w:hAnsi="Consolas" w:cs="Consolas"/>
                 <w:color w:val="1F2328"/>
               </w:rPr>
               <w:t>: {</w:t>
@@ -1666,77 +1593,77 @@
             </w:r>
             <w:r>
               <w:rPr>
-                <w:rFonts w:ascii="Consolas" w:hAnsi="Consolas" w:eastAsia="Consolas" w:cs="Consolas"/>
+                <w:rFonts w:ascii="Consolas" w:eastAsia="Consolas" w:hAnsi="Consolas" w:cs="Consolas"/>
                 <w:color w:val="1F2328"/>
               </w:rPr>
               <w:t xml:space="preserve">    </w:t>
             </w:r>
             <w:r>
               <w:rPr>
-                <w:rFonts w:ascii="Consolas" w:hAnsi="Consolas" w:eastAsia="Consolas" w:cs="Consolas"/>
+                <w:rFonts w:ascii="Consolas" w:eastAsia="Consolas" w:hAnsi="Consolas" w:cs="Consolas"/>
                 <w:color w:val="0A3069"/>
               </w:rPr>
               <w:t>"Authorization"</w:t>
             </w:r>
             <w:r>
               <w:rPr>
-                <w:rFonts w:ascii="Consolas" w:hAnsi="Consolas" w:eastAsia="Consolas" w:cs="Consolas"/>
+                <w:rFonts w:ascii="Consolas" w:eastAsia="Consolas" w:hAnsi="Consolas" w:cs="Consolas"/>
                 <w:color w:val="1F2328"/>
               </w:rPr>
               <w:t xml:space="preserve">: </w:t>
             </w:r>
             <w:r>
               <w:rPr>
-                <w:rFonts w:ascii="Consolas" w:hAnsi="Consolas" w:eastAsia="Consolas" w:cs="Consolas"/>
+                <w:rFonts w:ascii="Consolas" w:eastAsia="Consolas" w:hAnsi="Consolas" w:cs="Consolas"/>
                 <w:color w:val="0A3069"/>
               </w:rPr>
               <w:t>"Bearer "</w:t>
             </w:r>
             <w:r>
               <w:rPr>
-                <w:rFonts w:ascii="Consolas" w:hAnsi="Consolas" w:eastAsia="Consolas" w:cs="Consolas"/>
+                <w:rFonts w:ascii="Consolas" w:eastAsia="Consolas" w:hAnsi="Consolas" w:cs="Consolas"/>
                 <w:color w:val="1F2328"/>
               </w:rPr>
               <w:t xml:space="preserve"> </w:t>
             </w:r>
             <w:r>
               <w:rPr>
-                <w:rFonts w:ascii="Consolas" w:hAnsi="Consolas" w:eastAsia="Consolas" w:cs="Consolas"/>
+                <w:rFonts w:ascii="Consolas" w:eastAsia="Consolas" w:hAnsi="Consolas" w:cs="Consolas"/>
                 <w:color w:val="CF222E"/>
               </w:rPr>
               <w:t>+</w:t>
             </w:r>
             <w:r>
               <w:rPr>
-                <w:rFonts w:ascii="Consolas" w:hAnsi="Consolas" w:eastAsia="Consolas" w:cs="Consolas"/>
+                <w:rFonts w:ascii="Consolas" w:eastAsia="Consolas" w:hAnsi="Consolas" w:cs="Consolas"/>
                 <w:color w:val="1F2328"/>
               </w:rPr>
               <w:t xml:space="preserve"> localStorage.</w:t>
             </w:r>
             <w:r>
               <w:rPr>
-                <w:rFonts w:ascii="Consolas" w:hAnsi="Consolas" w:eastAsia="Consolas" w:cs="Consolas"/>
+                <w:rFonts w:ascii="Consolas" w:eastAsia="Consolas" w:hAnsi="Consolas" w:cs="Consolas"/>
                 <w:color w:val="8250DF"/>
               </w:rPr>
               <w:t>getItem</w:t>
             </w:r>
             <w:r>
               <w:rPr>
-                <w:rFonts w:ascii="Consolas" w:hAnsi="Consolas" w:eastAsia="Consolas" w:cs="Consolas"/>
+                <w:rFonts w:ascii="Consolas" w:eastAsia="Consolas" w:hAnsi="Consolas" w:cs="Consolas"/>
                 <w:color w:val="1F2328"/>
               </w:rPr>
               <w:t>(</w:t>
             </w:r>
             <w:r>
               <w:rPr>
-                <w:rFonts w:ascii="Consolas" w:hAnsi="Consolas" w:eastAsia="Consolas" w:cs="Consolas"/>
+                <w:rFonts w:ascii="Consolas" w:eastAsia="Consolas" w:hAnsi="Consolas" w:cs="Consolas"/>
                 <w:color w:val="0A3069"/>
               </w:rPr>
               <w:t>"token"</w:t>
             </w:r>
             <w:r>
               <w:rPr>
-                <w:rFonts w:ascii="Consolas" w:hAnsi="Consolas" w:eastAsia="Consolas" w:cs="Consolas"/>
+                <w:rFonts w:ascii="Consolas" w:eastAsia="Consolas" w:hAnsi="Consolas" w:cs="Consolas"/>
                 <w:color w:val="1F2328"/>
               </w:rPr>
               <w:t>)</w:t>
@@ -1754,7 +1681,7 @@
             </w:r>
             <w:r>
               <w:rPr>
-                <w:rFonts w:ascii="Consolas" w:hAnsi="Consolas" w:eastAsia="Consolas" w:cs="Consolas"/>
+                <w:rFonts w:ascii="Consolas" w:eastAsia="Consolas" w:hAnsi="Consolas" w:cs="Consolas"/>
                 <w:color w:val="1F2328"/>
               </w:rPr>
               <w:t xml:space="preserve">  }</w:t>
@@ -1772,7 +1699,7 @@
             </w:r>
             <w:r>
               <w:rPr>
-                <w:rFonts w:ascii="Consolas" w:hAnsi="Consolas" w:eastAsia="Consolas" w:cs="Consolas"/>
+                <w:rFonts w:ascii="Consolas" w:eastAsia="Consolas" w:hAnsi="Consolas" w:cs="Consolas"/>
                 <w:color w:val="1F2328"/>
               </w:rPr>
               <w:t>})</w:t>
@@ -1790,63 +1717,63 @@
             </w:r>
             <w:r>
               <w:rPr>
-                <w:rFonts w:ascii="Consolas" w:hAnsi="Consolas" w:eastAsia="Consolas" w:cs="Consolas"/>
+                <w:rFonts w:ascii="Consolas" w:eastAsia="Consolas" w:hAnsi="Consolas" w:cs="Consolas"/>
                 <w:color w:val="1F2328"/>
               </w:rPr>
               <w:t>.</w:t>
             </w:r>
             <w:r>
               <w:rPr>
-                <w:rFonts w:ascii="Consolas" w:hAnsi="Consolas" w:eastAsia="Consolas" w:cs="Consolas"/>
+                <w:rFonts w:ascii="Consolas" w:eastAsia="Consolas" w:hAnsi="Consolas" w:cs="Consolas"/>
                 <w:color w:val="8250DF"/>
               </w:rPr>
               <w:t>then</w:t>
             </w:r>
             <w:r>
               <w:rPr>
-                <w:rFonts w:ascii="Consolas" w:hAnsi="Consolas" w:eastAsia="Consolas" w:cs="Consolas"/>
+                <w:rFonts w:ascii="Consolas" w:eastAsia="Consolas" w:hAnsi="Consolas" w:cs="Consolas"/>
                 <w:color w:val="1F2328"/>
               </w:rPr>
               <w:t>(</w:t>
             </w:r>
             <w:r>
               <w:rPr>
-                <w:rFonts w:ascii="Consolas" w:hAnsi="Consolas" w:eastAsia="Consolas" w:cs="Consolas"/>
+                <w:rFonts w:ascii="Consolas" w:eastAsia="Consolas" w:hAnsi="Consolas" w:cs="Consolas"/>
                 <w:color w:val="953800"/>
               </w:rPr>
               <w:t>res</w:t>
             </w:r>
             <w:r>
               <w:rPr>
-                <w:rFonts w:ascii="Consolas" w:hAnsi="Consolas" w:eastAsia="Consolas" w:cs="Consolas"/>
+                <w:rFonts w:ascii="Consolas" w:eastAsia="Consolas" w:hAnsi="Consolas" w:cs="Consolas"/>
                 <w:color w:val="1F2328"/>
               </w:rPr>
               <w:t xml:space="preserve"> </w:t>
             </w:r>
             <w:r>
               <w:rPr>
-                <w:rFonts w:ascii="Consolas" w:hAnsi="Consolas" w:eastAsia="Consolas" w:cs="Consolas"/>
+                <w:rFonts w:ascii="Consolas" w:eastAsia="Consolas" w:hAnsi="Consolas" w:cs="Consolas"/>
                 <w:color w:val="CF222E"/>
               </w:rPr>
               <w:t>=&gt;</w:t>
             </w:r>
             <w:r>
               <w:rPr>
-                <w:rFonts w:ascii="Consolas" w:hAnsi="Consolas" w:eastAsia="Consolas" w:cs="Consolas"/>
+                <w:rFonts w:ascii="Consolas" w:eastAsia="Consolas" w:hAnsi="Consolas" w:cs="Consolas"/>
                 <w:color w:val="1F2328"/>
               </w:rPr>
               <w:t xml:space="preserve"> res.</w:t>
             </w:r>
             <w:r>
               <w:rPr>
-                <w:rFonts w:ascii="Consolas" w:hAnsi="Consolas" w:eastAsia="Consolas" w:cs="Consolas"/>
+                <w:rFonts w:ascii="Consolas" w:eastAsia="Consolas" w:hAnsi="Consolas" w:cs="Consolas"/>
                 <w:color w:val="8250DF"/>
               </w:rPr>
               <w:t>json</w:t>
             </w:r>
             <w:r>
               <w:rPr>
-                <w:rFonts w:ascii="Consolas" w:hAnsi="Consolas" w:eastAsia="Consolas" w:cs="Consolas"/>
+                <w:rFonts w:ascii="Consolas" w:eastAsia="Consolas" w:hAnsi="Consolas" w:cs="Consolas"/>
                 <w:color w:val="1F2328"/>
               </w:rPr>
               <w:t>())</w:t>
@@ -1864,77 +1791,77 @@
             </w:r>
             <w:r>
               <w:rPr>
-                <w:rFonts w:ascii="Consolas" w:hAnsi="Consolas" w:eastAsia="Consolas" w:cs="Consolas"/>
+                <w:rFonts w:ascii="Consolas" w:eastAsia="Consolas" w:hAnsi="Consolas" w:cs="Consolas"/>
                 <w:color w:val="1F2328"/>
               </w:rPr>
               <w:t>.</w:t>
             </w:r>
             <w:r>
               <w:rPr>
-                <w:rFonts w:ascii="Consolas" w:hAnsi="Consolas" w:eastAsia="Consolas" w:cs="Consolas"/>
+                <w:rFonts w:ascii="Consolas" w:eastAsia="Consolas" w:hAnsi="Consolas" w:cs="Consolas"/>
                 <w:color w:val="8250DF"/>
               </w:rPr>
               <w:t>then</w:t>
             </w:r>
             <w:r>
               <w:rPr>
-                <w:rFonts w:ascii="Consolas" w:hAnsi="Consolas" w:eastAsia="Consolas" w:cs="Consolas"/>
+                <w:rFonts w:ascii="Consolas" w:eastAsia="Consolas" w:hAnsi="Consolas" w:cs="Consolas"/>
                 <w:color w:val="1F2328"/>
               </w:rPr>
               <w:t>(</w:t>
             </w:r>
             <w:r>
               <w:rPr>
-                <w:rFonts w:ascii="Consolas" w:hAnsi="Consolas" w:eastAsia="Consolas" w:cs="Consolas"/>
+                <w:rFonts w:ascii="Consolas" w:eastAsia="Consolas" w:hAnsi="Consolas" w:cs="Consolas"/>
                 <w:color w:val="953800"/>
               </w:rPr>
               <w:t>data</w:t>
             </w:r>
             <w:r>
               <w:rPr>
-                <w:rFonts w:ascii="Consolas" w:hAnsi="Consolas" w:eastAsia="Consolas" w:cs="Consolas"/>
+                <w:rFonts w:ascii="Consolas" w:eastAsia="Consolas" w:hAnsi="Consolas" w:cs="Consolas"/>
                 <w:color w:val="1F2328"/>
               </w:rPr>
               <w:t xml:space="preserve"> </w:t>
             </w:r>
             <w:r>
               <w:rPr>
-                <w:rFonts w:ascii="Consolas" w:hAnsi="Consolas" w:eastAsia="Consolas" w:cs="Consolas"/>
+                <w:rFonts w:ascii="Consolas" w:eastAsia="Consolas" w:hAnsi="Consolas" w:cs="Consolas"/>
                 <w:color w:val="CF222E"/>
               </w:rPr>
               <w:t>=&gt;</w:t>
             </w:r>
             <w:r>
               <w:rPr>
-                <w:rFonts w:ascii="Consolas" w:hAnsi="Consolas" w:eastAsia="Consolas" w:cs="Consolas"/>
+                <w:rFonts w:ascii="Consolas" w:eastAsia="Consolas" w:hAnsi="Consolas" w:cs="Consolas"/>
                 <w:color w:val="1F2328"/>
               </w:rPr>
               <w:t xml:space="preserve"> console.</w:t>
             </w:r>
             <w:r>
               <w:rPr>
-                <w:rFonts w:ascii="Consolas" w:hAnsi="Consolas" w:eastAsia="Consolas" w:cs="Consolas"/>
+                <w:rFonts w:ascii="Consolas" w:eastAsia="Consolas" w:hAnsi="Consolas" w:cs="Consolas"/>
                 <w:color w:val="8250DF"/>
               </w:rPr>
               <w:t>log</w:t>
             </w:r>
             <w:r>
               <w:rPr>
-                <w:rFonts w:ascii="Consolas" w:hAnsi="Consolas" w:eastAsia="Consolas" w:cs="Consolas"/>
+                <w:rFonts w:ascii="Consolas" w:eastAsia="Consolas" w:hAnsi="Consolas" w:cs="Consolas"/>
                 <w:color w:val="1F2328"/>
               </w:rPr>
               <w:t>(</w:t>
             </w:r>
             <w:r>
               <w:rPr>
-                <w:rFonts w:ascii="Consolas" w:hAnsi="Consolas" w:eastAsia="Consolas" w:cs="Consolas"/>
+                <w:rFonts w:ascii="Consolas" w:eastAsia="Consolas" w:hAnsi="Consolas" w:cs="Consolas"/>
                 <w:color w:val="0A3069"/>
               </w:rPr>
               <w:t>"PROTECTED API RESPONSE:"</w:t>
             </w:r>
             <w:r>
               <w:rPr>
-                <w:rFonts w:ascii="Consolas" w:hAnsi="Consolas" w:eastAsia="Consolas" w:cs="Consolas"/>
+                <w:rFonts w:ascii="Consolas" w:eastAsia="Consolas" w:hAnsi="Consolas" w:cs="Consolas"/>
                 <w:color w:val="1F2328"/>
               </w:rPr>
               <w:t>, data));</w:t>
@@ -1948,22 +1875,20 @@
         <w:pStyle w:val="Heading3"/>
       </w:pPr>
       <w:r>
-        <w:t>✅</w:t>
-      </w:r>
-      <w:r>
-        <w:t xml:space="preserve"> Expected output:</w:t>
+        <w:lastRenderedPageBreak/>
+        <w:t>✅ Expected output:</w:t>
       </w:r>
     </w:p>
     <w:tbl>
       <w:tblPr>
         <w:tblW w:w="100" w:type="auto"/>
         <w:tblBorders>
-          <w:top w:val="single" w:color="auto" w:sz="4" w:space="0"/>
-          <w:left w:val="single" w:color="auto" w:sz="4" w:space="0"/>
-          <w:bottom w:val="single" w:color="auto" w:sz="4" w:space="0"/>
-          <w:right w:val="single" w:color="auto" w:sz="4" w:space="0"/>
-          <w:insideH w:val="single" w:color="auto" w:sz="4" w:space="0"/>
-          <w:insideV w:val="single" w:color="auto" w:sz="4" w:space="0"/>
+          <w:top w:val="single" w:sz="4" w:space="0" w:color="auto"/>
+          <w:left w:val="single" w:sz="4" w:space="0" w:color="auto"/>
+          <w:bottom w:val="single" w:sz="4" w:space="0" w:color="auto"/>
+          <w:right w:val="single" w:sz="4" w:space="0" w:color="auto"/>
+          <w:insideH w:val="single" w:sz="4" w:space="0" w:color="auto"/>
+          <w:insideV w:val="single" w:sz="4" w:space="0" w:color="auto"/>
         </w:tblBorders>
         <w:tblLayout w:type="fixed"/>
         <w:tblLook w:val="04A0" w:firstRow="1" w:lastRow="0" w:firstColumn="1" w:lastColumn="0" w:noHBand="0" w:noVBand="1"/>
@@ -1989,7 +1914,7 @@
             </w:r>
             <w:r>
               <w:rPr>
-                <w:rFonts w:ascii="Consolas" w:hAnsi="Consolas" w:eastAsia="Consolas" w:cs="Consolas"/>
+                <w:rFonts w:ascii="Consolas" w:eastAsia="Consolas" w:hAnsi="Consolas" w:cs="Consolas"/>
                 <w:color w:val="1F2328"/>
               </w:rPr>
               <w:t>PROTECTED API RESPONSE:</w:t>
@@ -2007,7 +1932,7 @@
             </w:r>
             <w:r>
               <w:rPr>
-                <w:rFonts w:ascii="Consolas" w:hAnsi="Consolas" w:eastAsia="Consolas" w:cs="Consolas"/>
+                <w:rFonts w:ascii="Consolas" w:eastAsia="Consolas" w:hAnsi="Consolas" w:cs="Consolas"/>
                 <w:color w:val="1F2328"/>
               </w:rPr>
               <w:t>[</w:t>
@@ -2025,49 +1950,49 @@
             </w:r>
             <w:r>
               <w:rPr>
-                <w:rFonts w:ascii="Consolas" w:hAnsi="Consolas" w:eastAsia="Consolas" w:cs="Consolas"/>
+                <w:rFonts w:ascii="Consolas" w:eastAsia="Consolas" w:hAnsi="Consolas" w:cs="Consolas"/>
                 <w:color w:val="1F2328"/>
               </w:rPr>
               <w:t xml:space="preserve">  { </w:t>
             </w:r>
             <w:r>
               <w:rPr>
-                <w:rFonts w:ascii="Consolas" w:hAnsi="Consolas" w:eastAsia="Consolas" w:cs="Consolas"/>
+                <w:rFonts w:ascii="Consolas" w:eastAsia="Consolas" w:hAnsi="Consolas" w:cs="Consolas"/>
                 <w:color w:val="116329"/>
               </w:rPr>
               <w:t>"zoneName"</w:t>
             </w:r>
             <w:r>
               <w:rPr>
-                <w:rFonts w:ascii="Consolas" w:hAnsi="Consolas" w:eastAsia="Consolas" w:cs="Consolas"/>
+                <w:rFonts w:ascii="Consolas" w:eastAsia="Consolas" w:hAnsi="Consolas" w:cs="Consolas"/>
                 <w:color w:val="1F2328"/>
               </w:rPr>
               <w:t xml:space="preserve">: </w:t>
             </w:r>
             <w:r>
               <w:rPr>
-                <w:rFonts w:ascii="Consolas" w:hAnsi="Consolas" w:eastAsia="Consolas" w:cs="Consolas"/>
+                <w:rFonts w:ascii="Consolas" w:eastAsia="Consolas" w:hAnsi="Consolas" w:cs="Consolas"/>
                 <w:color w:val="0A3069"/>
               </w:rPr>
               <w:t>"North Field"</w:t>
             </w:r>
             <w:r>
               <w:rPr>
-                <w:rFonts w:ascii="Consolas" w:hAnsi="Consolas" w:eastAsia="Consolas" w:cs="Consolas"/>
+                <w:rFonts w:ascii="Consolas" w:eastAsia="Consolas" w:hAnsi="Consolas" w:cs="Consolas"/>
                 <w:color w:val="1F2328"/>
               </w:rPr>
               <w:t xml:space="preserve">, </w:t>
             </w:r>
             <w:r>
               <w:rPr>
-                <w:rFonts w:ascii="Consolas" w:hAnsi="Consolas" w:eastAsia="Consolas" w:cs="Consolas"/>
+                <w:rFonts w:ascii="Consolas" w:eastAsia="Consolas" w:hAnsi="Consolas" w:cs="Consolas"/>
                 <w:color w:val="82071E"/>
               </w:rPr>
               <w:t>...</w:t>
             </w:r>
             <w:r>
               <w:rPr>
-                <w:rFonts w:ascii="Consolas" w:hAnsi="Consolas" w:eastAsia="Consolas" w:cs="Consolas"/>
+                <w:rFonts w:ascii="Consolas" w:eastAsia="Consolas" w:hAnsi="Consolas" w:cs="Consolas"/>
                 <w:color w:val="1F2328"/>
               </w:rPr>
               <w:t xml:space="preserve"> },</w:t>
@@ -2085,49 +2010,49 @@
             </w:r>
             <w:r>
               <w:rPr>
-                <w:rFonts w:ascii="Consolas" w:hAnsi="Consolas" w:eastAsia="Consolas" w:cs="Consolas"/>
+                <w:rFonts w:ascii="Consolas" w:eastAsia="Consolas" w:hAnsi="Consolas" w:cs="Consolas"/>
                 <w:color w:val="1F2328"/>
               </w:rPr>
               <w:t xml:space="preserve">  { </w:t>
             </w:r>
             <w:r>
               <w:rPr>
-                <w:rFonts w:ascii="Consolas" w:hAnsi="Consolas" w:eastAsia="Consolas" w:cs="Consolas"/>
+                <w:rFonts w:ascii="Consolas" w:eastAsia="Consolas" w:hAnsi="Consolas" w:cs="Consolas"/>
                 <w:color w:val="116329"/>
               </w:rPr>
               <w:t>"zoneName"</w:t>
             </w:r>
             <w:r>
               <w:rPr>
-                <w:rFonts w:ascii="Consolas" w:hAnsi="Consolas" w:eastAsia="Consolas" w:cs="Consolas"/>
+                <w:rFonts w:ascii="Consolas" w:eastAsia="Consolas" w:hAnsi="Consolas" w:cs="Consolas"/>
                 <w:color w:val="1F2328"/>
               </w:rPr>
               <w:t xml:space="preserve">: </w:t>
             </w:r>
             <w:r>
               <w:rPr>
-                <w:rFonts w:ascii="Consolas" w:hAnsi="Consolas" w:eastAsia="Consolas" w:cs="Consolas"/>
+                <w:rFonts w:ascii="Consolas" w:eastAsia="Consolas" w:hAnsi="Consolas" w:cs="Consolas"/>
                 <w:color w:val="0A3069"/>
               </w:rPr>
               <w:t>"South Field"</w:t>
             </w:r>
             <w:r>
               <w:rPr>
-                <w:rFonts w:ascii="Consolas" w:hAnsi="Consolas" w:eastAsia="Consolas" w:cs="Consolas"/>
+                <w:rFonts w:ascii="Consolas" w:eastAsia="Consolas" w:hAnsi="Consolas" w:cs="Consolas"/>
                 <w:color w:val="1F2328"/>
               </w:rPr>
               <w:t xml:space="preserve">, </w:t>
             </w:r>
             <w:r>
               <w:rPr>
-                <w:rFonts w:ascii="Consolas" w:hAnsi="Consolas" w:eastAsia="Consolas" w:cs="Consolas"/>
+                <w:rFonts w:ascii="Consolas" w:eastAsia="Consolas" w:hAnsi="Consolas" w:cs="Consolas"/>
                 <w:color w:val="82071E"/>
               </w:rPr>
               <w:t>...</w:t>
             </w:r>
             <w:r>
               <w:rPr>
-                <w:rFonts w:ascii="Consolas" w:hAnsi="Consolas" w:eastAsia="Consolas" w:cs="Consolas"/>
+                <w:rFonts w:ascii="Consolas" w:eastAsia="Consolas" w:hAnsi="Consolas" w:cs="Consolas"/>
                 <w:color w:val="1F2328"/>
               </w:rPr>
               <w:t xml:space="preserve"> },</w:t>
@@ -2145,49 +2070,49 @@
             </w:r>
             <w:r>
               <w:rPr>
-                <w:rFonts w:ascii="Consolas" w:hAnsi="Consolas" w:eastAsia="Consolas" w:cs="Consolas"/>
+                <w:rFonts w:ascii="Consolas" w:eastAsia="Consolas" w:hAnsi="Consolas" w:cs="Consolas"/>
                 <w:color w:val="1F2328"/>
               </w:rPr>
               <w:t xml:space="preserve">  { </w:t>
             </w:r>
             <w:r>
               <w:rPr>
-                <w:rFonts w:ascii="Consolas" w:hAnsi="Consolas" w:eastAsia="Consolas" w:cs="Consolas"/>
+                <w:rFonts w:ascii="Consolas" w:eastAsia="Consolas" w:hAnsi="Consolas" w:cs="Consolas"/>
                 <w:color w:val="116329"/>
               </w:rPr>
               <w:t>"zoneName"</w:t>
             </w:r>
             <w:r>
               <w:rPr>
-                <w:rFonts w:ascii="Consolas" w:hAnsi="Consolas" w:eastAsia="Consolas" w:cs="Consolas"/>
+                <w:rFonts w:ascii="Consolas" w:eastAsia="Consolas" w:hAnsi="Consolas" w:cs="Consolas"/>
                 <w:color w:val="1F2328"/>
               </w:rPr>
               <w:t xml:space="preserve">: </w:t>
             </w:r>
             <w:r>
               <w:rPr>
-                <w:rFonts w:ascii="Consolas" w:hAnsi="Consolas" w:eastAsia="Consolas" w:cs="Consolas"/>
+                <w:rFonts w:ascii="Consolas" w:eastAsia="Consolas" w:hAnsi="Consolas" w:cs="Consolas"/>
                 <w:color w:val="0A3069"/>
               </w:rPr>
               <w:t>"East Field"</w:t>
             </w:r>
             <w:r>
               <w:rPr>
-                <w:rFonts w:ascii="Consolas" w:hAnsi="Consolas" w:eastAsia="Consolas" w:cs="Consolas"/>
+                <w:rFonts w:ascii="Consolas" w:eastAsia="Consolas" w:hAnsi="Consolas" w:cs="Consolas"/>
                 <w:color w:val="1F2328"/>
               </w:rPr>
               <w:t xml:space="preserve">, </w:t>
             </w:r>
             <w:r>
               <w:rPr>
-                <w:rFonts w:ascii="Consolas" w:hAnsi="Consolas" w:eastAsia="Consolas" w:cs="Consolas"/>
+                <w:rFonts w:ascii="Consolas" w:eastAsia="Consolas" w:hAnsi="Consolas" w:cs="Consolas"/>
                 <w:color w:val="82071E"/>
               </w:rPr>
               <w:t>...</w:t>
             </w:r>
             <w:r>
               <w:rPr>
-                <w:rFonts w:ascii="Consolas" w:hAnsi="Consolas" w:eastAsia="Consolas" w:cs="Consolas"/>
+                <w:rFonts w:ascii="Consolas" w:eastAsia="Consolas" w:hAnsi="Consolas" w:cs="Consolas"/>
                 <w:color w:val="1F2328"/>
               </w:rPr>
               <w:t xml:space="preserve"> }</w:t>
@@ -2205,7 +2130,7 @@
             </w:r>
             <w:r>
               <w:rPr>
-                <w:rFonts w:ascii="Consolas" w:hAnsi="Consolas" w:eastAsia="Consolas" w:cs="Consolas"/>
+                <w:rFonts w:ascii="Consolas" w:eastAsia="Consolas" w:hAnsi="Consolas" w:cs="Consolas"/>
                 <w:color w:val="1F2328"/>
               </w:rPr>
               <w:t>]</w:t>
@@ -2216,10 +2141,7 @@
     </w:tbl>
     <w:p>
       <w:r>
-        <w:t>✅</w:t>
-      </w:r>
-      <w:r>
-        <w:t xml:space="preserve"> Proves:</w:t>
+        <w:t>✅ Proves:</w:t>
       </w:r>
     </w:p>
     <w:p>
@@ -2227,7 +2149,7 @@
         <w:pStyle w:val="ListParagraph"/>
         <w:numPr>
           <w:ilvl w:val="0"/>
-          <w:numId w:val="5"/>
+          <w:numId w:val="10"/>
         </w:numPr>
       </w:pPr>
       <w:r>
@@ -2239,7 +2161,7 @@
         <w:pStyle w:val="ListParagraph"/>
         <w:numPr>
           <w:ilvl w:val="0"/>
-          <w:numId w:val="5"/>
+          <w:numId w:val="10"/>
         </w:numPr>
       </w:pPr>
       <w:r>
@@ -2251,7 +2173,7 @@
         <w:pStyle w:val="ListParagraph"/>
         <w:numPr>
           <w:ilvl w:val="0"/>
-          <w:numId w:val="5"/>
+          <w:numId w:val="10"/>
         </w:numPr>
       </w:pPr>
       <w:r>
@@ -2263,12 +2185,10 @@
         <w:pStyle w:val="ListParagraph"/>
         <w:numPr>
           <w:ilvl w:val="0"/>
-          <w:numId w:val="5"/>
+          <w:numId w:val="10"/>
         </w:numPr>
-        <w:rPr/>
-      </w:pPr>
-      <w:r>
-        <w:rPr/>
+      </w:pPr>
+      <w:r>
         <w:t>Protected API returns data</w:t>
       </w:r>
     </w:p>
@@ -2277,44 +2197,43 @@
         <w:pStyle w:val="ListParagraph"/>
         <w:numPr>
           <w:ilvl w:val="0"/>
-          <w:numId w:val="5"/>
+          <w:numId w:val="10"/>
         </w:numPr>
-        <w:rPr/>
-      </w:pPr>
-      <w:r>
-        <w:rPr/>
+      </w:pPr>
+      <w:r>
         <w:t xml:space="preserve">(3) Zones are responded back by API response with 3 sets of environmental parameters </w:t>
       </w:r>
     </w:p>
     <w:p>
       <w:pPr>
         <w:pStyle w:val="ListParagraph"/>
-        <w:ind w:left="720"/>
       </w:pPr>
     </w:p>
     <w:p>
       <w:pPr>
         <w:pStyle w:val="ListParagraph"/>
-        <w:ind w:left="720"/>
-      </w:pPr>
-      <w:r>
+      </w:pPr>
+      <w:r>
+        <w:rPr>
+          <w:noProof/>
+        </w:rPr>
         <w:drawing>
-          <wp:inline wp14:editId="7E2111B4" wp14:anchorId="2097AAAF">
+          <wp:inline distT="0" distB="0" distL="0" distR="0" wp14:anchorId="2097AAAF" wp14:editId="7E2111B4">
             <wp:extent cx="5619750" cy="1514808"/>
             <wp:effectExtent l="0" t="0" r="0" b="0"/>
             <wp:docPr id="864679592" name="drawing"/>
             <wp:cNvGraphicFramePr>
-              <a:graphicFrameLocks noChangeAspect="1"/>
+              <a:graphicFrameLocks xmlns:a="http://schemas.openxmlformats.org/drawingml/2006/main" noChangeAspect="1"/>
             </wp:cNvGraphicFramePr>
-            <a:graphic>
-              <a:graphicData xmlns:a="http://schemas.openxmlformats.org/drawingml/2006/main" uri="http://schemas.openxmlformats.org/drawingml/2006/picture">
+            <a:graphic xmlns:a="http://schemas.openxmlformats.org/drawingml/2006/main">
+              <a:graphicData uri="http://schemas.openxmlformats.org/drawingml/2006/picture">
                 <pic:pic xmlns:pic="http://schemas.openxmlformats.org/drawingml/2006/picture">
                   <pic:nvPicPr>
                     <pic:cNvPr id="864679592" name="Picture 864679592"/>
                     <pic:cNvPicPr/>
                   </pic:nvPicPr>
                   <pic:blipFill>
-                    <a:blip xmlns:r="http://schemas.openxmlformats.org/officeDocument/2006/relationships" r:embed="rId69643734">
+                    <a:blip r:embed="rId10">
                       <a:extLst>
                         <a:ext uri="{28A0092B-C50C-407E-A947-70E740481C1C}">
                           <a14:useLocalDpi xmlns:a14="http://schemas.microsoft.com/office/drawing/2010/main"/>
@@ -2326,7 +2245,7 @@
                     </a:stretch>
                   </pic:blipFill>
                   <pic:spPr>
-                    <a:xfrm rot="0">
+                    <a:xfrm>
                       <a:off x="0" y="0"/>
                       <a:ext cx="5619750" cy="1514808"/>
                     </a:xfrm>
@@ -2342,27 +2261,27 @@
       </w:r>
     </w:p>
     <w:p>
-      <w:pPr>
-        <w:pStyle w:val="Normal"/>
-      </w:pPr>
-      <w:r>
+      <w:r>
+        <w:rPr>
+          <w:noProof/>
+        </w:rPr>
         <w:drawing>
-          <wp:inline wp14:editId="3606DE18" wp14:anchorId="67059FDB">
+          <wp:inline distT="0" distB="0" distL="0" distR="0" wp14:anchorId="67059FDB" wp14:editId="3606DE18">
             <wp:extent cx="5724525" cy="1295400"/>
             <wp:effectExtent l="0" t="0" r="0" b="0"/>
             <wp:docPr id="556299944" name="drawing"/>
             <wp:cNvGraphicFramePr>
-              <a:graphicFrameLocks noChangeAspect="1"/>
+              <a:graphicFrameLocks xmlns:a="http://schemas.openxmlformats.org/drawingml/2006/main" noChangeAspect="1"/>
             </wp:cNvGraphicFramePr>
-            <a:graphic>
-              <a:graphicData xmlns:a="http://schemas.openxmlformats.org/drawingml/2006/main" uri="http://schemas.openxmlformats.org/drawingml/2006/picture">
+            <a:graphic xmlns:a="http://schemas.openxmlformats.org/drawingml/2006/main">
+              <a:graphicData uri="http://schemas.openxmlformats.org/drawingml/2006/picture">
                 <pic:pic xmlns:pic="http://schemas.openxmlformats.org/drawingml/2006/picture">
                   <pic:nvPicPr>
                     <pic:cNvPr id="556299944" name="Picture 556299944"/>
                     <pic:cNvPicPr/>
                   </pic:nvPicPr>
                   <pic:blipFill>
-                    <a:blip xmlns:r="http://schemas.openxmlformats.org/officeDocument/2006/relationships" r:embed="rId1360662863">
+                    <a:blip r:embed="rId11">
                       <a:extLst>
                         <a:ext uri="{28A0092B-C50C-407E-A947-70E740481C1C}">
                           <a14:useLocalDpi xmlns:a14="http://schemas.microsoft.com/office/drawing/2010/main"/>
@@ -2392,10 +2311,7 @@
     <w:p/>
     <w:p>
       <w:r>
-        <w:t>✅</w:t>
-      </w:r>
-      <w:r>
-        <w:t xml:space="preserve"> </w:t>
+        <w:t xml:space="preserve">✅ </w:t>
       </w:r>
       <w:r>
         <w:rPr>
@@ -2408,7 +2324,7 @@
     <w:p>
       <w:pPr>
         <w:pBdr>
-          <w:top w:val="single" w:color="auto" w:sz="12" w:space="0"/>
+          <w:top w:val="single" w:sz="12" w:space="0" w:color="auto"/>
         </w:pBdr>
         <w:spacing w:after="0"/>
       </w:pPr>
@@ -2418,10 +2334,7 @@
         <w:pStyle w:val="Heading2"/>
       </w:pPr>
       <w:r>
-        <w:t>🚫</w:t>
-      </w:r>
-      <w:r>
-        <w:t xml:space="preserve"> STEP 3 — SECURITY NEGATIVE TEST (VERY IMPORTANT)</w:t>
+        <w:t>🚫 STEP 3 — SECURITY NEGATIVE TEST (VERY IMPORTANT)</w:t>
       </w:r>
     </w:p>
     <w:p>
@@ -2429,22 +2342,19 @@
         <w:pStyle w:val="Heading3"/>
       </w:pPr>
       <w:r>
-        <w:t>✅</w:t>
-      </w:r>
-      <w:r>
-        <w:t xml:space="preserve"> 3.1 Call protected API WITHOUT token</w:t>
+        <w:t>✅ 3.1 Call protected API WITHOUT token</w:t>
       </w:r>
     </w:p>
     <w:tbl>
       <w:tblPr>
         <w:tblW w:w="100" w:type="auto"/>
         <w:tblBorders>
-          <w:top w:val="single" w:color="auto" w:sz="4" w:space="0"/>
-          <w:left w:val="single" w:color="auto" w:sz="4" w:space="0"/>
-          <w:bottom w:val="single" w:color="auto" w:sz="4" w:space="0"/>
-          <w:right w:val="single" w:color="auto" w:sz="4" w:space="0"/>
-          <w:insideH w:val="single" w:color="auto" w:sz="4" w:space="0"/>
-          <w:insideV w:val="single" w:color="auto" w:sz="4" w:space="0"/>
+          <w:top w:val="single" w:sz="4" w:space="0" w:color="auto"/>
+          <w:left w:val="single" w:sz="4" w:space="0" w:color="auto"/>
+          <w:bottom w:val="single" w:sz="4" w:space="0" w:color="auto"/>
+          <w:right w:val="single" w:sz="4" w:space="0" w:color="auto"/>
+          <w:insideH w:val="single" w:sz="4" w:space="0" w:color="auto"/>
+          <w:insideV w:val="single" w:sz="4" w:space="0" w:color="auto"/>
         </w:tblBorders>
         <w:tblLayout w:type="fixed"/>
         <w:tblLook w:val="04A0" w:firstRow="1" w:lastRow="0" w:firstColumn="1" w:lastColumn="0" w:noHBand="0" w:noVBand="1"/>
@@ -2470,28 +2380,28 @@
             </w:r>
             <w:r>
               <w:rPr>
-                <w:rFonts w:ascii="Consolas" w:hAnsi="Consolas" w:eastAsia="Consolas" w:cs="Consolas"/>
+                <w:rFonts w:ascii="Consolas" w:eastAsia="Consolas" w:hAnsi="Consolas" w:cs="Consolas"/>
                 <w:color w:val="8250DF"/>
               </w:rPr>
               <w:t>fetch</w:t>
             </w:r>
             <w:r>
               <w:rPr>
-                <w:rFonts w:ascii="Consolas" w:hAnsi="Consolas" w:eastAsia="Consolas" w:cs="Consolas"/>
+                <w:rFonts w:ascii="Consolas" w:eastAsia="Consolas" w:hAnsi="Consolas" w:cs="Consolas"/>
                 <w:color w:val="1F2328"/>
               </w:rPr>
               <w:t>(</w:t>
             </w:r>
             <w:r>
               <w:rPr>
-                <w:rFonts w:ascii="Consolas" w:hAnsi="Consolas" w:eastAsia="Consolas" w:cs="Consolas"/>
+                <w:rFonts w:ascii="Consolas" w:eastAsia="Consolas" w:hAnsi="Consolas" w:cs="Consolas"/>
                 <w:color w:val="0A3069"/>
               </w:rPr>
               <w:t>"http://localhost:3001/api/zones/irrigation-status"</w:t>
             </w:r>
             <w:r>
               <w:rPr>
-                <w:rFonts w:ascii="Consolas" w:hAnsi="Consolas" w:eastAsia="Consolas" w:cs="Consolas"/>
+                <w:rFonts w:ascii="Consolas" w:eastAsia="Consolas" w:hAnsi="Consolas" w:cs="Consolas"/>
                 <w:color w:val="1F2328"/>
               </w:rPr>
               <w:t>)</w:t>
@@ -2509,63 +2419,63 @@
             </w:r>
             <w:r>
               <w:rPr>
-                <w:rFonts w:ascii="Consolas" w:hAnsi="Consolas" w:eastAsia="Consolas" w:cs="Consolas"/>
+                <w:rFonts w:ascii="Consolas" w:eastAsia="Consolas" w:hAnsi="Consolas" w:cs="Consolas"/>
                 <w:color w:val="1F2328"/>
               </w:rPr>
               <w:t xml:space="preserve">  .</w:t>
             </w:r>
             <w:r>
               <w:rPr>
-                <w:rFonts w:ascii="Consolas" w:hAnsi="Consolas" w:eastAsia="Consolas" w:cs="Consolas"/>
+                <w:rFonts w:ascii="Consolas" w:eastAsia="Consolas" w:hAnsi="Consolas" w:cs="Consolas"/>
                 <w:color w:val="8250DF"/>
               </w:rPr>
               <w:t>then</w:t>
             </w:r>
             <w:r>
               <w:rPr>
-                <w:rFonts w:ascii="Consolas" w:hAnsi="Consolas" w:eastAsia="Consolas" w:cs="Consolas"/>
+                <w:rFonts w:ascii="Consolas" w:eastAsia="Consolas" w:hAnsi="Consolas" w:cs="Consolas"/>
                 <w:color w:val="1F2328"/>
               </w:rPr>
               <w:t>(</w:t>
             </w:r>
             <w:r>
               <w:rPr>
-                <w:rFonts w:ascii="Consolas" w:hAnsi="Consolas" w:eastAsia="Consolas" w:cs="Consolas"/>
+                <w:rFonts w:ascii="Consolas" w:eastAsia="Consolas" w:hAnsi="Consolas" w:cs="Consolas"/>
                 <w:color w:val="953800"/>
               </w:rPr>
               <w:t>res</w:t>
             </w:r>
             <w:r>
               <w:rPr>
-                <w:rFonts w:ascii="Consolas" w:hAnsi="Consolas" w:eastAsia="Consolas" w:cs="Consolas"/>
+                <w:rFonts w:ascii="Consolas" w:eastAsia="Consolas" w:hAnsi="Consolas" w:cs="Consolas"/>
                 <w:color w:val="1F2328"/>
               </w:rPr>
               <w:t xml:space="preserve"> </w:t>
             </w:r>
             <w:r>
               <w:rPr>
-                <w:rFonts w:ascii="Consolas" w:hAnsi="Consolas" w:eastAsia="Consolas" w:cs="Consolas"/>
+                <w:rFonts w:ascii="Consolas" w:eastAsia="Consolas" w:hAnsi="Consolas" w:cs="Consolas"/>
                 <w:color w:val="CF222E"/>
               </w:rPr>
               <w:t>=&gt;</w:t>
             </w:r>
             <w:r>
               <w:rPr>
-                <w:rFonts w:ascii="Consolas" w:hAnsi="Consolas" w:eastAsia="Consolas" w:cs="Consolas"/>
+                <w:rFonts w:ascii="Consolas" w:eastAsia="Consolas" w:hAnsi="Consolas" w:cs="Consolas"/>
                 <w:color w:val="1F2328"/>
               </w:rPr>
               <w:t xml:space="preserve"> res.</w:t>
             </w:r>
             <w:r>
               <w:rPr>
-                <w:rFonts w:ascii="Consolas" w:hAnsi="Consolas" w:eastAsia="Consolas" w:cs="Consolas"/>
+                <w:rFonts w:ascii="Consolas" w:eastAsia="Consolas" w:hAnsi="Consolas" w:cs="Consolas"/>
                 <w:color w:val="8250DF"/>
               </w:rPr>
               <w:t>json</w:t>
             </w:r>
             <w:r>
               <w:rPr>
-                <w:rFonts w:ascii="Consolas" w:hAnsi="Consolas" w:eastAsia="Consolas" w:cs="Consolas"/>
+                <w:rFonts w:ascii="Consolas" w:eastAsia="Consolas" w:hAnsi="Consolas" w:cs="Consolas"/>
                 <w:color w:val="1F2328"/>
               </w:rPr>
               <w:t>())</w:t>
@@ -2579,67 +2489,68 @@
               <w:rPr>
                 <w:color w:val="707070"/>
               </w:rPr>
+              <w:lastRenderedPageBreak/>
               <w:t xml:space="preserve">3     </w:t>
             </w:r>
             <w:r>
               <w:rPr>
-                <w:rFonts w:ascii="Consolas" w:hAnsi="Consolas" w:eastAsia="Consolas" w:cs="Consolas"/>
+                <w:rFonts w:ascii="Consolas" w:eastAsia="Consolas" w:hAnsi="Consolas" w:cs="Consolas"/>
                 <w:color w:val="1F2328"/>
               </w:rPr>
               <w:t xml:space="preserve">  .</w:t>
             </w:r>
             <w:r>
               <w:rPr>
-                <w:rFonts w:ascii="Consolas" w:hAnsi="Consolas" w:eastAsia="Consolas" w:cs="Consolas"/>
+                <w:rFonts w:ascii="Consolas" w:eastAsia="Consolas" w:hAnsi="Consolas" w:cs="Consolas"/>
                 <w:color w:val="8250DF"/>
               </w:rPr>
               <w:t>then</w:t>
             </w:r>
             <w:r>
               <w:rPr>
-                <w:rFonts w:ascii="Consolas" w:hAnsi="Consolas" w:eastAsia="Consolas" w:cs="Consolas"/>
+                <w:rFonts w:ascii="Consolas" w:eastAsia="Consolas" w:hAnsi="Consolas" w:cs="Consolas"/>
                 <w:color w:val="1F2328"/>
               </w:rPr>
               <w:t>(</w:t>
             </w:r>
             <w:r>
               <w:rPr>
-                <w:rFonts w:ascii="Consolas" w:hAnsi="Consolas" w:eastAsia="Consolas" w:cs="Consolas"/>
+                <w:rFonts w:ascii="Consolas" w:eastAsia="Consolas" w:hAnsi="Consolas" w:cs="Consolas"/>
                 <w:color w:val="953800"/>
               </w:rPr>
               <w:t>data</w:t>
             </w:r>
             <w:r>
               <w:rPr>
-                <w:rFonts w:ascii="Consolas" w:hAnsi="Consolas" w:eastAsia="Consolas" w:cs="Consolas"/>
+                <w:rFonts w:ascii="Consolas" w:eastAsia="Consolas" w:hAnsi="Consolas" w:cs="Consolas"/>
                 <w:color w:val="1F2328"/>
               </w:rPr>
               <w:t xml:space="preserve"> </w:t>
             </w:r>
             <w:r>
               <w:rPr>
-                <w:rFonts w:ascii="Consolas" w:hAnsi="Consolas" w:eastAsia="Consolas" w:cs="Consolas"/>
+                <w:rFonts w:ascii="Consolas" w:eastAsia="Consolas" w:hAnsi="Consolas" w:cs="Consolas"/>
                 <w:color w:val="CF222E"/>
               </w:rPr>
               <w:t>=&gt;</w:t>
             </w:r>
             <w:r>
               <w:rPr>
-                <w:rFonts w:ascii="Consolas" w:hAnsi="Consolas" w:eastAsia="Consolas" w:cs="Consolas"/>
+                <w:rFonts w:ascii="Consolas" w:eastAsia="Consolas" w:hAnsi="Consolas" w:cs="Consolas"/>
                 <w:color w:val="1F2328"/>
               </w:rPr>
               <w:t xml:space="preserve"> console.</w:t>
             </w:r>
             <w:r>
               <w:rPr>
-                <w:rFonts w:ascii="Consolas" w:hAnsi="Consolas" w:eastAsia="Consolas" w:cs="Consolas"/>
+                <w:rFonts w:ascii="Consolas" w:eastAsia="Consolas" w:hAnsi="Consolas" w:cs="Consolas"/>
                 <w:color w:val="8250DF"/>
               </w:rPr>
               <w:t>log</w:t>
             </w:r>
             <w:r>
               <w:rPr>
-                <w:rFonts w:ascii="Consolas" w:hAnsi="Consolas" w:eastAsia="Consolas" w:cs="Consolas"/>
+                <w:rFonts w:ascii="Consolas" w:eastAsia="Consolas" w:hAnsi="Consolas" w:cs="Consolas"/>
                 <w:color w:val="1F2328"/>
               </w:rPr>
               <w:t>(data));</w:t>
@@ -2653,22 +2564,20 @@
         <w:pStyle w:val="Heading3"/>
       </w:pPr>
       <w:r>
-        <w:t>✅</w:t>
-      </w:r>
-      <w:r>
-        <w:t xml:space="preserve"> Expected output:</w:t>
+        <w:lastRenderedPageBreak/>
+        <w:t>✅ Expected output:</w:t>
       </w:r>
     </w:p>
     <w:tbl>
       <w:tblPr>
         <w:tblW w:w="100" w:type="auto"/>
         <w:tblBorders>
-          <w:top w:val="single" w:color="auto" w:sz="4" w:space="0"/>
-          <w:left w:val="single" w:color="auto" w:sz="4" w:space="0"/>
-          <w:bottom w:val="single" w:color="auto" w:sz="4" w:space="0"/>
-          <w:right w:val="single" w:color="auto" w:sz="4" w:space="0"/>
-          <w:insideH w:val="single" w:color="auto" w:sz="4" w:space="0"/>
-          <w:insideV w:val="single" w:color="auto" w:sz="4" w:space="0"/>
+          <w:top w:val="single" w:sz="4" w:space="0" w:color="auto"/>
+          <w:left w:val="single" w:sz="4" w:space="0" w:color="auto"/>
+          <w:bottom w:val="single" w:sz="4" w:space="0" w:color="auto"/>
+          <w:right w:val="single" w:sz="4" w:space="0" w:color="auto"/>
+          <w:insideH w:val="single" w:sz="4" w:space="0" w:color="auto"/>
+          <w:insideV w:val="single" w:sz="4" w:space="0" w:color="auto"/>
         </w:tblBorders>
         <w:tblLayout w:type="fixed"/>
         <w:tblLook w:val="04A0" w:firstRow="1" w:lastRow="0" w:firstColumn="1" w:lastColumn="0" w:noHBand="0" w:noVBand="1"/>
@@ -2694,35 +2603,35 @@
             </w:r>
             <w:r>
               <w:rPr>
-                <w:rFonts w:ascii="Consolas" w:hAnsi="Consolas" w:eastAsia="Consolas" w:cs="Consolas"/>
+                <w:rFonts w:ascii="Consolas" w:eastAsia="Consolas" w:hAnsi="Consolas" w:cs="Consolas"/>
                 <w:color w:val="1F2328"/>
               </w:rPr>
               <w:t xml:space="preserve">{ </w:t>
             </w:r>
             <w:r>
               <w:rPr>
-                <w:rFonts w:ascii="Consolas" w:hAnsi="Consolas" w:eastAsia="Consolas" w:cs="Consolas"/>
+                <w:rFonts w:ascii="Consolas" w:eastAsia="Consolas" w:hAnsi="Consolas" w:cs="Consolas"/>
                 <w:color w:val="116329"/>
               </w:rPr>
               <w:t>"message"</w:t>
             </w:r>
             <w:r>
               <w:rPr>
-                <w:rFonts w:ascii="Consolas" w:hAnsi="Consolas" w:eastAsia="Consolas" w:cs="Consolas"/>
+                <w:rFonts w:ascii="Consolas" w:eastAsia="Consolas" w:hAnsi="Consolas" w:cs="Consolas"/>
                 <w:color w:val="1F2328"/>
               </w:rPr>
               <w:t xml:space="preserve">: </w:t>
             </w:r>
             <w:r>
               <w:rPr>
-                <w:rFonts w:ascii="Consolas" w:hAnsi="Consolas" w:eastAsia="Consolas" w:cs="Consolas"/>
+                <w:rFonts w:ascii="Consolas" w:eastAsia="Consolas" w:hAnsi="Consolas" w:cs="Consolas"/>
                 <w:color w:val="0A3069"/>
               </w:rPr>
               <w:t>"Token missing"</w:t>
             </w:r>
             <w:r>
               <w:rPr>
-                <w:rFonts w:ascii="Consolas" w:hAnsi="Consolas" w:eastAsia="Consolas" w:cs="Consolas"/>
+                <w:rFonts w:ascii="Consolas" w:eastAsia="Consolas" w:hAnsi="Consolas" w:cs="Consolas"/>
                 <w:color w:val="1F2328"/>
               </w:rPr>
               <w:t xml:space="preserve"> }</w:t>
@@ -2733,10 +2642,7 @@
     </w:tbl>
     <w:p>
       <w:r>
-        <w:t>✅</w:t>
-      </w:r>
-      <w:r>
-        <w:t xml:space="preserve"> Proves:</w:t>
+        <w:t>✅ Proves:</w:t>
       </w:r>
     </w:p>
     <w:p>
@@ -2744,7 +2650,7 @@
         <w:pStyle w:val="ListParagraph"/>
         <w:numPr>
           <w:ilvl w:val="0"/>
-          <w:numId w:val="6"/>
+          <w:numId w:val="11"/>
         </w:numPr>
       </w:pPr>
       <w:r>
@@ -2756,44 +2662,43 @@
         <w:pStyle w:val="ListParagraph"/>
         <w:numPr>
           <w:ilvl w:val="0"/>
-          <w:numId w:val="6"/>
+          <w:numId w:val="11"/>
         </w:numPr>
-        <w:rPr/>
-      </w:pPr>
-      <w:r>
-        <w:rPr/>
+      </w:pPr>
+      <w:r>
         <w:t>Unauthorized access blocked</w:t>
       </w:r>
     </w:p>
     <w:p>
       <w:pPr>
         <w:pStyle w:val="ListParagraph"/>
-        <w:ind w:left="720"/>
       </w:pPr>
     </w:p>
     <w:p>
       <w:pPr>
         <w:pStyle w:val="ListParagraph"/>
-        <w:ind w:left="720"/>
-      </w:pPr>
-      <w:r>
+      </w:pPr>
+      <w:r>
+        <w:rPr>
+          <w:noProof/>
+        </w:rPr>
         <w:drawing>
-          <wp:inline wp14:editId="4B666E9A" wp14:anchorId="1D1E8167">
+          <wp:inline distT="0" distB="0" distL="0" distR="0" wp14:anchorId="1D1E8167" wp14:editId="4B666E9A">
             <wp:extent cx="5724525" cy="1704975"/>
             <wp:effectExtent l="0" t="0" r="0" b="0"/>
             <wp:docPr id="1099961960" name="drawing"/>
             <wp:cNvGraphicFramePr>
-              <a:graphicFrameLocks noChangeAspect="1"/>
+              <a:graphicFrameLocks xmlns:a="http://schemas.openxmlformats.org/drawingml/2006/main" noChangeAspect="1"/>
             </wp:cNvGraphicFramePr>
-            <a:graphic>
-              <a:graphicData xmlns:a="http://schemas.openxmlformats.org/drawingml/2006/main" uri="http://schemas.openxmlformats.org/drawingml/2006/picture">
+            <a:graphic xmlns:a="http://schemas.openxmlformats.org/drawingml/2006/main">
+              <a:graphicData uri="http://schemas.openxmlformats.org/drawingml/2006/picture">
                 <pic:pic xmlns:pic="http://schemas.openxmlformats.org/drawingml/2006/picture">
                   <pic:nvPicPr>
                     <pic:cNvPr id="1099961960" name="Picture 1099961960"/>
                     <pic:cNvPicPr/>
                   </pic:nvPicPr>
                   <pic:blipFill>
-                    <a:blip xmlns:r="http://schemas.openxmlformats.org/officeDocument/2006/relationships" r:embed="rId1391009996">
+                    <a:blip r:embed="rId12">
                       <a:extLst>
                         <a:ext uri="{28A0092B-C50C-407E-A947-70E740481C1C}">
                           <a14:useLocalDpi xmlns:a14="http://schemas.microsoft.com/office/drawing/2010/main"/>
@@ -2822,17 +2727,12 @@
     </w:p>
     <w:p>
       <w:r>
-        <w:rPr/>
-        <w:t>✅</w:t>
-      </w:r>
-      <w:r>
-        <w:rPr/>
-        <w:t xml:space="preserve"> </w:t>
-      </w:r>
-      <w:r>
-        <w:rPr>
-          <w:b w:val="1"/>
-          <w:bCs w:val="1"/>
+        <w:t xml:space="preserve">✅ </w:t>
+      </w:r>
+      <w:r>
+        <w:rPr>
+          <w:b/>
+          <w:bCs/>
         </w:rPr>
         <w:t>STEP 3 ✅ PASSED</w:t>
       </w:r>
@@ -2840,98 +2740,36 @@
     <w:p>
       <w:pPr>
         <w:rPr>
-          <w:b w:val="1"/>
-          <w:bCs w:val="1"/>
-        </w:rPr>
-      </w:pPr>
-    </w:p>
-    <w:p>
-      <w:pPr>
-        <w:spacing w:before="210" w:beforeAutospacing="off" w:after="210" w:afterAutospacing="off" w:line="300" w:lineRule="auto"/>
-      </w:pPr>
-      <w:r>
-        <w:rPr>
-          <w:rFonts w:ascii="Segoe UI" w:hAnsi="Segoe UI" w:eastAsia="Segoe UI" w:cs="Segoe UI"/>
-          <w:b w:val="0"/>
-          <w:bCs w:val="0"/>
-          <w:i w:val="0"/>
-          <w:iCs w:val="0"/>
-          <w:noProof w:val="0"/>
-          <w:sz w:val="21"/>
-          <w:szCs w:val="21"/>
-          <w:lang w:val="en-US"/>
-        </w:rPr>
-        <w:t xml:space="preserve">“Authentication and </w:t>
-      </w:r>
-      <w:r>
-        <w:rPr>
-          <w:rFonts w:ascii="Segoe UI" w:hAnsi="Segoe UI" w:eastAsia="Segoe UI" w:cs="Segoe UI"/>
-          <w:b w:val="0"/>
-          <w:bCs w:val="0"/>
-          <w:i w:val="0"/>
-          <w:iCs w:val="0"/>
-          <w:noProof w:val="0"/>
-          <w:sz w:val="21"/>
-          <w:szCs w:val="21"/>
-          <w:lang w:val="en-US"/>
-        </w:rPr>
-        <w:t>authorization</w:t>
-      </w:r>
-      <w:r>
-        <w:rPr>
-          <w:rFonts w:ascii="Segoe UI" w:hAnsi="Segoe UI" w:eastAsia="Segoe UI" w:cs="Segoe UI"/>
-          <w:b w:val="0"/>
-          <w:bCs w:val="0"/>
-          <w:i w:val="0"/>
-          <w:iCs w:val="0"/>
-          <w:noProof w:val="0"/>
-          <w:sz w:val="21"/>
-          <w:szCs w:val="21"/>
-          <w:lang w:val="en-US"/>
-        </w:rPr>
-        <w:t xml:space="preserve"> backend concerns. We </w:t>
-      </w:r>
-      <w:r>
-        <w:rPr>
-          <w:rFonts w:ascii="Segoe UI" w:hAnsi="Segoe UI" w:eastAsia="Segoe UI" w:cs="Segoe UI"/>
-          <w:b w:val="0"/>
-          <w:bCs w:val="0"/>
-          <w:i w:val="0"/>
-          <w:iCs w:val="0"/>
-          <w:noProof w:val="0"/>
-          <w:sz w:val="21"/>
-          <w:szCs w:val="21"/>
-          <w:lang w:val="en-US"/>
-        </w:rPr>
-        <w:t>validated</w:t>
-      </w:r>
-      <w:r>
-        <w:rPr>
-          <w:rFonts w:ascii="Segoe UI" w:hAnsi="Segoe UI" w:eastAsia="Segoe UI" w:cs="Segoe UI"/>
-          <w:b w:val="0"/>
-          <w:bCs w:val="0"/>
-          <w:i w:val="0"/>
-          <w:iCs w:val="0"/>
-          <w:noProof w:val="0"/>
-          <w:sz w:val="21"/>
-          <w:szCs w:val="21"/>
-          <w:lang w:val="en-US"/>
-        </w:rPr>
-        <w:t xml:space="preserve"> them at the API level to ensure security correctness. The frontend consumes the secured APIs once a valid token is present.”</w:t>
-      </w:r>
-    </w:p>
-    <w:p>
-      <w:pPr>
-        <w:rPr>
-          <w:b w:val="1"/>
-          <w:bCs w:val="1"/>
+          <w:b/>
+          <w:bCs/>
+        </w:rPr>
+      </w:pPr>
+    </w:p>
+    <w:p>
+      <w:pPr>
+        <w:spacing w:before="210" w:after="210" w:line="300" w:lineRule="auto"/>
+      </w:pPr>
+      <w:r>
+        <w:rPr>
+          <w:rFonts w:ascii="Segoe UI" w:eastAsia="Segoe UI" w:hAnsi="Segoe UI" w:cs="Segoe UI"/>
+          <w:sz w:val="21"/>
+          <w:szCs w:val="21"/>
+        </w:rPr>
+        <w:t>“Authentication and authorization backend concerns. We validated them at the API level to ensure security correctness. The frontend consumes the secured APIs once a valid token is present.”</w:t>
+      </w:r>
+    </w:p>
+    <w:p>
+      <w:pPr>
+        <w:rPr>
+          <w:b/>
+          <w:bCs/>
         </w:rPr>
       </w:pPr>
     </w:p>
     <w:p>
       <w:pPr>
         <w:pBdr>
-          <w:top w:val="single" w:color="auto" w:sz="12" w:space="0"/>
+          <w:top w:val="single" w:sz="12" w:space="0" w:color="auto"/>
         </w:pBdr>
         <w:spacing w:after="0"/>
       </w:pPr>
@@ -2941,13 +2779,7 @@
         <w:pStyle w:val="Heading2"/>
       </w:pPr>
       <w:r>
-        <w:t>⚙</w:t>
-      </w:r>
-      <w:r>
-        <w:t>️</w:t>
-      </w:r>
-      <w:r>
-        <w:t xml:space="preserve"> STEP 4 — BACKEND LOGIC (Dynamic AI + Sensors)</w:t>
+        <w:t>⚙️ STEP 4 — BACKEND LOGIC (Dynamic AI + Sensors)</w:t>
       </w:r>
     </w:p>
     <w:p>
@@ -2955,10 +2787,7 @@
         <w:pStyle w:val="Heading3"/>
       </w:pPr>
       <w:r>
-        <w:t>✅</w:t>
-      </w:r>
-      <w:r>
-        <w:t xml:space="preserve"> 4.1 Repeat Step 2 multiple times</w:t>
+        <w:t>✅ 4.1 Repeat Step 2 multiple times</w:t>
       </w:r>
     </w:p>
     <w:p>
@@ -2981,10 +2810,7 @@
         <w:pStyle w:val="Heading3"/>
       </w:pPr>
       <w:r>
-        <w:t>✅</w:t>
-      </w:r>
-      <w:r>
-        <w:t xml:space="preserve"> Expected behavior:</w:t>
+        <w:t>✅ Expected behavior:</w:t>
       </w:r>
     </w:p>
     <w:p>
@@ -2992,7 +2818,7 @@
         <w:pStyle w:val="ListParagraph"/>
         <w:numPr>
           <w:ilvl w:val="0"/>
-          <w:numId w:val="7"/>
+          <w:numId w:val="12"/>
         </w:numPr>
       </w:pPr>
       <w:r>
@@ -3004,7 +2830,7 @@
         <w:pStyle w:val="ListParagraph"/>
         <w:numPr>
           <w:ilvl w:val="0"/>
-          <w:numId w:val="7"/>
+          <w:numId w:val="12"/>
         </w:numPr>
       </w:pPr>
       <w:r>
@@ -3016,7 +2842,7 @@
         <w:pStyle w:val="ListParagraph"/>
         <w:numPr>
           <w:ilvl w:val="0"/>
-          <w:numId w:val="7"/>
+          <w:numId w:val="12"/>
         </w:numPr>
       </w:pPr>
       <w:r>
@@ -3025,10 +2851,7 @@
     </w:p>
     <w:p>
       <w:r>
-        <w:t>✅</w:t>
-      </w:r>
-      <w:r>
-        <w:t xml:space="preserve"> Proves:</w:t>
+        <w:t>✅ Proves:</w:t>
       </w:r>
     </w:p>
     <w:p>
@@ -3036,7 +2859,7 @@
         <w:pStyle w:val="ListParagraph"/>
         <w:numPr>
           <w:ilvl w:val="0"/>
-          <w:numId w:val="8"/>
+          <w:numId w:val="13"/>
         </w:numPr>
       </w:pPr>
       <w:r>
@@ -3048,7 +2871,7 @@
         <w:pStyle w:val="ListParagraph"/>
         <w:numPr>
           <w:ilvl w:val="0"/>
-          <w:numId w:val="8"/>
+          <w:numId w:val="13"/>
         </w:numPr>
       </w:pPr>
       <w:r>
@@ -3060,37 +2883,37 @@
         <w:pStyle w:val="ListParagraph"/>
         <w:numPr>
           <w:ilvl w:val="0"/>
-          <w:numId w:val="8"/>
+          <w:numId w:val="13"/>
         </w:numPr>
-        <w:rPr/>
-      </w:pPr>
-      <w:r>
-        <w:rPr/>
+      </w:pPr>
+      <w:r>
+        <w:lastRenderedPageBreak/>
         <w:t>Weather fallback logic works</w:t>
       </w:r>
     </w:p>
     <w:p>
-      <w:pPr>
-        <w:pStyle w:val="Normal"/>
-      </w:pPr>
-      <w:r>
+      <w:r>
+        <w:rPr>
+          <w:noProof/>
+        </w:rPr>
+        <w:lastRenderedPageBreak/>
         <w:drawing>
-          <wp:inline wp14:editId="7C4B15A6" wp14:anchorId="4EEB7B94">
+          <wp:inline distT="0" distB="0" distL="0" distR="0" wp14:anchorId="4EEB7B94" wp14:editId="7C4B15A6">
             <wp:extent cx="5724525" cy="4638675"/>
             <wp:effectExtent l="0" t="0" r="0" b="0"/>
             <wp:docPr id="1884974213" name="drawing"/>
             <wp:cNvGraphicFramePr>
-              <a:graphicFrameLocks noChangeAspect="1"/>
+              <a:graphicFrameLocks xmlns:a="http://schemas.openxmlformats.org/drawingml/2006/main" noChangeAspect="1"/>
             </wp:cNvGraphicFramePr>
-            <a:graphic>
-              <a:graphicData xmlns:a="http://schemas.openxmlformats.org/drawingml/2006/main" uri="http://schemas.openxmlformats.org/drawingml/2006/picture">
+            <a:graphic xmlns:a="http://schemas.openxmlformats.org/drawingml/2006/main">
+              <a:graphicData uri="http://schemas.openxmlformats.org/drawingml/2006/picture">
                 <pic:pic xmlns:pic="http://schemas.openxmlformats.org/drawingml/2006/picture">
                   <pic:nvPicPr>
                     <pic:cNvPr id="1884974213" name="Picture 1884974213"/>
                     <pic:cNvPicPr/>
                   </pic:nvPicPr>
                   <pic:blipFill>
-                    <a:blip xmlns:r="http://schemas.openxmlformats.org/officeDocument/2006/relationships" r:embed="rId1944958475">
+                    <a:blip r:embed="rId13">
                       <a:extLst>
                         <a:ext uri="{28A0092B-C50C-407E-A947-70E740481C1C}">
                           <a14:useLocalDpi xmlns:a14="http://schemas.microsoft.com/office/drawing/2010/main"/>
@@ -3117,23 +2940,27 @@
         </w:drawing>
       </w:r>
       <w:r>
+        <w:rPr>
+          <w:noProof/>
+        </w:rPr>
+        <w:lastRenderedPageBreak/>
         <w:drawing>
-          <wp:inline wp14:editId="2F1C6966" wp14:anchorId="3A09B25D">
+          <wp:inline distT="0" distB="0" distL="0" distR="0" wp14:anchorId="3A09B25D" wp14:editId="2F1C6966">
             <wp:extent cx="5724525" cy="5438775"/>
             <wp:effectExtent l="0" t="0" r="0" b="0"/>
             <wp:docPr id="631690430" name="drawing"/>
             <wp:cNvGraphicFramePr>
-              <a:graphicFrameLocks noChangeAspect="1"/>
+              <a:graphicFrameLocks xmlns:a="http://schemas.openxmlformats.org/drawingml/2006/main" noChangeAspect="1"/>
             </wp:cNvGraphicFramePr>
-            <a:graphic>
-              <a:graphicData xmlns:a="http://schemas.openxmlformats.org/drawingml/2006/main" uri="http://schemas.openxmlformats.org/drawingml/2006/picture">
+            <a:graphic xmlns:a="http://schemas.openxmlformats.org/drawingml/2006/main">
+              <a:graphicData uri="http://schemas.openxmlformats.org/drawingml/2006/picture">
                 <pic:pic xmlns:pic="http://schemas.openxmlformats.org/drawingml/2006/picture">
                   <pic:nvPicPr>
                     <pic:cNvPr id="1185145301" name="Picture 1185145301"/>
                     <pic:cNvPicPr/>
                   </pic:nvPicPr>
                   <pic:blipFill>
-                    <a:blip xmlns:r="http://schemas.openxmlformats.org/officeDocument/2006/relationships" r:embed="rId1373454133">
+                    <a:blip r:embed="rId14">
                       <a:extLst>
                         <a:ext uri="{28A0092B-C50C-407E-A947-70E740481C1C}">
                           <a14:useLocalDpi xmlns:a14="http://schemas.microsoft.com/office/drawing/2010/main"/>
@@ -3161,27 +2988,28 @@
       </w:r>
     </w:p>
     <w:p>
-      <w:pPr>
-        <w:pStyle w:val="Normal"/>
-      </w:pPr>
-      <w:r>
+      <w:r>
+        <w:rPr>
+          <w:noProof/>
+        </w:rPr>
+        <w:lastRenderedPageBreak/>
         <w:drawing>
-          <wp:inline wp14:editId="2B76BF68" wp14:anchorId="62E4E297">
+          <wp:inline distT="0" distB="0" distL="0" distR="0" wp14:anchorId="62E4E297" wp14:editId="2B76BF68">
             <wp:extent cx="5724525" cy="4876800"/>
             <wp:effectExtent l="0" t="0" r="0" b="0"/>
             <wp:docPr id="2004001936" name="drawing"/>
             <wp:cNvGraphicFramePr>
-              <a:graphicFrameLocks noChangeAspect="1"/>
+              <a:graphicFrameLocks xmlns:a="http://schemas.openxmlformats.org/drawingml/2006/main" noChangeAspect="1"/>
             </wp:cNvGraphicFramePr>
-            <a:graphic>
-              <a:graphicData xmlns:a="http://schemas.openxmlformats.org/drawingml/2006/main" uri="http://schemas.openxmlformats.org/drawingml/2006/picture">
+            <a:graphic xmlns:a="http://schemas.openxmlformats.org/drawingml/2006/main">
+              <a:graphicData uri="http://schemas.openxmlformats.org/drawingml/2006/picture">
                 <pic:pic xmlns:pic="http://schemas.openxmlformats.org/drawingml/2006/picture">
                   <pic:nvPicPr>
                     <pic:cNvPr id="2004001936" name="Picture 2004001936"/>
                     <pic:cNvPicPr/>
                   </pic:nvPicPr>
                   <pic:blipFill>
-                    <a:blip xmlns:r="http://schemas.openxmlformats.org/officeDocument/2006/relationships" r:embed="rId1949895910">
+                    <a:blip r:embed="rId15">
                       <a:extLst>
                         <a:ext uri="{28A0092B-C50C-407E-A947-70E740481C1C}">
                           <a14:useLocalDpi xmlns:a14="http://schemas.microsoft.com/office/drawing/2010/main"/>
@@ -3210,10 +3038,7 @@
     </w:p>
     <w:p>
       <w:r>
-        <w:t>✅</w:t>
-      </w:r>
-      <w:r>
-        <w:t xml:space="preserve"> </w:t>
+        <w:t xml:space="preserve">✅ </w:t>
       </w:r>
       <w:r>
         <w:rPr>
@@ -3226,7 +3051,7 @@
     <w:p>
       <w:pPr>
         <w:pBdr>
-          <w:top w:val="single" w:color="auto" w:sz="12" w:space="0"/>
+          <w:top w:val="single" w:sz="12" w:space="0" w:color="auto"/>
         </w:pBdr>
         <w:spacing w:after="0"/>
       </w:pPr>
@@ -3236,10 +3061,7 @@
         <w:pStyle w:val="Heading2"/>
       </w:pPr>
       <w:r>
-        <w:t>🌐</w:t>
-      </w:r>
-      <w:r>
-        <w:t xml:space="preserve"> STEP 5 — FRONTEND RENDERING (Full Stack)</w:t>
+        <w:t>🌐 STEP 5 — FRONTEND RENDERING (Full Stack)</w:t>
       </w:r>
     </w:p>
     <w:p>
@@ -3247,10 +3069,7 @@
         <w:pStyle w:val="Heading3"/>
       </w:pPr>
       <w:r>
-        <w:t>✅</w:t>
-      </w:r>
-      <w:r>
-        <w:t xml:space="preserve"> 5.1 Observe frontend UI</w:t>
+        <w:t>✅ 5.1 Observe frontend UI</w:t>
       </w:r>
     </w:p>
     <w:p>
@@ -3262,12 +3081,12 @@
       <w:tblPr>
         <w:tblW w:w="100" w:type="auto"/>
         <w:tblBorders>
-          <w:top w:val="single" w:color="auto" w:sz="4" w:space="0"/>
-          <w:left w:val="single" w:color="auto" w:sz="4" w:space="0"/>
-          <w:bottom w:val="single" w:color="auto" w:sz="4" w:space="0"/>
-          <w:right w:val="single" w:color="auto" w:sz="4" w:space="0"/>
-          <w:insideH w:val="single" w:color="auto" w:sz="4" w:space="0"/>
-          <w:insideV w:val="single" w:color="auto" w:sz="4" w:space="0"/>
+          <w:top w:val="single" w:sz="4" w:space="0" w:color="auto"/>
+          <w:left w:val="single" w:sz="4" w:space="0" w:color="auto"/>
+          <w:bottom w:val="single" w:sz="4" w:space="0" w:color="auto"/>
+          <w:right w:val="single" w:sz="4" w:space="0" w:color="auto"/>
+          <w:insideH w:val="single" w:sz="4" w:space="0" w:color="auto"/>
+          <w:insideV w:val="single" w:sz="4" w:space="0" w:color="auto"/>
         </w:tblBorders>
         <w:tblLayout w:type="fixed"/>
         <w:tblLook w:val="04A0" w:firstRow="1" w:lastRow="0" w:firstColumn="1" w:lastColumn="0" w:noHBand="0" w:noVBand="1"/>
@@ -3293,7 +3112,7 @@
             </w:r>
             <w:r>
               <w:rPr>
-                <w:rFonts w:ascii="Consolas" w:hAnsi="Consolas" w:eastAsia="Consolas" w:cs="Consolas"/>
+                <w:rFonts w:ascii="Consolas" w:eastAsia="Consolas" w:hAnsi="Consolas" w:cs="Consolas"/>
               </w:rPr>
               <w:t>http://127.0.0.1:5500/frontend/index.html</w:t>
             </w:r>
@@ -3306,10 +3125,7 @@
         <w:pStyle w:val="Heading3"/>
       </w:pPr>
       <w:r>
-        <w:t>✅</w:t>
-      </w:r>
-      <w:r>
-        <w:t xml:space="preserve"> Expected:</w:t>
+        <w:t>✅ Expected:</w:t>
       </w:r>
     </w:p>
     <w:p>
@@ -3317,7 +3133,7 @@
         <w:pStyle w:val="ListParagraph"/>
         <w:numPr>
           <w:ilvl w:val="0"/>
-          <w:numId w:val="9"/>
+          <w:numId w:val="14"/>
         </w:numPr>
       </w:pPr>
       <w:r>
@@ -3329,7 +3145,7 @@
         <w:pStyle w:val="ListParagraph"/>
         <w:numPr>
           <w:ilvl w:val="0"/>
-          <w:numId w:val="9"/>
+          <w:numId w:val="14"/>
         </w:numPr>
       </w:pPr>
       <w:r>
@@ -3341,7 +3157,7 @@
         <w:pStyle w:val="ListParagraph"/>
         <w:numPr>
           <w:ilvl w:val="0"/>
-          <w:numId w:val="9"/>
+          <w:numId w:val="14"/>
         </w:numPr>
       </w:pPr>
       <w:r>
@@ -3353,7 +3169,7 @@
         <w:pStyle w:val="ListParagraph"/>
         <w:numPr>
           <w:ilvl w:val="0"/>
-          <w:numId w:val="9"/>
+          <w:numId w:val="14"/>
         </w:numPr>
       </w:pPr>
       <w:r>
@@ -3362,10 +3178,7 @@
     </w:p>
     <w:p>
       <w:r>
-        <w:t>✅</w:t>
-      </w:r>
-      <w:r>
-        <w:t xml:space="preserve"> Proves:</w:t>
+        <w:t>✅ Proves:</w:t>
       </w:r>
     </w:p>
     <w:p>
@@ -3373,10 +3186,11 @@
         <w:pStyle w:val="ListParagraph"/>
         <w:numPr>
           <w:ilvl w:val="0"/>
-          <w:numId w:val="10"/>
+          <w:numId w:val="15"/>
         </w:numPr>
       </w:pPr>
       <w:r>
+        <w:lastRenderedPageBreak/>
         <w:t>Frontend fetches backend API</w:t>
       </w:r>
     </w:p>
@@ -3385,44 +3199,43 @@
         <w:pStyle w:val="ListParagraph"/>
         <w:numPr>
           <w:ilvl w:val="0"/>
-          <w:numId w:val="10"/>
+          <w:numId w:val="15"/>
         </w:numPr>
-        <w:rPr/>
-      </w:pPr>
-      <w:r>
-        <w:rPr/>
+      </w:pPr>
+      <w:r>
         <w:t>Backend data rendered correctly</w:t>
       </w:r>
     </w:p>
     <w:p>
       <w:pPr>
         <w:pStyle w:val="ListParagraph"/>
-        <w:ind w:left="720"/>
       </w:pPr>
     </w:p>
     <w:p>
       <w:pPr>
         <w:pStyle w:val="ListParagraph"/>
-        <w:ind w:left="720"/>
-      </w:pPr>
-      <w:r>
+      </w:pPr>
+      <w:r>
+        <w:rPr>
+          <w:noProof/>
+        </w:rPr>
         <w:drawing>
-          <wp:inline wp14:editId="7B45DEB0" wp14:anchorId="034E9CE5">
+          <wp:inline distT="0" distB="0" distL="0" distR="0" wp14:anchorId="034E9CE5" wp14:editId="7B45DEB0">
             <wp:extent cx="5724525" cy="3648075"/>
             <wp:effectExtent l="0" t="0" r="0" b="0"/>
             <wp:docPr id="1827853738" name="drawing"/>
             <wp:cNvGraphicFramePr>
-              <a:graphicFrameLocks noChangeAspect="1"/>
+              <a:graphicFrameLocks xmlns:a="http://schemas.openxmlformats.org/drawingml/2006/main" noChangeAspect="1"/>
             </wp:cNvGraphicFramePr>
-            <a:graphic>
-              <a:graphicData xmlns:a="http://schemas.openxmlformats.org/drawingml/2006/main" uri="http://schemas.openxmlformats.org/drawingml/2006/picture">
+            <a:graphic xmlns:a="http://schemas.openxmlformats.org/drawingml/2006/main">
+              <a:graphicData uri="http://schemas.openxmlformats.org/drawingml/2006/picture">
                 <pic:pic xmlns:pic="http://schemas.openxmlformats.org/drawingml/2006/picture">
                   <pic:nvPicPr>
                     <pic:cNvPr id="1827853738" name="Picture 1827853738"/>
                     <pic:cNvPicPr/>
                   </pic:nvPicPr>
                   <pic:blipFill>
-                    <a:blip xmlns:r="http://schemas.openxmlformats.org/officeDocument/2006/relationships" r:embed="rId890629688">
+                    <a:blip r:embed="rId16">
                       <a:extLst>
                         <a:ext uri="{28A0092B-C50C-407E-A947-70E740481C1C}">
                           <a14:useLocalDpi xmlns:a14="http://schemas.microsoft.com/office/drawing/2010/main"/>
@@ -3450,27 +3263,27 @@
       </w:r>
     </w:p>
     <w:p>
-      <w:pPr>
-        <w:pStyle w:val="Normal"/>
-      </w:pPr>
-      <w:r>
+      <w:r>
+        <w:rPr>
+          <w:noProof/>
+        </w:rPr>
         <w:drawing>
-          <wp:inline wp14:editId="3CAD4E63" wp14:anchorId="35332167">
+          <wp:inline distT="0" distB="0" distL="0" distR="0" wp14:anchorId="35332167" wp14:editId="3CAD4E63">
             <wp:extent cx="5724525" cy="3248025"/>
             <wp:effectExtent l="0" t="0" r="0" b="0"/>
             <wp:docPr id="2079472318" name="drawing"/>
             <wp:cNvGraphicFramePr>
-              <a:graphicFrameLocks noChangeAspect="1"/>
+              <a:graphicFrameLocks xmlns:a="http://schemas.openxmlformats.org/drawingml/2006/main" noChangeAspect="1"/>
             </wp:cNvGraphicFramePr>
-            <a:graphic>
-              <a:graphicData xmlns:a="http://schemas.openxmlformats.org/drawingml/2006/main" uri="http://schemas.openxmlformats.org/drawingml/2006/picture">
+            <a:graphic xmlns:a="http://schemas.openxmlformats.org/drawingml/2006/main">
+              <a:graphicData uri="http://schemas.openxmlformats.org/drawingml/2006/picture">
                 <pic:pic xmlns:pic="http://schemas.openxmlformats.org/drawingml/2006/picture">
                   <pic:nvPicPr>
                     <pic:cNvPr id="2079472318" name="Picture 2079472318"/>
                     <pic:cNvPicPr/>
                   </pic:nvPicPr>
                   <pic:blipFill>
-                    <a:blip xmlns:r="http://schemas.openxmlformats.org/officeDocument/2006/relationships" r:embed="rId2089473425">
+                    <a:blip r:embed="rId17">
                       <a:extLst>
                         <a:ext uri="{28A0092B-C50C-407E-A947-70E740481C1C}">
                           <a14:useLocalDpi xmlns:a14="http://schemas.microsoft.com/office/drawing/2010/main"/>
@@ -3499,58 +3312,36 @@
     </w:p>
     <w:p>
       <w:pPr>
-        <w:spacing w:before="0" w:beforeAutospacing="off" w:after="0" w:afterAutospacing="off" w:line="300" w:lineRule="auto"/>
-        <w:rPr>
-          <w:rFonts w:ascii="Segoe UI" w:hAnsi="Segoe UI" w:eastAsia="Segoe UI" w:cs="Segoe UI"/>
-          <w:b w:val="0"/>
-          <w:bCs w:val="0"/>
-          <w:i w:val="0"/>
-          <w:iCs w:val="0"/>
-          <w:noProof w:val="0"/>
-          <w:sz w:val="21"/>
-          <w:szCs w:val="21"/>
-          <w:lang w:val="en-US"/>
-        </w:rPr>
-      </w:pPr>
-      <w:r>
-        <w:rPr>
-          <w:rFonts w:ascii="Segoe UI" w:hAnsi="Segoe UI" w:eastAsia="Segoe UI" w:cs="Segoe UI"/>
-          <w:b w:val="0"/>
-          <w:bCs w:val="0"/>
-          <w:i w:val="0"/>
-          <w:iCs w:val="0"/>
-          <w:noProof w:val="0"/>
-          <w:sz w:val="21"/>
-          <w:szCs w:val="21"/>
-          <w:lang w:val="en-US"/>
+        <w:spacing w:after="0" w:line="300" w:lineRule="auto"/>
+        <w:rPr>
+          <w:rFonts w:ascii="Segoe UI" w:eastAsia="Segoe UI" w:hAnsi="Segoe UI" w:cs="Segoe UI"/>
+          <w:sz w:val="21"/>
+          <w:szCs w:val="21"/>
+        </w:rPr>
+      </w:pPr>
+      <w:r>
+        <w:rPr>
+          <w:rFonts w:ascii="Segoe UI" w:eastAsia="Segoe UI" w:hAnsi="Segoe UI" w:cs="Segoe UI"/>
+          <w:sz w:val="21"/>
+          <w:szCs w:val="21"/>
         </w:rPr>
         <w:t xml:space="preserve">This solution </w:t>
       </w:r>
       <w:r>
         <w:rPr>
-          <w:rFonts w:ascii="Segoe UI" w:hAnsi="Segoe UI" w:eastAsia="Segoe UI" w:cs="Segoe UI"/>
-          <w:b w:val="0"/>
-          <w:bCs w:val="0"/>
-          <w:i w:val="0"/>
-          <w:iCs w:val="0"/>
-          <w:noProof w:val="0"/>
-          <w:sz w:val="21"/>
-          <w:szCs w:val="21"/>
-          <w:lang w:val="en-US"/>
+          <w:rFonts w:ascii="Segoe UI" w:eastAsia="Segoe UI" w:hAnsi="Segoe UI" w:cs="Segoe UI"/>
+          <w:sz w:val="21"/>
+          <w:szCs w:val="21"/>
         </w:rPr>
         <w:t xml:space="preserve">is  </w:t>
       </w:r>
       <w:r>
         <w:rPr>
-          <w:rFonts w:ascii="Segoe UI" w:hAnsi="Segoe UI" w:eastAsia="Segoe UI" w:cs="Segoe UI"/>
-          <w:b w:val="1"/>
-          <w:bCs w:val="1"/>
-          <w:i w:val="0"/>
-          <w:iCs w:val="0"/>
-          <w:noProof w:val="0"/>
-          <w:sz w:val="21"/>
-          <w:szCs w:val="21"/>
-          <w:lang w:val="en-US"/>
+          <w:rFonts w:ascii="Segoe UI" w:eastAsia="Segoe UI" w:hAnsi="Segoe UI" w:cs="Segoe UI"/>
+          <w:b/>
+          <w:bCs/>
+          <w:sz w:val="21"/>
+          <w:szCs w:val="21"/>
         </w:rPr>
         <w:t>READ</w:t>
       </w:r>
@@ -3559,201 +3350,122 @@
       </w:r>
       <w:r>
         <w:rPr>
-          <w:rFonts w:ascii="Segoe UI" w:hAnsi="Segoe UI" w:eastAsia="Segoe UI" w:cs="Segoe UI"/>
-          <w:b w:val="1"/>
-          <w:bCs w:val="1"/>
-          <w:i w:val="0"/>
-          <w:iCs w:val="0"/>
-          <w:noProof w:val="0"/>
-          <w:sz w:val="21"/>
-          <w:szCs w:val="21"/>
-          <w:lang w:val="en-US"/>
+          <w:rFonts w:ascii="Segoe UI" w:eastAsia="Segoe UI" w:hAnsi="Segoe UI" w:cs="Segoe UI"/>
+          <w:b/>
+          <w:bCs/>
+          <w:sz w:val="21"/>
+          <w:szCs w:val="21"/>
         </w:rPr>
         <w:t>ONLY zone visualization</w:t>
       </w:r>
       <w:r>
         <w:rPr>
-          <w:rFonts w:ascii="Segoe UI" w:hAnsi="Segoe UI" w:eastAsia="Segoe UI" w:cs="Segoe UI"/>
-          <w:b w:val="0"/>
-          <w:bCs w:val="0"/>
-          <w:i w:val="0"/>
-          <w:iCs w:val="0"/>
-          <w:noProof w:val="0"/>
-          <w:sz w:val="21"/>
-          <w:szCs w:val="21"/>
-          <w:lang w:val="en-US"/>
-        </w:rPr>
-        <w:t xml:space="preserve"> based on a mock DB with inclusion of adjusting dynamically adjusting irrigation requirements by fetching irrigation/rain related info. From </w:t>
-      </w:r>
-      <w:r>
-        <w:rPr>
-          <w:rFonts w:ascii="Segoe UI" w:hAnsi="Segoe UI" w:eastAsia="Segoe UI" w:cs="Segoe UI"/>
-          <w:b w:val="0"/>
-          <w:bCs w:val="0"/>
-          <w:i w:val="0"/>
-          <w:iCs w:val="0"/>
-          <w:noProof w:val="0"/>
-          <w:sz w:val="21"/>
-          <w:szCs w:val="21"/>
-          <w:lang w:val="en-US"/>
-        </w:rPr>
-        <w:t>openweather</w:t>
-      </w:r>
-      <w:r>
-        <w:rPr>
-          <w:rFonts w:ascii="Segoe UI" w:hAnsi="Segoe UI" w:eastAsia="Segoe UI" w:cs="Segoe UI"/>
-          <w:b w:val="0"/>
-          <w:bCs w:val="0"/>
-          <w:i w:val="0"/>
-          <w:iCs w:val="0"/>
-          <w:noProof w:val="0"/>
-          <w:sz w:val="21"/>
-          <w:szCs w:val="21"/>
-          <w:lang w:val="en-US"/>
-        </w:rPr>
-        <w:t xml:space="preserve"> API &amp; </w:t>
-      </w:r>
-      <w:r>
-        <w:rPr>
-          <w:rFonts w:ascii="Segoe UI" w:hAnsi="Segoe UI" w:eastAsia="Segoe UI" w:cs="Segoe UI"/>
-          <w:b w:val="0"/>
-          <w:bCs w:val="0"/>
-          <w:i w:val="0"/>
-          <w:iCs w:val="0"/>
-          <w:noProof w:val="0"/>
-          <w:sz w:val="21"/>
-          <w:szCs w:val="21"/>
-          <w:lang w:val="en-US"/>
-        </w:rPr>
-        <w:t xml:space="preserve">then </w:t>
-      </w:r>
-      <w:r>
-        <w:rPr>
-          <w:rFonts w:ascii="Segoe UI" w:hAnsi="Segoe UI" w:eastAsia="Segoe UI" w:cs="Segoe UI"/>
-          <w:b w:val="0"/>
-          <w:bCs w:val="0"/>
-          <w:i w:val="0"/>
-          <w:iCs w:val="0"/>
-          <w:noProof w:val="0"/>
-          <w:sz w:val="21"/>
-          <w:szCs w:val="21"/>
-          <w:lang w:val="en-US"/>
-        </w:rPr>
-        <w:t>factoring it</w:t>
-      </w:r>
-      <w:r>
-        <w:rPr>
-          <w:rFonts w:ascii="Segoe UI" w:hAnsi="Segoe UI" w:eastAsia="Segoe UI" w:cs="Segoe UI"/>
-          <w:b w:val="0"/>
-          <w:bCs w:val="0"/>
-          <w:i w:val="0"/>
-          <w:iCs w:val="0"/>
-          <w:noProof w:val="0"/>
-          <w:sz w:val="21"/>
-          <w:szCs w:val="21"/>
-          <w:lang w:val="en-US"/>
-        </w:rPr>
-        <w:t xml:space="preserve"> it in zonal irrigation requirements, other environmental parameters to arrive at final score</w:t>
-      </w:r>
-      <w:r>
-        <w:rPr>
-          <w:rFonts w:ascii="Segoe UI" w:hAnsi="Segoe UI" w:eastAsia="Segoe UI" w:cs="Segoe UI"/>
-          <w:b w:val="0"/>
-          <w:bCs w:val="0"/>
-          <w:i w:val="0"/>
-          <w:iCs w:val="0"/>
-          <w:noProof w:val="0"/>
-          <w:sz w:val="21"/>
-          <w:szCs w:val="21"/>
-          <w:lang w:val="en-US"/>
+          <w:rFonts w:ascii="Segoe UI" w:eastAsia="Segoe UI" w:hAnsi="Segoe UI" w:cs="Segoe UI"/>
+          <w:sz w:val="21"/>
+          <w:szCs w:val="21"/>
+        </w:rPr>
+        <w:t xml:space="preserve"> based on a mock DB with inclusion of adjusting dynamically </w:t>
+      </w:r>
+      <w:r>
+        <w:rPr>
+          <w:rFonts w:ascii="Segoe UI" w:eastAsia="Segoe UI" w:hAnsi="Segoe UI" w:cs="Segoe UI"/>
+          <w:sz w:val="21"/>
+          <w:szCs w:val="21"/>
+        </w:rPr>
+        <w:t>the</w:t>
+      </w:r>
+      <w:r>
+        <w:rPr>
+          <w:rFonts w:ascii="Segoe UI" w:eastAsia="Segoe UI" w:hAnsi="Segoe UI" w:cs="Segoe UI"/>
+          <w:sz w:val="21"/>
+          <w:szCs w:val="21"/>
+        </w:rPr>
+        <w:t xml:space="preserve"> irrigation requirements by fetching irrigation/rain related info. From openweather API &amp; </w:t>
+      </w:r>
+      <w:r>
+        <w:rPr>
+          <w:rFonts w:ascii="Segoe UI" w:eastAsia="Segoe UI" w:hAnsi="Segoe UI" w:cs="Segoe UI"/>
+          <w:sz w:val="21"/>
+          <w:szCs w:val="21"/>
+        </w:rPr>
+        <w:t xml:space="preserve">then factoring it in zonal irrigation requirements, other environmental </w:t>
+      </w:r>
+      <w:r>
+        <w:rPr>
+          <w:rFonts w:ascii="Segoe UI" w:eastAsia="Segoe UI" w:hAnsi="Segoe UI" w:cs="Segoe UI"/>
+          <w:sz w:val="21"/>
+          <w:szCs w:val="21"/>
+        </w:rPr>
+        <w:lastRenderedPageBreak/>
+        <w:t>parameters to arrive at final score</w:t>
+      </w:r>
+      <w:r>
+        <w:rPr>
+          <w:rFonts w:ascii="Segoe UI" w:eastAsia="Segoe UI" w:hAnsi="Segoe UI" w:cs="Segoe UI"/>
+          <w:sz w:val="21"/>
+          <w:szCs w:val="21"/>
         </w:rPr>
         <w:t xml:space="preserve"> and badge of action for farmers to take in their respective zones &amp; crops in those zones.</w:t>
       </w:r>
     </w:p>
     <w:p>
       <w:pPr>
-        <w:spacing w:before="210" w:beforeAutospacing="off" w:after="210" w:afterAutospacing="off" w:line="300" w:lineRule="auto"/>
-        <w:rPr>
-          <w:rFonts w:ascii="Segoe UI" w:hAnsi="Segoe UI" w:eastAsia="Segoe UI" w:cs="Segoe UI"/>
-          <w:b w:val="0"/>
-          <w:bCs w:val="0"/>
-          <w:i w:val="0"/>
-          <w:iCs w:val="0"/>
-          <w:noProof w:val="0"/>
-          <w:sz w:val="21"/>
-          <w:szCs w:val="21"/>
-          <w:lang w:val="en-US"/>
-        </w:rPr>
-      </w:pPr>
-    </w:p>
-    <w:p>
-      <w:pPr>
-        <w:spacing w:before="0" w:beforeAutospacing="off" w:after="0" w:afterAutospacing="off" w:line="300" w:lineRule="auto"/>
+        <w:spacing w:before="210" w:after="210" w:line="300" w:lineRule="auto"/>
+        <w:rPr>
+          <w:rFonts w:ascii="Segoe UI" w:eastAsia="Segoe UI" w:hAnsi="Segoe UI" w:cs="Segoe UI"/>
+          <w:sz w:val="21"/>
+          <w:szCs w:val="21"/>
+        </w:rPr>
+      </w:pPr>
+    </w:p>
+    <w:p>
+      <w:pPr>
+        <w:spacing w:after="0" w:line="300" w:lineRule="auto"/>
       </w:pPr>
     </w:p>
     <w:p>
       <w:pPr>
         <w:pStyle w:val="Heading1"/>
-        <w:spacing w:before="281" w:beforeAutospacing="off" w:after="281" w:afterAutospacing="off" w:line="300" w:lineRule="auto"/>
-      </w:pPr>
-      <w:r>
-        <w:rPr>
-          <w:rFonts w:ascii="Segoe UI" w:hAnsi="Segoe UI" w:eastAsia="Segoe UI" w:cs="Segoe UI"/>
-          <w:b w:val="1"/>
-          <w:bCs w:val="1"/>
-          <w:i w:val="0"/>
-          <w:iCs w:val="0"/>
-          <w:noProof w:val="0"/>
+        <w:spacing w:before="281" w:after="281" w:line="300" w:lineRule="auto"/>
+      </w:pPr>
+      <w:r>
+        <w:rPr>
+          <w:rFonts w:ascii="Segoe UI" w:eastAsia="Segoe UI" w:hAnsi="Segoe UI" w:cs="Segoe UI"/>
+          <w:b/>
+          <w:bCs/>
           <w:sz w:val="42"/>
           <w:szCs w:val="42"/>
-          <w:lang w:val="en-US"/>
         </w:rPr>
         <w:t>✅ Why this was deferred (important context)</w:t>
       </w:r>
     </w:p>
     <w:p>
       <w:pPr>
-        <w:spacing w:before="210" w:beforeAutospacing="off" w:after="210" w:afterAutospacing="off" w:line="300" w:lineRule="auto"/>
-      </w:pPr>
-      <w:r>
-        <w:rPr>
-          <w:rFonts w:ascii="Segoe UI" w:hAnsi="Segoe UI" w:eastAsia="Segoe UI" w:cs="Segoe UI"/>
-          <w:b w:val="0"/>
-          <w:bCs w:val="0"/>
-          <w:i w:val="0"/>
-          <w:iCs w:val="0"/>
-          <w:noProof w:val="0"/>
-          <w:sz w:val="21"/>
-          <w:szCs w:val="21"/>
-          <w:lang w:val="en-US"/>
+        <w:spacing w:before="210" w:after="210" w:line="300" w:lineRule="auto"/>
+      </w:pPr>
+      <w:r>
+        <w:rPr>
+          <w:rFonts w:ascii="Segoe UI" w:eastAsia="Segoe UI" w:hAnsi="Segoe UI" w:cs="Segoe UI"/>
+          <w:sz w:val="21"/>
+          <w:szCs w:val="21"/>
         </w:rPr>
         <w:t xml:space="preserve">We deliberately built the solution in </w:t>
       </w:r>
       <w:r>
         <w:rPr>
-          <w:rFonts w:ascii="Segoe UI" w:hAnsi="Segoe UI" w:eastAsia="Segoe UI" w:cs="Segoe UI"/>
-          <w:b w:val="1"/>
-          <w:bCs w:val="1"/>
-          <w:i w:val="0"/>
-          <w:iCs w:val="0"/>
-          <w:noProof w:val="0"/>
-          <w:sz w:val="21"/>
-          <w:szCs w:val="21"/>
-          <w:lang w:val="en-US"/>
+          <w:rFonts w:ascii="Segoe UI" w:eastAsia="Segoe UI" w:hAnsi="Segoe UI" w:cs="Segoe UI"/>
+          <w:b/>
+          <w:bCs/>
+          <w:sz w:val="21"/>
+          <w:szCs w:val="21"/>
         </w:rPr>
         <w:t>layers</w:t>
       </w:r>
       <w:r>
         <w:rPr>
-          <w:rFonts w:ascii="Segoe UI" w:hAnsi="Segoe UI" w:eastAsia="Segoe UI" w:cs="Segoe UI"/>
-          <w:b w:val="0"/>
-          <w:bCs w:val="0"/>
-          <w:i w:val="0"/>
-          <w:iCs w:val="0"/>
-          <w:noProof w:val="0"/>
-          <w:sz w:val="21"/>
-          <w:szCs w:val="21"/>
-          <w:lang w:val="en-US"/>
+          <w:rFonts w:ascii="Segoe UI" w:eastAsia="Segoe UI" w:hAnsi="Segoe UI" w:cs="Segoe UI"/>
+          <w:sz w:val="21"/>
+          <w:szCs w:val="21"/>
         </w:rPr>
         <w:t>, like a real enterprise project:</w:t>
       </w:r>
@@ -3761,19 +3473,15 @@
     <w:p>
       <w:pPr>
         <w:pStyle w:val="Heading3"/>
-        <w:spacing w:before="246" w:beforeAutospacing="off" w:after="246" w:afterAutospacing="off" w:line="300" w:lineRule="auto"/>
-      </w:pPr>
-      <w:r>
-        <w:rPr>
-          <w:rFonts w:ascii="Segoe UI" w:hAnsi="Segoe UI" w:eastAsia="Segoe UI" w:cs="Segoe UI"/>
-          <w:b w:val="1"/>
-          <w:bCs w:val="1"/>
-          <w:i w:val="0"/>
-          <w:iCs w:val="0"/>
-          <w:noProof w:val="0"/>
+        <w:spacing w:before="246" w:after="246" w:line="300" w:lineRule="auto"/>
+      </w:pPr>
+      <w:r>
+        <w:rPr>
+          <w:rFonts w:ascii="Segoe UI" w:eastAsia="Segoe UI" w:hAnsi="Segoe UI" w:cs="Segoe UI"/>
+          <w:b/>
+          <w:bCs/>
           <w:sz w:val="24"/>
           <w:szCs w:val="24"/>
-          <w:lang w:val="en-US"/>
         </w:rPr>
         <w:t>✅ What we already completed</w:t>
       </w:r>
@@ -3783,32 +3491,20 @@
         <w:pStyle w:val="ListParagraph"/>
         <w:numPr>
           <w:ilvl w:val="0"/>
-          <w:numId w:val="18"/>
+          <w:numId w:val="2"/>
         </w:numPr>
-        <w:spacing w:before="0" w:beforeAutospacing="off" w:after="0" w:afterAutospacing="off" w:line="300" w:lineRule="auto"/>
-        <w:rPr>
-          <w:rFonts w:ascii="Segoe UI" w:hAnsi="Segoe UI" w:eastAsia="Segoe UI" w:cs="Segoe UI"/>
-          <w:b w:val="0"/>
-          <w:bCs w:val="0"/>
-          <w:i w:val="0"/>
-          <w:iCs w:val="0"/>
-          <w:noProof w:val="0"/>
-          <w:sz w:val="21"/>
-          <w:szCs w:val="21"/>
-          <w:lang w:val="en-US"/>
-        </w:rPr>
-      </w:pPr>
-      <w:r>
-        <w:rPr>
-          <w:rFonts w:ascii="Segoe UI" w:hAnsi="Segoe UI" w:eastAsia="Segoe UI" w:cs="Segoe UI"/>
-          <w:b w:val="0"/>
-          <w:bCs w:val="0"/>
-          <w:i w:val="0"/>
-          <w:iCs w:val="0"/>
-          <w:noProof w:val="0"/>
-          <w:sz w:val="21"/>
-          <w:szCs w:val="21"/>
-          <w:lang w:val="en-US"/>
+        <w:spacing w:after="0" w:line="300" w:lineRule="auto"/>
+        <w:rPr>
+          <w:rFonts w:ascii="Segoe UI" w:eastAsia="Segoe UI" w:hAnsi="Segoe UI" w:cs="Segoe UI"/>
+          <w:sz w:val="21"/>
+          <w:szCs w:val="21"/>
+        </w:rPr>
+      </w:pPr>
+      <w:r>
+        <w:rPr>
+          <w:rFonts w:ascii="Segoe UI" w:eastAsia="Segoe UI" w:hAnsi="Segoe UI" w:cs="Segoe UI"/>
+          <w:sz w:val="21"/>
+          <w:szCs w:val="21"/>
         </w:rPr>
         <w:t>✅ Backend core logic (AI / scoring)</w:t>
       </w:r>
@@ -3818,32 +3514,20 @@
         <w:pStyle w:val="ListParagraph"/>
         <w:numPr>
           <w:ilvl w:val="0"/>
-          <w:numId w:val="18"/>
+          <w:numId w:val="2"/>
         </w:numPr>
-        <w:spacing w:before="0" w:beforeAutospacing="off" w:after="0" w:afterAutospacing="off" w:line="300" w:lineRule="auto"/>
-        <w:rPr>
-          <w:rFonts w:ascii="Segoe UI" w:hAnsi="Segoe UI" w:eastAsia="Segoe UI" w:cs="Segoe UI"/>
-          <w:b w:val="0"/>
-          <w:bCs w:val="0"/>
-          <w:i w:val="0"/>
-          <w:iCs w:val="0"/>
-          <w:noProof w:val="0"/>
-          <w:sz w:val="21"/>
-          <w:szCs w:val="21"/>
-          <w:lang w:val="en-US"/>
-        </w:rPr>
-      </w:pPr>
-      <w:r>
-        <w:rPr>
-          <w:rFonts w:ascii="Segoe UI" w:hAnsi="Segoe UI" w:eastAsia="Segoe UI" w:cs="Segoe UI"/>
-          <w:b w:val="0"/>
-          <w:bCs w:val="0"/>
-          <w:i w:val="0"/>
-          <w:iCs w:val="0"/>
-          <w:noProof w:val="0"/>
-          <w:sz w:val="21"/>
-          <w:szCs w:val="21"/>
-          <w:lang w:val="en-US"/>
+        <w:spacing w:after="0" w:line="300" w:lineRule="auto"/>
+        <w:rPr>
+          <w:rFonts w:ascii="Segoe UI" w:eastAsia="Segoe UI" w:hAnsi="Segoe UI" w:cs="Segoe UI"/>
+          <w:sz w:val="21"/>
+          <w:szCs w:val="21"/>
+        </w:rPr>
+      </w:pPr>
+      <w:r>
+        <w:rPr>
+          <w:rFonts w:ascii="Segoe UI" w:eastAsia="Segoe UI" w:hAnsi="Segoe UI" w:cs="Segoe UI"/>
+          <w:sz w:val="21"/>
+          <w:szCs w:val="21"/>
         </w:rPr>
         <w:t>✅ Sensor simulation</w:t>
       </w:r>
@@ -3853,32 +3537,20 @@
         <w:pStyle w:val="ListParagraph"/>
         <w:numPr>
           <w:ilvl w:val="0"/>
-          <w:numId w:val="18"/>
+          <w:numId w:val="2"/>
         </w:numPr>
-        <w:spacing w:before="0" w:beforeAutospacing="off" w:after="0" w:afterAutospacing="off" w:line="300" w:lineRule="auto"/>
-        <w:rPr>
-          <w:rFonts w:ascii="Segoe UI" w:hAnsi="Segoe UI" w:eastAsia="Segoe UI" w:cs="Segoe UI"/>
-          <w:b w:val="0"/>
-          <w:bCs w:val="0"/>
-          <w:i w:val="0"/>
-          <w:iCs w:val="0"/>
-          <w:noProof w:val="0"/>
-          <w:sz w:val="21"/>
-          <w:szCs w:val="21"/>
-          <w:lang w:val="en-US"/>
-        </w:rPr>
-      </w:pPr>
-      <w:r>
-        <w:rPr>
-          <w:rFonts w:ascii="Segoe UI" w:hAnsi="Segoe UI" w:eastAsia="Segoe UI" w:cs="Segoe UI"/>
-          <w:b w:val="0"/>
-          <w:bCs w:val="0"/>
-          <w:i w:val="0"/>
-          <w:iCs w:val="0"/>
-          <w:noProof w:val="0"/>
-          <w:sz w:val="21"/>
-          <w:szCs w:val="21"/>
-          <w:lang w:val="en-US"/>
+        <w:spacing w:after="0" w:line="300" w:lineRule="auto"/>
+        <w:rPr>
+          <w:rFonts w:ascii="Segoe UI" w:eastAsia="Segoe UI" w:hAnsi="Segoe UI" w:cs="Segoe UI"/>
+          <w:sz w:val="21"/>
+          <w:szCs w:val="21"/>
+        </w:rPr>
+      </w:pPr>
+      <w:r>
+        <w:rPr>
+          <w:rFonts w:ascii="Segoe UI" w:eastAsia="Segoe UI" w:hAnsi="Segoe UI" w:cs="Segoe UI"/>
+          <w:sz w:val="21"/>
+          <w:szCs w:val="21"/>
         </w:rPr>
         <w:t>✅ Weather integration (with fallback)</w:t>
       </w:r>
@@ -3888,32 +3560,20 @@
         <w:pStyle w:val="ListParagraph"/>
         <w:numPr>
           <w:ilvl w:val="0"/>
-          <w:numId w:val="18"/>
+          <w:numId w:val="2"/>
         </w:numPr>
-        <w:spacing w:before="0" w:beforeAutospacing="off" w:after="0" w:afterAutospacing="off" w:line="300" w:lineRule="auto"/>
-        <w:rPr>
-          <w:rFonts w:ascii="Segoe UI" w:hAnsi="Segoe UI" w:eastAsia="Segoe UI" w:cs="Segoe UI"/>
-          <w:b w:val="0"/>
-          <w:bCs w:val="0"/>
-          <w:i w:val="0"/>
-          <w:iCs w:val="0"/>
-          <w:noProof w:val="0"/>
-          <w:sz w:val="21"/>
-          <w:szCs w:val="21"/>
-          <w:lang w:val="en-US"/>
-        </w:rPr>
-      </w:pPr>
-      <w:r>
-        <w:rPr>
-          <w:rFonts w:ascii="Segoe UI" w:hAnsi="Segoe UI" w:eastAsia="Segoe UI" w:cs="Segoe UI"/>
-          <w:b w:val="0"/>
-          <w:bCs w:val="0"/>
-          <w:i w:val="0"/>
-          <w:iCs w:val="0"/>
-          <w:noProof w:val="0"/>
-          <w:sz w:val="21"/>
-          <w:szCs w:val="21"/>
-          <w:lang w:val="en-US"/>
+        <w:spacing w:after="0" w:line="300" w:lineRule="auto"/>
+        <w:rPr>
+          <w:rFonts w:ascii="Segoe UI" w:eastAsia="Segoe UI" w:hAnsi="Segoe UI" w:cs="Segoe UI"/>
+          <w:sz w:val="21"/>
+          <w:szCs w:val="21"/>
+        </w:rPr>
+      </w:pPr>
+      <w:r>
+        <w:rPr>
+          <w:rFonts w:ascii="Segoe UI" w:eastAsia="Segoe UI" w:hAnsi="Segoe UI" w:cs="Segoe UI"/>
+          <w:sz w:val="21"/>
+          <w:szCs w:val="21"/>
         </w:rPr>
         <w:t>✅ Secure JWT authentication</w:t>
       </w:r>
@@ -3923,32 +3583,20 @@
         <w:pStyle w:val="ListParagraph"/>
         <w:numPr>
           <w:ilvl w:val="0"/>
-          <w:numId w:val="18"/>
+          <w:numId w:val="2"/>
         </w:numPr>
-        <w:spacing w:before="0" w:beforeAutospacing="off" w:after="0" w:afterAutospacing="off" w:line="300" w:lineRule="auto"/>
-        <w:rPr>
-          <w:rFonts w:ascii="Segoe UI" w:hAnsi="Segoe UI" w:eastAsia="Segoe UI" w:cs="Segoe UI"/>
-          <w:b w:val="0"/>
-          <w:bCs w:val="0"/>
-          <w:i w:val="0"/>
-          <w:iCs w:val="0"/>
-          <w:noProof w:val="0"/>
-          <w:sz w:val="21"/>
-          <w:szCs w:val="21"/>
-          <w:lang w:val="en-US"/>
-        </w:rPr>
-      </w:pPr>
-      <w:r>
-        <w:rPr>
-          <w:rFonts w:ascii="Segoe UI" w:hAnsi="Segoe UI" w:eastAsia="Segoe UI" w:cs="Segoe UI"/>
-          <w:b w:val="0"/>
-          <w:bCs w:val="0"/>
-          <w:i w:val="0"/>
-          <w:iCs w:val="0"/>
-          <w:noProof w:val="0"/>
-          <w:sz w:val="21"/>
-          <w:szCs w:val="21"/>
-          <w:lang w:val="en-US"/>
+        <w:spacing w:after="0" w:line="300" w:lineRule="auto"/>
+        <w:rPr>
+          <w:rFonts w:ascii="Segoe UI" w:eastAsia="Segoe UI" w:hAnsi="Segoe UI" w:cs="Segoe UI"/>
+          <w:sz w:val="21"/>
+          <w:szCs w:val="21"/>
+        </w:rPr>
+      </w:pPr>
+      <w:r>
+        <w:rPr>
+          <w:rFonts w:ascii="Segoe UI" w:eastAsia="Segoe UI" w:hAnsi="Segoe UI" w:cs="Segoe UI"/>
+          <w:sz w:val="21"/>
+          <w:szCs w:val="21"/>
         </w:rPr>
         <w:t>✅ Protected APIs</w:t>
       </w:r>
@@ -3958,32 +3606,20 @@
         <w:pStyle w:val="ListParagraph"/>
         <w:numPr>
           <w:ilvl w:val="0"/>
-          <w:numId w:val="18"/>
+          <w:numId w:val="2"/>
         </w:numPr>
-        <w:spacing w:before="0" w:beforeAutospacing="off" w:after="0" w:afterAutospacing="off" w:line="300" w:lineRule="auto"/>
-        <w:rPr>
-          <w:rFonts w:ascii="Segoe UI" w:hAnsi="Segoe UI" w:eastAsia="Segoe UI" w:cs="Segoe UI"/>
-          <w:b w:val="0"/>
-          <w:bCs w:val="0"/>
-          <w:i w:val="0"/>
-          <w:iCs w:val="0"/>
-          <w:noProof w:val="0"/>
-          <w:sz w:val="21"/>
-          <w:szCs w:val="21"/>
-          <w:lang w:val="en-US"/>
-        </w:rPr>
-      </w:pPr>
-      <w:r>
-        <w:rPr>
-          <w:rFonts w:ascii="Segoe UI" w:hAnsi="Segoe UI" w:eastAsia="Segoe UI" w:cs="Segoe UI"/>
-          <w:b w:val="0"/>
-          <w:bCs w:val="0"/>
-          <w:i w:val="0"/>
-          <w:iCs w:val="0"/>
-          <w:noProof w:val="0"/>
-          <w:sz w:val="21"/>
-          <w:szCs w:val="21"/>
-          <w:lang w:val="en-US"/>
+        <w:spacing w:after="0" w:line="300" w:lineRule="auto"/>
+        <w:rPr>
+          <w:rFonts w:ascii="Segoe UI" w:eastAsia="Segoe UI" w:hAnsi="Segoe UI" w:cs="Segoe UI"/>
+          <w:sz w:val="21"/>
+          <w:szCs w:val="21"/>
+        </w:rPr>
+      </w:pPr>
+      <w:r>
+        <w:rPr>
+          <w:rFonts w:ascii="Segoe UI" w:eastAsia="Segoe UI" w:hAnsi="Segoe UI" w:cs="Segoe UI"/>
+          <w:sz w:val="21"/>
+          <w:szCs w:val="21"/>
         </w:rPr>
         <w:t>✅ Frontend dashboard (read</w:t>
       </w:r>
@@ -3992,15 +3628,9 @@
       </w:r>
       <w:r>
         <w:rPr>
-          <w:rFonts w:ascii="Segoe UI" w:hAnsi="Segoe UI" w:eastAsia="Segoe UI" w:cs="Segoe UI"/>
-          <w:b w:val="0"/>
-          <w:bCs w:val="0"/>
-          <w:i w:val="0"/>
-          <w:iCs w:val="0"/>
-          <w:noProof w:val="0"/>
-          <w:sz w:val="21"/>
-          <w:szCs w:val="21"/>
-          <w:lang w:val="en-US"/>
+          <w:rFonts w:ascii="Segoe UI" w:eastAsia="Segoe UI" w:hAnsi="Segoe UI" w:cs="Segoe UI"/>
+          <w:sz w:val="21"/>
+          <w:szCs w:val="21"/>
         </w:rPr>
         <w:t>only)</w:t>
       </w:r>
@@ -4010,32 +3640,20 @@
         <w:pStyle w:val="ListParagraph"/>
         <w:numPr>
           <w:ilvl w:val="0"/>
-          <w:numId w:val="18"/>
+          <w:numId w:val="2"/>
         </w:numPr>
-        <w:spacing w:before="0" w:beforeAutospacing="off" w:after="0" w:afterAutospacing="off" w:line="300" w:lineRule="auto"/>
-        <w:rPr>
-          <w:rFonts w:ascii="Segoe UI" w:hAnsi="Segoe UI" w:eastAsia="Segoe UI" w:cs="Segoe UI"/>
-          <w:b w:val="0"/>
-          <w:bCs w:val="0"/>
-          <w:i w:val="0"/>
-          <w:iCs w:val="0"/>
-          <w:noProof w:val="0"/>
-          <w:sz w:val="21"/>
-          <w:szCs w:val="21"/>
-          <w:lang w:val="en-US"/>
-        </w:rPr>
-      </w:pPr>
-      <w:r>
-        <w:rPr>
-          <w:rFonts w:ascii="Segoe UI" w:hAnsi="Segoe UI" w:eastAsia="Segoe UI" w:cs="Segoe UI"/>
-          <w:b w:val="0"/>
-          <w:bCs w:val="0"/>
-          <w:i w:val="0"/>
-          <w:iCs w:val="0"/>
-          <w:noProof w:val="0"/>
-          <w:sz w:val="21"/>
-          <w:szCs w:val="21"/>
-          <w:lang w:val="en-US"/>
+        <w:spacing w:after="0" w:line="300" w:lineRule="auto"/>
+        <w:rPr>
+          <w:rFonts w:ascii="Segoe UI" w:eastAsia="Segoe UI" w:hAnsi="Segoe UI" w:cs="Segoe UI"/>
+          <w:sz w:val="21"/>
+          <w:szCs w:val="21"/>
+        </w:rPr>
+      </w:pPr>
+      <w:r>
+        <w:rPr>
+          <w:rFonts w:ascii="Segoe UI" w:eastAsia="Segoe UI" w:hAnsi="Segoe UI" w:cs="Segoe UI"/>
+          <w:sz w:val="21"/>
+          <w:szCs w:val="21"/>
         </w:rPr>
         <w:t>✅ End</w:t>
       </w:r>
@@ -4044,15 +3662,9 @@
       </w:r>
       <w:r>
         <w:rPr>
-          <w:rFonts w:ascii="Segoe UI" w:hAnsi="Segoe UI" w:eastAsia="Segoe UI" w:cs="Segoe UI"/>
-          <w:b w:val="0"/>
-          <w:bCs w:val="0"/>
-          <w:i w:val="0"/>
-          <w:iCs w:val="0"/>
-          <w:noProof w:val="0"/>
-          <w:sz w:val="21"/>
-          <w:szCs w:val="21"/>
-          <w:lang w:val="en-US"/>
+          <w:rFonts w:ascii="Segoe UI" w:eastAsia="Segoe UI" w:hAnsi="Segoe UI" w:cs="Segoe UI"/>
+          <w:sz w:val="21"/>
+          <w:szCs w:val="21"/>
         </w:rPr>
         <w:t>to</w:t>
       </w:r>
@@ -4061,34 +3673,22 @@
       </w:r>
       <w:r>
         <w:rPr>
-          <w:rFonts w:ascii="Segoe UI" w:hAnsi="Segoe UI" w:eastAsia="Segoe UI" w:cs="Segoe UI"/>
-          <w:b w:val="0"/>
-          <w:bCs w:val="0"/>
-          <w:i w:val="0"/>
-          <w:iCs w:val="0"/>
-          <w:noProof w:val="0"/>
-          <w:sz w:val="21"/>
-          <w:szCs w:val="21"/>
-          <w:lang w:val="en-US"/>
+          <w:rFonts w:ascii="Segoe UI" w:eastAsia="Segoe UI" w:hAnsi="Segoe UI" w:cs="Segoe UI"/>
+          <w:sz w:val="21"/>
+          <w:szCs w:val="21"/>
         </w:rPr>
         <w:t>end validation</w:t>
       </w:r>
     </w:p>
     <w:p>
       <w:pPr>
-        <w:spacing w:before="210" w:beforeAutospacing="off" w:after="210" w:afterAutospacing="off" w:line="300" w:lineRule="auto"/>
-      </w:pPr>
-      <w:r>
-        <w:rPr>
-          <w:rFonts w:ascii="Segoe UI" w:hAnsi="Segoe UI" w:eastAsia="Segoe UI" w:cs="Segoe UI"/>
-          <w:b w:val="0"/>
-          <w:bCs w:val="0"/>
-          <w:i w:val="0"/>
-          <w:iCs w:val="0"/>
-          <w:noProof w:val="0"/>
-          <w:sz w:val="21"/>
-          <w:szCs w:val="21"/>
-          <w:lang w:val="en-US"/>
+        <w:spacing w:before="210" w:after="210" w:line="300" w:lineRule="auto"/>
+      </w:pPr>
+      <w:r>
+        <w:rPr>
+          <w:rFonts w:ascii="Segoe UI" w:eastAsia="Segoe UI" w:hAnsi="Segoe UI" w:cs="Segoe UI"/>
+          <w:sz w:val="21"/>
+          <w:szCs w:val="21"/>
         </w:rPr>
         <w:t>This ensured:</w:t>
       </w:r>
@@ -4098,60 +3698,38 @@
         <w:pStyle w:val="ListParagraph"/>
         <w:numPr>
           <w:ilvl w:val="0"/>
-          <w:numId w:val="19"/>
+          <w:numId w:val="1"/>
         </w:numPr>
-        <w:spacing w:before="0" w:beforeAutospacing="off" w:after="0" w:afterAutospacing="off" w:line="300" w:lineRule="auto"/>
-        <w:rPr>
-          <w:rFonts w:ascii="Segoe UI" w:hAnsi="Segoe UI" w:eastAsia="Segoe UI" w:cs="Segoe UI"/>
-          <w:b w:val="0"/>
-          <w:bCs w:val="0"/>
-          <w:i w:val="0"/>
-          <w:iCs w:val="0"/>
-          <w:noProof w:val="0"/>
-          <w:sz w:val="21"/>
-          <w:szCs w:val="21"/>
-          <w:lang w:val="en-US"/>
-        </w:rPr>
-      </w:pPr>
-      <w:r>
-        <w:rPr>
-          <w:rFonts w:ascii="Segoe UI" w:hAnsi="Segoe UI" w:eastAsia="Segoe UI" w:cs="Segoe UI"/>
-          <w:b w:val="0"/>
-          <w:bCs w:val="0"/>
-          <w:i w:val="0"/>
-          <w:iCs w:val="0"/>
-          <w:noProof w:val="0"/>
-          <w:sz w:val="21"/>
-          <w:szCs w:val="21"/>
-          <w:lang w:val="en-US"/>
+        <w:spacing w:after="0" w:line="300" w:lineRule="auto"/>
+        <w:rPr>
+          <w:rFonts w:ascii="Segoe UI" w:eastAsia="Segoe UI" w:hAnsi="Segoe UI" w:cs="Segoe UI"/>
+          <w:sz w:val="21"/>
+          <w:szCs w:val="21"/>
+        </w:rPr>
+      </w:pPr>
+      <w:r>
+        <w:rPr>
+          <w:rFonts w:ascii="Segoe UI" w:eastAsia="Segoe UI" w:hAnsi="Segoe UI" w:cs="Segoe UI"/>
+          <w:sz w:val="21"/>
+          <w:szCs w:val="21"/>
         </w:rPr>
         <w:t xml:space="preserve">The </w:t>
       </w:r>
       <w:r>
         <w:rPr>
-          <w:rFonts w:ascii="Segoe UI" w:hAnsi="Segoe UI" w:eastAsia="Segoe UI" w:cs="Segoe UI"/>
-          <w:b w:val="1"/>
-          <w:bCs w:val="1"/>
-          <w:i w:val="0"/>
-          <w:iCs w:val="0"/>
-          <w:noProof w:val="0"/>
-          <w:sz w:val="21"/>
-          <w:szCs w:val="21"/>
-          <w:lang w:val="en-US"/>
+          <w:rFonts w:ascii="Segoe UI" w:eastAsia="Segoe UI" w:hAnsi="Segoe UI" w:cs="Segoe UI"/>
+          <w:b/>
+          <w:bCs/>
+          <w:sz w:val="21"/>
+          <w:szCs w:val="21"/>
         </w:rPr>
         <w:t>hardest parts</w:t>
       </w:r>
       <w:r>
         <w:rPr>
-          <w:rFonts w:ascii="Segoe UI" w:hAnsi="Segoe UI" w:eastAsia="Segoe UI" w:cs="Segoe UI"/>
-          <w:b w:val="0"/>
-          <w:bCs w:val="0"/>
-          <w:i w:val="0"/>
-          <w:iCs w:val="0"/>
-          <w:noProof w:val="0"/>
-          <w:sz w:val="21"/>
-          <w:szCs w:val="21"/>
-          <w:lang w:val="en-US"/>
+          <w:rFonts w:ascii="Segoe UI" w:eastAsia="Segoe UI" w:hAnsi="Segoe UI" w:cs="Segoe UI"/>
+          <w:sz w:val="21"/>
+          <w:szCs w:val="21"/>
         </w:rPr>
         <w:t xml:space="preserve"> were stable first</w:t>
       </w:r>
@@ -4161,32 +3739,20 @@
         <w:pStyle w:val="ListParagraph"/>
         <w:numPr>
           <w:ilvl w:val="0"/>
-          <w:numId w:val="19"/>
+          <w:numId w:val="1"/>
         </w:numPr>
-        <w:spacing w:before="0" w:beforeAutospacing="off" w:after="0" w:afterAutospacing="off" w:line="300" w:lineRule="auto"/>
-        <w:rPr>
-          <w:rFonts w:ascii="Segoe UI" w:hAnsi="Segoe UI" w:eastAsia="Segoe UI" w:cs="Segoe UI"/>
-          <w:b w:val="0"/>
-          <w:bCs w:val="0"/>
-          <w:i w:val="0"/>
-          <w:iCs w:val="0"/>
-          <w:noProof w:val="0"/>
-          <w:sz w:val="21"/>
-          <w:szCs w:val="21"/>
-          <w:lang w:val="en-US"/>
-        </w:rPr>
-      </w:pPr>
-      <w:r>
-        <w:rPr>
-          <w:rFonts w:ascii="Segoe UI" w:hAnsi="Segoe UI" w:eastAsia="Segoe UI" w:cs="Segoe UI"/>
-          <w:b w:val="0"/>
-          <w:bCs w:val="0"/>
-          <w:i w:val="0"/>
-          <w:iCs w:val="0"/>
-          <w:noProof w:val="0"/>
-          <w:sz w:val="21"/>
-          <w:szCs w:val="21"/>
-          <w:lang w:val="en-US"/>
+        <w:spacing w:after="0" w:line="300" w:lineRule="auto"/>
+        <w:rPr>
+          <w:rFonts w:ascii="Segoe UI" w:eastAsia="Segoe UI" w:hAnsi="Segoe UI" w:cs="Segoe UI"/>
+          <w:sz w:val="21"/>
+          <w:szCs w:val="21"/>
+        </w:rPr>
+      </w:pPr>
+      <w:r>
+        <w:rPr>
+          <w:rFonts w:ascii="Segoe UI" w:eastAsia="Segoe UI" w:hAnsi="Segoe UI" w:cs="Segoe UI"/>
+          <w:sz w:val="21"/>
+          <w:szCs w:val="21"/>
         </w:rPr>
         <w:t>No UI work was wasted</w:t>
       </w:r>
@@ -4196,32 +3762,20 @@
         <w:pStyle w:val="ListParagraph"/>
         <w:numPr>
           <w:ilvl w:val="0"/>
-          <w:numId w:val="19"/>
+          <w:numId w:val="1"/>
         </w:numPr>
-        <w:spacing w:before="0" w:beforeAutospacing="off" w:after="0" w:afterAutospacing="off" w:line="300" w:lineRule="auto"/>
-        <w:rPr>
-          <w:rFonts w:ascii="Segoe UI" w:hAnsi="Segoe UI" w:eastAsia="Segoe UI" w:cs="Segoe UI"/>
-          <w:b w:val="0"/>
-          <w:bCs w:val="0"/>
-          <w:i w:val="0"/>
-          <w:iCs w:val="0"/>
-          <w:noProof w:val="0"/>
-          <w:sz w:val="21"/>
-          <w:szCs w:val="21"/>
-          <w:lang w:val="en-US"/>
-        </w:rPr>
-      </w:pPr>
-      <w:r>
-        <w:rPr>
-          <w:rFonts w:ascii="Segoe UI" w:hAnsi="Segoe UI" w:eastAsia="Segoe UI" w:cs="Segoe UI"/>
-          <w:b w:val="0"/>
-          <w:bCs w:val="0"/>
-          <w:i w:val="0"/>
-          <w:iCs w:val="0"/>
-          <w:noProof w:val="0"/>
-          <w:sz w:val="21"/>
-          <w:szCs w:val="21"/>
-          <w:lang w:val="en-US"/>
+        <w:spacing w:after="0" w:line="300" w:lineRule="auto"/>
+        <w:rPr>
+          <w:rFonts w:ascii="Segoe UI" w:eastAsia="Segoe UI" w:hAnsi="Segoe UI" w:cs="Segoe UI"/>
+          <w:sz w:val="21"/>
+          <w:szCs w:val="21"/>
+        </w:rPr>
+      </w:pPr>
+      <w:r>
+        <w:rPr>
+          <w:rFonts w:ascii="Segoe UI" w:eastAsia="Segoe UI" w:hAnsi="Segoe UI" w:cs="Segoe UI"/>
+          <w:sz w:val="21"/>
+          <w:szCs w:val="21"/>
         </w:rPr>
         <w:t>Security and logic were correct</w:t>
       </w:r>
@@ -4231,52 +3785,17 @@
         <w:pStyle w:val="ListParagraph"/>
         <w:numPr>
           <w:ilvl w:val="0"/>
-          <w:numId w:val="19"/>
+          <w:numId w:val="1"/>
         </w:numPr>
-        <w:spacing w:before="0" w:beforeAutospacing="off" w:after="0" w:afterAutospacing="off" w:line="300" w:lineRule="auto"/>
-        <w:rPr/>
-      </w:pPr>
-      <w:r>
-        <w:rPr>
-          <w:rFonts w:ascii="Segoe UI" w:hAnsi="Segoe UI" w:eastAsia="Segoe UI" w:cs="Segoe UI"/>
-          <w:b w:val="0"/>
-          <w:bCs w:val="0"/>
-          <w:i w:val="0"/>
-          <w:iCs w:val="0"/>
-          <w:noProof w:val="0"/>
-          <w:sz w:val="21"/>
-          <w:szCs w:val="21"/>
-          <w:lang w:val="en-US"/>
-        </w:rPr>
-        <w:t xml:space="preserve">Zone CRUD (Create, Update, </w:t>
-      </w:r>
-      <w:r>
-        <w:rPr>
-          <w:rFonts w:ascii="Segoe UI" w:hAnsi="Segoe UI" w:eastAsia="Segoe UI" w:cs="Segoe UI"/>
-          <w:b w:val="0"/>
-          <w:bCs w:val="0"/>
-          <w:i w:val="0"/>
-          <w:iCs w:val="0"/>
-          <w:noProof w:val="0"/>
-          <w:sz w:val="21"/>
-          <w:szCs w:val="21"/>
-          <w:lang w:val="en-US"/>
-        </w:rPr>
-        <w:t>Delete</w:t>
-      </w:r>
-      <w:r>
-        <w:rPr>
-          <w:rFonts w:ascii="Segoe UI" w:hAnsi="Segoe UI" w:eastAsia="Segoe UI" w:cs="Segoe UI"/>
-          <w:b w:val="0"/>
-          <w:bCs w:val="0"/>
-          <w:i w:val="0"/>
-          <w:iCs w:val="0"/>
-          <w:noProof w:val="0"/>
-          <w:sz w:val="21"/>
-          <w:szCs w:val="21"/>
-          <w:lang w:val="en-US"/>
-        </w:rPr>
-        <w:t>, Edits) is part of our planned extension. The backend is already structured to support it.</w:t>
+        <w:spacing w:after="0" w:line="300" w:lineRule="auto"/>
+      </w:pPr>
+      <w:r>
+        <w:rPr>
+          <w:rFonts w:ascii="Segoe UI" w:eastAsia="Segoe UI" w:hAnsi="Segoe UI" w:cs="Segoe UI"/>
+          <w:sz w:val="21"/>
+          <w:szCs w:val="21"/>
+        </w:rPr>
+        <w:t>Zone CRUD (Create, Update, Delete, Edits) is part of our planned extension. The backend is already structured to support it.</w:t>
       </w:r>
     </w:p>
     <w:p>
@@ -4284,122 +3803,24 @@
         <w:pStyle w:val="ListParagraph"/>
         <w:numPr>
           <w:ilvl w:val="0"/>
-          <w:numId w:val="19"/>
+          <w:numId w:val="1"/>
         </w:numPr>
-        <w:spacing w:before="0" w:beforeAutospacing="off" w:after="0" w:afterAutospacing="off" w:line="300" w:lineRule="auto"/>
-        <w:rPr/>
-      </w:pPr>
-      <w:r>
-        <w:rPr>
-          <w:rFonts w:ascii="Segoe UI" w:hAnsi="Segoe UI" w:eastAsia="Segoe UI" w:cs="Segoe UI"/>
-          <w:b w:val="0"/>
-          <w:bCs w:val="0"/>
-          <w:i w:val="0"/>
-          <w:iCs w:val="0"/>
-          <w:noProof w:val="0"/>
-          <w:sz w:val="21"/>
-          <w:szCs w:val="21"/>
-          <w:lang w:val="en-US"/>
-        </w:rPr>
-        <w:t xml:space="preserve">These </w:t>
-      </w:r>
-      <w:r>
-        <w:rPr>
-          <w:rFonts w:ascii="Segoe UI" w:hAnsi="Segoe UI" w:eastAsia="Segoe UI" w:cs="Segoe UI"/>
-          <w:b w:val="0"/>
-          <w:bCs w:val="0"/>
-          <w:i w:val="0"/>
-          <w:iCs w:val="0"/>
-          <w:noProof w:val="0"/>
-          <w:sz w:val="21"/>
-          <w:szCs w:val="21"/>
-          <w:lang w:val="en-US"/>
-        </w:rPr>
-        <w:t>enhancements</w:t>
-      </w:r>
-      <w:r>
-        <w:rPr>
-          <w:rFonts w:ascii="Segoe UI" w:hAnsi="Segoe UI" w:eastAsia="Segoe UI" w:cs="Segoe UI"/>
-          <w:b w:val="0"/>
-          <w:bCs w:val="0"/>
-          <w:i w:val="0"/>
-          <w:iCs w:val="0"/>
-          <w:noProof w:val="0"/>
-          <w:sz w:val="21"/>
-          <w:szCs w:val="21"/>
-          <w:lang w:val="en-US"/>
-        </w:rPr>
-        <w:t xml:space="preserve"> will simply need </w:t>
-      </w:r>
-      <w:r>
-        <w:rPr>
-          <w:rFonts w:ascii="Segoe UI" w:hAnsi="Segoe UI" w:eastAsia="Segoe UI" w:cs="Segoe UI"/>
-          <w:b w:val="0"/>
-          <w:bCs w:val="0"/>
-          <w:i w:val="0"/>
-          <w:iCs w:val="0"/>
-          <w:noProof w:val="0"/>
-          <w:sz w:val="21"/>
-          <w:szCs w:val="21"/>
-          <w:lang w:val="en-US"/>
-        </w:rPr>
-        <w:t>few</w:t>
-      </w:r>
-      <w:r>
-        <w:rPr>
-          <w:rFonts w:ascii="Segoe UI" w:hAnsi="Segoe UI" w:eastAsia="Segoe UI" w:cs="Segoe UI"/>
-          <w:b w:val="0"/>
-          <w:bCs w:val="0"/>
-          <w:i w:val="0"/>
-          <w:iCs w:val="0"/>
-          <w:noProof w:val="0"/>
-          <w:sz w:val="21"/>
-          <w:szCs w:val="21"/>
-          <w:lang w:val="en-US"/>
-        </w:rPr>
-        <w:t xml:space="preserve"> more APIs to support the zone </w:t>
-      </w:r>
-      <w:r>
-        <w:rPr>
-          <w:rFonts w:ascii="Segoe UI" w:hAnsi="Segoe UI" w:eastAsia="Segoe UI" w:cs="Segoe UI"/>
-          <w:b w:val="0"/>
-          <w:bCs w:val="0"/>
-          <w:i w:val="0"/>
-          <w:iCs w:val="0"/>
-          <w:noProof w:val="0"/>
-          <w:sz w:val="21"/>
-          <w:szCs w:val="21"/>
-          <w:lang w:val="en-US"/>
-        </w:rPr>
-        <w:t>modificatipns</w:t>
-      </w:r>
-      <w:r>
-        <w:rPr>
-          <w:rFonts w:ascii="Segoe UI" w:hAnsi="Segoe UI" w:eastAsia="Segoe UI" w:cs="Segoe UI"/>
-          <w:b w:val="0"/>
-          <w:bCs w:val="0"/>
-          <w:i w:val="0"/>
-          <w:iCs w:val="0"/>
-          <w:noProof w:val="0"/>
-          <w:sz w:val="21"/>
-          <w:szCs w:val="21"/>
-          <w:lang w:val="en-US"/>
-        </w:rPr>
-        <w:t>.</w:t>
-      </w:r>
-    </w:p>
-    <w:p>
-      <w:pPr>
-        <w:pStyle w:val="Normal"/>
-      </w:pPr>
+        <w:spacing w:after="0" w:line="300" w:lineRule="auto"/>
+      </w:pPr>
+      <w:r>
+        <w:rPr>
+          <w:rFonts w:ascii="Segoe UI" w:eastAsia="Segoe UI" w:hAnsi="Segoe UI" w:cs="Segoe UI"/>
+          <w:sz w:val="21"/>
+          <w:szCs w:val="21"/>
+        </w:rPr>
+        <w:t>These enhancements will simply need few more APIs to support the zone modificatipns.</w:t>
+      </w:r>
     </w:p>
     <w:p/>
-    <w:p>
-      <w:r>
-        <w:t>✅</w:t>
-      </w:r>
-      <w:r>
-        <w:t xml:space="preserve"> </w:t>
+    <w:p/>
+    <w:p>
+      <w:r>
+        <w:t xml:space="preserve">✅ </w:t>
       </w:r>
       <w:r>
         <w:rPr>
@@ -4412,7 +3833,7 @@
     <w:p>
       <w:pPr>
         <w:pBdr>
-          <w:top w:val="single" w:color="auto" w:sz="12" w:space="0"/>
+          <w:top w:val="single" w:sz="12" w:space="0" w:color="auto"/>
         </w:pBdr>
         <w:spacing w:after="0"/>
       </w:pPr>
@@ -4422,10 +3843,7 @@
         <w:pStyle w:val="Heading2"/>
       </w:pPr>
       <w:r>
-        <w:t>🔁</w:t>
-      </w:r>
-      <w:r>
-        <w:t xml:space="preserve"> STEP 6 — AUTO‑REFRESH (Live System)</w:t>
+        <w:t>🔁 STEP 6 — AUTO‑REFRESH (Live System)</w:t>
       </w:r>
     </w:p>
     <w:p>
@@ -4433,10 +3851,7 @@
         <w:pStyle w:val="Heading3"/>
       </w:pPr>
       <w:r>
-        <w:t>✅</w:t>
-      </w:r>
-      <w:r>
-        <w:t xml:space="preserve"> 6.1 Do nothing — just watch the screen</w:t>
+        <w:t>✅ 6.1 Do nothing — just watch the screen</w:t>
       </w:r>
     </w:p>
     <w:p>
@@ -4449,10 +3864,8 @@
         <w:pStyle w:val="Heading3"/>
       </w:pPr>
       <w:r>
-        <w:t>✅</w:t>
-      </w:r>
-      <w:r>
-        <w:t xml:space="preserve"> Expected:</w:t>
+        <w:lastRenderedPageBreak/>
+        <w:t>✅ Expected:</w:t>
       </w:r>
     </w:p>
     <w:p>
@@ -4460,7 +3873,7 @@
         <w:pStyle w:val="ListParagraph"/>
         <w:numPr>
           <w:ilvl w:val="0"/>
-          <w:numId w:val="11"/>
+          <w:numId w:val="16"/>
         </w:numPr>
       </w:pPr>
       <w:r>
@@ -4472,7 +3885,7 @@
         <w:pStyle w:val="ListParagraph"/>
         <w:numPr>
           <w:ilvl w:val="0"/>
-          <w:numId w:val="11"/>
+          <w:numId w:val="16"/>
         </w:numPr>
       </w:pPr>
       <w:r>
@@ -4484,7 +3897,7 @@
         <w:pStyle w:val="ListParagraph"/>
         <w:numPr>
           <w:ilvl w:val="0"/>
-          <w:numId w:val="11"/>
+          <w:numId w:val="16"/>
         </w:numPr>
       </w:pPr>
       <w:r>
@@ -4493,10 +3906,7 @@
     </w:p>
     <w:p>
       <w:r>
-        <w:t>✅</w:t>
-      </w:r>
-      <w:r>
-        <w:t xml:space="preserve"> Proves:</w:t>
+        <w:t>✅ Proves:</w:t>
       </w:r>
     </w:p>
     <w:p>
@@ -4504,7 +3914,7 @@
         <w:pStyle w:val="ListParagraph"/>
         <w:numPr>
           <w:ilvl w:val="0"/>
-          <w:numId w:val="12"/>
+          <w:numId w:val="17"/>
         </w:numPr>
       </w:pPr>
       <w:r>
@@ -4516,50 +3926,48 @@
         <w:pStyle w:val="ListParagraph"/>
         <w:numPr>
           <w:ilvl w:val="0"/>
-          <w:numId w:val="12"/>
+          <w:numId w:val="17"/>
         </w:numPr>
-        <w:rPr/>
-      </w:pPr>
-      <w:r>
-        <w:rPr/>
+      </w:pPr>
+      <w:r>
         <w:t>Frontend ↔ backend loop is alive</w:t>
       </w:r>
     </w:p>
     <w:p>
       <w:pPr>
         <w:pStyle w:val="ListParagraph"/>
-        <w:ind w:left="720"/>
       </w:pPr>
     </w:p>
     <w:p>
       <w:pPr>
         <w:pStyle w:val="ListParagraph"/>
-        <w:ind w:left="720"/>
       </w:pPr>
     </w:p>
     <w:p>
       <w:pPr>
         <w:pStyle w:val="ListParagraph"/>
-        <w:ind w:left="720"/>
-      </w:pPr>
-      <w:r>
+      </w:pPr>
+      <w:r>
+        <w:rPr>
+          <w:noProof/>
+        </w:rPr>
         <w:drawing>
-          <wp:inline wp14:editId="00DDE961" wp14:anchorId="17DB64EB">
+          <wp:inline distT="0" distB="0" distL="0" distR="0" wp14:anchorId="17DB64EB" wp14:editId="00DDE961">
             <wp:extent cx="5724525" cy="3590925"/>
             <wp:effectExtent l="0" t="0" r="0" b="0"/>
             <wp:docPr id="1554118452" name="drawing"/>
             <wp:cNvGraphicFramePr>
-              <a:graphicFrameLocks noChangeAspect="1"/>
+              <a:graphicFrameLocks xmlns:a="http://schemas.openxmlformats.org/drawingml/2006/main" noChangeAspect="1"/>
             </wp:cNvGraphicFramePr>
-            <a:graphic>
-              <a:graphicData xmlns:a="http://schemas.openxmlformats.org/drawingml/2006/main" uri="http://schemas.openxmlformats.org/drawingml/2006/picture">
+            <a:graphic xmlns:a="http://schemas.openxmlformats.org/drawingml/2006/main">
+              <a:graphicData uri="http://schemas.openxmlformats.org/drawingml/2006/picture">
                 <pic:pic xmlns:pic="http://schemas.openxmlformats.org/drawingml/2006/picture">
                   <pic:nvPicPr>
                     <pic:cNvPr id="1554118452" name="Picture 1554118452"/>
                     <pic:cNvPicPr/>
                   </pic:nvPicPr>
                   <pic:blipFill>
-                    <a:blip xmlns:r="http://schemas.openxmlformats.org/officeDocument/2006/relationships" r:embed="rId720999401">
+                    <a:blip r:embed="rId18">
                       <a:extLst>
                         <a:ext uri="{28A0092B-C50C-407E-A947-70E740481C1C}">
                           <a14:useLocalDpi xmlns:a14="http://schemas.microsoft.com/office/drawing/2010/main"/>
@@ -4587,27 +3995,28 @@
       </w:r>
     </w:p>
     <w:p>
-      <w:pPr>
-        <w:pStyle w:val="Normal"/>
-      </w:pPr>
-      <w:r>
+      <w:r>
+        <w:rPr>
+          <w:noProof/>
+        </w:rPr>
+        <w:lastRenderedPageBreak/>
         <w:drawing>
-          <wp:inline wp14:editId="173BE22C" wp14:anchorId="367BEEF5">
+          <wp:inline distT="0" distB="0" distL="0" distR="0" wp14:anchorId="367BEEF5" wp14:editId="173BE22C">
             <wp:extent cx="5724525" cy="3676650"/>
             <wp:effectExtent l="0" t="0" r="0" b="0"/>
             <wp:docPr id="1006605695" name="drawing"/>
             <wp:cNvGraphicFramePr>
-              <a:graphicFrameLocks noChangeAspect="1"/>
+              <a:graphicFrameLocks xmlns:a="http://schemas.openxmlformats.org/drawingml/2006/main" noChangeAspect="1"/>
             </wp:cNvGraphicFramePr>
-            <a:graphic>
-              <a:graphicData xmlns:a="http://schemas.openxmlformats.org/drawingml/2006/main" uri="http://schemas.openxmlformats.org/drawingml/2006/picture">
+            <a:graphic xmlns:a="http://schemas.openxmlformats.org/drawingml/2006/main">
+              <a:graphicData uri="http://schemas.openxmlformats.org/drawingml/2006/picture">
                 <pic:pic xmlns:pic="http://schemas.openxmlformats.org/drawingml/2006/picture">
                   <pic:nvPicPr>
                     <pic:cNvPr id="1006605695" name="Picture 1006605695"/>
                     <pic:cNvPicPr/>
                   </pic:nvPicPr>
                   <pic:blipFill>
-                    <a:blip xmlns:r="http://schemas.openxmlformats.org/officeDocument/2006/relationships" r:embed="rId1449409338">
+                    <a:blip r:embed="rId19">
                       <a:extLst>
                         <a:ext uri="{28A0092B-C50C-407E-A947-70E740481C1C}">
                           <a14:useLocalDpi xmlns:a14="http://schemas.microsoft.com/office/drawing/2010/main"/>
@@ -4637,10 +4046,7 @@
     <w:p/>
     <w:p>
       <w:r>
-        <w:t>✅</w:t>
-      </w:r>
-      <w:r>
-        <w:t xml:space="preserve"> </w:t>
+        <w:t xml:space="preserve">✅ </w:t>
       </w:r>
       <w:r>
         <w:rPr>
@@ -4653,7 +4059,7 @@
     <w:p>
       <w:pPr>
         <w:pBdr>
-          <w:top w:val="single" w:color="auto" w:sz="12" w:space="0"/>
+          <w:top w:val="single" w:sz="12" w:space="0" w:color="auto"/>
         </w:pBdr>
         <w:spacing w:after="0"/>
       </w:pPr>
@@ -4663,10 +4069,7 @@
         <w:pStyle w:val="Heading2"/>
       </w:pPr>
       <w:r>
-        <w:t>🌦</w:t>
-      </w:r>
-      <w:r>
-        <w:t xml:space="preserve"> STEP 7 — WEATHER LOGIC (Backend)</w:t>
+        <w:t>🌦 STEP 7 — WEATHER LOGIC (Backend)</w:t>
       </w:r>
     </w:p>
     <w:p>
@@ -4674,10 +4077,7 @@
         <w:pStyle w:val="Heading3"/>
       </w:pPr>
       <w:r>
-        <w:t>✅</w:t>
-      </w:r>
-      <w:r>
-        <w:t xml:space="preserve"> 7.1 Observe backend terminal logs</w:t>
+        <w:t>✅ 7.1 Observe backend terminal logs</w:t>
       </w:r>
     </w:p>
     <w:p>
@@ -4689,12 +4089,12 @@
       <w:tblPr>
         <w:tblW w:w="100" w:type="auto"/>
         <w:tblBorders>
-          <w:top w:val="single" w:color="auto" w:sz="4" w:space="0"/>
-          <w:left w:val="single" w:color="auto" w:sz="4" w:space="0"/>
-          <w:bottom w:val="single" w:color="auto" w:sz="4" w:space="0"/>
-          <w:right w:val="single" w:color="auto" w:sz="4" w:space="0"/>
-          <w:insideH w:val="single" w:color="auto" w:sz="4" w:space="0"/>
-          <w:insideV w:val="single" w:color="auto" w:sz="4" w:space="0"/>
+          <w:top w:val="single" w:sz="4" w:space="0" w:color="auto"/>
+          <w:left w:val="single" w:sz="4" w:space="0" w:color="auto"/>
+          <w:bottom w:val="single" w:sz="4" w:space="0" w:color="auto"/>
+          <w:right w:val="single" w:sz="4" w:space="0" w:color="auto"/>
+          <w:insideH w:val="single" w:sz="4" w:space="0" w:color="auto"/>
+          <w:insideV w:val="single" w:sz="4" w:space="0" w:color="auto"/>
         </w:tblBorders>
         <w:tblLayout w:type="fixed"/>
         <w:tblLook w:val="04A0" w:firstRow="1" w:lastRow="0" w:firstColumn="1" w:lastColumn="0" w:noHBand="0" w:noVBand="1"/>
@@ -4720,15 +4120,9 @@
             </w:r>
             <w:r>
               <w:rPr>
-                <w:rFonts w:ascii="Consolas" w:hAnsi="Consolas" w:eastAsia="Consolas" w:cs="Consolas"/>
-              </w:rPr>
-              <w:t>🌦</w:t>
-            </w:r>
-            <w:r>
-              <w:rPr>
-                <w:rFonts w:ascii="Consolas" w:hAnsi="Consolas" w:eastAsia="Consolas" w:cs="Consolas"/>
-              </w:rPr>
-              <w:t xml:space="preserve"> Weather check: {</w:t>
+                <w:rFonts w:ascii="Consolas" w:eastAsia="Consolas" w:hAnsi="Consolas" w:cs="Consolas"/>
+              </w:rPr>
+              <w:t>🌦 Weather check: {</w:t>
             </w:r>
           </w:p>
           <w:p>
@@ -4743,7 +4137,7 @@
             </w:r>
             <w:r>
               <w:rPr>
-                <w:rFonts w:ascii="Consolas" w:hAnsi="Consolas" w:eastAsia="Consolas" w:cs="Consolas"/>
+                <w:rFonts w:ascii="Consolas" w:eastAsia="Consolas" w:hAnsi="Consolas" w:cs="Consolas"/>
               </w:rPr>
               <w:t xml:space="preserve">  rainfallExpected: false,</w:t>
             </w:r>
@@ -4760,7 +4154,7 @@
             </w:r>
             <w:r>
               <w:rPr>
-                <w:rFonts w:ascii="Consolas" w:hAnsi="Consolas" w:eastAsia="Consolas" w:cs="Consolas"/>
+                <w:rFonts w:ascii="Consolas" w:eastAsia="Consolas" w:hAnsi="Consolas" w:cs="Consolas"/>
               </w:rPr>
               <w:t xml:space="preserve">  rainfallAmount: 0,</w:t>
             </w:r>
@@ -4777,7 +4171,7 @@
             </w:r>
             <w:r>
               <w:rPr>
-                <w:rFonts w:ascii="Consolas" w:hAnsi="Consolas" w:eastAsia="Consolas" w:cs="Consolas"/>
+                <w:rFonts w:ascii="Consolas" w:eastAsia="Consolas" w:hAnsi="Consolas" w:cs="Consolas"/>
               </w:rPr>
               <w:t xml:space="preserve">  source: 'error-fallback'</w:t>
             </w:r>
@@ -4794,7 +4188,7 @@
             </w:r>
             <w:r>
               <w:rPr>
-                <w:rFonts w:ascii="Consolas" w:hAnsi="Consolas" w:eastAsia="Consolas" w:cs="Consolas"/>
+                <w:rFonts w:ascii="Consolas" w:eastAsia="Consolas" w:hAnsi="Consolas" w:cs="Consolas"/>
               </w:rPr>
               <w:t>}</w:t>
             </w:r>
@@ -4804,10 +4198,7 @@
     </w:tbl>
     <w:p>
       <w:r>
-        <w:t>✅</w:t>
-      </w:r>
-      <w:r>
-        <w:t xml:space="preserve"> Proves:</w:t>
+        <w:t>✅ Proves:</w:t>
       </w:r>
     </w:p>
     <w:p>
@@ -4815,7 +4206,7 @@
         <w:pStyle w:val="ListParagraph"/>
         <w:numPr>
           <w:ilvl w:val="0"/>
-          <w:numId w:val="13"/>
+          <w:numId w:val="18"/>
         </w:numPr>
       </w:pPr>
       <w:r>
@@ -4827,7 +4218,7 @@
         <w:pStyle w:val="ListParagraph"/>
         <w:numPr>
           <w:ilvl w:val="0"/>
-          <w:numId w:val="13"/>
+          <w:numId w:val="18"/>
         </w:numPr>
       </w:pPr>
       <w:r>
@@ -4839,44 +4230,44 @@
         <w:pStyle w:val="ListParagraph"/>
         <w:numPr>
           <w:ilvl w:val="0"/>
-          <w:numId w:val="13"/>
+          <w:numId w:val="18"/>
         </w:numPr>
-        <w:rPr/>
-      </w:pPr>
-      <w:r>
-        <w:rPr/>
+      </w:pPr>
+      <w:r>
         <w:t>System is resilient</w:t>
       </w:r>
     </w:p>
     <w:p>
       <w:pPr>
         <w:pStyle w:val="ListParagraph"/>
-        <w:ind w:left="720"/>
       </w:pPr>
     </w:p>
     <w:p>
       <w:pPr>
         <w:pStyle w:val="ListParagraph"/>
-        <w:ind w:left="720"/>
-      </w:pPr>
-      <w:r>
+      </w:pPr>
+      <w:r>
+        <w:rPr>
+          <w:noProof/>
+        </w:rPr>
+        <w:lastRenderedPageBreak/>
         <w:drawing>
-          <wp:inline wp14:editId="7A1157FE" wp14:anchorId="693910DD">
+          <wp:inline distT="0" distB="0" distL="0" distR="0" wp14:anchorId="693910DD" wp14:editId="7A1157FE">
             <wp:extent cx="5724525" cy="3895725"/>
             <wp:effectExtent l="0" t="0" r="0" b="0"/>
             <wp:docPr id="171486757" name="drawing"/>
             <wp:cNvGraphicFramePr>
-              <a:graphicFrameLocks noChangeAspect="1"/>
+              <a:graphicFrameLocks xmlns:a="http://schemas.openxmlformats.org/drawingml/2006/main" noChangeAspect="1"/>
             </wp:cNvGraphicFramePr>
-            <a:graphic>
-              <a:graphicData xmlns:a="http://schemas.openxmlformats.org/drawingml/2006/main" uri="http://schemas.openxmlformats.org/drawingml/2006/picture">
+            <a:graphic xmlns:a="http://schemas.openxmlformats.org/drawingml/2006/main">
+              <a:graphicData uri="http://schemas.openxmlformats.org/drawingml/2006/picture">
                 <pic:pic xmlns:pic="http://schemas.openxmlformats.org/drawingml/2006/picture">
                   <pic:nvPicPr>
                     <pic:cNvPr id="171486757" name="Picture 171486757"/>
                     <pic:cNvPicPr/>
                   </pic:nvPicPr>
                   <pic:blipFill>
-                    <a:blip xmlns:r="http://schemas.openxmlformats.org/officeDocument/2006/relationships" r:embed="rId435032021">
+                    <a:blip r:embed="rId20">
                       <a:extLst>
                         <a:ext uri="{28A0092B-C50C-407E-A947-70E740481C1C}">
                           <a14:useLocalDpi xmlns:a14="http://schemas.microsoft.com/office/drawing/2010/main"/>
@@ -4905,33 +4296,23 @@
     </w:p>
     <w:p>
       <w:pPr>
-        <w:spacing w:before="210" w:beforeAutospacing="off" w:after="210" w:afterAutospacing="off" w:line="300" w:lineRule="auto"/>
-      </w:pPr>
-      <w:r>
-        <w:rPr>
-          <w:rFonts w:ascii="Segoe UI" w:hAnsi="Segoe UI" w:eastAsia="Segoe UI" w:cs="Segoe UI"/>
-          <w:b w:val="0"/>
-          <w:bCs w:val="0"/>
-          <w:i w:val="0"/>
-          <w:iCs w:val="0"/>
-          <w:noProof w:val="0"/>
-          <w:sz w:val="21"/>
-          <w:szCs w:val="21"/>
-          <w:lang w:val="en-US"/>
+        <w:spacing w:before="210" w:after="210" w:line="300" w:lineRule="auto"/>
+      </w:pPr>
+      <w:r>
+        <w:rPr>
+          <w:rFonts w:ascii="Segoe UI" w:eastAsia="Segoe UI" w:hAnsi="Segoe UI" w:cs="Segoe UI"/>
+          <w:sz w:val="21"/>
+          <w:szCs w:val="21"/>
         </w:rPr>
         <w:t xml:space="preserve">👉 </w:t>
       </w:r>
       <w:r>
         <w:rPr>
-          <w:rFonts w:ascii="Segoe UI" w:hAnsi="Segoe UI" w:eastAsia="Segoe UI" w:cs="Segoe UI"/>
-          <w:b w:val="1"/>
-          <w:bCs w:val="1"/>
-          <w:i w:val="0"/>
-          <w:iCs w:val="0"/>
-          <w:noProof w:val="0"/>
-          <w:sz w:val="21"/>
-          <w:szCs w:val="21"/>
-          <w:lang w:val="en-US"/>
+          <w:rFonts w:ascii="Segoe UI" w:eastAsia="Segoe UI" w:hAnsi="Segoe UI" w:cs="Segoe UI"/>
+          <w:b/>
+          <w:bCs/>
+          <w:sz w:val="21"/>
+          <w:szCs w:val="21"/>
         </w:rPr>
         <w:t>Root cause</w:t>
       </w:r>
@@ -4940,73 +4321,11 @@
       </w:r>
       <w:r>
         <w:rPr>
-          <w:rFonts w:ascii="Segoe UI" w:hAnsi="Segoe UI" w:eastAsia="Segoe UI" w:cs="Segoe UI"/>
-          <w:b w:val="0"/>
-          <w:bCs w:val="0"/>
-          <w:i w:val="0"/>
-          <w:iCs w:val="0"/>
-          <w:noProof w:val="0"/>
-          <w:sz w:val="21"/>
-          <w:szCs w:val="21"/>
-          <w:lang w:val="en-US"/>
-        </w:rPr>
-        <w:t xml:space="preserve"> since this is app. built in </w:t>
-      </w:r>
-      <w:r>
-        <w:rPr>
-          <w:rFonts w:ascii="Segoe UI" w:hAnsi="Segoe UI" w:eastAsia="Segoe UI" w:cs="Segoe UI"/>
-          <w:b w:val="0"/>
-          <w:bCs w:val="0"/>
-          <w:i w:val="0"/>
-          <w:iCs w:val="0"/>
-          <w:noProof w:val="0"/>
-          <w:sz w:val="21"/>
-          <w:szCs w:val="21"/>
-          <w:lang w:val="en-US"/>
-        </w:rPr>
-        <w:t>the  enterprise</w:t>
-      </w:r>
-      <w:r>
-        <w:rPr>
-          <w:rFonts w:ascii="Segoe UI" w:hAnsi="Segoe UI" w:eastAsia="Segoe UI" w:cs="Segoe UI"/>
-          <w:b w:val="0"/>
-          <w:bCs w:val="0"/>
-          <w:i w:val="0"/>
-          <w:iCs w:val="0"/>
-          <w:noProof w:val="0"/>
-          <w:sz w:val="21"/>
-          <w:szCs w:val="21"/>
-          <w:lang w:val="en-US"/>
-        </w:rPr>
-        <w:t xml:space="preserve"> network, </w:t>
-      </w:r>
-      <w:r>
-        <w:rPr>
-          <w:rFonts w:ascii="Segoe UI" w:hAnsi="Segoe UI" w:eastAsia="Segoe UI" w:cs="Segoe UI"/>
-          <w:b w:val="0"/>
-          <w:bCs w:val="0"/>
-          <w:i w:val="0"/>
-          <w:iCs w:val="0"/>
-          <w:noProof w:val="0"/>
-          <w:sz w:val="21"/>
-          <w:szCs w:val="21"/>
-          <w:lang w:val="en-US"/>
-        </w:rPr>
-        <w:t>ent</w:t>
-      </w:r>
-      <w:r>
-        <w:rPr>
-          <w:rFonts w:ascii="Segoe UI" w:hAnsi="Segoe UI" w:eastAsia="Segoe UI" w:cs="Segoe UI"/>
-          <w:b w:val="0"/>
-          <w:bCs w:val="0"/>
-          <w:i w:val="0"/>
-          <w:iCs w:val="0"/>
-          <w:noProof w:val="0"/>
-          <w:sz w:val="21"/>
-          <w:szCs w:val="21"/>
-          <w:lang w:val="en-US"/>
-        </w:rPr>
-        <w:t xml:space="preserve">. n/w </w:t>
+          <w:rFonts w:ascii="Segoe UI" w:eastAsia="Segoe UI" w:hAnsi="Segoe UI" w:cs="Segoe UI"/>
+          <w:sz w:val="21"/>
+          <w:szCs w:val="21"/>
+        </w:rPr>
+        <w:t xml:space="preserve"> since this is app. built in the  enterprise network, ent. n/w </w:t>
       </w:r>
     </w:p>
     <w:p>
@@ -5014,32 +4333,20 @@
         <w:pStyle w:val="ListParagraph"/>
         <w:numPr>
           <w:ilvl w:val="0"/>
-          <w:numId w:val="15"/>
+          <w:numId w:val="5"/>
         </w:numPr>
-        <w:spacing w:before="0" w:beforeAutospacing="off" w:after="0" w:afterAutospacing="off" w:line="300" w:lineRule="auto"/>
-        <w:rPr>
-          <w:rFonts w:ascii="Segoe UI" w:hAnsi="Segoe UI" w:eastAsia="Segoe UI" w:cs="Segoe UI"/>
-          <w:b w:val="0"/>
-          <w:bCs w:val="0"/>
-          <w:i w:val="0"/>
-          <w:iCs w:val="0"/>
-          <w:noProof w:val="0"/>
-          <w:sz w:val="21"/>
-          <w:szCs w:val="21"/>
-          <w:lang w:val="en-US"/>
-        </w:rPr>
-      </w:pPr>
-      <w:r>
-        <w:rPr>
-          <w:rFonts w:ascii="Segoe UI" w:hAnsi="Segoe UI" w:eastAsia="Segoe UI" w:cs="Segoe UI"/>
-          <w:b w:val="0"/>
-          <w:bCs w:val="0"/>
-          <w:i w:val="0"/>
-          <w:iCs w:val="0"/>
-          <w:noProof w:val="0"/>
-          <w:sz w:val="21"/>
-          <w:szCs w:val="21"/>
-          <w:lang w:val="en-US"/>
+        <w:spacing w:after="0" w:line="300" w:lineRule="auto"/>
+        <w:rPr>
+          <w:rFonts w:ascii="Segoe UI" w:eastAsia="Segoe UI" w:hAnsi="Segoe UI" w:cs="Segoe UI"/>
+          <w:sz w:val="21"/>
+          <w:szCs w:val="21"/>
+        </w:rPr>
+      </w:pPr>
+      <w:r>
+        <w:rPr>
+          <w:rFonts w:ascii="Segoe UI" w:eastAsia="Segoe UI" w:hAnsi="Segoe UI" w:cs="Segoe UI"/>
+          <w:sz w:val="21"/>
+          <w:szCs w:val="21"/>
         </w:rPr>
         <w:t>Intercepts HTTPS traffic</w:t>
       </w:r>
@@ -5049,32 +4356,20 @@
         <w:pStyle w:val="ListParagraph"/>
         <w:numPr>
           <w:ilvl w:val="0"/>
-          <w:numId w:val="15"/>
+          <w:numId w:val="5"/>
         </w:numPr>
-        <w:spacing w:before="0" w:beforeAutospacing="off" w:after="0" w:afterAutospacing="off" w:line="300" w:lineRule="auto"/>
-        <w:rPr>
-          <w:rFonts w:ascii="Segoe UI" w:hAnsi="Segoe UI" w:eastAsia="Segoe UI" w:cs="Segoe UI"/>
-          <w:b w:val="0"/>
-          <w:bCs w:val="0"/>
-          <w:i w:val="0"/>
-          <w:iCs w:val="0"/>
-          <w:noProof w:val="0"/>
-          <w:sz w:val="21"/>
-          <w:szCs w:val="21"/>
-          <w:lang w:val="en-US"/>
-        </w:rPr>
-      </w:pPr>
-      <w:r>
-        <w:rPr>
-          <w:rFonts w:ascii="Segoe UI" w:hAnsi="Segoe UI" w:eastAsia="Segoe UI" w:cs="Segoe UI"/>
-          <w:b w:val="0"/>
-          <w:bCs w:val="0"/>
-          <w:i w:val="0"/>
-          <w:iCs w:val="0"/>
-          <w:noProof w:val="0"/>
-          <w:sz w:val="21"/>
-          <w:szCs w:val="21"/>
-          <w:lang w:val="en-US"/>
+        <w:spacing w:after="0" w:line="300" w:lineRule="auto"/>
+        <w:rPr>
+          <w:rFonts w:ascii="Segoe UI" w:eastAsia="Segoe UI" w:hAnsi="Segoe UI" w:cs="Segoe UI"/>
+          <w:sz w:val="21"/>
+          <w:szCs w:val="21"/>
+        </w:rPr>
+      </w:pPr>
+      <w:r>
+        <w:rPr>
+          <w:rFonts w:ascii="Segoe UI" w:eastAsia="Segoe UI" w:hAnsi="Segoe UI" w:cs="Segoe UI"/>
+          <w:sz w:val="21"/>
+          <w:szCs w:val="21"/>
         </w:rPr>
         <w:t>Uses custom corporate certificates</w:t>
       </w:r>
@@ -5084,107 +4379,67 @@
         <w:pStyle w:val="ListParagraph"/>
         <w:numPr>
           <w:ilvl w:val="0"/>
-          <w:numId w:val="15"/>
+          <w:numId w:val="5"/>
         </w:numPr>
-        <w:spacing w:before="0" w:beforeAutospacing="off" w:after="0" w:afterAutospacing="off" w:line="300" w:lineRule="auto"/>
-        <w:rPr>
-          <w:rFonts w:ascii="Segoe UI" w:hAnsi="Segoe UI" w:eastAsia="Segoe UI" w:cs="Segoe UI"/>
-          <w:b w:val="0"/>
-          <w:bCs w:val="0"/>
-          <w:i w:val="0"/>
-          <w:iCs w:val="0"/>
-          <w:noProof w:val="0"/>
-          <w:sz w:val="21"/>
-          <w:szCs w:val="21"/>
-          <w:lang w:val="en-US"/>
-        </w:rPr>
-      </w:pPr>
-      <w:r>
-        <w:rPr>
-          <w:rFonts w:ascii="Segoe UI" w:hAnsi="Segoe UI" w:eastAsia="Segoe UI" w:cs="Segoe UI"/>
-          <w:b w:val="0"/>
-          <w:bCs w:val="0"/>
-          <w:i w:val="0"/>
-          <w:iCs w:val="0"/>
-          <w:noProof w:val="0"/>
-          <w:sz w:val="21"/>
-          <w:szCs w:val="21"/>
-          <w:lang w:val="en-US"/>
+        <w:spacing w:after="0" w:line="300" w:lineRule="auto"/>
+        <w:rPr>
+          <w:rFonts w:ascii="Segoe UI" w:eastAsia="Segoe UI" w:hAnsi="Segoe UI" w:cs="Segoe UI"/>
+          <w:sz w:val="21"/>
+          <w:szCs w:val="21"/>
+        </w:rPr>
+      </w:pPr>
+      <w:r>
+        <w:rPr>
+          <w:rFonts w:ascii="Segoe UI" w:eastAsia="Segoe UI" w:hAnsi="Segoe UI" w:cs="Segoe UI"/>
+          <w:sz w:val="21"/>
+          <w:szCs w:val="21"/>
         </w:rPr>
         <w:t xml:space="preserve">Blocks Node’s </w:t>
       </w:r>
       <w:r>
         <w:rPr>
-          <w:rFonts w:ascii="Consolas" w:hAnsi="Consolas" w:eastAsia="Consolas" w:cs="Consolas"/>
-          <w:b w:val="0"/>
-          <w:bCs w:val="0"/>
-          <w:i w:val="0"/>
-          <w:iCs w:val="0"/>
-          <w:noProof w:val="0"/>
-          <w:sz w:val="21"/>
-          <w:szCs w:val="21"/>
-          <w:lang w:val="en-US"/>
+          <w:rFonts w:ascii="Consolas" w:eastAsia="Consolas" w:hAnsi="Consolas" w:cs="Consolas"/>
+          <w:sz w:val="21"/>
+          <w:szCs w:val="21"/>
         </w:rPr>
         <w:t>fetch()</w:t>
       </w:r>
       <w:r>
         <w:rPr>
-          <w:rFonts w:ascii="Segoe UI" w:hAnsi="Segoe UI" w:eastAsia="Segoe UI" w:cs="Segoe UI"/>
-          <w:b w:val="0"/>
-          <w:bCs w:val="0"/>
-          <w:i w:val="0"/>
-          <w:iCs w:val="0"/>
-          <w:noProof w:val="0"/>
-          <w:sz w:val="21"/>
-          <w:szCs w:val="21"/>
-          <w:lang w:val="en-US"/>
+          <w:rFonts w:ascii="Segoe UI" w:eastAsia="Segoe UI" w:hAnsi="Segoe UI" w:cs="Segoe UI"/>
+          <w:sz w:val="21"/>
+          <w:szCs w:val="21"/>
         </w:rPr>
         <w:t xml:space="preserve"> from trusting OpenWeather’s SSL cert</w:t>
       </w:r>
     </w:p>
     <w:p>
       <w:pPr>
-        <w:spacing w:before="210" w:beforeAutospacing="off" w:after="210" w:afterAutospacing="off" w:line="300" w:lineRule="auto"/>
-      </w:pPr>
-      <w:r>
-        <w:rPr>
-          <w:rFonts w:ascii="Segoe UI" w:hAnsi="Segoe UI" w:eastAsia="Segoe UI" w:cs="Segoe UI"/>
-          <w:b w:val="0"/>
-          <w:bCs w:val="0"/>
-          <w:i w:val="0"/>
-          <w:iCs w:val="0"/>
-          <w:noProof w:val="0"/>
-          <w:sz w:val="21"/>
-          <w:szCs w:val="21"/>
-          <w:lang w:val="en-US"/>
+        <w:spacing w:before="210" w:after="210" w:line="300" w:lineRule="auto"/>
+      </w:pPr>
+      <w:r>
+        <w:rPr>
+          <w:rFonts w:ascii="Segoe UI" w:eastAsia="Segoe UI" w:hAnsi="Segoe UI" w:cs="Segoe UI"/>
+          <w:sz w:val="21"/>
+          <w:szCs w:val="21"/>
         </w:rPr>
         <w:t xml:space="preserve">✅ This is </w:t>
       </w:r>
       <w:r>
         <w:rPr>
-          <w:rFonts w:ascii="Segoe UI" w:hAnsi="Segoe UI" w:eastAsia="Segoe UI" w:cs="Segoe UI"/>
-          <w:b w:val="1"/>
-          <w:bCs w:val="1"/>
-          <w:i w:val="0"/>
-          <w:iCs w:val="0"/>
-          <w:noProof w:val="0"/>
-          <w:sz w:val="21"/>
-          <w:szCs w:val="21"/>
-          <w:lang w:val="en-US"/>
+          <w:rFonts w:ascii="Segoe UI" w:eastAsia="Segoe UI" w:hAnsi="Segoe UI" w:cs="Segoe UI"/>
+          <w:b/>
+          <w:bCs/>
+          <w:sz w:val="21"/>
+          <w:szCs w:val="21"/>
         </w:rPr>
         <w:t>NOT</w:t>
       </w:r>
       <w:r>
         <w:rPr>
-          <w:rFonts w:ascii="Segoe UI" w:hAnsi="Segoe UI" w:eastAsia="Segoe UI" w:cs="Segoe UI"/>
-          <w:b w:val="0"/>
-          <w:bCs w:val="0"/>
-          <w:i w:val="0"/>
-          <w:iCs w:val="0"/>
-          <w:noProof w:val="0"/>
-          <w:sz w:val="21"/>
-          <w:szCs w:val="21"/>
-          <w:lang w:val="en-US"/>
+          <w:rFonts w:ascii="Segoe UI" w:eastAsia="Segoe UI" w:hAnsi="Segoe UI" w:cs="Segoe UI"/>
+          <w:sz w:val="21"/>
+          <w:szCs w:val="21"/>
         </w:rPr>
         <w:t>:</w:t>
       </w:r>
@@ -5194,32 +4449,20 @@
         <w:pStyle w:val="ListParagraph"/>
         <w:numPr>
           <w:ilvl w:val="0"/>
-          <w:numId w:val="16"/>
+          <w:numId w:val="4"/>
         </w:numPr>
-        <w:spacing w:before="0" w:beforeAutospacing="off" w:after="0" w:afterAutospacing="off" w:line="300" w:lineRule="auto"/>
-        <w:rPr>
-          <w:rFonts w:ascii="Segoe UI" w:hAnsi="Segoe UI" w:eastAsia="Segoe UI" w:cs="Segoe UI"/>
-          <w:b w:val="0"/>
-          <w:bCs w:val="0"/>
-          <w:i w:val="0"/>
-          <w:iCs w:val="0"/>
-          <w:noProof w:val="0"/>
-          <w:sz w:val="21"/>
-          <w:szCs w:val="21"/>
-          <w:lang w:val="en-US"/>
-        </w:rPr>
-      </w:pPr>
-      <w:r>
-        <w:rPr>
-          <w:rFonts w:ascii="Segoe UI" w:hAnsi="Segoe UI" w:eastAsia="Segoe UI" w:cs="Segoe UI"/>
-          <w:b w:val="0"/>
-          <w:bCs w:val="0"/>
-          <w:i w:val="0"/>
-          <w:iCs w:val="0"/>
-          <w:noProof w:val="0"/>
-          <w:sz w:val="21"/>
-          <w:szCs w:val="21"/>
-          <w:lang w:val="en-US"/>
+        <w:spacing w:after="0" w:line="300" w:lineRule="auto"/>
+        <w:rPr>
+          <w:rFonts w:ascii="Segoe UI" w:eastAsia="Segoe UI" w:hAnsi="Segoe UI" w:cs="Segoe UI"/>
+          <w:sz w:val="21"/>
+          <w:szCs w:val="21"/>
+        </w:rPr>
+      </w:pPr>
+      <w:r>
+        <w:rPr>
+          <w:rFonts w:ascii="Segoe UI" w:eastAsia="Segoe UI" w:hAnsi="Segoe UI" w:cs="Segoe UI"/>
+          <w:sz w:val="21"/>
+          <w:szCs w:val="21"/>
         </w:rPr>
         <w:t>code’s fault</w:t>
       </w:r>
@@ -5229,32 +4472,20 @@
         <w:pStyle w:val="ListParagraph"/>
         <w:numPr>
           <w:ilvl w:val="0"/>
-          <w:numId w:val="16"/>
+          <w:numId w:val="4"/>
         </w:numPr>
-        <w:spacing w:before="0" w:beforeAutospacing="off" w:after="0" w:afterAutospacing="off" w:line="300" w:lineRule="auto"/>
-        <w:rPr>
-          <w:rFonts w:ascii="Segoe UI" w:hAnsi="Segoe UI" w:eastAsia="Segoe UI" w:cs="Segoe UI"/>
-          <w:b w:val="0"/>
-          <w:bCs w:val="0"/>
-          <w:i w:val="0"/>
-          <w:iCs w:val="0"/>
-          <w:noProof w:val="0"/>
-          <w:sz w:val="21"/>
-          <w:szCs w:val="21"/>
-          <w:lang w:val="en-US"/>
-        </w:rPr>
-      </w:pPr>
-      <w:r>
-        <w:rPr>
-          <w:rFonts w:ascii="Segoe UI" w:hAnsi="Segoe UI" w:eastAsia="Segoe UI" w:cs="Segoe UI"/>
-          <w:b w:val="0"/>
-          <w:bCs w:val="0"/>
-          <w:i w:val="0"/>
-          <w:iCs w:val="0"/>
-          <w:noProof w:val="0"/>
-          <w:sz w:val="21"/>
-          <w:szCs w:val="21"/>
-          <w:lang w:val="en-US"/>
+        <w:spacing w:after="0" w:line="300" w:lineRule="auto"/>
+        <w:rPr>
+          <w:rFonts w:ascii="Segoe UI" w:eastAsia="Segoe UI" w:hAnsi="Segoe UI" w:cs="Segoe UI"/>
+          <w:sz w:val="21"/>
+          <w:szCs w:val="21"/>
+        </w:rPr>
+      </w:pPr>
+      <w:r>
+        <w:rPr>
+          <w:rFonts w:ascii="Segoe UI" w:eastAsia="Segoe UI" w:hAnsi="Segoe UI" w:cs="Segoe UI"/>
+          <w:sz w:val="21"/>
+          <w:szCs w:val="21"/>
         </w:rPr>
         <w:t>API key’s fault</w:t>
       </w:r>
@@ -5264,306 +4495,197 @@
         <w:pStyle w:val="ListParagraph"/>
         <w:numPr>
           <w:ilvl w:val="0"/>
-          <w:numId w:val="16"/>
+          <w:numId w:val="4"/>
         </w:numPr>
-        <w:spacing w:before="0" w:beforeAutospacing="off" w:after="0" w:afterAutospacing="off" w:line="300" w:lineRule="auto"/>
-        <w:rPr>
-          <w:rFonts w:ascii="Segoe UI" w:hAnsi="Segoe UI" w:eastAsia="Segoe UI" w:cs="Segoe UI"/>
-          <w:b w:val="0"/>
-          <w:bCs w:val="0"/>
-          <w:i w:val="0"/>
-          <w:iCs w:val="0"/>
-          <w:noProof w:val="0"/>
-          <w:sz w:val="21"/>
-          <w:szCs w:val="21"/>
-          <w:lang w:val="en-US"/>
-        </w:rPr>
-      </w:pPr>
-      <w:r>
-        <w:rPr>
-          <w:rFonts w:ascii="Segoe UI" w:hAnsi="Segoe UI" w:eastAsia="Segoe UI" w:cs="Segoe UI"/>
-          <w:b w:val="0"/>
-          <w:bCs w:val="0"/>
-          <w:i w:val="0"/>
-          <w:iCs w:val="0"/>
-          <w:noProof w:val="0"/>
-          <w:sz w:val="21"/>
-          <w:szCs w:val="21"/>
-          <w:lang w:val="en-US"/>
+        <w:spacing w:after="0" w:line="300" w:lineRule="auto"/>
+        <w:rPr>
+          <w:rFonts w:ascii="Segoe UI" w:eastAsia="Segoe UI" w:hAnsi="Segoe UI" w:cs="Segoe UI"/>
+          <w:sz w:val="21"/>
+          <w:szCs w:val="21"/>
+        </w:rPr>
+      </w:pPr>
+      <w:r>
+        <w:rPr>
+          <w:rFonts w:ascii="Segoe UI" w:eastAsia="Segoe UI" w:hAnsi="Segoe UI" w:cs="Segoe UI"/>
+          <w:sz w:val="21"/>
+          <w:szCs w:val="21"/>
         </w:rPr>
         <w:t>An OpenWeather issue</w:t>
       </w:r>
     </w:p>
     <w:p>
       <w:pPr>
-        <w:spacing w:before="210" w:beforeAutospacing="off" w:after="210" w:afterAutospacing="off" w:line="300" w:lineRule="auto"/>
-      </w:pPr>
-      <w:r>
-        <w:rPr>
-          <w:rFonts w:ascii="Segoe UI" w:hAnsi="Segoe UI" w:eastAsia="Segoe UI" w:cs="Segoe UI"/>
-          <w:b w:val="0"/>
-          <w:bCs w:val="0"/>
-          <w:i w:val="0"/>
-          <w:iCs w:val="0"/>
-          <w:noProof w:val="0"/>
-          <w:sz w:val="21"/>
-          <w:szCs w:val="21"/>
-          <w:lang w:val="en-US"/>
+        <w:spacing w:before="210" w:after="210" w:line="300" w:lineRule="auto"/>
+      </w:pPr>
+      <w:r>
+        <w:rPr>
+          <w:rFonts w:ascii="Segoe UI" w:eastAsia="Segoe UI" w:hAnsi="Segoe UI" w:cs="Segoe UI"/>
+          <w:sz w:val="21"/>
+          <w:szCs w:val="21"/>
         </w:rPr>
         <w:t xml:space="preserve">✅ This is a </w:t>
       </w:r>
       <w:r>
         <w:rPr>
-          <w:rFonts w:ascii="Segoe UI" w:hAnsi="Segoe UI" w:eastAsia="Segoe UI" w:cs="Segoe UI"/>
-          <w:b w:val="1"/>
-          <w:bCs w:val="1"/>
-          <w:i w:val="0"/>
-          <w:iCs w:val="0"/>
-          <w:noProof w:val="0"/>
-          <w:sz w:val="21"/>
-          <w:szCs w:val="21"/>
-          <w:lang w:val="en-US"/>
+          <w:rFonts w:ascii="Segoe UI" w:eastAsia="Segoe UI" w:hAnsi="Segoe UI" w:cs="Segoe UI"/>
+          <w:b/>
+          <w:bCs/>
+          <w:sz w:val="21"/>
+          <w:szCs w:val="21"/>
         </w:rPr>
         <w:t>known enterprise constraint</w:t>
       </w:r>
       <w:r>
         <w:rPr>
-          <w:rFonts w:ascii="Segoe UI" w:hAnsi="Segoe UI" w:eastAsia="Segoe UI" w:cs="Segoe UI"/>
-          <w:b w:val="0"/>
-          <w:bCs w:val="0"/>
-          <w:i w:val="0"/>
-          <w:iCs w:val="0"/>
-          <w:noProof w:val="0"/>
-          <w:sz w:val="21"/>
-          <w:szCs w:val="21"/>
-          <w:lang w:val="en-US"/>
+          <w:rFonts w:ascii="Segoe UI" w:eastAsia="Segoe UI" w:hAnsi="Segoe UI" w:cs="Segoe UI"/>
+          <w:sz w:val="21"/>
+          <w:szCs w:val="21"/>
         </w:rPr>
         <w:t>.</w:t>
       </w:r>
     </w:p>
     <w:p>
       <w:pPr>
-        <w:spacing w:before="0" w:beforeAutospacing="off" w:after="0" w:afterAutospacing="off" w:line="300" w:lineRule="auto"/>
+        <w:spacing w:after="0" w:line="300" w:lineRule="auto"/>
       </w:pPr>
     </w:p>
     <w:p>
       <w:pPr>
         <w:pStyle w:val="Heading2"/>
-        <w:spacing w:before="261" w:beforeAutospacing="off" w:after="261" w:afterAutospacing="off" w:line="300" w:lineRule="auto"/>
-      </w:pPr>
-      <w:r>
-        <w:rPr>
-          <w:rFonts w:ascii="Segoe UI" w:hAnsi="Segoe UI" w:eastAsia="Segoe UI" w:cs="Segoe UI"/>
-          <w:b w:val="1"/>
-          <w:bCs w:val="1"/>
-          <w:i w:val="0"/>
-          <w:iCs w:val="0"/>
-          <w:noProof w:val="0"/>
+        <w:spacing w:before="261" w:after="261" w:line="300" w:lineRule="auto"/>
+      </w:pPr>
+      <w:r>
+        <w:rPr>
+          <w:rFonts w:ascii="Segoe UI" w:eastAsia="Segoe UI" w:hAnsi="Segoe UI" w:cs="Segoe UI"/>
+          <w:b/>
+          <w:bCs/>
           <w:sz w:val="31"/>
           <w:szCs w:val="31"/>
-          <w:lang w:val="en-US"/>
         </w:rPr>
         <w:t>✅ Why this is actually CORRECT behavior</w:t>
       </w:r>
     </w:p>
     <w:p>
       <w:pPr>
-        <w:pStyle w:val="Normal"/>
-        <w:spacing w:before="210" w:beforeAutospacing="off" w:after="210" w:afterAutospacing="off" w:line="300" w:lineRule="auto"/>
-      </w:pPr>
-      <w:r>
-        <w:rPr>
-          <w:rFonts w:ascii="Segoe UI" w:hAnsi="Segoe UI" w:eastAsia="Segoe UI" w:cs="Segoe UI"/>
-          <w:b w:val="0"/>
-          <w:bCs w:val="0"/>
-          <w:i w:val="0"/>
-          <w:iCs w:val="0"/>
-          <w:noProof w:val="0"/>
-          <w:sz w:val="21"/>
-          <w:szCs w:val="21"/>
-          <w:lang w:val="en-US"/>
+        <w:spacing w:before="210" w:after="210" w:line="300" w:lineRule="auto"/>
+      </w:pPr>
+      <w:r>
+        <w:rPr>
+          <w:rFonts w:ascii="Segoe UI" w:eastAsia="Segoe UI" w:hAnsi="Segoe UI" w:cs="Segoe UI"/>
+          <w:sz w:val="21"/>
+          <w:szCs w:val="21"/>
         </w:rPr>
         <w:t xml:space="preserve"> </w:t>
       </w:r>
       <w:r>
         <w:rPr>
-          <w:rFonts w:ascii="Segoe UI" w:hAnsi="Segoe UI" w:eastAsia="Segoe UI" w:cs="Segoe UI"/>
-          <w:b w:val="0"/>
-          <w:bCs w:val="0"/>
-          <w:i w:val="0"/>
-          <w:iCs w:val="0"/>
-          <w:noProof w:val="0"/>
-          <w:sz w:val="21"/>
-          <w:szCs w:val="21"/>
-          <w:lang w:val="en-US"/>
+          <w:rFonts w:ascii="Segoe UI" w:eastAsia="Segoe UI" w:hAnsi="Segoe UI" w:cs="Segoe UI"/>
+          <w:sz w:val="21"/>
+          <w:szCs w:val="21"/>
         </w:rPr>
         <w:t>The</w:t>
       </w:r>
       <w:r>
         <w:rPr>
-          <w:rFonts w:ascii="Segoe UI" w:hAnsi="Segoe UI" w:eastAsia="Segoe UI" w:cs="Segoe UI"/>
-          <w:b w:val="0"/>
-          <w:bCs w:val="0"/>
-          <w:i w:val="0"/>
-          <w:iCs w:val="0"/>
-          <w:noProof w:val="0"/>
-          <w:sz w:val="21"/>
-          <w:szCs w:val="21"/>
-          <w:lang w:val="en-US"/>
+          <w:rFonts w:ascii="Segoe UI" w:eastAsia="Segoe UI" w:hAnsi="Segoe UI" w:cs="Segoe UI"/>
+          <w:sz w:val="21"/>
+          <w:szCs w:val="21"/>
         </w:rPr>
         <w:t xml:space="preserve"> system</w:t>
       </w:r>
       <w:r>
         <w:rPr>
-          <w:rFonts w:ascii="Segoe UI" w:hAnsi="Segoe UI" w:eastAsia="Segoe UI" w:cs="Segoe UI"/>
-          <w:b w:val="0"/>
-          <w:bCs w:val="0"/>
-          <w:i w:val="0"/>
-          <w:iCs w:val="0"/>
-          <w:noProof w:val="0"/>
-          <w:sz w:val="21"/>
-          <w:szCs w:val="21"/>
-          <w:lang w:val="en-US"/>
+          <w:rFonts w:ascii="Segoe UI" w:eastAsia="Segoe UI" w:hAnsi="Segoe UI" w:cs="Segoe UI"/>
+          <w:sz w:val="21"/>
+          <w:szCs w:val="21"/>
         </w:rPr>
         <w:t xml:space="preserve"> has been designed</w:t>
       </w:r>
       <w:r>
         <w:rPr>
-          <w:rFonts w:ascii="Segoe UI" w:hAnsi="Segoe UI" w:eastAsia="Segoe UI" w:cs="Segoe UI"/>
-          <w:b w:val="0"/>
-          <w:bCs w:val="0"/>
-          <w:i w:val="0"/>
-          <w:iCs w:val="0"/>
-          <w:noProof w:val="0"/>
-          <w:sz w:val="21"/>
-          <w:szCs w:val="21"/>
-          <w:lang w:val="en-US"/>
+          <w:rFonts w:ascii="Segoe UI" w:eastAsia="Segoe UI" w:hAnsi="Segoe UI" w:cs="Segoe UI"/>
+          <w:sz w:val="21"/>
+          <w:szCs w:val="21"/>
         </w:rPr>
         <w:t xml:space="preserve"> </w:t>
       </w:r>
       <w:r>
         <w:rPr>
-          <w:rFonts w:ascii="Segoe UI" w:hAnsi="Segoe UI" w:eastAsia="Segoe UI" w:cs="Segoe UI"/>
-          <w:b w:val="1"/>
-          <w:bCs w:val="1"/>
-          <w:i w:val="0"/>
-          <w:iCs w:val="0"/>
-          <w:noProof w:val="0"/>
-          <w:sz w:val="21"/>
-          <w:szCs w:val="21"/>
-          <w:lang w:val="en-US"/>
+          <w:rFonts w:ascii="Segoe UI" w:eastAsia="Segoe UI" w:hAnsi="Segoe UI" w:cs="Segoe UI"/>
+          <w:b/>
+          <w:bCs/>
+          <w:sz w:val="21"/>
+          <w:szCs w:val="21"/>
         </w:rPr>
         <w:t>perfectly</w:t>
       </w:r>
       <w:r>
         <w:rPr>
-          <w:rFonts w:ascii="Segoe UI" w:hAnsi="Segoe UI" w:eastAsia="Segoe UI" w:cs="Segoe UI"/>
-          <w:b w:val="0"/>
-          <w:bCs w:val="0"/>
-          <w:i w:val="0"/>
-          <w:iCs w:val="0"/>
-          <w:noProof w:val="0"/>
-          <w:sz w:val="21"/>
-          <w:szCs w:val="21"/>
-          <w:lang w:val="en-US"/>
+          <w:rFonts w:ascii="Segoe UI" w:eastAsia="Segoe UI" w:hAnsi="Segoe UI" w:cs="Segoe UI"/>
+          <w:sz w:val="21"/>
+          <w:szCs w:val="21"/>
         </w:rPr>
         <w:t>.</w:t>
       </w:r>
     </w:p>
     <w:p>
       <w:pPr>
-        <w:spacing w:before="210" w:beforeAutospacing="off" w:after="210" w:afterAutospacing="off" w:line="300" w:lineRule="auto"/>
-      </w:pPr>
-      <w:r>
-        <w:rPr>
-          <w:rFonts w:ascii="Segoe UI" w:hAnsi="Segoe UI" w:eastAsia="Segoe UI" w:cs="Segoe UI"/>
-          <w:b w:val="0"/>
-          <w:bCs w:val="0"/>
-          <w:i w:val="0"/>
-          <w:iCs w:val="0"/>
-          <w:noProof w:val="0"/>
-          <w:sz w:val="21"/>
-          <w:szCs w:val="21"/>
-          <w:lang w:val="en-US"/>
+        <w:spacing w:before="210" w:after="210" w:line="300" w:lineRule="auto"/>
+      </w:pPr>
+      <w:r>
+        <w:rPr>
+          <w:rFonts w:ascii="Segoe UI" w:eastAsia="Segoe UI" w:hAnsi="Segoe UI" w:cs="Segoe UI"/>
+          <w:sz w:val="21"/>
+          <w:szCs w:val="21"/>
         </w:rPr>
         <w:t xml:space="preserve">In </w:t>
       </w:r>
       <w:r>
         <w:rPr>
-          <w:rFonts w:ascii="Consolas" w:hAnsi="Consolas" w:eastAsia="Consolas" w:cs="Consolas"/>
-          <w:b w:val="0"/>
-          <w:bCs w:val="0"/>
-          <w:i w:val="0"/>
-          <w:iCs w:val="0"/>
-          <w:noProof w:val="0"/>
-          <w:sz w:val="21"/>
-          <w:szCs w:val="21"/>
-          <w:lang w:val="en-US"/>
+          <w:rFonts w:ascii="Consolas" w:eastAsia="Consolas" w:hAnsi="Consolas" w:cs="Consolas"/>
+          <w:sz w:val="21"/>
+          <w:szCs w:val="21"/>
         </w:rPr>
         <w:t>weatherService.js</w:t>
       </w:r>
       <w:r>
         <w:rPr>
-          <w:rFonts w:ascii="Segoe UI" w:hAnsi="Segoe UI" w:eastAsia="Segoe UI" w:cs="Segoe UI"/>
-          <w:b w:val="0"/>
-          <w:bCs w:val="0"/>
-          <w:i w:val="0"/>
-          <w:iCs w:val="0"/>
-          <w:noProof w:val="0"/>
-          <w:sz w:val="21"/>
-          <w:szCs w:val="21"/>
-          <w:lang w:val="en-US"/>
+          <w:rFonts w:ascii="Segoe UI" w:eastAsia="Segoe UI" w:hAnsi="Segoe UI" w:cs="Segoe UI"/>
+          <w:sz w:val="21"/>
+          <w:szCs w:val="21"/>
         </w:rPr>
         <w:t>, you intentionally wrote:</w:t>
       </w:r>
     </w:p>
     <w:p>
       <w:pPr>
-        <w:spacing w:before="0" w:beforeAutospacing="off" w:after="0" w:afterAutospacing="off" w:line="300" w:lineRule="auto"/>
-      </w:pPr>
-      <w:r>
-        <w:rPr>
-          <w:rFonts w:ascii="Segoe UI" w:hAnsi="Segoe UI" w:eastAsia="Segoe UI" w:cs="Segoe UI"/>
-          <w:b w:val="0"/>
-          <w:bCs w:val="0"/>
-          <w:i w:val="0"/>
-          <w:iCs w:val="0"/>
-          <w:noProof w:val="0"/>
-          <w:sz w:val="21"/>
-          <w:szCs w:val="21"/>
-          <w:lang w:val="en-US"/>
+        <w:spacing w:after="0" w:line="300" w:lineRule="auto"/>
+      </w:pPr>
+      <w:r>
+        <w:rPr>
+          <w:rFonts w:ascii="Segoe UI" w:eastAsia="Segoe UI" w:hAnsi="Segoe UI" w:cs="Segoe UI"/>
+          <w:sz w:val="21"/>
+          <w:szCs w:val="21"/>
         </w:rPr>
         <w:t>JavaScript</w:t>
       </w:r>
     </w:p>
     <w:p>
       <w:pPr>
-        <w:spacing w:before="0" w:beforeAutospacing="off" w:after="0" w:afterAutospacing="off" w:line="300" w:lineRule="auto"/>
-        <w:jc w:val="left"/>
-        <w:rPr>
-          <w:rFonts w:ascii="Segoe UI" w:hAnsi="Segoe UI" w:eastAsia="Segoe UI" w:cs="Segoe UI"/>
-          <w:b w:val="0"/>
-          <w:bCs w:val="0"/>
-          <w:i w:val="0"/>
-          <w:iCs w:val="0"/>
-          <w:noProof w:val="0"/>
-          <w:sz w:val="21"/>
-          <w:szCs w:val="21"/>
-          <w:lang w:val="en-US"/>
-        </w:rPr>
-      </w:pPr>
-      <w:r>
-        <w:rPr>
-          <w:rFonts w:ascii="Segoe UI" w:hAnsi="Segoe UI" w:eastAsia="Segoe UI" w:cs="Segoe UI"/>
-          <w:b w:val="0"/>
-          <w:bCs w:val="0"/>
-          <w:i w:val="0"/>
-          <w:iCs w:val="0"/>
-          <w:noProof w:val="0"/>
-          <w:sz w:val="21"/>
-          <w:szCs w:val="21"/>
-          <w:lang w:val="en-US"/>
-        </w:rPr>
+        <w:spacing w:after="0" w:line="300" w:lineRule="auto"/>
+        <w:rPr>
+          <w:rFonts w:ascii="Segoe UI" w:eastAsia="Segoe UI" w:hAnsi="Segoe UI" w:cs="Segoe UI"/>
+          <w:sz w:val="21"/>
+          <w:szCs w:val="21"/>
+        </w:rPr>
+      </w:pPr>
+      <w:r>
+        <w:rPr>
+          <w:rFonts w:ascii="Segoe UI" w:eastAsia="Segoe UI" w:hAnsi="Segoe UI" w:cs="Segoe UI"/>
+          <w:sz w:val="21"/>
+          <w:szCs w:val="21"/>
+        </w:rPr>
+        <w:lastRenderedPageBreak/>
         <w:t>catch (error) {</w:t>
       </w:r>
       <w:r>
@@ -5572,31 +4694,18 @@
     </w:p>
     <w:p>
       <w:pPr>
-        <w:spacing w:before="0" w:beforeAutospacing="off" w:after="0" w:afterAutospacing="off" w:line="300" w:lineRule="auto"/>
-        <w:jc w:val="left"/>
-        <w:rPr>
-          <w:rFonts w:ascii="Segoe UI" w:hAnsi="Segoe UI" w:eastAsia="Segoe UI" w:cs="Segoe UI"/>
-          <w:b w:val="0"/>
-          <w:bCs w:val="0"/>
-          <w:i w:val="0"/>
-          <w:iCs w:val="0"/>
-          <w:noProof w:val="0"/>
-          <w:sz w:val="21"/>
-          <w:szCs w:val="21"/>
-          <w:lang w:val="en-US"/>
-        </w:rPr>
-      </w:pPr>
-      <w:r>
-        <w:rPr>
-          <w:rFonts w:ascii="Segoe UI" w:hAnsi="Segoe UI" w:eastAsia="Segoe UI" w:cs="Segoe UI"/>
-          <w:b w:val="0"/>
-          <w:bCs w:val="0"/>
-          <w:i w:val="0"/>
-          <w:iCs w:val="0"/>
-          <w:noProof w:val="0"/>
-          <w:sz w:val="21"/>
-          <w:szCs w:val="21"/>
-          <w:lang w:val="en-US"/>
+        <w:spacing w:after="0" w:line="300" w:lineRule="auto"/>
+        <w:rPr>
+          <w:rFonts w:ascii="Segoe UI" w:eastAsia="Segoe UI" w:hAnsi="Segoe UI" w:cs="Segoe UI"/>
+          <w:sz w:val="21"/>
+          <w:szCs w:val="21"/>
+        </w:rPr>
+      </w:pPr>
+      <w:r>
+        <w:rPr>
+          <w:rFonts w:ascii="Segoe UI" w:eastAsia="Segoe UI" w:hAnsi="Segoe UI" w:cs="Segoe UI"/>
+          <w:sz w:val="21"/>
+          <w:szCs w:val="21"/>
         </w:rPr>
         <w:t>return {</w:t>
       </w:r>
@@ -5606,31 +4715,18 @@
     </w:p>
     <w:p>
       <w:pPr>
-        <w:spacing w:before="0" w:beforeAutospacing="off" w:after="0" w:afterAutospacing="off" w:line="300" w:lineRule="auto"/>
-        <w:jc w:val="left"/>
-        <w:rPr>
-          <w:rFonts w:ascii="Segoe UI" w:hAnsi="Segoe UI" w:eastAsia="Segoe UI" w:cs="Segoe UI"/>
-          <w:b w:val="0"/>
-          <w:bCs w:val="0"/>
-          <w:i w:val="0"/>
-          <w:iCs w:val="0"/>
-          <w:noProof w:val="0"/>
-          <w:sz w:val="21"/>
-          <w:szCs w:val="21"/>
-          <w:lang w:val="en-US"/>
-        </w:rPr>
-      </w:pPr>
-      <w:r>
-        <w:rPr>
-          <w:rFonts w:ascii="Segoe UI" w:hAnsi="Segoe UI" w:eastAsia="Segoe UI" w:cs="Segoe UI"/>
-          <w:b w:val="0"/>
-          <w:bCs w:val="0"/>
-          <w:i w:val="0"/>
-          <w:iCs w:val="0"/>
-          <w:noProof w:val="0"/>
-          <w:sz w:val="21"/>
-          <w:szCs w:val="21"/>
-          <w:lang w:val="en-US"/>
+        <w:spacing w:after="0" w:line="300" w:lineRule="auto"/>
+        <w:rPr>
+          <w:rFonts w:ascii="Segoe UI" w:eastAsia="Segoe UI" w:hAnsi="Segoe UI" w:cs="Segoe UI"/>
+          <w:sz w:val="21"/>
+          <w:szCs w:val="21"/>
+        </w:rPr>
+      </w:pPr>
+      <w:r>
+        <w:rPr>
+          <w:rFonts w:ascii="Segoe UI" w:eastAsia="Segoe UI" w:hAnsi="Segoe UI" w:cs="Segoe UI"/>
+          <w:sz w:val="21"/>
+          <w:szCs w:val="21"/>
         </w:rPr>
         <w:t>rainfallExpected: false,</w:t>
       </w:r>
@@ -5640,31 +4736,18 @@
     </w:p>
     <w:p>
       <w:pPr>
-        <w:spacing w:before="0" w:beforeAutospacing="off" w:after="0" w:afterAutospacing="off" w:line="300" w:lineRule="auto"/>
-        <w:jc w:val="left"/>
-        <w:rPr>
-          <w:rFonts w:ascii="Segoe UI" w:hAnsi="Segoe UI" w:eastAsia="Segoe UI" w:cs="Segoe UI"/>
-          <w:b w:val="0"/>
-          <w:bCs w:val="0"/>
-          <w:i w:val="0"/>
-          <w:iCs w:val="0"/>
-          <w:noProof w:val="0"/>
-          <w:sz w:val="21"/>
-          <w:szCs w:val="21"/>
-          <w:lang w:val="en-US"/>
-        </w:rPr>
-      </w:pPr>
-      <w:r>
-        <w:rPr>
-          <w:rFonts w:ascii="Segoe UI" w:hAnsi="Segoe UI" w:eastAsia="Segoe UI" w:cs="Segoe UI"/>
-          <w:b w:val="0"/>
-          <w:bCs w:val="0"/>
-          <w:i w:val="0"/>
-          <w:iCs w:val="0"/>
-          <w:noProof w:val="0"/>
-          <w:sz w:val="21"/>
-          <w:szCs w:val="21"/>
-          <w:lang w:val="en-US"/>
+        <w:spacing w:after="0" w:line="300" w:lineRule="auto"/>
+        <w:rPr>
+          <w:rFonts w:ascii="Segoe UI" w:eastAsia="Segoe UI" w:hAnsi="Segoe UI" w:cs="Segoe UI"/>
+          <w:sz w:val="21"/>
+          <w:szCs w:val="21"/>
+        </w:rPr>
+      </w:pPr>
+      <w:r>
+        <w:rPr>
+          <w:rFonts w:ascii="Segoe UI" w:eastAsia="Segoe UI" w:hAnsi="Segoe UI" w:cs="Segoe UI"/>
+          <w:sz w:val="21"/>
+          <w:szCs w:val="21"/>
         </w:rPr>
         <w:t>rainfallAmount: 0,</w:t>
       </w:r>
@@ -5674,31 +4757,18 @@
     </w:p>
     <w:p>
       <w:pPr>
-        <w:spacing w:before="0" w:beforeAutospacing="off" w:after="0" w:afterAutospacing="off" w:line="300" w:lineRule="auto"/>
-        <w:jc w:val="left"/>
-        <w:rPr>
-          <w:rFonts w:ascii="Segoe UI" w:hAnsi="Segoe UI" w:eastAsia="Segoe UI" w:cs="Segoe UI"/>
-          <w:b w:val="0"/>
-          <w:bCs w:val="0"/>
-          <w:i w:val="0"/>
-          <w:iCs w:val="0"/>
-          <w:noProof w:val="0"/>
-          <w:sz w:val="21"/>
-          <w:szCs w:val="21"/>
-          <w:lang w:val="en-US"/>
-        </w:rPr>
-      </w:pPr>
-      <w:r>
-        <w:rPr>
-          <w:rFonts w:ascii="Segoe UI" w:hAnsi="Segoe UI" w:eastAsia="Segoe UI" w:cs="Segoe UI"/>
-          <w:b w:val="0"/>
-          <w:bCs w:val="0"/>
-          <w:i w:val="0"/>
-          <w:iCs w:val="0"/>
-          <w:noProof w:val="0"/>
-          <w:sz w:val="21"/>
-          <w:szCs w:val="21"/>
-          <w:lang w:val="en-US"/>
+        <w:spacing w:after="0" w:line="300" w:lineRule="auto"/>
+        <w:rPr>
+          <w:rFonts w:ascii="Segoe UI" w:eastAsia="Segoe UI" w:hAnsi="Segoe UI" w:cs="Segoe UI"/>
+          <w:sz w:val="21"/>
+          <w:szCs w:val="21"/>
+        </w:rPr>
+      </w:pPr>
+      <w:r>
+        <w:rPr>
+          <w:rFonts w:ascii="Segoe UI" w:eastAsia="Segoe UI" w:hAnsi="Segoe UI" w:cs="Segoe UI"/>
+          <w:sz w:val="21"/>
+          <w:szCs w:val="21"/>
         </w:rPr>
         <w:t>source: "error-fallback"</w:t>
       </w:r>
@@ -5708,31 +4778,18 @@
     </w:p>
     <w:p>
       <w:pPr>
-        <w:spacing w:before="0" w:beforeAutospacing="off" w:after="0" w:afterAutospacing="off" w:line="300" w:lineRule="auto"/>
-        <w:jc w:val="left"/>
-        <w:rPr>
-          <w:rFonts w:ascii="Segoe UI" w:hAnsi="Segoe UI" w:eastAsia="Segoe UI" w:cs="Segoe UI"/>
-          <w:b w:val="0"/>
-          <w:bCs w:val="0"/>
-          <w:i w:val="0"/>
-          <w:iCs w:val="0"/>
-          <w:noProof w:val="0"/>
-          <w:sz w:val="21"/>
-          <w:szCs w:val="21"/>
-          <w:lang w:val="en-US"/>
-        </w:rPr>
-      </w:pPr>
-      <w:r>
-        <w:rPr>
-          <w:rFonts w:ascii="Segoe UI" w:hAnsi="Segoe UI" w:eastAsia="Segoe UI" w:cs="Segoe UI"/>
-          <w:b w:val="0"/>
-          <w:bCs w:val="0"/>
-          <w:i w:val="0"/>
-          <w:iCs w:val="0"/>
-          <w:noProof w:val="0"/>
-          <w:sz w:val="21"/>
-          <w:szCs w:val="21"/>
-          <w:lang w:val="en-US"/>
+        <w:spacing w:after="0" w:line="300" w:lineRule="auto"/>
+        <w:rPr>
+          <w:rFonts w:ascii="Segoe UI" w:eastAsia="Segoe UI" w:hAnsi="Segoe UI" w:cs="Segoe UI"/>
+          <w:sz w:val="21"/>
+          <w:szCs w:val="21"/>
+        </w:rPr>
+      </w:pPr>
+      <w:r>
+        <w:rPr>
+          <w:rFonts w:ascii="Segoe UI" w:eastAsia="Segoe UI" w:hAnsi="Segoe UI" w:cs="Segoe UI"/>
+          <w:sz w:val="21"/>
+          <w:szCs w:val="21"/>
         </w:rPr>
         <w:t>};</w:t>
       </w:r>
@@ -5742,31 +4799,18 @@
     </w:p>
     <w:p>
       <w:pPr>
-        <w:spacing w:before="0" w:beforeAutospacing="off" w:after="0" w:afterAutospacing="off" w:line="300" w:lineRule="auto"/>
-        <w:jc w:val="left"/>
-        <w:rPr>
-          <w:rFonts w:ascii="Segoe UI" w:hAnsi="Segoe UI" w:eastAsia="Segoe UI" w:cs="Segoe UI"/>
-          <w:b w:val="0"/>
-          <w:bCs w:val="0"/>
-          <w:i w:val="0"/>
-          <w:iCs w:val="0"/>
-          <w:noProof w:val="0"/>
-          <w:sz w:val="21"/>
-          <w:szCs w:val="21"/>
-          <w:lang w:val="en-US"/>
-        </w:rPr>
-      </w:pPr>
-      <w:r>
-        <w:rPr>
-          <w:rFonts w:ascii="Segoe UI" w:hAnsi="Segoe UI" w:eastAsia="Segoe UI" w:cs="Segoe UI"/>
-          <w:b w:val="0"/>
-          <w:bCs w:val="0"/>
-          <w:i w:val="0"/>
-          <w:iCs w:val="0"/>
-          <w:noProof w:val="0"/>
-          <w:sz w:val="21"/>
-          <w:szCs w:val="21"/>
-          <w:lang w:val="en-US"/>
+        <w:spacing w:after="0" w:line="300" w:lineRule="auto"/>
+        <w:rPr>
+          <w:rFonts w:ascii="Segoe UI" w:eastAsia="Segoe UI" w:hAnsi="Segoe UI" w:cs="Segoe UI"/>
+          <w:sz w:val="21"/>
+          <w:szCs w:val="21"/>
+        </w:rPr>
+      </w:pPr>
+      <w:r>
+        <w:rPr>
+          <w:rFonts w:ascii="Segoe UI" w:eastAsia="Segoe UI" w:hAnsi="Segoe UI" w:cs="Segoe UI"/>
+          <w:sz w:val="21"/>
+          <w:szCs w:val="21"/>
         </w:rPr>
         <w:t>}</w:t>
       </w:r>
@@ -5776,38 +4820,26 @@
     </w:p>
     <w:p>
       <w:pPr>
-        <w:spacing w:before="0" w:beforeAutospacing="off" w:after="0" w:afterAutospacing="off" w:line="300" w:lineRule="auto"/>
-      </w:pPr>
-      <w:r>
-        <w:rPr>
-          <w:rFonts w:ascii="Segoe UI" w:hAnsi="Segoe UI" w:eastAsia="Segoe UI" w:cs="Segoe UI"/>
-          <w:b w:val="0"/>
-          <w:bCs w:val="0"/>
-          <w:i w:val="0"/>
-          <w:iCs w:val="0"/>
-          <w:noProof w:val="0"/>
-          <w:sz w:val="21"/>
-          <w:szCs w:val="21"/>
-          <w:lang w:val="en-US"/>
+        <w:spacing w:after="0" w:line="300" w:lineRule="auto"/>
+      </w:pPr>
+      <w:r>
+        <w:rPr>
+          <w:rFonts w:ascii="Segoe UI" w:eastAsia="Segoe UI" w:hAnsi="Segoe UI" w:cs="Segoe UI"/>
+          <w:sz w:val="21"/>
+          <w:szCs w:val="21"/>
         </w:rPr>
         <w:t>Show more lines</w:t>
       </w:r>
     </w:p>
     <w:p>
       <w:pPr>
-        <w:spacing w:before="210" w:beforeAutospacing="off" w:after="210" w:afterAutospacing="off" w:line="300" w:lineRule="auto"/>
-      </w:pPr>
-      <w:r>
-        <w:rPr>
-          <w:rFonts w:ascii="Segoe UI" w:hAnsi="Segoe UI" w:eastAsia="Segoe UI" w:cs="Segoe UI"/>
-          <w:b w:val="0"/>
-          <w:bCs w:val="0"/>
-          <w:i w:val="0"/>
-          <w:iCs w:val="0"/>
-          <w:noProof w:val="0"/>
-          <w:sz w:val="21"/>
-          <w:szCs w:val="21"/>
-          <w:lang w:val="en-US"/>
+        <w:spacing w:before="210" w:after="210" w:line="300" w:lineRule="auto"/>
+      </w:pPr>
+      <w:r>
+        <w:rPr>
+          <w:rFonts w:ascii="Segoe UI" w:eastAsia="Segoe UI" w:hAnsi="Segoe UI" w:cs="Segoe UI"/>
+          <w:sz w:val="21"/>
+          <w:szCs w:val="21"/>
         </w:rPr>
         <w:t>So when:</w:t>
       </w:r>
@@ -5817,32 +4849,20 @@
         <w:pStyle w:val="ListParagraph"/>
         <w:numPr>
           <w:ilvl w:val="0"/>
-          <w:numId w:val="17"/>
+          <w:numId w:val="3"/>
         </w:numPr>
-        <w:spacing w:before="0" w:beforeAutospacing="off" w:after="0" w:afterAutospacing="off" w:line="300" w:lineRule="auto"/>
-        <w:rPr>
-          <w:rFonts w:ascii="Segoe UI" w:hAnsi="Segoe UI" w:eastAsia="Segoe UI" w:cs="Segoe UI"/>
-          <w:b w:val="0"/>
-          <w:bCs w:val="0"/>
-          <w:i w:val="0"/>
-          <w:iCs w:val="0"/>
-          <w:noProof w:val="0"/>
-          <w:sz w:val="21"/>
-          <w:szCs w:val="21"/>
-          <w:lang w:val="en-US"/>
-        </w:rPr>
-      </w:pPr>
-      <w:r>
-        <w:rPr>
-          <w:rFonts w:ascii="Segoe UI" w:hAnsi="Segoe UI" w:eastAsia="Segoe UI" w:cs="Segoe UI"/>
-          <w:b w:val="0"/>
-          <w:bCs w:val="0"/>
-          <w:i w:val="0"/>
-          <w:iCs w:val="0"/>
-          <w:noProof w:val="0"/>
-          <w:sz w:val="21"/>
-          <w:szCs w:val="21"/>
-          <w:lang w:val="en-US"/>
+        <w:spacing w:after="0" w:line="300" w:lineRule="auto"/>
+        <w:rPr>
+          <w:rFonts w:ascii="Segoe UI" w:eastAsia="Segoe UI" w:hAnsi="Segoe UI" w:cs="Segoe UI"/>
+          <w:sz w:val="21"/>
+          <w:szCs w:val="21"/>
+        </w:rPr>
+      </w:pPr>
+      <w:r>
+        <w:rPr>
+          <w:rFonts w:ascii="Segoe UI" w:eastAsia="Segoe UI" w:hAnsi="Segoe UI" w:cs="Segoe UI"/>
+          <w:sz w:val="21"/>
+          <w:szCs w:val="21"/>
         </w:rPr>
         <w:t>OpenWeather call fails due to SSL</w:t>
       </w:r>
@@ -5852,65 +4872,45 @@
         <w:pStyle w:val="ListParagraph"/>
         <w:numPr>
           <w:ilvl w:val="0"/>
-          <w:numId w:val="17"/>
+          <w:numId w:val="3"/>
         </w:numPr>
-        <w:spacing w:before="0" w:beforeAutospacing="off" w:after="0" w:afterAutospacing="off" w:line="300" w:lineRule="auto"/>
-        <w:rPr>
-          <w:rFonts w:ascii="Segoe UI" w:hAnsi="Segoe UI" w:eastAsia="Segoe UI" w:cs="Segoe UI"/>
-          <w:b w:val="1"/>
-          <w:bCs w:val="1"/>
-          <w:i w:val="0"/>
-          <w:iCs w:val="0"/>
-          <w:noProof w:val="0"/>
-          <w:sz w:val="21"/>
-          <w:szCs w:val="21"/>
-          <w:lang w:val="en-US"/>
-        </w:rPr>
-      </w:pPr>
-      <w:r>
-        <w:rPr>
-          <w:rFonts w:ascii="Segoe UI" w:hAnsi="Segoe UI" w:eastAsia="Segoe UI" w:cs="Segoe UI"/>
-          <w:b w:val="0"/>
-          <w:bCs w:val="0"/>
-          <w:i w:val="0"/>
-          <w:iCs w:val="0"/>
-          <w:noProof w:val="0"/>
-          <w:sz w:val="21"/>
-          <w:szCs w:val="21"/>
-          <w:lang w:val="en-US"/>
+        <w:spacing w:after="0" w:line="300" w:lineRule="auto"/>
+        <w:rPr>
+          <w:rFonts w:ascii="Segoe UI" w:eastAsia="Segoe UI" w:hAnsi="Segoe UI" w:cs="Segoe UI"/>
+          <w:b/>
+          <w:bCs/>
+          <w:sz w:val="21"/>
+          <w:szCs w:val="21"/>
+        </w:rPr>
+      </w:pPr>
+      <w:r>
+        <w:rPr>
+          <w:rFonts w:ascii="Segoe UI" w:eastAsia="Segoe UI" w:hAnsi="Segoe UI" w:cs="Segoe UI"/>
+          <w:sz w:val="21"/>
+          <w:szCs w:val="21"/>
         </w:rPr>
         <w:t xml:space="preserve">The system </w:t>
       </w:r>
       <w:r>
         <w:rPr>
-          <w:rFonts w:ascii="Segoe UI" w:hAnsi="Segoe UI" w:eastAsia="Segoe UI" w:cs="Segoe UI"/>
-          <w:b w:val="1"/>
-          <w:bCs w:val="1"/>
-          <w:i w:val="0"/>
-          <w:iCs w:val="0"/>
-          <w:noProof w:val="0"/>
-          <w:sz w:val="21"/>
-          <w:szCs w:val="21"/>
-          <w:lang w:val="en-US"/>
+          <w:rFonts w:ascii="Segoe UI" w:eastAsia="Segoe UI" w:hAnsi="Segoe UI" w:cs="Segoe UI"/>
+          <w:b/>
+          <w:bCs/>
+          <w:sz w:val="21"/>
+          <w:szCs w:val="21"/>
         </w:rPr>
         <w:t>gracefully degrades</w:t>
       </w:r>
     </w:p>
     <w:p>
       <w:pPr>
-        <w:spacing w:before="210" w:beforeAutospacing="off" w:after="210" w:afterAutospacing="off" w:line="300" w:lineRule="auto"/>
-      </w:pPr>
-      <w:r>
-        <w:rPr>
-          <w:rFonts w:ascii="Segoe UI" w:hAnsi="Segoe UI" w:eastAsia="Segoe UI" w:cs="Segoe UI"/>
-          <w:b w:val="0"/>
-          <w:bCs w:val="0"/>
-          <w:i w:val="0"/>
-          <w:iCs w:val="0"/>
-          <w:noProof w:val="0"/>
-          <w:sz w:val="21"/>
-          <w:szCs w:val="21"/>
-          <w:lang w:val="en-US"/>
+        <w:spacing w:before="210" w:after="210" w:line="300" w:lineRule="auto"/>
+      </w:pPr>
+      <w:r>
+        <w:rPr>
+          <w:rFonts w:ascii="Segoe UI" w:eastAsia="Segoe UI" w:hAnsi="Segoe UI" w:cs="Segoe UI"/>
+          <w:sz w:val="21"/>
+          <w:szCs w:val="21"/>
         </w:rPr>
         <w:t>✅ No crash</w:t>
       </w:r>
@@ -5919,15 +4919,9 @@
       </w:r>
       <w:r>
         <w:rPr>
-          <w:rFonts w:ascii="Segoe UI" w:hAnsi="Segoe UI" w:eastAsia="Segoe UI" w:cs="Segoe UI"/>
-          <w:b w:val="0"/>
-          <w:bCs w:val="0"/>
-          <w:i w:val="0"/>
-          <w:iCs w:val="0"/>
-          <w:noProof w:val="0"/>
-          <w:sz w:val="21"/>
-          <w:szCs w:val="21"/>
-          <w:lang w:val="en-US"/>
+          <w:rFonts w:ascii="Segoe UI" w:eastAsia="Segoe UI" w:hAnsi="Segoe UI" w:cs="Segoe UI"/>
+          <w:sz w:val="21"/>
+          <w:szCs w:val="21"/>
         </w:rPr>
         <w:t xml:space="preserve"> ✅ No broken API</w:t>
       </w:r>
@@ -5936,15 +4930,9 @@
       </w:r>
       <w:r>
         <w:rPr>
-          <w:rFonts w:ascii="Segoe UI" w:hAnsi="Segoe UI" w:eastAsia="Segoe UI" w:cs="Segoe UI"/>
-          <w:b w:val="0"/>
-          <w:bCs w:val="0"/>
-          <w:i w:val="0"/>
-          <w:iCs w:val="0"/>
-          <w:noProof w:val="0"/>
-          <w:sz w:val="21"/>
-          <w:szCs w:val="21"/>
-          <w:lang w:val="en-US"/>
+          <w:rFonts w:ascii="Segoe UI" w:eastAsia="Segoe UI" w:hAnsi="Segoe UI" w:cs="Segoe UI"/>
+          <w:sz w:val="21"/>
+          <w:szCs w:val="21"/>
         </w:rPr>
         <w:t xml:space="preserve"> ✅ Still returns valid JSON</w:t>
       </w:r>
@@ -5953,48 +4941,32 @@
       </w:r>
       <w:r>
         <w:rPr>
-          <w:rFonts w:ascii="Segoe UI" w:hAnsi="Segoe UI" w:eastAsia="Segoe UI" w:cs="Segoe UI"/>
-          <w:b w:val="0"/>
-          <w:bCs w:val="0"/>
-          <w:i w:val="0"/>
-          <w:iCs w:val="0"/>
-          <w:noProof w:val="0"/>
-          <w:sz w:val="21"/>
-          <w:szCs w:val="21"/>
-          <w:lang w:val="en-US"/>
+          <w:rFonts w:ascii="Segoe UI" w:eastAsia="Segoe UI" w:hAnsi="Segoe UI" w:cs="Segoe UI"/>
+          <w:sz w:val="21"/>
+          <w:szCs w:val="21"/>
         </w:rPr>
         <w:t xml:space="preserve"> ✅ Still updates frontend</w:t>
       </w:r>
     </w:p>
     <w:p>
       <w:pPr>
-        <w:spacing w:before="210" w:beforeAutospacing="off" w:after="210" w:afterAutospacing="off" w:line="300" w:lineRule="auto"/>
-      </w:pPr>
-      <w:r>
-        <w:rPr>
-          <w:rFonts w:ascii="Segoe UI" w:hAnsi="Segoe UI" w:eastAsia="Segoe UI" w:cs="Segoe UI"/>
-          <w:b w:val="0"/>
-          <w:bCs w:val="0"/>
-          <w:i w:val="0"/>
-          <w:iCs w:val="0"/>
-          <w:noProof w:val="0"/>
-          <w:sz w:val="21"/>
-          <w:szCs w:val="21"/>
-          <w:lang w:val="en-US"/>
+        <w:spacing w:before="210" w:after="210" w:line="300" w:lineRule="auto"/>
+      </w:pPr>
+      <w:r>
+        <w:rPr>
+          <w:rFonts w:ascii="Segoe UI" w:eastAsia="Segoe UI" w:hAnsi="Segoe UI" w:cs="Segoe UI"/>
+          <w:sz w:val="21"/>
+          <w:szCs w:val="21"/>
         </w:rPr>
         <w:t xml:space="preserve">This is </w:t>
       </w:r>
       <w:r>
         <w:rPr>
-          <w:rFonts w:ascii="Segoe UI" w:hAnsi="Segoe UI" w:eastAsia="Segoe UI" w:cs="Segoe UI"/>
-          <w:b w:val="1"/>
-          <w:bCs w:val="1"/>
-          <w:i w:val="0"/>
-          <w:iCs w:val="0"/>
-          <w:noProof w:val="0"/>
-          <w:sz w:val="21"/>
-          <w:szCs w:val="21"/>
-          <w:lang w:val="en-US"/>
+          <w:rFonts w:ascii="Segoe UI" w:eastAsia="Segoe UI" w:hAnsi="Segoe UI" w:cs="Segoe UI"/>
+          <w:b/>
+          <w:bCs/>
+          <w:sz w:val="21"/>
+          <w:szCs w:val="21"/>
         </w:rPr>
         <w:t>enterprise</w:t>
       </w:r>
@@ -6003,29 +4975,19 @@
       </w:r>
       <w:r>
         <w:rPr>
-          <w:rFonts w:ascii="Segoe UI" w:hAnsi="Segoe UI" w:eastAsia="Segoe UI" w:cs="Segoe UI"/>
-          <w:b w:val="1"/>
-          <w:bCs w:val="1"/>
-          <w:i w:val="0"/>
-          <w:iCs w:val="0"/>
-          <w:noProof w:val="0"/>
-          <w:sz w:val="21"/>
-          <w:szCs w:val="21"/>
-          <w:lang w:val="en-US"/>
+          <w:rFonts w:ascii="Segoe UI" w:eastAsia="Segoe UI" w:hAnsi="Segoe UI" w:cs="Segoe UI"/>
+          <w:b/>
+          <w:bCs/>
+          <w:sz w:val="21"/>
+          <w:szCs w:val="21"/>
         </w:rPr>
         <w:t>grade defensive design</w:t>
       </w:r>
       <w:r>
         <w:rPr>
-          <w:rFonts w:ascii="Segoe UI" w:hAnsi="Segoe UI" w:eastAsia="Segoe UI" w:cs="Segoe UI"/>
-          <w:b w:val="0"/>
-          <w:bCs w:val="0"/>
-          <w:i w:val="0"/>
-          <w:iCs w:val="0"/>
-          <w:noProof w:val="0"/>
-          <w:sz w:val="21"/>
-          <w:szCs w:val="21"/>
-          <w:lang w:val="en-US"/>
+          <w:rFonts w:ascii="Segoe UI" w:eastAsia="Segoe UI" w:hAnsi="Segoe UI" w:cs="Segoe UI"/>
+          <w:sz w:val="21"/>
+          <w:szCs w:val="21"/>
         </w:rPr>
         <w:t>.</w:t>
       </w:r>
@@ -6035,10 +4997,7 @@
     <w:p/>
     <w:p>
       <w:r>
-        <w:t>✅</w:t>
-      </w:r>
-      <w:r>
-        <w:t xml:space="preserve"> </w:t>
+        <w:t xml:space="preserve">✅ </w:t>
       </w:r>
       <w:r>
         <w:rPr>
@@ -6051,7 +5010,7 @@
     <w:p>
       <w:pPr>
         <w:pBdr>
-          <w:top w:val="single" w:color="auto" w:sz="12" w:space="0"/>
+          <w:top w:val="single" w:sz="12" w:space="0" w:color="auto"/>
         </w:pBdr>
         <w:spacing w:after="0"/>
       </w:pPr>
@@ -6061,10 +5020,7 @@
         <w:pStyle w:val="Heading2"/>
       </w:pPr>
       <w:r>
-        <w:t>✅</w:t>
-      </w:r>
-      <w:r>
-        <w:t xml:space="preserve"> ✅ FINAL E2E VERDICT</w:t>
+        <w:t>✅ ✅ FINAL E2E VERDICT</w:t>
       </w:r>
     </w:p>
     <w:tbl>
@@ -6072,12 +5028,12 @@
         <w:tblStyle w:val="GridTable4-Accent1"/>
         <w:tblW w:w="100" w:type="auto"/>
         <w:tblBorders>
-          <w:top w:val="single" w:color="auto" w:sz="4" w:space="0"/>
-          <w:left w:val="single" w:color="auto" w:sz="4" w:space="0"/>
-          <w:bottom w:val="single" w:color="auto" w:sz="4" w:space="0"/>
-          <w:right w:val="single" w:color="auto" w:sz="4" w:space="0"/>
-          <w:insideH w:val="single" w:color="auto" w:sz="4" w:space="0"/>
-          <w:insideV w:val="single" w:color="auto" w:sz="4" w:space="0"/>
+          <w:top w:val="single" w:sz="4" w:space="0" w:color="auto"/>
+          <w:left w:val="single" w:sz="4" w:space="0" w:color="auto"/>
+          <w:bottom w:val="single" w:sz="4" w:space="0" w:color="auto"/>
+          <w:right w:val="single" w:sz="4" w:space="0" w:color="auto"/>
+          <w:insideH w:val="single" w:sz="4" w:space="0" w:color="auto"/>
+          <w:insideV w:val="single" w:sz="4" w:space="0" w:color="auto"/>
         </w:tblBorders>
         <w:tblLook w:val="04A0" w:firstRow="1" w:lastRow="0" w:firstColumn="1" w:lastColumn="0" w:noHBand="0" w:noVBand="1"/>
       </w:tblPr>
@@ -6246,6 +5202,7 @@
           </w:tcPr>
           <w:p>
             <w:r>
+              <w:lastRenderedPageBreak/>
               <w:t>Security blocking</w:t>
             </w:r>
           </w:p>
@@ -6414,10 +5371,7 @@
     </w:tbl>
     <w:p>
       <w:r>
-        <w:t>🎉</w:t>
-      </w:r>
-      <w:r>
-        <w:t xml:space="preserve"> </w:t>
+        <w:t xml:space="preserve">🎉 </w:t>
       </w:r>
       <w:r>
         <w:rPr>
@@ -6430,7 +5384,7 @@
     <w:p>
       <w:pPr>
         <w:pBdr>
-          <w:top w:val="single" w:color="auto" w:sz="12" w:space="0"/>
+          <w:top w:val="single" w:sz="12" w:space="0" w:color="auto"/>
         </w:pBdr>
         <w:spacing w:after="0"/>
       </w:pPr>
@@ -6440,18 +5394,13 @@
         <w:pStyle w:val="Heading2"/>
       </w:pPr>
       <w:r>
-        <w:rPr/>
-        <w:t>🏆</w:t>
-      </w:r>
-      <w:r>
-        <w:rPr/>
-        <w:t xml:space="preserve"> </w:t>
+        <w:t xml:space="preserve">🏆 </w:t>
       </w:r>
     </w:p>
     <w:p>
       <w:pPr>
         <w:pBdr>
-          <w:left w:val="single" w:color="A6A6A6" w:sz="18" w:space="4"/>
+          <w:left w:val="single" w:sz="18" w:space="4" w:color="A6A6A6"/>
         </w:pBdr>
         <w:ind w:left="180"/>
       </w:pPr>
@@ -6462,20 +5411,20 @@
     <w:p>
       <w:pPr>
         <w:pBdr>
-          <w:top w:val="single" w:color="auto" w:sz="12" w:space="0"/>
+          <w:top w:val="single" w:sz="12" w:space="0" w:color="auto"/>
         </w:pBdr>
         <w:spacing w:after="0"/>
       </w:pPr>
     </w:p>
     <w:p/>
     <w:sectPr>
-      <w:headerReference w:type="even" r:id="rId7"/>
-      <w:headerReference w:type="default" r:id="rId8"/>
-      <w:footerReference w:type="even" r:id="rId9"/>
-      <w:footerReference w:type="default" r:id="rId10"/>
-      <w:headerReference w:type="first" r:id="rId11"/>
-      <w:footerReference w:type="first" r:id="rId12"/>
-      <w:pgSz w:w="11906" w:h="16838" w:orient="portrait"/>
+      <w:headerReference w:type="even" r:id="rId21"/>
+      <w:headerReference w:type="default" r:id="rId22"/>
+      <w:footerReference w:type="even" r:id="rId23"/>
+      <w:footerReference w:type="default" r:id="rId24"/>
+      <w:headerReference w:type="first" r:id="rId25"/>
+      <w:footerReference w:type="first" r:id="rId26"/>
+      <w:pgSz w:w="11906" w:h="16838"/>
       <w:pgMar w:top="1440" w:right="1440" w:bottom="1440" w:left="1440" w:header="708" w:footer="708" w:gutter="0"/>
       <w:cols w:space="720"/>
       <w:docGrid w:linePitch="360"/>
@@ -6485,7 +5434,7 @@
 </file>
 
 <file path=word/endnotes.xml><?xml version="1.0" encoding="utf-8"?>
-<w:endnotes xmlns:wpc="http://schemas.microsoft.com/office/word/2010/wordprocessingCanvas" xmlns:cx="http://schemas.microsoft.com/office/drawing/2014/chartex" xmlns:cx1="http://schemas.microsoft.com/office/drawing/2015/9/8/chartex" xmlns:cx2="http://schemas.microsoft.com/office/drawing/2015/10/21/chartex" xmlns:cx3="http://schemas.microsoft.com/office/drawing/2016/5/9/chartex" xmlns:cx4="http://schemas.microsoft.com/office/drawing/2016/5/10/chartex" xmlns:cx5="http://schemas.microsoft.com/office/drawing/2016/5/11/chartex" xmlns:cx6="http://schemas.microsoft.com/office/drawing/2016/5/12/chartex" xmlns:cx7="http://schemas.microsoft.com/office/drawing/2016/5/13/chartex" xmlns:cx8="http://schemas.microsoft.com/office/drawing/2016/5/14/chartex" xmlns:mc="http://schemas.openxmlformats.org/markup-compatibility/2006" xmlns:aink="http://schemas.microsoft.com/office/drawing/2016/ink" xmlns:am3d="http://schemas.microsoft.com/office/drawing/2017/model3d" xmlns:o="urn:schemas-microsoft-com:office:office" xmlns:oel="http://schemas.microsoft.com/office/2019/extlst" xmlns:r="http://schemas.openxmlformats.org/officeDocument/2006/relationships" xmlns:m="http://schemas.openxmlformats.org/officeDocument/2006/math" xmlns:v="urn:schemas-microsoft-com:vml" xmlns:wp14="http://schemas.microsoft.com/office/word/2010/wordprocessingDrawing" xmlns:wp="http://schemas.openxmlformats.org/drawingml/2006/wordprocessingDrawing" xmlns:w10="urn:schemas-microsoft-com:office:word" xmlns:w="http://schemas.openxmlformats.org/wordprocessingml/2006/main" xmlns:w14="http://schemas.microsoft.com/office/word/2010/wordml" xmlns:w15="http://schemas.microsoft.com/office/word/2012/wordml" xmlns:w16cex="http://schemas.microsoft.com/office/word/2018/wordml/cex" xmlns:w16cid="http://schemas.microsoft.com/office/word/2016/wordml/cid" xmlns:w16="http://schemas.microsoft.com/office/word/2018/wordml" xmlns:w16du="http://schemas.microsoft.com/office/word/2023/wordml/word16du" xmlns:w16sdtdh="http://schemas.microsoft.com/office/word/2020/wordml/sdtdatahash" xmlns:w16sdtfl="http://schemas.microsoft.com/office/word/2024/wordml/sdtformatlock" xmlns:w16se="http://schemas.microsoft.com/office/word/2015/wordml/symex" xmlns:wpg="http://schemas.microsoft.com/office/word/2010/wordprocessingGroup" xmlns:wpi="http://schemas.microsoft.com/office/word/2010/wordprocessingInk" xmlns:wne="http://schemas.microsoft.com/office/word/2006/wordml" xmlns:wps="http://schemas.microsoft.com/office/word/2010/wordprocessingShape" mc:Ignorable="w14 w15 w16se w16cid w16 w16cex w16sdtdh w16sdtfl w16du wp14">
+<w:endnotes xmlns:wpc="http://schemas.microsoft.com/office/word/2010/wordprocessingCanvas" xmlns:cx="http://schemas.microsoft.com/office/drawing/2014/chartex" xmlns:cx1="http://schemas.microsoft.com/office/drawing/2015/9/8/chartex" xmlns:cx2="http://schemas.microsoft.com/office/drawing/2015/10/21/chartex" xmlns:cx3="http://schemas.microsoft.com/office/drawing/2016/5/9/chartex" xmlns:cx4="http://schemas.microsoft.com/office/drawing/2016/5/10/chartex" xmlns:cx5="http://schemas.microsoft.com/office/drawing/2016/5/11/chartex" xmlns:cx6="http://schemas.microsoft.com/office/drawing/2016/5/12/chartex" xmlns:cx7="http://schemas.microsoft.com/office/drawing/2016/5/13/chartex" xmlns:cx8="http://schemas.microsoft.com/office/drawing/2016/5/14/chartex" xmlns:mc="http://schemas.openxmlformats.org/markup-compatibility/2006" xmlns:aink="http://schemas.microsoft.com/office/drawing/2016/ink" xmlns:am3d="http://schemas.microsoft.com/office/drawing/2017/model3d" xmlns:o="urn:schemas-microsoft-com:office:office" xmlns:oel="http://schemas.microsoft.com/office/2019/extlst" xmlns:r="http://schemas.openxmlformats.org/officeDocument/2006/relationships" xmlns:m="http://schemas.openxmlformats.org/officeDocument/2006/math" xmlns:v="urn:schemas-microsoft-com:vml" xmlns:wp14="http://schemas.microsoft.com/office/word/2010/wordprocessingDrawing" xmlns:wp="http://schemas.openxmlformats.org/drawingml/2006/wordprocessingDrawing" xmlns:w10="urn:schemas-microsoft-com:office:word" xmlns:w="http://schemas.openxmlformats.org/wordprocessingml/2006/main" xmlns:w14="http://schemas.microsoft.com/office/word/2010/wordml" xmlns:w15="http://schemas.microsoft.com/office/word/2012/wordml" xmlns:w16cex="http://schemas.microsoft.com/office/word/2018/wordml/cex" xmlns:w16cid="http://schemas.microsoft.com/office/word/2016/wordml/cid" xmlns:w16="http://schemas.microsoft.com/office/word/2018/wordml" xmlns:w16du="http://schemas.microsoft.com/office/word/2023/wordml/word16du" xmlns:w16sdtdh="http://schemas.microsoft.com/office/word/2020/wordml/sdtdatahash" xmlns:w16se="http://schemas.microsoft.com/office/word/2015/wordml/symex" xmlns:wpg="http://schemas.microsoft.com/office/word/2010/wordprocessingGroup" xmlns:wpi="http://schemas.microsoft.com/office/word/2010/wordprocessingInk" xmlns:wne="http://schemas.microsoft.com/office/word/2006/wordml" xmlns:wps="http://schemas.microsoft.com/office/word/2010/wordprocessingShape" mc:Ignorable="w14 w15 w16se w16cid w16 w16cex w16sdtdh wp14">
   <w:endnote w:type="separator" w:id="-1">
     <w:p>
       <w:pPr>
@@ -6510,7 +5459,7 @@
 </file>
 
 <file path=word/footer1.xml><?xml version="1.0" encoding="utf-8"?>
-<w:ftr xmlns:wpc="http://schemas.microsoft.com/office/word/2010/wordprocessingCanvas" xmlns:cx="http://schemas.microsoft.com/office/drawing/2014/chartex" xmlns:cx1="http://schemas.microsoft.com/office/drawing/2015/9/8/chartex" xmlns:cx2="http://schemas.microsoft.com/office/drawing/2015/10/21/chartex" xmlns:cx3="http://schemas.microsoft.com/office/drawing/2016/5/9/chartex" xmlns:cx4="http://schemas.microsoft.com/office/drawing/2016/5/10/chartex" xmlns:cx5="http://schemas.microsoft.com/office/drawing/2016/5/11/chartex" xmlns:cx6="http://schemas.microsoft.com/office/drawing/2016/5/12/chartex" xmlns:cx7="http://schemas.microsoft.com/office/drawing/2016/5/13/chartex" xmlns:cx8="http://schemas.microsoft.com/office/drawing/2016/5/14/chartex" xmlns:mc="http://schemas.openxmlformats.org/markup-compatibility/2006" xmlns:aink="http://schemas.microsoft.com/office/drawing/2016/ink" xmlns:am3d="http://schemas.microsoft.com/office/drawing/2017/model3d" xmlns:o="urn:schemas-microsoft-com:office:office" xmlns:oel="http://schemas.microsoft.com/office/2019/extlst" xmlns:r="http://schemas.openxmlformats.org/officeDocument/2006/relationships" xmlns:m="http://schemas.openxmlformats.org/officeDocument/2006/math" xmlns:v="urn:schemas-microsoft-com:vml" xmlns:wp14="http://schemas.microsoft.com/office/word/2010/wordprocessingDrawing" xmlns:wp="http://schemas.openxmlformats.org/drawingml/2006/wordprocessingDrawing" xmlns:w10="urn:schemas-microsoft-com:office:word" xmlns:w="http://schemas.openxmlformats.org/wordprocessingml/2006/main" xmlns:w14="http://schemas.microsoft.com/office/word/2010/wordml" xmlns:w15="http://schemas.microsoft.com/office/word/2012/wordml" xmlns:w16cex="http://schemas.microsoft.com/office/word/2018/wordml/cex" xmlns:w16cid="http://schemas.microsoft.com/office/word/2016/wordml/cid" xmlns:w16="http://schemas.microsoft.com/office/word/2018/wordml" xmlns:w16du="http://schemas.microsoft.com/office/word/2023/wordml/word16du" xmlns:w16sdtdh="http://schemas.microsoft.com/office/word/2020/wordml/sdtdatahash" xmlns:w16sdtfl="http://schemas.microsoft.com/office/word/2024/wordml/sdtformatlock" xmlns:w16se="http://schemas.microsoft.com/office/word/2015/wordml/symex" xmlns:wpg="http://schemas.microsoft.com/office/word/2010/wordprocessingGroup" xmlns:wpi="http://schemas.microsoft.com/office/word/2010/wordprocessingInk" xmlns:wne="http://schemas.microsoft.com/office/word/2006/wordml" xmlns:wps="http://schemas.microsoft.com/office/word/2010/wordprocessingShape" xmlns:a="http://schemas.openxmlformats.org/drawingml/2006/main" xmlns:aclsh="http://schemas.microsoft.com/office/drawing/2020/classificationShape" mc:Ignorable="w14 w15 w16se w16cid w16 w16cex w16sdtdh w16sdtfl w16du wp14">
+<w:ftr xmlns:wpc="http://schemas.microsoft.com/office/word/2010/wordprocessingCanvas" xmlns:cx="http://schemas.microsoft.com/office/drawing/2014/chartex" xmlns:cx1="http://schemas.microsoft.com/office/drawing/2015/9/8/chartex" xmlns:cx2="http://schemas.microsoft.com/office/drawing/2015/10/21/chartex" xmlns:cx3="http://schemas.microsoft.com/office/drawing/2016/5/9/chartex" xmlns:cx4="http://schemas.microsoft.com/office/drawing/2016/5/10/chartex" xmlns:cx5="http://schemas.microsoft.com/office/drawing/2016/5/11/chartex" xmlns:cx6="http://schemas.microsoft.com/office/drawing/2016/5/12/chartex" xmlns:cx7="http://schemas.microsoft.com/office/drawing/2016/5/13/chartex" xmlns:cx8="http://schemas.microsoft.com/office/drawing/2016/5/14/chartex" xmlns:mc="http://schemas.openxmlformats.org/markup-compatibility/2006" xmlns:aink="http://schemas.microsoft.com/office/drawing/2016/ink" xmlns:am3d="http://schemas.microsoft.com/office/drawing/2017/model3d" xmlns:o="urn:schemas-microsoft-com:office:office" xmlns:oel="http://schemas.microsoft.com/office/2019/extlst" xmlns:r="http://schemas.openxmlformats.org/officeDocument/2006/relationships" xmlns:m="http://schemas.openxmlformats.org/officeDocument/2006/math" xmlns:v="urn:schemas-microsoft-com:vml" xmlns:wp14="http://schemas.microsoft.com/office/word/2010/wordprocessingDrawing" xmlns:wp="http://schemas.openxmlformats.org/drawingml/2006/wordprocessingDrawing" xmlns:w10="urn:schemas-microsoft-com:office:word" xmlns:w="http://schemas.openxmlformats.org/wordprocessingml/2006/main" xmlns:w14="http://schemas.microsoft.com/office/word/2010/wordml" xmlns:w15="http://schemas.microsoft.com/office/word/2012/wordml" xmlns:w16cex="http://schemas.microsoft.com/office/word/2018/wordml/cex" xmlns:w16cid="http://schemas.microsoft.com/office/word/2016/wordml/cid" xmlns:w16="http://schemas.microsoft.com/office/word/2018/wordml" xmlns:w16du="http://schemas.microsoft.com/office/word/2023/wordml/word16du" xmlns:w16sdtdh="http://schemas.microsoft.com/office/word/2020/wordml/sdtdatahash" xmlns:w16se="http://schemas.microsoft.com/office/word/2015/wordml/symex" xmlns:wpg="http://schemas.microsoft.com/office/word/2010/wordprocessingGroup" xmlns:wpi="http://schemas.microsoft.com/office/word/2010/wordprocessingInk" xmlns:wne="http://schemas.microsoft.com/office/word/2006/wordml" xmlns:wps="http://schemas.microsoft.com/office/word/2010/wordprocessingShape" mc:Ignorable="w14 w15 w16se w16cid w16 w16cex w16sdtdh wp14">
   <w:p>
     <w:pPr>
       <w:pStyle w:val="Footer"/>
@@ -6564,7 +5513,7 @@
                           <w:pPr>
                             <w:spacing w:after="0"/>
                             <w:rPr>
-                              <w:rFonts w:ascii="Century Gothic" w:hAnsi="Century Gothic" w:eastAsia="Century Gothic" w:cs="Century Gothic"/>
+                              <w:rFonts w:ascii="Century Gothic" w:eastAsia="Century Gothic" w:hAnsi="Century Gothic" w:cs="Century Gothic"/>
                               <w:noProof/>
                               <w:color w:val="5514B4"/>
                               <w:sz w:val="18"/>
@@ -6573,7 +5522,7 @@
                           </w:pPr>
                           <w:r>
                             <w:rPr>
-                              <w:rFonts w:ascii="Century Gothic" w:hAnsi="Century Gothic" w:eastAsia="Century Gothic" w:cs="Century Gothic"/>
+                              <w:rFonts w:ascii="Century Gothic" w:eastAsia="Century Gothic" w:hAnsi="Century Gothic" w:cs="Century Gothic"/>
                               <w:noProof/>
                               <w:color w:val="5514B4"/>
                               <w:sz w:val="18"/>
@@ -6598,19 +5547,18 @@
         </mc:Choice>
         <mc:Fallback>
           <w:pict>
-            <v:shapetype id="_x0000_t202" coordsize="21600,21600" o:spt="202" path="m,l,21600r21600,l21600,xe" w14:anchorId="33655BBD">
+            <v:shapetype w14:anchorId="33655BBD" id="_x0000_t202" coordsize="21600,21600" o:spt="202" path="m,l,21600r21600,l21600,xe">
               <v:stroke joinstyle="miter"/>
               <v:path gradientshapeok="t" o:connecttype="rect"/>
             </v:shapetype>
-            <v:shape id="Text Box 5" style="position:absolute;margin-left:5.55pt;margin-top:0;width:56.75pt;height:30pt;z-index:251662336;visibility:visible;mso-wrap-style:none;mso-wrap-distance-left:0;mso-wrap-distance-top:0;mso-wrap-distance-right:0;mso-wrap-distance-bottom:0;mso-position-horizontal:right;mso-position-horizontal-relative:page;mso-position-vertical:bottom;mso-position-vertical-relative:page;v-text-anchor:bottom" alt="General" o:spid="_x0000_s1028" filled="f" stroked="f" type="#_x0000_t202" o:gfxdata="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">
-              <v:fill o:detectmouseclick="t"/>
+            <v:shape id="Text Box 5" o:spid="_x0000_s1028" type="#_x0000_t202" alt="General" style="position:absolute;margin-left:5.55pt;margin-top:0;width:56.75pt;height:30pt;z-index:251662336;visibility:visible;mso-wrap-style:none;mso-wrap-distance-left:0;mso-wrap-distance-top:0;mso-wrap-distance-right:0;mso-wrap-distance-bottom:0;mso-position-horizontal:right;mso-position-horizontal-relative:page;mso-position-vertical:bottom;mso-position-vertical-relative:page;v-text-anchor:bottom" o:gfxdata="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" filled="f" stroked="f">
               <v:textbox style="mso-fit-shape-to-text:t" inset="0,0,20pt,15pt">
                 <w:txbxContent>
                   <w:p>
                     <w:pPr>
                       <w:spacing w:after="0"/>
                       <w:rPr>
-                        <w:rFonts w:ascii="Century Gothic" w:hAnsi="Century Gothic" w:eastAsia="Century Gothic" w:cs="Century Gothic"/>
+                        <w:rFonts w:ascii="Century Gothic" w:eastAsia="Century Gothic" w:hAnsi="Century Gothic" w:cs="Century Gothic"/>
                         <w:noProof/>
                         <w:color w:val="5514B4"/>
                         <w:sz w:val="18"/>
@@ -6619,7 +5567,7 @@
                     </w:pPr>
                     <w:r>
                       <w:rPr>
-                        <w:rFonts w:ascii="Century Gothic" w:hAnsi="Century Gothic" w:eastAsia="Century Gothic" w:cs="Century Gothic"/>
+                        <w:rFonts w:ascii="Century Gothic" w:eastAsia="Century Gothic" w:hAnsi="Century Gothic" w:cs="Century Gothic"/>
                         <w:noProof/>
                         <w:color w:val="5514B4"/>
                         <w:sz w:val="18"/>
@@ -6641,7 +5589,7 @@
 </file>
 
 <file path=word/footer2.xml><?xml version="1.0" encoding="utf-8"?>
-<w:ftr xmlns:wpc="http://schemas.microsoft.com/office/word/2010/wordprocessingCanvas" xmlns:cx="http://schemas.microsoft.com/office/drawing/2014/chartex" xmlns:cx1="http://schemas.microsoft.com/office/drawing/2015/9/8/chartex" xmlns:cx2="http://schemas.microsoft.com/office/drawing/2015/10/21/chartex" xmlns:cx3="http://schemas.microsoft.com/office/drawing/2016/5/9/chartex" xmlns:cx4="http://schemas.microsoft.com/office/drawing/2016/5/10/chartex" xmlns:cx5="http://schemas.microsoft.com/office/drawing/2016/5/11/chartex" xmlns:cx6="http://schemas.microsoft.com/office/drawing/2016/5/12/chartex" xmlns:cx7="http://schemas.microsoft.com/office/drawing/2016/5/13/chartex" xmlns:cx8="http://schemas.microsoft.com/office/drawing/2016/5/14/chartex" xmlns:mc="http://schemas.openxmlformats.org/markup-compatibility/2006" xmlns:aink="http://schemas.microsoft.com/office/drawing/2016/ink" xmlns:am3d="http://schemas.microsoft.com/office/drawing/2017/model3d" xmlns:o="urn:schemas-microsoft-com:office:office" xmlns:oel="http://schemas.microsoft.com/office/2019/extlst" xmlns:r="http://schemas.openxmlformats.org/officeDocument/2006/relationships" xmlns:m="http://schemas.openxmlformats.org/officeDocument/2006/math" xmlns:v="urn:schemas-microsoft-com:vml" xmlns:wp14="http://schemas.microsoft.com/office/word/2010/wordprocessingDrawing" xmlns:wp="http://schemas.openxmlformats.org/drawingml/2006/wordprocessingDrawing" xmlns:w10="urn:schemas-microsoft-com:office:word" xmlns:w="http://schemas.openxmlformats.org/wordprocessingml/2006/main" xmlns:w14="http://schemas.microsoft.com/office/word/2010/wordml" xmlns:w15="http://schemas.microsoft.com/office/word/2012/wordml" xmlns:w16cex="http://schemas.microsoft.com/office/word/2018/wordml/cex" xmlns:w16cid="http://schemas.microsoft.com/office/word/2016/wordml/cid" xmlns:w16="http://schemas.microsoft.com/office/word/2018/wordml" xmlns:w16du="http://schemas.microsoft.com/office/word/2023/wordml/word16du" xmlns:w16sdtdh="http://schemas.microsoft.com/office/word/2020/wordml/sdtdatahash" xmlns:w16sdtfl="http://schemas.microsoft.com/office/word/2024/wordml/sdtformatlock" xmlns:w16se="http://schemas.microsoft.com/office/word/2015/wordml/symex" xmlns:wpg="http://schemas.microsoft.com/office/word/2010/wordprocessingGroup" xmlns:wpi="http://schemas.microsoft.com/office/word/2010/wordprocessingInk" xmlns:wne="http://schemas.microsoft.com/office/word/2006/wordml" xmlns:wps="http://schemas.microsoft.com/office/word/2010/wordprocessingShape" xmlns:a="http://schemas.openxmlformats.org/drawingml/2006/main" xmlns:aclsh="http://schemas.microsoft.com/office/drawing/2020/classificationShape" mc:Ignorable="w14 w15 w16se w16cid w16 w16cex w16sdtdh w16sdtfl w16du wp14">
+<w:ftr xmlns:wpc="http://schemas.microsoft.com/office/word/2010/wordprocessingCanvas" xmlns:cx="http://schemas.microsoft.com/office/drawing/2014/chartex" xmlns:cx1="http://schemas.microsoft.com/office/drawing/2015/9/8/chartex" xmlns:cx2="http://schemas.microsoft.com/office/drawing/2015/10/21/chartex" xmlns:cx3="http://schemas.microsoft.com/office/drawing/2016/5/9/chartex" xmlns:cx4="http://schemas.microsoft.com/office/drawing/2016/5/10/chartex" xmlns:cx5="http://schemas.microsoft.com/office/drawing/2016/5/11/chartex" xmlns:cx6="http://schemas.microsoft.com/office/drawing/2016/5/12/chartex" xmlns:cx7="http://schemas.microsoft.com/office/drawing/2016/5/13/chartex" xmlns:cx8="http://schemas.microsoft.com/office/drawing/2016/5/14/chartex" xmlns:mc="http://schemas.openxmlformats.org/markup-compatibility/2006" xmlns:aink="http://schemas.microsoft.com/office/drawing/2016/ink" xmlns:am3d="http://schemas.microsoft.com/office/drawing/2017/model3d" xmlns:o="urn:schemas-microsoft-com:office:office" xmlns:oel="http://schemas.microsoft.com/office/2019/extlst" xmlns:r="http://schemas.openxmlformats.org/officeDocument/2006/relationships" xmlns:m="http://schemas.openxmlformats.org/officeDocument/2006/math" xmlns:v="urn:schemas-microsoft-com:vml" xmlns:wp14="http://schemas.microsoft.com/office/word/2010/wordprocessingDrawing" xmlns:wp="http://schemas.openxmlformats.org/drawingml/2006/wordprocessingDrawing" xmlns:w10="urn:schemas-microsoft-com:office:word" xmlns:w="http://schemas.openxmlformats.org/wordprocessingml/2006/main" xmlns:w14="http://schemas.microsoft.com/office/word/2010/wordml" xmlns:w15="http://schemas.microsoft.com/office/word/2012/wordml" xmlns:w16cex="http://schemas.microsoft.com/office/word/2018/wordml/cex" xmlns:w16cid="http://schemas.microsoft.com/office/word/2016/wordml/cid" xmlns:w16="http://schemas.microsoft.com/office/word/2018/wordml" xmlns:w16du="http://schemas.microsoft.com/office/word/2023/wordml/word16du" xmlns:w16sdtdh="http://schemas.microsoft.com/office/word/2020/wordml/sdtdatahash" xmlns:w16se="http://schemas.microsoft.com/office/word/2015/wordml/symex" xmlns:wpg="http://schemas.microsoft.com/office/word/2010/wordprocessingGroup" xmlns:wpi="http://schemas.microsoft.com/office/word/2010/wordprocessingInk" xmlns:wne="http://schemas.microsoft.com/office/word/2006/wordml" xmlns:wps="http://schemas.microsoft.com/office/word/2010/wordprocessingShape" mc:Ignorable="w14 w15 w16se w16cid w16 w16cex w16sdtdh wp14">
   <w:p>
     <w:pPr>
       <w:pStyle w:val="Footer"/>
@@ -6695,7 +5643,7 @@
                           <w:pPr>
                             <w:spacing w:after="0"/>
                             <w:rPr>
-                              <w:rFonts w:ascii="Century Gothic" w:hAnsi="Century Gothic" w:eastAsia="Century Gothic" w:cs="Century Gothic"/>
+                              <w:rFonts w:ascii="Century Gothic" w:eastAsia="Century Gothic" w:hAnsi="Century Gothic" w:cs="Century Gothic"/>
                               <w:noProof/>
                               <w:color w:val="5514B4"/>
                               <w:sz w:val="18"/>
@@ -6704,7 +5652,7 @@
                           </w:pPr>
                           <w:r>
                             <w:rPr>
-                              <w:rFonts w:ascii="Century Gothic" w:hAnsi="Century Gothic" w:eastAsia="Century Gothic" w:cs="Century Gothic"/>
+                              <w:rFonts w:ascii="Century Gothic" w:eastAsia="Century Gothic" w:hAnsi="Century Gothic" w:cs="Century Gothic"/>
                               <w:noProof/>
                               <w:color w:val="5514B4"/>
                               <w:sz w:val="18"/>
@@ -6729,19 +5677,18 @@
         </mc:Choice>
         <mc:Fallback>
           <w:pict>
-            <v:shapetype id="_x0000_t202" coordsize="21600,21600" o:spt="202" path="m,l,21600r21600,l21600,xe" w14:anchorId="060F7822">
+            <v:shapetype w14:anchorId="060F7822" id="_x0000_t202" coordsize="21600,21600" o:spt="202" path="m,l,21600r21600,l21600,xe">
               <v:stroke joinstyle="miter"/>
               <v:path gradientshapeok="t" o:connecttype="rect"/>
             </v:shapetype>
-            <v:shape id="Text Box 6" style="position:absolute;margin-left:5.55pt;margin-top:0;width:56.75pt;height:30pt;z-index:251663360;visibility:visible;mso-wrap-style:none;mso-wrap-distance-left:0;mso-wrap-distance-top:0;mso-wrap-distance-right:0;mso-wrap-distance-bottom:0;mso-position-horizontal:right;mso-position-horizontal-relative:page;mso-position-vertical:bottom;mso-position-vertical-relative:page;v-text-anchor:bottom" alt="General" o:spid="_x0000_s1029" filled="f" stroked="f" type="#_x0000_t202" o:gfxdata="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">
-              <v:fill o:detectmouseclick="t"/>
+            <v:shape id="Text Box 6" o:spid="_x0000_s1029" type="#_x0000_t202" alt="General" style="position:absolute;margin-left:5.55pt;margin-top:0;width:56.75pt;height:30pt;z-index:251663360;visibility:visible;mso-wrap-style:none;mso-wrap-distance-left:0;mso-wrap-distance-top:0;mso-wrap-distance-right:0;mso-wrap-distance-bottom:0;mso-position-horizontal:right;mso-position-horizontal-relative:page;mso-position-vertical:bottom;mso-position-vertical-relative:page;v-text-anchor:bottom" o:gfxdata="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" filled="f" stroked="f">
               <v:textbox style="mso-fit-shape-to-text:t" inset="0,0,20pt,15pt">
                 <w:txbxContent>
                   <w:p>
                     <w:pPr>
                       <w:spacing w:after="0"/>
                       <w:rPr>
-                        <w:rFonts w:ascii="Century Gothic" w:hAnsi="Century Gothic" w:eastAsia="Century Gothic" w:cs="Century Gothic"/>
+                        <w:rFonts w:ascii="Century Gothic" w:eastAsia="Century Gothic" w:hAnsi="Century Gothic" w:cs="Century Gothic"/>
                         <w:noProof/>
                         <w:color w:val="5514B4"/>
                         <w:sz w:val="18"/>
@@ -6750,7 +5697,7 @@
                     </w:pPr>
                     <w:r>
                       <w:rPr>
-                        <w:rFonts w:ascii="Century Gothic" w:hAnsi="Century Gothic" w:eastAsia="Century Gothic" w:cs="Century Gothic"/>
+                        <w:rFonts w:ascii="Century Gothic" w:eastAsia="Century Gothic" w:hAnsi="Century Gothic" w:cs="Century Gothic"/>
                         <w:noProof/>
                         <w:color w:val="5514B4"/>
                         <w:sz w:val="18"/>
@@ -6772,7 +5719,7 @@
 </file>
 
 <file path=word/footer3.xml><?xml version="1.0" encoding="utf-8"?>
-<w:ftr xmlns:wpc="http://schemas.microsoft.com/office/word/2010/wordprocessingCanvas" xmlns:cx="http://schemas.microsoft.com/office/drawing/2014/chartex" xmlns:cx1="http://schemas.microsoft.com/office/drawing/2015/9/8/chartex" xmlns:cx2="http://schemas.microsoft.com/office/drawing/2015/10/21/chartex" xmlns:cx3="http://schemas.microsoft.com/office/drawing/2016/5/9/chartex" xmlns:cx4="http://schemas.microsoft.com/office/drawing/2016/5/10/chartex" xmlns:cx5="http://schemas.microsoft.com/office/drawing/2016/5/11/chartex" xmlns:cx6="http://schemas.microsoft.com/office/drawing/2016/5/12/chartex" xmlns:cx7="http://schemas.microsoft.com/office/drawing/2016/5/13/chartex" xmlns:cx8="http://schemas.microsoft.com/office/drawing/2016/5/14/chartex" xmlns:mc="http://schemas.openxmlformats.org/markup-compatibility/2006" xmlns:aink="http://schemas.microsoft.com/office/drawing/2016/ink" xmlns:am3d="http://schemas.microsoft.com/office/drawing/2017/model3d" xmlns:o="urn:schemas-microsoft-com:office:office" xmlns:oel="http://schemas.microsoft.com/office/2019/extlst" xmlns:r="http://schemas.openxmlformats.org/officeDocument/2006/relationships" xmlns:m="http://schemas.openxmlformats.org/officeDocument/2006/math" xmlns:v="urn:schemas-microsoft-com:vml" xmlns:wp14="http://schemas.microsoft.com/office/word/2010/wordprocessingDrawing" xmlns:wp="http://schemas.openxmlformats.org/drawingml/2006/wordprocessingDrawing" xmlns:w10="urn:schemas-microsoft-com:office:word" xmlns:w="http://schemas.openxmlformats.org/wordprocessingml/2006/main" xmlns:w14="http://schemas.microsoft.com/office/word/2010/wordml" xmlns:w15="http://schemas.microsoft.com/office/word/2012/wordml" xmlns:w16cex="http://schemas.microsoft.com/office/word/2018/wordml/cex" xmlns:w16cid="http://schemas.microsoft.com/office/word/2016/wordml/cid" xmlns:w16="http://schemas.microsoft.com/office/word/2018/wordml" xmlns:w16du="http://schemas.microsoft.com/office/word/2023/wordml/word16du" xmlns:w16sdtdh="http://schemas.microsoft.com/office/word/2020/wordml/sdtdatahash" xmlns:w16sdtfl="http://schemas.microsoft.com/office/word/2024/wordml/sdtformatlock" xmlns:w16se="http://schemas.microsoft.com/office/word/2015/wordml/symex" xmlns:wpg="http://schemas.microsoft.com/office/word/2010/wordprocessingGroup" xmlns:wpi="http://schemas.microsoft.com/office/word/2010/wordprocessingInk" xmlns:wne="http://schemas.microsoft.com/office/word/2006/wordml" xmlns:wps="http://schemas.microsoft.com/office/word/2010/wordprocessingShape" xmlns:a="http://schemas.openxmlformats.org/drawingml/2006/main" xmlns:aclsh="http://schemas.microsoft.com/office/drawing/2020/classificationShape" mc:Ignorable="w14 w15 w16se w16cid w16 w16cex w16sdtdh w16sdtfl w16du wp14">
+<w:ftr xmlns:wpc="http://schemas.microsoft.com/office/word/2010/wordprocessingCanvas" xmlns:cx="http://schemas.microsoft.com/office/drawing/2014/chartex" xmlns:cx1="http://schemas.microsoft.com/office/drawing/2015/9/8/chartex" xmlns:cx2="http://schemas.microsoft.com/office/drawing/2015/10/21/chartex" xmlns:cx3="http://schemas.microsoft.com/office/drawing/2016/5/9/chartex" xmlns:cx4="http://schemas.microsoft.com/office/drawing/2016/5/10/chartex" xmlns:cx5="http://schemas.microsoft.com/office/drawing/2016/5/11/chartex" xmlns:cx6="http://schemas.microsoft.com/office/drawing/2016/5/12/chartex" xmlns:cx7="http://schemas.microsoft.com/office/drawing/2016/5/13/chartex" xmlns:cx8="http://schemas.microsoft.com/office/drawing/2016/5/14/chartex" xmlns:mc="http://schemas.openxmlformats.org/markup-compatibility/2006" xmlns:aink="http://schemas.microsoft.com/office/drawing/2016/ink" xmlns:am3d="http://schemas.microsoft.com/office/drawing/2017/model3d" xmlns:o="urn:schemas-microsoft-com:office:office" xmlns:oel="http://schemas.microsoft.com/office/2019/extlst" xmlns:r="http://schemas.openxmlformats.org/officeDocument/2006/relationships" xmlns:m="http://schemas.openxmlformats.org/officeDocument/2006/math" xmlns:v="urn:schemas-microsoft-com:vml" xmlns:wp14="http://schemas.microsoft.com/office/word/2010/wordprocessingDrawing" xmlns:wp="http://schemas.openxmlformats.org/drawingml/2006/wordprocessingDrawing" xmlns:w10="urn:schemas-microsoft-com:office:word" xmlns:w="http://schemas.openxmlformats.org/wordprocessingml/2006/main" xmlns:w14="http://schemas.microsoft.com/office/word/2010/wordml" xmlns:w15="http://schemas.microsoft.com/office/word/2012/wordml" xmlns:w16cex="http://schemas.microsoft.com/office/word/2018/wordml/cex" xmlns:w16cid="http://schemas.microsoft.com/office/word/2016/wordml/cid" xmlns:w16="http://schemas.microsoft.com/office/word/2018/wordml" xmlns:w16du="http://schemas.microsoft.com/office/word/2023/wordml/word16du" xmlns:w16sdtdh="http://schemas.microsoft.com/office/word/2020/wordml/sdtdatahash" xmlns:w16se="http://schemas.microsoft.com/office/word/2015/wordml/symex" xmlns:wpg="http://schemas.microsoft.com/office/word/2010/wordprocessingGroup" xmlns:wpi="http://schemas.microsoft.com/office/word/2010/wordprocessingInk" xmlns:wne="http://schemas.microsoft.com/office/word/2006/wordml" xmlns:wps="http://schemas.microsoft.com/office/word/2010/wordprocessingShape" mc:Ignorable="w14 w15 w16se w16cid w16 w16cex w16sdtdh wp14">
   <w:p>
     <w:pPr>
       <w:pStyle w:val="Footer"/>
@@ -6826,7 +5773,7 @@
                           <w:pPr>
                             <w:spacing w:after="0"/>
                             <w:rPr>
-                              <w:rFonts w:ascii="Century Gothic" w:hAnsi="Century Gothic" w:eastAsia="Century Gothic" w:cs="Century Gothic"/>
+                              <w:rFonts w:ascii="Century Gothic" w:eastAsia="Century Gothic" w:hAnsi="Century Gothic" w:cs="Century Gothic"/>
                               <w:noProof/>
                               <w:color w:val="5514B4"/>
                               <w:sz w:val="18"/>
@@ -6835,7 +5782,7 @@
                           </w:pPr>
                           <w:r>
                             <w:rPr>
-                              <w:rFonts w:ascii="Century Gothic" w:hAnsi="Century Gothic" w:eastAsia="Century Gothic" w:cs="Century Gothic"/>
+                              <w:rFonts w:ascii="Century Gothic" w:eastAsia="Century Gothic" w:hAnsi="Century Gothic" w:cs="Century Gothic"/>
                               <w:noProof/>
                               <w:color w:val="5514B4"/>
                               <w:sz w:val="18"/>
@@ -6860,19 +5807,18 @@
         </mc:Choice>
         <mc:Fallback>
           <w:pict>
-            <v:shapetype id="_x0000_t202" coordsize="21600,21600" o:spt="202" path="m,l,21600r21600,l21600,xe" w14:anchorId="3100BA05">
+            <v:shapetype w14:anchorId="3100BA05" id="_x0000_t202" coordsize="21600,21600" o:spt="202" path="m,l,21600r21600,l21600,xe">
               <v:stroke joinstyle="miter"/>
               <v:path gradientshapeok="t" o:connecttype="rect"/>
             </v:shapetype>
-            <v:shape id="Text Box 4" style="position:absolute;margin-left:5.55pt;margin-top:0;width:56.75pt;height:30pt;z-index:251661312;visibility:visible;mso-wrap-style:none;mso-wrap-distance-left:0;mso-wrap-distance-top:0;mso-wrap-distance-right:0;mso-wrap-distance-bottom:0;mso-position-horizontal:right;mso-position-horizontal-relative:page;mso-position-vertical:bottom;mso-position-vertical-relative:page;v-text-anchor:bottom" alt="General" o:spid="_x0000_s1031" filled="f" stroked="f" type="#_x0000_t202" o:gfxdata="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">
-              <v:fill o:detectmouseclick="t"/>
+            <v:shape id="Text Box 4" o:spid="_x0000_s1031" type="#_x0000_t202" alt="General" style="position:absolute;margin-left:5.55pt;margin-top:0;width:56.75pt;height:30pt;z-index:251661312;visibility:visible;mso-wrap-style:none;mso-wrap-distance-left:0;mso-wrap-distance-top:0;mso-wrap-distance-right:0;mso-wrap-distance-bottom:0;mso-position-horizontal:right;mso-position-horizontal-relative:page;mso-position-vertical:bottom;mso-position-vertical-relative:page;v-text-anchor:bottom" o:gfxdata="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" filled="f" stroked="f">
               <v:textbox style="mso-fit-shape-to-text:t" inset="0,0,20pt,15pt">
                 <w:txbxContent>
                   <w:p>
                     <w:pPr>
                       <w:spacing w:after="0"/>
                       <w:rPr>
-                        <w:rFonts w:ascii="Century Gothic" w:hAnsi="Century Gothic" w:eastAsia="Century Gothic" w:cs="Century Gothic"/>
+                        <w:rFonts w:ascii="Century Gothic" w:eastAsia="Century Gothic" w:hAnsi="Century Gothic" w:cs="Century Gothic"/>
                         <w:noProof/>
                         <w:color w:val="5514B4"/>
                         <w:sz w:val="18"/>
@@ -6881,7 +5827,7 @@
                     </w:pPr>
                     <w:r>
                       <w:rPr>
-                        <w:rFonts w:ascii="Century Gothic" w:hAnsi="Century Gothic" w:eastAsia="Century Gothic" w:cs="Century Gothic"/>
+                        <w:rFonts w:ascii="Century Gothic" w:eastAsia="Century Gothic" w:hAnsi="Century Gothic" w:cs="Century Gothic"/>
                         <w:noProof/>
                         <w:color w:val="5514B4"/>
                         <w:sz w:val="18"/>
@@ -6903,7 +5849,7 @@
 </file>
 
 <file path=word/footnotes.xml><?xml version="1.0" encoding="utf-8"?>
-<w:footnotes xmlns:wpc="http://schemas.microsoft.com/office/word/2010/wordprocessingCanvas" xmlns:cx="http://schemas.microsoft.com/office/drawing/2014/chartex" xmlns:cx1="http://schemas.microsoft.com/office/drawing/2015/9/8/chartex" xmlns:cx2="http://schemas.microsoft.com/office/drawing/2015/10/21/chartex" xmlns:cx3="http://schemas.microsoft.com/office/drawing/2016/5/9/chartex" xmlns:cx4="http://schemas.microsoft.com/office/drawing/2016/5/10/chartex" xmlns:cx5="http://schemas.microsoft.com/office/drawing/2016/5/11/chartex" xmlns:cx6="http://schemas.microsoft.com/office/drawing/2016/5/12/chartex" xmlns:cx7="http://schemas.microsoft.com/office/drawing/2016/5/13/chartex" xmlns:cx8="http://schemas.microsoft.com/office/drawing/2016/5/14/chartex" xmlns:mc="http://schemas.openxmlformats.org/markup-compatibility/2006" xmlns:aink="http://schemas.microsoft.com/office/drawing/2016/ink" xmlns:am3d="http://schemas.microsoft.com/office/drawing/2017/model3d" xmlns:o="urn:schemas-microsoft-com:office:office" xmlns:oel="http://schemas.microsoft.com/office/2019/extlst" xmlns:r="http://schemas.openxmlformats.org/officeDocument/2006/relationships" xmlns:m="http://schemas.openxmlformats.org/officeDocument/2006/math" xmlns:v="urn:schemas-microsoft-com:vml" xmlns:wp14="http://schemas.microsoft.com/office/word/2010/wordprocessingDrawing" xmlns:wp="http://schemas.openxmlformats.org/drawingml/2006/wordprocessingDrawing" xmlns:w10="urn:schemas-microsoft-com:office:word" xmlns:w="http://schemas.openxmlformats.org/wordprocessingml/2006/main" xmlns:w14="http://schemas.microsoft.com/office/word/2010/wordml" xmlns:w15="http://schemas.microsoft.com/office/word/2012/wordml" xmlns:w16cex="http://schemas.microsoft.com/office/word/2018/wordml/cex" xmlns:w16cid="http://schemas.microsoft.com/office/word/2016/wordml/cid" xmlns:w16="http://schemas.microsoft.com/office/word/2018/wordml" xmlns:w16du="http://schemas.microsoft.com/office/word/2023/wordml/word16du" xmlns:w16sdtdh="http://schemas.microsoft.com/office/word/2020/wordml/sdtdatahash" xmlns:w16sdtfl="http://schemas.microsoft.com/office/word/2024/wordml/sdtformatlock" xmlns:w16se="http://schemas.microsoft.com/office/word/2015/wordml/symex" xmlns:wpg="http://schemas.microsoft.com/office/word/2010/wordprocessingGroup" xmlns:wpi="http://schemas.microsoft.com/office/word/2010/wordprocessingInk" xmlns:wne="http://schemas.microsoft.com/office/word/2006/wordml" xmlns:wps="http://schemas.microsoft.com/office/word/2010/wordprocessingShape" mc:Ignorable="w14 w15 w16se w16cid w16 w16cex w16sdtdh w16sdtfl w16du wp14">
+<w:footnotes xmlns:wpc="http://schemas.microsoft.com/office/word/2010/wordprocessingCanvas" xmlns:cx="http://schemas.microsoft.com/office/drawing/2014/chartex" xmlns:cx1="http://schemas.microsoft.com/office/drawing/2015/9/8/chartex" xmlns:cx2="http://schemas.microsoft.com/office/drawing/2015/10/21/chartex" xmlns:cx3="http://schemas.microsoft.com/office/drawing/2016/5/9/chartex" xmlns:cx4="http://schemas.microsoft.com/office/drawing/2016/5/10/chartex" xmlns:cx5="http://schemas.microsoft.com/office/drawing/2016/5/11/chartex" xmlns:cx6="http://schemas.microsoft.com/office/drawing/2016/5/12/chartex" xmlns:cx7="http://schemas.microsoft.com/office/drawing/2016/5/13/chartex" xmlns:cx8="http://schemas.microsoft.com/office/drawing/2016/5/14/chartex" xmlns:mc="http://schemas.openxmlformats.org/markup-compatibility/2006" xmlns:aink="http://schemas.microsoft.com/office/drawing/2016/ink" xmlns:am3d="http://schemas.microsoft.com/office/drawing/2017/model3d" xmlns:o="urn:schemas-microsoft-com:office:office" xmlns:oel="http://schemas.microsoft.com/office/2019/extlst" xmlns:r="http://schemas.openxmlformats.org/officeDocument/2006/relationships" xmlns:m="http://schemas.openxmlformats.org/officeDocument/2006/math" xmlns:v="urn:schemas-microsoft-com:vml" xmlns:wp14="http://schemas.microsoft.com/office/word/2010/wordprocessingDrawing" xmlns:wp="http://schemas.openxmlformats.org/drawingml/2006/wordprocessingDrawing" xmlns:w10="urn:schemas-microsoft-com:office:word" xmlns:w="http://schemas.openxmlformats.org/wordprocessingml/2006/main" xmlns:w14="http://schemas.microsoft.com/office/word/2010/wordml" xmlns:w15="http://schemas.microsoft.com/office/word/2012/wordml" xmlns:w16cex="http://schemas.microsoft.com/office/word/2018/wordml/cex" xmlns:w16cid="http://schemas.microsoft.com/office/word/2016/wordml/cid" xmlns:w16="http://schemas.microsoft.com/office/word/2018/wordml" xmlns:w16du="http://schemas.microsoft.com/office/word/2023/wordml/word16du" xmlns:w16sdtdh="http://schemas.microsoft.com/office/word/2020/wordml/sdtdatahash" xmlns:w16se="http://schemas.microsoft.com/office/word/2015/wordml/symex" xmlns:wpg="http://schemas.microsoft.com/office/word/2010/wordprocessingGroup" xmlns:wpi="http://schemas.microsoft.com/office/word/2010/wordprocessingInk" xmlns:wne="http://schemas.microsoft.com/office/word/2006/wordml" xmlns:wps="http://schemas.microsoft.com/office/word/2010/wordprocessingShape" mc:Ignorable="w14 w15 w16se w16cid w16 w16cex w16sdtdh wp14">
   <w:footnote w:type="separator" w:id="-1">
     <w:p>
       <w:pPr>
@@ -6928,7 +5874,7 @@
 </file>
 
 <file path=word/header1.xml><?xml version="1.0" encoding="utf-8"?>
-<w:hdr xmlns:wpc="http://schemas.microsoft.com/office/word/2010/wordprocessingCanvas" xmlns:cx="http://schemas.microsoft.com/office/drawing/2014/chartex" xmlns:cx1="http://schemas.microsoft.com/office/drawing/2015/9/8/chartex" xmlns:cx2="http://schemas.microsoft.com/office/drawing/2015/10/21/chartex" xmlns:cx3="http://schemas.microsoft.com/office/drawing/2016/5/9/chartex" xmlns:cx4="http://schemas.microsoft.com/office/drawing/2016/5/10/chartex" xmlns:cx5="http://schemas.microsoft.com/office/drawing/2016/5/11/chartex" xmlns:cx6="http://schemas.microsoft.com/office/drawing/2016/5/12/chartex" xmlns:cx7="http://schemas.microsoft.com/office/drawing/2016/5/13/chartex" xmlns:cx8="http://schemas.microsoft.com/office/drawing/2016/5/14/chartex" xmlns:mc="http://schemas.openxmlformats.org/markup-compatibility/2006" xmlns:aink="http://schemas.microsoft.com/office/drawing/2016/ink" xmlns:am3d="http://schemas.microsoft.com/office/drawing/2017/model3d" xmlns:o="urn:schemas-microsoft-com:office:office" xmlns:oel="http://schemas.microsoft.com/office/2019/extlst" xmlns:r="http://schemas.openxmlformats.org/officeDocument/2006/relationships" xmlns:m="http://schemas.openxmlformats.org/officeDocument/2006/math" xmlns:v="urn:schemas-microsoft-com:vml" xmlns:wp14="http://schemas.microsoft.com/office/word/2010/wordprocessingDrawing" xmlns:wp="http://schemas.openxmlformats.org/drawingml/2006/wordprocessingDrawing" xmlns:w10="urn:schemas-microsoft-com:office:word" xmlns:w="http://schemas.openxmlformats.org/wordprocessingml/2006/main" xmlns:w14="http://schemas.microsoft.com/office/word/2010/wordml" xmlns:w15="http://schemas.microsoft.com/office/word/2012/wordml" xmlns:w16cex="http://schemas.microsoft.com/office/word/2018/wordml/cex" xmlns:w16cid="http://schemas.microsoft.com/office/word/2016/wordml/cid" xmlns:w16="http://schemas.microsoft.com/office/word/2018/wordml" xmlns:w16du="http://schemas.microsoft.com/office/word/2023/wordml/word16du" xmlns:w16sdtdh="http://schemas.microsoft.com/office/word/2020/wordml/sdtdatahash" xmlns:w16sdtfl="http://schemas.microsoft.com/office/word/2024/wordml/sdtformatlock" xmlns:w16se="http://schemas.microsoft.com/office/word/2015/wordml/symex" xmlns:wpg="http://schemas.microsoft.com/office/word/2010/wordprocessingGroup" xmlns:wpi="http://schemas.microsoft.com/office/word/2010/wordprocessingInk" xmlns:wne="http://schemas.microsoft.com/office/word/2006/wordml" xmlns:wps="http://schemas.microsoft.com/office/word/2010/wordprocessingShape" xmlns:a="http://schemas.openxmlformats.org/drawingml/2006/main" xmlns:aclsh="http://schemas.microsoft.com/office/drawing/2020/classificationShape" mc:Ignorable="w14 w15 w16se w16cid w16 w16cex w16sdtdh w16sdtfl w16du wp14">
+<w:hdr xmlns:wpc="http://schemas.microsoft.com/office/word/2010/wordprocessingCanvas" xmlns:cx="http://schemas.microsoft.com/office/drawing/2014/chartex" xmlns:cx1="http://schemas.microsoft.com/office/drawing/2015/9/8/chartex" xmlns:cx2="http://schemas.microsoft.com/office/drawing/2015/10/21/chartex" xmlns:cx3="http://schemas.microsoft.com/office/drawing/2016/5/9/chartex" xmlns:cx4="http://schemas.microsoft.com/office/drawing/2016/5/10/chartex" xmlns:cx5="http://schemas.microsoft.com/office/drawing/2016/5/11/chartex" xmlns:cx6="http://schemas.microsoft.com/office/drawing/2016/5/12/chartex" xmlns:cx7="http://schemas.microsoft.com/office/drawing/2016/5/13/chartex" xmlns:cx8="http://schemas.microsoft.com/office/drawing/2016/5/14/chartex" xmlns:mc="http://schemas.openxmlformats.org/markup-compatibility/2006" xmlns:aink="http://schemas.microsoft.com/office/drawing/2016/ink" xmlns:am3d="http://schemas.microsoft.com/office/drawing/2017/model3d" xmlns:o="urn:schemas-microsoft-com:office:office" xmlns:oel="http://schemas.microsoft.com/office/2019/extlst" xmlns:r="http://schemas.openxmlformats.org/officeDocument/2006/relationships" xmlns:m="http://schemas.openxmlformats.org/officeDocument/2006/math" xmlns:v="urn:schemas-microsoft-com:vml" xmlns:wp14="http://schemas.microsoft.com/office/word/2010/wordprocessingDrawing" xmlns:wp="http://schemas.openxmlformats.org/drawingml/2006/wordprocessingDrawing" xmlns:w10="urn:schemas-microsoft-com:office:word" xmlns:w="http://schemas.openxmlformats.org/wordprocessingml/2006/main" xmlns:w14="http://schemas.microsoft.com/office/word/2010/wordml" xmlns:w15="http://schemas.microsoft.com/office/word/2012/wordml" xmlns:w16cex="http://schemas.microsoft.com/office/word/2018/wordml/cex" xmlns:w16cid="http://schemas.microsoft.com/office/word/2016/wordml/cid" xmlns:w16="http://schemas.microsoft.com/office/word/2018/wordml" xmlns:w16du="http://schemas.microsoft.com/office/word/2023/wordml/word16du" xmlns:w16sdtdh="http://schemas.microsoft.com/office/word/2020/wordml/sdtdatahash" xmlns:w16se="http://schemas.microsoft.com/office/word/2015/wordml/symex" xmlns:wpg="http://schemas.microsoft.com/office/word/2010/wordprocessingGroup" xmlns:wpi="http://schemas.microsoft.com/office/word/2010/wordprocessingInk" xmlns:wne="http://schemas.microsoft.com/office/word/2006/wordml" xmlns:wps="http://schemas.microsoft.com/office/word/2010/wordprocessingShape" mc:Ignorable="w14 w15 w16se w16cid w16 w16cex w16sdtdh wp14">
   <w:p>
     <w:pPr>
       <w:pStyle w:val="Header"/>
@@ -6982,7 +5928,7 @@
                           <w:pPr>
                             <w:spacing w:after="0"/>
                             <w:rPr>
-                              <w:rFonts w:ascii="Century Gothic" w:hAnsi="Century Gothic" w:eastAsia="Century Gothic" w:cs="Century Gothic"/>
+                              <w:rFonts w:ascii="Century Gothic" w:eastAsia="Century Gothic" w:hAnsi="Century Gothic" w:cs="Century Gothic"/>
                               <w:noProof/>
                               <w:color w:val="5514B4"/>
                               <w:sz w:val="18"/>
@@ -6991,7 +5937,7 @@
                           </w:pPr>
                           <w:r>
                             <w:rPr>
-                              <w:rFonts w:ascii="Century Gothic" w:hAnsi="Century Gothic" w:eastAsia="Century Gothic" w:cs="Century Gothic"/>
+                              <w:rFonts w:ascii="Century Gothic" w:eastAsia="Century Gothic" w:hAnsi="Century Gothic" w:cs="Century Gothic"/>
                               <w:noProof/>
                               <w:color w:val="5514B4"/>
                               <w:sz w:val="18"/>
@@ -7016,19 +5962,18 @@
         </mc:Choice>
         <mc:Fallback>
           <w:pict>
-            <v:shapetype id="_x0000_t202" coordsize="21600,21600" o:spt="202" path="m,l,21600r21600,l21600,xe" w14:anchorId="45CB9B7C">
+            <v:shapetype w14:anchorId="45CB9B7C" id="_x0000_t202" coordsize="21600,21600" o:spt="202" path="m,l,21600r21600,l21600,xe">
               <v:stroke joinstyle="miter"/>
               <v:path gradientshapeok="t" o:connecttype="rect"/>
             </v:shapetype>
-            <v:shape id="Text Box 2" style="position:absolute;margin-left:5.55pt;margin-top:0;width:56.75pt;height:30pt;z-index:251659264;visibility:visible;mso-wrap-style:none;mso-wrap-distance-left:0;mso-wrap-distance-top:0;mso-wrap-distance-right:0;mso-wrap-distance-bottom:0;mso-position-horizontal:right;mso-position-horizontal-relative:page;mso-position-vertical:top;mso-position-vertical-relative:page;v-text-anchor:top" alt="General" o:spid="_x0000_s1026" filled="f" stroked="f" type="#_x0000_t202" o:gfxdata="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">
-              <v:fill o:detectmouseclick="t"/>
+            <v:shape id="Text Box 2" o:spid="_x0000_s1026" type="#_x0000_t202" alt="General" style="position:absolute;margin-left:5.55pt;margin-top:0;width:56.75pt;height:30pt;z-index:251659264;visibility:visible;mso-wrap-style:none;mso-wrap-distance-left:0;mso-wrap-distance-top:0;mso-wrap-distance-right:0;mso-wrap-distance-bottom:0;mso-position-horizontal:right;mso-position-horizontal-relative:page;mso-position-vertical:top;mso-position-vertical-relative:page;v-text-anchor:top" o:gfxdata="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" filled="f" stroked="f">
               <v:textbox style="mso-fit-shape-to-text:t" inset="0,15pt,20pt,0">
                 <w:txbxContent>
                   <w:p>
                     <w:pPr>
                       <w:spacing w:after="0"/>
                       <w:rPr>
-                        <w:rFonts w:ascii="Century Gothic" w:hAnsi="Century Gothic" w:eastAsia="Century Gothic" w:cs="Century Gothic"/>
+                        <w:rFonts w:ascii="Century Gothic" w:eastAsia="Century Gothic" w:hAnsi="Century Gothic" w:cs="Century Gothic"/>
                         <w:noProof/>
                         <w:color w:val="5514B4"/>
                         <w:sz w:val="18"/>
@@ -7037,7 +5982,7 @@
                     </w:pPr>
                     <w:r>
                       <w:rPr>
-                        <w:rFonts w:ascii="Century Gothic" w:hAnsi="Century Gothic" w:eastAsia="Century Gothic" w:cs="Century Gothic"/>
+                        <w:rFonts w:ascii="Century Gothic" w:eastAsia="Century Gothic" w:hAnsi="Century Gothic" w:cs="Century Gothic"/>
                         <w:noProof/>
                         <w:color w:val="5514B4"/>
                         <w:sz w:val="18"/>
@@ -7059,7 +6004,7 @@
 </file>
 
 <file path=word/header2.xml><?xml version="1.0" encoding="utf-8"?>
-<w:hdr xmlns:wpc="http://schemas.microsoft.com/office/word/2010/wordprocessingCanvas" xmlns:cx="http://schemas.microsoft.com/office/drawing/2014/chartex" xmlns:cx1="http://schemas.microsoft.com/office/drawing/2015/9/8/chartex" xmlns:cx2="http://schemas.microsoft.com/office/drawing/2015/10/21/chartex" xmlns:cx3="http://schemas.microsoft.com/office/drawing/2016/5/9/chartex" xmlns:cx4="http://schemas.microsoft.com/office/drawing/2016/5/10/chartex" xmlns:cx5="http://schemas.microsoft.com/office/drawing/2016/5/11/chartex" xmlns:cx6="http://schemas.microsoft.com/office/drawing/2016/5/12/chartex" xmlns:cx7="http://schemas.microsoft.com/office/drawing/2016/5/13/chartex" xmlns:cx8="http://schemas.microsoft.com/office/drawing/2016/5/14/chartex" xmlns:mc="http://schemas.openxmlformats.org/markup-compatibility/2006" xmlns:aink="http://schemas.microsoft.com/office/drawing/2016/ink" xmlns:am3d="http://schemas.microsoft.com/office/drawing/2017/model3d" xmlns:o="urn:schemas-microsoft-com:office:office" xmlns:oel="http://schemas.microsoft.com/office/2019/extlst" xmlns:r="http://schemas.openxmlformats.org/officeDocument/2006/relationships" xmlns:m="http://schemas.openxmlformats.org/officeDocument/2006/math" xmlns:v="urn:schemas-microsoft-com:vml" xmlns:wp14="http://schemas.microsoft.com/office/word/2010/wordprocessingDrawing" xmlns:wp="http://schemas.openxmlformats.org/drawingml/2006/wordprocessingDrawing" xmlns:w10="urn:schemas-microsoft-com:office:word" xmlns:w="http://schemas.openxmlformats.org/wordprocessingml/2006/main" xmlns:w14="http://schemas.microsoft.com/office/word/2010/wordml" xmlns:w15="http://schemas.microsoft.com/office/word/2012/wordml" xmlns:w16cex="http://schemas.microsoft.com/office/word/2018/wordml/cex" xmlns:w16cid="http://schemas.microsoft.com/office/word/2016/wordml/cid" xmlns:w16="http://schemas.microsoft.com/office/word/2018/wordml" xmlns:w16du="http://schemas.microsoft.com/office/word/2023/wordml/word16du" xmlns:w16sdtdh="http://schemas.microsoft.com/office/word/2020/wordml/sdtdatahash" xmlns:w16sdtfl="http://schemas.microsoft.com/office/word/2024/wordml/sdtformatlock" xmlns:w16se="http://schemas.microsoft.com/office/word/2015/wordml/symex" xmlns:wpg="http://schemas.microsoft.com/office/word/2010/wordprocessingGroup" xmlns:wpi="http://schemas.microsoft.com/office/word/2010/wordprocessingInk" xmlns:wne="http://schemas.microsoft.com/office/word/2006/wordml" xmlns:wps="http://schemas.microsoft.com/office/word/2010/wordprocessingShape" xmlns:a="http://schemas.openxmlformats.org/drawingml/2006/main" xmlns:aclsh="http://schemas.microsoft.com/office/drawing/2020/classificationShape" mc:Ignorable="w14 w15 w16se w16cid w16 w16cex w16sdtdh w16sdtfl w16du wp14">
+<w:hdr xmlns:wpc="http://schemas.microsoft.com/office/word/2010/wordprocessingCanvas" xmlns:cx="http://schemas.microsoft.com/office/drawing/2014/chartex" xmlns:cx1="http://schemas.microsoft.com/office/drawing/2015/9/8/chartex" xmlns:cx2="http://schemas.microsoft.com/office/drawing/2015/10/21/chartex" xmlns:cx3="http://schemas.microsoft.com/office/drawing/2016/5/9/chartex" xmlns:cx4="http://schemas.microsoft.com/office/drawing/2016/5/10/chartex" xmlns:cx5="http://schemas.microsoft.com/office/drawing/2016/5/11/chartex" xmlns:cx6="http://schemas.microsoft.com/office/drawing/2016/5/12/chartex" xmlns:cx7="http://schemas.microsoft.com/office/drawing/2016/5/13/chartex" xmlns:cx8="http://schemas.microsoft.com/office/drawing/2016/5/14/chartex" xmlns:mc="http://schemas.openxmlformats.org/markup-compatibility/2006" xmlns:aink="http://schemas.microsoft.com/office/drawing/2016/ink" xmlns:am3d="http://schemas.microsoft.com/office/drawing/2017/model3d" xmlns:o="urn:schemas-microsoft-com:office:office" xmlns:oel="http://schemas.microsoft.com/office/2019/extlst" xmlns:r="http://schemas.openxmlformats.org/officeDocument/2006/relationships" xmlns:m="http://schemas.openxmlformats.org/officeDocument/2006/math" xmlns:v="urn:schemas-microsoft-com:vml" xmlns:wp14="http://schemas.microsoft.com/office/word/2010/wordprocessingDrawing" xmlns:wp="http://schemas.openxmlformats.org/drawingml/2006/wordprocessingDrawing" xmlns:w10="urn:schemas-microsoft-com:office:word" xmlns:w="http://schemas.openxmlformats.org/wordprocessingml/2006/main" xmlns:w14="http://schemas.microsoft.com/office/word/2010/wordml" xmlns:w15="http://schemas.microsoft.com/office/word/2012/wordml" xmlns:w16cex="http://schemas.microsoft.com/office/word/2018/wordml/cex" xmlns:w16cid="http://schemas.microsoft.com/office/word/2016/wordml/cid" xmlns:w16="http://schemas.microsoft.com/office/word/2018/wordml" xmlns:w16du="http://schemas.microsoft.com/office/word/2023/wordml/word16du" xmlns:w16sdtdh="http://schemas.microsoft.com/office/word/2020/wordml/sdtdatahash" xmlns:w16se="http://schemas.microsoft.com/office/word/2015/wordml/symex" xmlns:wpg="http://schemas.microsoft.com/office/word/2010/wordprocessingGroup" xmlns:wpi="http://schemas.microsoft.com/office/word/2010/wordprocessingInk" xmlns:wne="http://schemas.microsoft.com/office/word/2006/wordml" xmlns:wps="http://schemas.microsoft.com/office/word/2010/wordprocessingShape" mc:Ignorable="w14 w15 w16se w16cid w16 w16cex w16sdtdh wp14">
   <w:p>
     <w:pPr>
       <w:pStyle w:val="Header"/>
@@ -7113,7 +6058,7 @@
                           <w:pPr>
                             <w:spacing w:after="0"/>
                             <w:rPr>
-                              <w:rFonts w:ascii="Century Gothic" w:hAnsi="Century Gothic" w:eastAsia="Century Gothic" w:cs="Century Gothic"/>
+                              <w:rFonts w:ascii="Century Gothic" w:eastAsia="Century Gothic" w:hAnsi="Century Gothic" w:cs="Century Gothic"/>
                               <w:noProof/>
                               <w:color w:val="5514B4"/>
                               <w:sz w:val="18"/>
@@ -7122,7 +6067,7 @@
                           </w:pPr>
                           <w:r>
                             <w:rPr>
-                              <w:rFonts w:ascii="Century Gothic" w:hAnsi="Century Gothic" w:eastAsia="Century Gothic" w:cs="Century Gothic"/>
+                              <w:rFonts w:ascii="Century Gothic" w:eastAsia="Century Gothic" w:hAnsi="Century Gothic" w:cs="Century Gothic"/>
                               <w:noProof/>
                               <w:color w:val="5514B4"/>
                               <w:sz w:val="18"/>
@@ -7147,19 +6092,18 @@
         </mc:Choice>
         <mc:Fallback>
           <w:pict>
-            <v:shapetype id="_x0000_t202" coordsize="21600,21600" o:spt="202" path="m,l,21600r21600,l21600,xe" w14:anchorId="2BA81255">
+            <v:shapetype w14:anchorId="2BA81255" id="_x0000_t202" coordsize="21600,21600" o:spt="202" path="m,l,21600r21600,l21600,xe">
               <v:stroke joinstyle="miter"/>
               <v:path gradientshapeok="t" o:connecttype="rect"/>
             </v:shapetype>
-            <v:shape id="Text Box 3" style="position:absolute;margin-left:5.55pt;margin-top:0;width:56.75pt;height:30pt;z-index:251660288;visibility:visible;mso-wrap-style:none;mso-wrap-distance-left:0;mso-wrap-distance-top:0;mso-wrap-distance-right:0;mso-wrap-distance-bottom:0;mso-position-horizontal:right;mso-position-horizontal-relative:page;mso-position-vertical:top;mso-position-vertical-relative:page;v-text-anchor:top" alt="General" o:spid="_x0000_s1027" filled="f" stroked="f" type="#_x0000_t202" o:gfxdata="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">
-              <v:fill o:detectmouseclick="t"/>
+            <v:shape id="Text Box 3" o:spid="_x0000_s1027" type="#_x0000_t202" alt="General" style="position:absolute;margin-left:5.55pt;margin-top:0;width:56.75pt;height:30pt;z-index:251660288;visibility:visible;mso-wrap-style:none;mso-wrap-distance-left:0;mso-wrap-distance-top:0;mso-wrap-distance-right:0;mso-wrap-distance-bottom:0;mso-position-horizontal:right;mso-position-horizontal-relative:page;mso-position-vertical:top;mso-position-vertical-relative:page;v-text-anchor:top" o:gfxdata="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" filled="f" stroked="f">
               <v:textbox style="mso-fit-shape-to-text:t" inset="0,15pt,20pt,0">
                 <w:txbxContent>
                   <w:p>
                     <w:pPr>
                       <w:spacing w:after="0"/>
                       <w:rPr>
-                        <w:rFonts w:ascii="Century Gothic" w:hAnsi="Century Gothic" w:eastAsia="Century Gothic" w:cs="Century Gothic"/>
+                        <w:rFonts w:ascii="Century Gothic" w:eastAsia="Century Gothic" w:hAnsi="Century Gothic" w:cs="Century Gothic"/>
                         <w:noProof/>
                         <w:color w:val="5514B4"/>
                         <w:sz w:val="18"/>
@@ -7168,7 +6112,7 @@
                     </w:pPr>
                     <w:r>
                       <w:rPr>
-                        <w:rFonts w:ascii="Century Gothic" w:hAnsi="Century Gothic" w:eastAsia="Century Gothic" w:cs="Century Gothic"/>
+                        <w:rFonts w:ascii="Century Gothic" w:eastAsia="Century Gothic" w:hAnsi="Century Gothic" w:cs="Century Gothic"/>
                         <w:noProof/>
                         <w:color w:val="5514B4"/>
                         <w:sz w:val="18"/>
@@ -7190,7 +6134,7 @@
 </file>
 
 <file path=word/header3.xml><?xml version="1.0" encoding="utf-8"?>
-<w:hdr xmlns:wpc="http://schemas.microsoft.com/office/word/2010/wordprocessingCanvas" xmlns:cx="http://schemas.microsoft.com/office/drawing/2014/chartex" xmlns:cx1="http://schemas.microsoft.com/office/drawing/2015/9/8/chartex" xmlns:cx2="http://schemas.microsoft.com/office/drawing/2015/10/21/chartex" xmlns:cx3="http://schemas.microsoft.com/office/drawing/2016/5/9/chartex" xmlns:cx4="http://schemas.microsoft.com/office/drawing/2016/5/10/chartex" xmlns:cx5="http://schemas.microsoft.com/office/drawing/2016/5/11/chartex" xmlns:cx6="http://schemas.microsoft.com/office/drawing/2016/5/12/chartex" xmlns:cx7="http://schemas.microsoft.com/office/drawing/2016/5/13/chartex" xmlns:cx8="http://schemas.microsoft.com/office/drawing/2016/5/14/chartex" xmlns:mc="http://schemas.openxmlformats.org/markup-compatibility/2006" xmlns:aink="http://schemas.microsoft.com/office/drawing/2016/ink" xmlns:am3d="http://schemas.microsoft.com/office/drawing/2017/model3d" xmlns:o="urn:schemas-microsoft-com:office:office" xmlns:oel="http://schemas.microsoft.com/office/2019/extlst" xmlns:r="http://schemas.openxmlformats.org/officeDocument/2006/relationships" xmlns:m="http://schemas.openxmlformats.org/officeDocument/2006/math" xmlns:v="urn:schemas-microsoft-com:vml" xmlns:wp14="http://schemas.microsoft.com/office/word/2010/wordprocessingDrawing" xmlns:wp="http://schemas.openxmlformats.org/drawingml/2006/wordprocessingDrawing" xmlns:w10="urn:schemas-microsoft-com:office:word" xmlns:w="http://schemas.openxmlformats.org/wordprocessingml/2006/main" xmlns:w14="http://schemas.microsoft.com/office/word/2010/wordml" xmlns:w15="http://schemas.microsoft.com/office/word/2012/wordml" xmlns:w16cex="http://schemas.microsoft.com/office/word/2018/wordml/cex" xmlns:w16cid="http://schemas.microsoft.com/office/word/2016/wordml/cid" xmlns:w16="http://schemas.microsoft.com/office/word/2018/wordml" xmlns:w16du="http://schemas.microsoft.com/office/word/2023/wordml/word16du" xmlns:w16sdtdh="http://schemas.microsoft.com/office/word/2020/wordml/sdtdatahash" xmlns:w16sdtfl="http://schemas.microsoft.com/office/word/2024/wordml/sdtformatlock" xmlns:w16se="http://schemas.microsoft.com/office/word/2015/wordml/symex" xmlns:wpg="http://schemas.microsoft.com/office/word/2010/wordprocessingGroup" xmlns:wpi="http://schemas.microsoft.com/office/word/2010/wordprocessingInk" xmlns:wne="http://schemas.microsoft.com/office/word/2006/wordml" xmlns:wps="http://schemas.microsoft.com/office/word/2010/wordprocessingShape" xmlns:a="http://schemas.openxmlformats.org/drawingml/2006/main" xmlns:aclsh="http://schemas.microsoft.com/office/drawing/2020/classificationShape" mc:Ignorable="w14 w15 w16se w16cid w16 w16cex w16sdtdh w16sdtfl w16du wp14">
+<w:hdr xmlns:wpc="http://schemas.microsoft.com/office/word/2010/wordprocessingCanvas" xmlns:cx="http://schemas.microsoft.com/office/drawing/2014/chartex" xmlns:cx1="http://schemas.microsoft.com/office/drawing/2015/9/8/chartex" xmlns:cx2="http://schemas.microsoft.com/office/drawing/2015/10/21/chartex" xmlns:cx3="http://schemas.microsoft.com/office/drawing/2016/5/9/chartex" xmlns:cx4="http://schemas.microsoft.com/office/drawing/2016/5/10/chartex" xmlns:cx5="http://schemas.microsoft.com/office/drawing/2016/5/11/chartex" xmlns:cx6="http://schemas.microsoft.com/office/drawing/2016/5/12/chartex" xmlns:cx7="http://schemas.microsoft.com/office/drawing/2016/5/13/chartex" xmlns:cx8="http://schemas.microsoft.com/office/drawing/2016/5/14/chartex" xmlns:mc="http://schemas.openxmlformats.org/markup-compatibility/2006" xmlns:aink="http://schemas.microsoft.com/office/drawing/2016/ink" xmlns:am3d="http://schemas.microsoft.com/office/drawing/2017/model3d" xmlns:o="urn:schemas-microsoft-com:office:office" xmlns:oel="http://schemas.microsoft.com/office/2019/extlst" xmlns:r="http://schemas.openxmlformats.org/officeDocument/2006/relationships" xmlns:m="http://schemas.openxmlformats.org/officeDocument/2006/math" xmlns:v="urn:schemas-microsoft-com:vml" xmlns:wp14="http://schemas.microsoft.com/office/word/2010/wordprocessingDrawing" xmlns:wp="http://schemas.openxmlformats.org/drawingml/2006/wordprocessingDrawing" xmlns:w10="urn:schemas-microsoft-com:office:word" xmlns:w="http://schemas.openxmlformats.org/wordprocessingml/2006/main" xmlns:w14="http://schemas.microsoft.com/office/word/2010/wordml" xmlns:w15="http://schemas.microsoft.com/office/word/2012/wordml" xmlns:w16cex="http://schemas.microsoft.com/office/word/2018/wordml/cex" xmlns:w16cid="http://schemas.microsoft.com/office/word/2016/wordml/cid" xmlns:w16="http://schemas.microsoft.com/office/word/2018/wordml" xmlns:w16du="http://schemas.microsoft.com/office/word/2023/wordml/word16du" xmlns:w16sdtdh="http://schemas.microsoft.com/office/word/2020/wordml/sdtdatahash" xmlns:w16se="http://schemas.microsoft.com/office/word/2015/wordml/symex" xmlns:wpg="http://schemas.microsoft.com/office/word/2010/wordprocessingGroup" xmlns:wpi="http://schemas.microsoft.com/office/word/2010/wordprocessingInk" xmlns:wne="http://schemas.microsoft.com/office/word/2006/wordml" xmlns:wps="http://schemas.microsoft.com/office/word/2010/wordprocessingShape" mc:Ignorable="w14 w15 w16se w16cid w16 w16cex w16sdtdh wp14">
   <w:p>
     <w:pPr>
       <w:pStyle w:val="Header"/>
@@ -7244,7 +6188,7 @@
                           <w:pPr>
                             <w:spacing w:after="0"/>
                             <w:rPr>
-                              <w:rFonts w:ascii="Century Gothic" w:hAnsi="Century Gothic" w:eastAsia="Century Gothic" w:cs="Century Gothic"/>
+                              <w:rFonts w:ascii="Century Gothic" w:eastAsia="Century Gothic" w:hAnsi="Century Gothic" w:cs="Century Gothic"/>
                               <w:noProof/>
                               <w:color w:val="5514B4"/>
                               <w:sz w:val="18"/>
@@ -7253,7 +6197,7 @@
                           </w:pPr>
                           <w:r>
                             <w:rPr>
-                              <w:rFonts w:ascii="Century Gothic" w:hAnsi="Century Gothic" w:eastAsia="Century Gothic" w:cs="Century Gothic"/>
+                              <w:rFonts w:ascii="Century Gothic" w:eastAsia="Century Gothic" w:hAnsi="Century Gothic" w:cs="Century Gothic"/>
                               <w:noProof/>
                               <w:color w:val="5514B4"/>
                               <w:sz w:val="18"/>
@@ -7278,19 +6222,18 @@
         </mc:Choice>
         <mc:Fallback>
           <w:pict>
-            <v:shapetype id="_x0000_t202" coordsize="21600,21600" o:spt="202" path="m,l,21600r21600,l21600,xe" w14:anchorId="6B9B059A">
+            <v:shapetype w14:anchorId="6B9B059A" id="_x0000_t202" coordsize="21600,21600" o:spt="202" path="m,l,21600r21600,l21600,xe">
               <v:stroke joinstyle="miter"/>
               <v:path gradientshapeok="t" o:connecttype="rect"/>
             </v:shapetype>
-            <v:shape id="Text Box 1" style="position:absolute;margin-left:5.55pt;margin-top:0;width:56.75pt;height:30pt;z-index:251658240;visibility:visible;mso-wrap-style:none;mso-wrap-distance-left:0;mso-wrap-distance-top:0;mso-wrap-distance-right:0;mso-wrap-distance-bottom:0;mso-position-horizontal:right;mso-position-horizontal-relative:page;mso-position-vertical:top;mso-position-vertical-relative:page;v-text-anchor:top" alt="General" o:spid="_x0000_s1030" filled="f" stroked="f" type="#_x0000_t202" o:gfxdata="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">
-              <v:fill o:detectmouseclick="t"/>
+            <v:shape id="Text Box 1" o:spid="_x0000_s1030" type="#_x0000_t202" alt="General" style="position:absolute;margin-left:5.55pt;margin-top:0;width:56.75pt;height:30pt;z-index:251658240;visibility:visible;mso-wrap-style:none;mso-wrap-distance-left:0;mso-wrap-distance-top:0;mso-wrap-distance-right:0;mso-wrap-distance-bottom:0;mso-position-horizontal:right;mso-position-horizontal-relative:page;mso-position-vertical:top;mso-position-vertical-relative:page;v-text-anchor:top" o:gfxdata="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" filled="f" stroked="f">
               <v:textbox style="mso-fit-shape-to-text:t" inset="0,15pt,20pt,0">
                 <w:txbxContent>
                   <w:p>
                     <w:pPr>
                       <w:spacing w:after="0"/>
                       <w:rPr>
-                        <w:rFonts w:ascii="Century Gothic" w:hAnsi="Century Gothic" w:eastAsia="Century Gothic" w:cs="Century Gothic"/>
+                        <w:rFonts w:ascii="Century Gothic" w:eastAsia="Century Gothic" w:hAnsi="Century Gothic" w:cs="Century Gothic"/>
                         <w:noProof/>
                         <w:color w:val="5514B4"/>
                         <w:sz w:val="18"/>
@@ -7299,7 +6242,7 @@
                     </w:pPr>
                     <w:r>
                       <w:rPr>
-                        <w:rFonts w:ascii="Century Gothic" w:hAnsi="Century Gothic" w:eastAsia="Century Gothic" w:cs="Century Gothic"/>
+                        <w:rFonts w:ascii="Century Gothic" w:eastAsia="Century Gothic" w:hAnsi="Century Gothic" w:cs="Century Gothic"/>
                         <w:noProof/>
                         <w:color w:val="5514B4"/>
                         <w:sz w:val="18"/>
@@ -7321,567 +6264,7 @@
 </file>
 
 <file path=word/numbering.xml><?xml version="1.0" encoding="utf-8"?>
-<w:numbering xmlns:wpc="http://schemas.microsoft.com/office/word/2010/wordprocessingCanvas" xmlns:cx="http://schemas.microsoft.com/office/drawing/2014/chartex" xmlns:cx1="http://schemas.microsoft.com/office/drawing/2015/9/8/chartex" xmlns:cx2="http://schemas.microsoft.com/office/drawing/2015/10/21/chartex" xmlns:cx3="http://schemas.microsoft.com/office/drawing/2016/5/9/chartex" xmlns:cx4="http://schemas.microsoft.com/office/drawing/2016/5/10/chartex" xmlns:cx5="http://schemas.microsoft.com/office/drawing/2016/5/11/chartex" xmlns:cx6="http://schemas.microsoft.com/office/drawing/2016/5/12/chartex" xmlns:cx7="http://schemas.microsoft.com/office/drawing/2016/5/13/chartex" xmlns:cx8="http://schemas.microsoft.com/office/drawing/2016/5/14/chartex" xmlns:mc="http://schemas.openxmlformats.org/markup-compatibility/2006" xmlns:aink="http://schemas.microsoft.com/office/drawing/2016/ink" xmlns:am3d="http://schemas.microsoft.com/office/drawing/2017/model3d" xmlns:o="urn:schemas-microsoft-com:office:office" xmlns:oel="http://schemas.microsoft.com/office/2019/extlst" xmlns:r="http://schemas.openxmlformats.org/officeDocument/2006/relationships" xmlns:m="http://schemas.openxmlformats.org/officeDocument/2006/math" xmlns:v="urn:schemas-microsoft-com:vml" xmlns:wp14="http://schemas.microsoft.com/office/word/2010/wordprocessingDrawing" xmlns:wp="http://schemas.openxmlformats.org/drawingml/2006/wordprocessingDrawing" xmlns:w10="urn:schemas-microsoft-com:office:word" xmlns:w="http://schemas.openxmlformats.org/wordprocessingml/2006/main" xmlns:w14="http://schemas.microsoft.com/office/word/2010/wordml" xmlns:w15="http://schemas.microsoft.com/office/word/2012/wordml" xmlns:w16cex="http://schemas.microsoft.com/office/word/2018/wordml/cex" xmlns:w16cid="http://schemas.microsoft.com/office/word/2016/wordml/cid" xmlns:w16="http://schemas.microsoft.com/office/word/2018/wordml" xmlns:w16du="http://schemas.microsoft.com/office/word/2023/wordml/word16du" xmlns:w16sdtdh="http://schemas.microsoft.com/office/word/2020/wordml/sdtdatahash" xmlns:w16sdtfl="http://schemas.microsoft.com/office/word/2024/wordml/sdtformatlock" xmlns:w16se="http://schemas.microsoft.com/office/word/2015/wordml/symex" xmlns:wpg="http://schemas.microsoft.com/office/word/2010/wordprocessingGroup" xmlns:wpi="http://schemas.microsoft.com/office/word/2010/wordprocessingInk" xmlns:wne="http://schemas.microsoft.com/office/word/2006/wordml" xmlns:wps="http://schemas.microsoft.com/office/word/2010/wordprocessingShape" mc:Ignorable="w14 w15 w16se w16cid w16 w16cex w16sdtdh w16sdtfl w16du wp14">
-  <w:abstractNum xmlns:w="http://schemas.openxmlformats.org/wordprocessingml/2006/main" w:abstractNumId="18">
-    <w:nsid w:val="180a3fc2"/>
-    <w:multiLevelType xmlns:w="http://schemas.openxmlformats.org/wordprocessingml/2006/main" w:val="hybridMultilevel"/>
-    <w:lvl xmlns:w="http://schemas.openxmlformats.org/wordprocessingml/2006/main" w:ilvl="0">
-      <w:start w:val="1"/>
-      <w:numFmt w:val="bullet"/>
-      <w:lvlText w:val=""/>
-      <w:lvlJc w:val="left"/>
-      <w:pPr>
-        <w:ind w:left="720" w:hanging="360"/>
-      </w:pPr>
-      <w:rPr>
-        <w:rFonts w:hint="default" w:ascii="Symbol" w:hAnsi="Symbol"/>
-      </w:rPr>
-    </w:lvl>
-    <w:lvl xmlns:w="http://schemas.openxmlformats.org/wordprocessingml/2006/main" w:ilvl="1">
-      <w:start w:val="1"/>
-      <w:numFmt w:val="bullet"/>
-      <w:lvlText w:val="o"/>
-      <w:lvlJc w:val="left"/>
-      <w:pPr>
-        <w:ind w:left="1440" w:hanging="360"/>
-      </w:pPr>
-      <w:rPr>
-        <w:rFonts w:hint="default" w:ascii="Courier New" w:hAnsi="Courier New"/>
-      </w:rPr>
-    </w:lvl>
-    <w:lvl xmlns:w="http://schemas.openxmlformats.org/wordprocessingml/2006/main" w:ilvl="2">
-      <w:start w:val="1"/>
-      <w:numFmt w:val="bullet"/>
-      <w:lvlText w:val=""/>
-      <w:lvlJc w:val="left"/>
-      <w:pPr>
-        <w:ind w:left="2160" w:hanging="360"/>
-      </w:pPr>
-      <w:rPr>
-        <w:rFonts w:hint="default" w:ascii="Wingdings" w:hAnsi="Wingdings"/>
-      </w:rPr>
-    </w:lvl>
-    <w:lvl xmlns:w="http://schemas.openxmlformats.org/wordprocessingml/2006/main" w:ilvl="3">
-      <w:start w:val="1"/>
-      <w:numFmt w:val="bullet"/>
-      <w:lvlText w:val=""/>
-      <w:lvlJc w:val="left"/>
-      <w:pPr>
-        <w:ind w:left="2880" w:hanging="360"/>
-      </w:pPr>
-      <w:rPr>
-        <w:rFonts w:hint="default" w:ascii="Symbol" w:hAnsi="Symbol"/>
-      </w:rPr>
-    </w:lvl>
-    <w:lvl xmlns:w="http://schemas.openxmlformats.org/wordprocessingml/2006/main" w:ilvl="4">
-      <w:start w:val="1"/>
-      <w:numFmt w:val="bullet"/>
-      <w:lvlText w:val="o"/>
-      <w:lvlJc w:val="left"/>
-      <w:pPr>
-        <w:ind w:left="3600" w:hanging="360"/>
-      </w:pPr>
-      <w:rPr>
-        <w:rFonts w:hint="default" w:ascii="Courier New" w:hAnsi="Courier New"/>
-      </w:rPr>
-    </w:lvl>
-    <w:lvl xmlns:w="http://schemas.openxmlformats.org/wordprocessingml/2006/main" w:ilvl="5">
-      <w:start w:val="1"/>
-      <w:numFmt w:val="bullet"/>
-      <w:lvlText w:val=""/>
-      <w:lvlJc w:val="left"/>
-      <w:pPr>
-        <w:ind w:left="4320" w:hanging="360"/>
-      </w:pPr>
-      <w:rPr>
-        <w:rFonts w:hint="default" w:ascii="Wingdings" w:hAnsi="Wingdings"/>
-      </w:rPr>
-    </w:lvl>
-    <w:lvl xmlns:w="http://schemas.openxmlformats.org/wordprocessingml/2006/main" w:ilvl="6">
-      <w:start w:val="1"/>
-      <w:numFmt w:val="bullet"/>
-      <w:lvlText w:val=""/>
-      <w:lvlJc w:val="left"/>
-      <w:pPr>
-        <w:ind w:left="5040" w:hanging="360"/>
-      </w:pPr>
-      <w:rPr>
-        <w:rFonts w:hint="default" w:ascii="Symbol" w:hAnsi="Symbol"/>
-      </w:rPr>
-    </w:lvl>
-    <w:lvl xmlns:w="http://schemas.openxmlformats.org/wordprocessingml/2006/main" w:ilvl="7">
-      <w:start w:val="1"/>
-      <w:numFmt w:val="bullet"/>
-      <w:lvlText w:val="o"/>
-      <w:lvlJc w:val="left"/>
-      <w:pPr>
-        <w:ind w:left="5760" w:hanging="360"/>
-      </w:pPr>
-      <w:rPr>
-        <w:rFonts w:hint="default" w:ascii="Courier New" w:hAnsi="Courier New"/>
-      </w:rPr>
-    </w:lvl>
-    <w:lvl xmlns:w="http://schemas.openxmlformats.org/wordprocessingml/2006/main" w:ilvl="8">
-      <w:start w:val="1"/>
-      <w:numFmt w:val="bullet"/>
-      <w:lvlText w:val=""/>
-      <w:lvlJc w:val="left"/>
-      <w:pPr>
-        <w:ind w:left="6480" w:hanging="360"/>
-      </w:pPr>
-      <w:rPr>
-        <w:rFonts w:hint="default" w:ascii="Wingdings" w:hAnsi="Wingdings"/>
-      </w:rPr>
-    </w:lvl>
-  </w:abstractNum>
-  <w:abstractNum xmlns:w="http://schemas.openxmlformats.org/wordprocessingml/2006/main" w:abstractNumId="17">
-    <w:nsid w:val="405d24d2"/>
-    <w:multiLevelType xmlns:w="http://schemas.openxmlformats.org/wordprocessingml/2006/main" w:val="hybridMultilevel"/>
-    <w:lvl xmlns:w="http://schemas.openxmlformats.org/wordprocessingml/2006/main" w:ilvl="0">
-      <w:start w:val="1"/>
-      <w:numFmt w:val="bullet"/>
-      <w:lvlText w:val=""/>
-      <w:lvlJc w:val="left"/>
-      <w:pPr>
-        <w:ind w:left="720" w:hanging="360"/>
-      </w:pPr>
-      <w:rPr>
-        <w:rFonts w:hint="default" w:ascii="Symbol" w:hAnsi="Symbol"/>
-      </w:rPr>
-    </w:lvl>
-    <w:lvl xmlns:w="http://schemas.openxmlformats.org/wordprocessingml/2006/main" w:ilvl="1">
-      <w:start w:val="1"/>
-      <w:numFmt w:val="bullet"/>
-      <w:lvlText w:val="o"/>
-      <w:lvlJc w:val="left"/>
-      <w:pPr>
-        <w:ind w:left="1440" w:hanging="360"/>
-      </w:pPr>
-      <w:rPr>
-        <w:rFonts w:hint="default" w:ascii="Courier New" w:hAnsi="Courier New"/>
-      </w:rPr>
-    </w:lvl>
-    <w:lvl xmlns:w="http://schemas.openxmlformats.org/wordprocessingml/2006/main" w:ilvl="2">
-      <w:start w:val="1"/>
-      <w:numFmt w:val="bullet"/>
-      <w:lvlText w:val=""/>
-      <w:lvlJc w:val="left"/>
-      <w:pPr>
-        <w:ind w:left="2160" w:hanging="360"/>
-      </w:pPr>
-      <w:rPr>
-        <w:rFonts w:hint="default" w:ascii="Wingdings" w:hAnsi="Wingdings"/>
-      </w:rPr>
-    </w:lvl>
-    <w:lvl xmlns:w="http://schemas.openxmlformats.org/wordprocessingml/2006/main" w:ilvl="3">
-      <w:start w:val="1"/>
-      <w:numFmt w:val="bullet"/>
-      <w:lvlText w:val=""/>
-      <w:lvlJc w:val="left"/>
-      <w:pPr>
-        <w:ind w:left="2880" w:hanging="360"/>
-      </w:pPr>
-      <w:rPr>
-        <w:rFonts w:hint="default" w:ascii="Symbol" w:hAnsi="Symbol"/>
-      </w:rPr>
-    </w:lvl>
-    <w:lvl xmlns:w="http://schemas.openxmlformats.org/wordprocessingml/2006/main" w:ilvl="4">
-      <w:start w:val="1"/>
-      <w:numFmt w:val="bullet"/>
-      <w:lvlText w:val="o"/>
-      <w:lvlJc w:val="left"/>
-      <w:pPr>
-        <w:ind w:left="3600" w:hanging="360"/>
-      </w:pPr>
-      <w:rPr>
-        <w:rFonts w:hint="default" w:ascii="Courier New" w:hAnsi="Courier New"/>
-      </w:rPr>
-    </w:lvl>
-    <w:lvl xmlns:w="http://schemas.openxmlformats.org/wordprocessingml/2006/main" w:ilvl="5">
-      <w:start w:val="1"/>
-      <w:numFmt w:val="bullet"/>
-      <w:lvlText w:val=""/>
-      <w:lvlJc w:val="left"/>
-      <w:pPr>
-        <w:ind w:left="4320" w:hanging="360"/>
-      </w:pPr>
-      <w:rPr>
-        <w:rFonts w:hint="default" w:ascii="Wingdings" w:hAnsi="Wingdings"/>
-      </w:rPr>
-    </w:lvl>
-    <w:lvl xmlns:w="http://schemas.openxmlformats.org/wordprocessingml/2006/main" w:ilvl="6">
-      <w:start w:val="1"/>
-      <w:numFmt w:val="bullet"/>
-      <w:lvlText w:val=""/>
-      <w:lvlJc w:val="left"/>
-      <w:pPr>
-        <w:ind w:left="5040" w:hanging="360"/>
-      </w:pPr>
-      <w:rPr>
-        <w:rFonts w:hint="default" w:ascii="Symbol" w:hAnsi="Symbol"/>
-      </w:rPr>
-    </w:lvl>
-    <w:lvl xmlns:w="http://schemas.openxmlformats.org/wordprocessingml/2006/main" w:ilvl="7">
-      <w:start w:val="1"/>
-      <w:numFmt w:val="bullet"/>
-      <w:lvlText w:val="o"/>
-      <w:lvlJc w:val="left"/>
-      <w:pPr>
-        <w:ind w:left="5760" w:hanging="360"/>
-      </w:pPr>
-      <w:rPr>
-        <w:rFonts w:hint="default" w:ascii="Courier New" w:hAnsi="Courier New"/>
-      </w:rPr>
-    </w:lvl>
-    <w:lvl xmlns:w="http://schemas.openxmlformats.org/wordprocessingml/2006/main" w:ilvl="8">
-      <w:start w:val="1"/>
-      <w:numFmt w:val="bullet"/>
-      <w:lvlText w:val=""/>
-      <w:lvlJc w:val="left"/>
-      <w:pPr>
-        <w:ind w:left="6480" w:hanging="360"/>
-      </w:pPr>
-      <w:rPr>
-        <w:rFonts w:hint="default" w:ascii="Wingdings" w:hAnsi="Wingdings"/>
-      </w:rPr>
-    </w:lvl>
-  </w:abstractNum>
-  <w:abstractNum xmlns:w="http://schemas.openxmlformats.org/wordprocessingml/2006/main" w:abstractNumId="16">
-    <w:nsid w:val="6aff5d59"/>
-    <w:multiLevelType xmlns:w="http://schemas.openxmlformats.org/wordprocessingml/2006/main" w:val="hybridMultilevel"/>
-    <w:lvl xmlns:w="http://schemas.openxmlformats.org/wordprocessingml/2006/main" w:ilvl="0">
-      <w:start w:val="1"/>
-      <w:numFmt w:val="bullet"/>
-      <w:lvlText w:val=""/>
-      <w:lvlJc w:val="left"/>
-      <w:pPr>
-        <w:ind w:left="720" w:hanging="360"/>
-      </w:pPr>
-      <w:rPr>
-        <w:rFonts w:hint="default" w:ascii="Symbol" w:hAnsi="Symbol"/>
-      </w:rPr>
-    </w:lvl>
-    <w:lvl xmlns:w="http://schemas.openxmlformats.org/wordprocessingml/2006/main" w:ilvl="1">
-      <w:start w:val="1"/>
-      <w:numFmt w:val="bullet"/>
-      <w:lvlText w:val="o"/>
-      <w:lvlJc w:val="left"/>
-      <w:pPr>
-        <w:ind w:left="1440" w:hanging="360"/>
-      </w:pPr>
-      <w:rPr>
-        <w:rFonts w:hint="default" w:ascii="Courier New" w:hAnsi="Courier New"/>
-      </w:rPr>
-    </w:lvl>
-    <w:lvl xmlns:w="http://schemas.openxmlformats.org/wordprocessingml/2006/main" w:ilvl="2">
-      <w:start w:val="1"/>
-      <w:numFmt w:val="bullet"/>
-      <w:lvlText w:val=""/>
-      <w:lvlJc w:val="left"/>
-      <w:pPr>
-        <w:ind w:left="2160" w:hanging="360"/>
-      </w:pPr>
-      <w:rPr>
-        <w:rFonts w:hint="default" w:ascii="Wingdings" w:hAnsi="Wingdings"/>
-      </w:rPr>
-    </w:lvl>
-    <w:lvl xmlns:w="http://schemas.openxmlformats.org/wordprocessingml/2006/main" w:ilvl="3">
-      <w:start w:val="1"/>
-      <w:numFmt w:val="bullet"/>
-      <w:lvlText w:val=""/>
-      <w:lvlJc w:val="left"/>
-      <w:pPr>
-        <w:ind w:left="2880" w:hanging="360"/>
-      </w:pPr>
-      <w:rPr>
-        <w:rFonts w:hint="default" w:ascii="Symbol" w:hAnsi="Symbol"/>
-      </w:rPr>
-    </w:lvl>
-    <w:lvl xmlns:w="http://schemas.openxmlformats.org/wordprocessingml/2006/main" w:ilvl="4">
-      <w:start w:val="1"/>
-      <w:numFmt w:val="bullet"/>
-      <w:lvlText w:val="o"/>
-      <w:lvlJc w:val="left"/>
-      <w:pPr>
-        <w:ind w:left="3600" w:hanging="360"/>
-      </w:pPr>
-      <w:rPr>
-        <w:rFonts w:hint="default" w:ascii="Courier New" w:hAnsi="Courier New"/>
-      </w:rPr>
-    </w:lvl>
-    <w:lvl xmlns:w="http://schemas.openxmlformats.org/wordprocessingml/2006/main" w:ilvl="5">
-      <w:start w:val="1"/>
-      <w:numFmt w:val="bullet"/>
-      <w:lvlText w:val=""/>
-      <w:lvlJc w:val="left"/>
-      <w:pPr>
-        <w:ind w:left="4320" w:hanging="360"/>
-      </w:pPr>
-      <w:rPr>
-        <w:rFonts w:hint="default" w:ascii="Wingdings" w:hAnsi="Wingdings"/>
-      </w:rPr>
-    </w:lvl>
-    <w:lvl xmlns:w="http://schemas.openxmlformats.org/wordprocessingml/2006/main" w:ilvl="6">
-      <w:start w:val="1"/>
-      <w:numFmt w:val="bullet"/>
-      <w:lvlText w:val=""/>
-      <w:lvlJc w:val="left"/>
-      <w:pPr>
-        <w:ind w:left="5040" w:hanging="360"/>
-      </w:pPr>
-      <w:rPr>
-        <w:rFonts w:hint="default" w:ascii="Symbol" w:hAnsi="Symbol"/>
-      </w:rPr>
-    </w:lvl>
-    <w:lvl xmlns:w="http://schemas.openxmlformats.org/wordprocessingml/2006/main" w:ilvl="7">
-      <w:start w:val="1"/>
-      <w:numFmt w:val="bullet"/>
-      <w:lvlText w:val="o"/>
-      <w:lvlJc w:val="left"/>
-      <w:pPr>
-        <w:ind w:left="5760" w:hanging="360"/>
-      </w:pPr>
-      <w:rPr>
-        <w:rFonts w:hint="default" w:ascii="Courier New" w:hAnsi="Courier New"/>
-      </w:rPr>
-    </w:lvl>
-    <w:lvl xmlns:w="http://schemas.openxmlformats.org/wordprocessingml/2006/main" w:ilvl="8">
-      <w:start w:val="1"/>
-      <w:numFmt w:val="bullet"/>
-      <w:lvlText w:val=""/>
-      <w:lvlJc w:val="left"/>
-      <w:pPr>
-        <w:ind w:left="6480" w:hanging="360"/>
-      </w:pPr>
-      <w:rPr>
-        <w:rFonts w:hint="default" w:ascii="Wingdings" w:hAnsi="Wingdings"/>
-      </w:rPr>
-    </w:lvl>
-  </w:abstractNum>
-  <w:abstractNum xmlns:w="http://schemas.openxmlformats.org/wordprocessingml/2006/main" w:abstractNumId="15">
-    <w:nsid w:val="35357b41"/>
-    <w:multiLevelType xmlns:w="http://schemas.openxmlformats.org/wordprocessingml/2006/main" w:val="hybridMultilevel"/>
-    <w:lvl xmlns:w="http://schemas.openxmlformats.org/wordprocessingml/2006/main" w:ilvl="0">
-      <w:start w:val="1"/>
-      <w:numFmt w:val="bullet"/>
-      <w:lvlText w:val=""/>
-      <w:lvlJc w:val="left"/>
-      <w:pPr>
-        <w:ind w:left="720" w:hanging="360"/>
-      </w:pPr>
-      <w:rPr>
-        <w:rFonts w:hint="default" w:ascii="Symbol" w:hAnsi="Symbol"/>
-      </w:rPr>
-    </w:lvl>
-    <w:lvl xmlns:w="http://schemas.openxmlformats.org/wordprocessingml/2006/main" w:ilvl="1">
-      <w:start w:val="1"/>
-      <w:numFmt w:val="bullet"/>
-      <w:lvlText w:val="o"/>
-      <w:lvlJc w:val="left"/>
-      <w:pPr>
-        <w:ind w:left="1440" w:hanging="360"/>
-      </w:pPr>
-      <w:rPr>
-        <w:rFonts w:hint="default" w:ascii="Courier New" w:hAnsi="Courier New"/>
-      </w:rPr>
-    </w:lvl>
-    <w:lvl xmlns:w="http://schemas.openxmlformats.org/wordprocessingml/2006/main" w:ilvl="2">
-      <w:start w:val="1"/>
-      <w:numFmt w:val="bullet"/>
-      <w:lvlText w:val=""/>
-      <w:lvlJc w:val="left"/>
-      <w:pPr>
-        <w:ind w:left="2160" w:hanging="360"/>
-      </w:pPr>
-      <w:rPr>
-        <w:rFonts w:hint="default" w:ascii="Wingdings" w:hAnsi="Wingdings"/>
-      </w:rPr>
-    </w:lvl>
-    <w:lvl xmlns:w="http://schemas.openxmlformats.org/wordprocessingml/2006/main" w:ilvl="3">
-      <w:start w:val="1"/>
-      <w:numFmt w:val="bullet"/>
-      <w:lvlText w:val=""/>
-      <w:lvlJc w:val="left"/>
-      <w:pPr>
-        <w:ind w:left="2880" w:hanging="360"/>
-      </w:pPr>
-      <w:rPr>
-        <w:rFonts w:hint="default" w:ascii="Symbol" w:hAnsi="Symbol"/>
-      </w:rPr>
-    </w:lvl>
-    <w:lvl xmlns:w="http://schemas.openxmlformats.org/wordprocessingml/2006/main" w:ilvl="4">
-      <w:start w:val="1"/>
-      <w:numFmt w:val="bullet"/>
-      <w:lvlText w:val="o"/>
-      <w:lvlJc w:val="left"/>
-      <w:pPr>
-        <w:ind w:left="3600" w:hanging="360"/>
-      </w:pPr>
-      <w:rPr>
-        <w:rFonts w:hint="default" w:ascii="Courier New" w:hAnsi="Courier New"/>
-      </w:rPr>
-    </w:lvl>
-    <w:lvl xmlns:w="http://schemas.openxmlformats.org/wordprocessingml/2006/main" w:ilvl="5">
-      <w:start w:val="1"/>
-      <w:numFmt w:val="bullet"/>
-      <w:lvlText w:val=""/>
-      <w:lvlJc w:val="left"/>
-      <w:pPr>
-        <w:ind w:left="4320" w:hanging="360"/>
-      </w:pPr>
-      <w:rPr>
-        <w:rFonts w:hint="default" w:ascii="Wingdings" w:hAnsi="Wingdings"/>
-      </w:rPr>
-    </w:lvl>
-    <w:lvl xmlns:w="http://schemas.openxmlformats.org/wordprocessingml/2006/main" w:ilvl="6">
-      <w:start w:val="1"/>
-      <w:numFmt w:val="bullet"/>
-      <w:lvlText w:val=""/>
-      <w:lvlJc w:val="left"/>
-      <w:pPr>
-        <w:ind w:left="5040" w:hanging="360"/>
-      </w:pPr>
-      <w:rPr>
-        <w:rFonts w:hint="default" w:ascii="Symbol" w:hAnsi="Symbol"/>
-      </w:rPr>
-    </w:lvl>
-    <w:lvl xmlns:w="http://schemas.openxmlformats.org/wordprocessingml/2006/main" w:ilvl="7">
-      <w:start w:val="1"/>
-      <w:numFmt w:val="bullet"/>
-      <w:lvlText w:val="o"/>
-      <w:lvlJc w:val="left"/>
-      <w:pPr>
-        <w:ind w:left="5760" w:hanging="360"/>
-      </w:pPr>
-      <w:rPr>
-        <w:rFonts w:hint="default" w:ascii="Courier New" w:hAnsi="Courier New"/>
-      </w:rPr>
-    </w:lvl>
-    <w:lvl xmlns:w="http://schemas.openxmlformats.org/wordprocessingml/2006/main" w:ilvl="8">
-      <w:start w:val="1"/>
-      <w:numFmt w:val="bullet"/>
-      <w:lvlText w:val=""/>
-      <w:lvlJc w:val="left"/>
-      <w:pPr>
-        <w:ind w:left="6480" w:hanging="360"/>
-      </w:pPr>
-      <w:rPr>
-        <w:rFonts w:hint="default" w:ascii="Wingdings" w:hAnsi="Wingdings"/>
-      </w:rPr>
-    </w:lvl>
-  </w:abstractNum>
-  <w:abstractNum xmlns:w="http://schemas.openxmlformats.org/wordprocessingml/2006/main" w:abstractNumId="14">
-    <w:nsid w:val="3c49c219"/>
-    <w:multiLevelType xmlns:w="http://schemas.openxmlformats.org/wordprocessingml/2006/main" w:val="hybridMultilevel"/>
-    <w:lvl xmlns:w="http://schemas.openxmlformats.org/wordprocessingml/2006/main" w:ilvl="0">
-      <w:start w:val="1"/>
-      <w:numFmt w:val="bullet"/>
-      <w:lvlText w:val=""/>
-      <w:lvlJc w:val="left"/>
-      <w:pPr>
-        <w:ind w:left="720" w:hanging="360"/>
-      </w:pPr>
-      <w:rPr>
-        <w:rFonts w:hint="default" w:ascii="Symbol" w:hAnsi="Symbol"/>
-      </w:rPr>
-    </w:lvl>
-    <w:lvl xmlns:w="http://schemas.openxmlformats.org/wordprocessingml/2006/main" w:ilvl="1">
-      <w:start w:val="1"/>
-      <w:numFmt w:val="bullet"/>
-      <w:lvlText w:val="o"/>
-      <w:lvlJc w:val="left"/>
-      <w:pPr>
-        <w:ind w:left="1440" w:hanging="360"/>
-      </w:pPr>
-      <w:rPr>
-        <w:rFonts w:hint="default" w:ascii="Courier New" w:hAnsi="Courier New"/>
-      </w:rPr>
-    </w:lvl>
-    <w:lvl xmlns:w="http://schemas.openxmlformats.org/wordprocessingml/2006/main" w:ilvl="2">
-      <w:start w:val="1"/>
-      <w:numFmt w:val="bullet"/>
-      <w:lvlText w:val=""/>
-      <w:lvlJc w:val="left"/>
-      <w:pPr>
-        <w:ind w:left="2160" w:hanging="360"/>
-      </w:pPr>
-      <w:rPr>
-        <w:rFonts w:hint="default" w:ascii="Wingdings" w:hAnsi="Wingdings"/>
-      </w:rPr>
-    </w:lvl>
-    <w:lvl xmlns:w="http://schemas.openxmlformats.org/wordprocessingml/2006/main" w:ilvl="3">
-      <w:start w:val="1"/>
-      <w:numFmt w:val="bullet"/>
-      <w:lvlText w:val=""/>
-      <w:lvlJc w:val="left"/>
-      <w:pPr>
-        <w:ind w:left="2880" w:hanging="360"/>
-      </w:pPr>
-      <w:rPr>
-        <w:rFonts w:hint="default" w:ascii="Symbol" w:hAnsi="Symbol"/>
-      </w:rPr>
-    </w:lvl>
-    <w:lvl xmlns:w="http://schemas.openxmlformats.org/wordprocessingml/2006/main" w:ilvl="4">
-      <w:start w:val="1"/>
-      <w:numFmt w:val="bullet"/>
-      <w:lvlText w:val="o"/>
-      <w:lvlJc w:val="left"/>
-      <w:pPr>
-        <w:ind w:left="3600" w:hanging="360"/>
-      </w:pPr>
-      <w:rPr>
-        <w:rFonts w:hint="default" w:ascii="Courier New" w:hAnsi="Courier New"/>
-      </w:rPr>
-    </w:lvl>
-    <w:lvl xmlns:w="http://schemas.openxmlformats.org/wordprocessingml/2006/main" w:ilvl="5">
-      <w:start w:val="1"/>
-      <w:numFmt w:val="bullet"/>
-      <w:lvlText w:val=""/>
-      <w:lvlJc w:val="left"/>
-      <w:pPr>
-        <w:ind w:left="4320" w:hanging="360"/>
-      </w:pPr>
-      <w:rPr>
-        <w:rFonts w:hint="default" w:ascii="Wingdings" w:hAnsi="Wingdings"/>
-      </w:rPr>
-    </w:lvl>
-    <w:lvl xmlns:w="http://schemas.openxmlformats.org/wordprocessingml/2006/main" w:ilvl="6">
-      <w:start w:val="1"/>
-      <w:numFmt w:val="bullet"/>
-      <w:lvlText w:val=""/>
-      <w:lvlJc w:val="left"/>
-      <w:pPr>
-        <w:ind w:left="5040" w:hanging="360"/>
-      </w:pPr>
-      <w:rPr>
-        <w:rFonts w:hint="default" w:ascii="Symbol" w:hAnsi="Symbol"/>
-      </w:rPr>
-    </w:lvl>
-    <w:lvl xmlns:w="http://schemas.openxmlformats.org/wordprocessingml/2006/main" w:ilvl="7">
-      <w:start w:val="1"/>
-      <w:numFmt w:val="bullet"/>
-      <w:lvlText w:val="o"/>
-      <w:lvlJc w:val="left"/>
-      <w:pPr>
-        <w:ind w:left="5760" w:hanging="360"/>
-      </w:pPr>
-      <w:rPr>
-        <w:rFonts w:hint="default" w:ascii="Courier New" w:hAnsi="Courier New"/>
-      </w:rPr>
-    </w:lvl>
-    <w:lvl xmlns:w="http://schemas.openxmlformats.org/wordprocessingml/2006/main" w:ilvl="8">
-      <w:start w:val="1"/>
-      <w:numFmt w:val="bullet"/>
-      <w:lvlText w:val=""/>
-      <w:lvlJc w:val="left"/>
-      <w:pPr>
-        <w:ind w:left="6480" w:hanging="360"/>
-      </w:pPr>
-      <w:rPr>
-        <w:rFonts w:hint="default" w:ascii="Wingdings" w:hAnsi="Wingdings"/>
-      </w:rPr>
-    </w:lvl>
-  </w:abstractNum>
+<w:numbering xmlns:wpc="http://schemas.microsoft.com/office/word/2010/wordprocessingCanvas" xmlns:cx="http://schemas.microsoft.com/office/drawing/2014/chartex" xmlns:cx1="http://schemas.microsoft.com/office/drawing/2015/9/8/chartex" xmlns:cx2="http://schemas.microsoft.com/office/drawing/2015/10/21/chartex" xmlns:cx3="http://schemas.microsoft.com/office/drawing/2016/5/9/chartex" xmlns:cx4="http://schemas.microsoft.com/office/drawing/2016/5/10/chartex" xmlns:cx5="http://schemas.microsoft.com/office/drawing/2016/5/11/chartex" xmlns:cx6="http://schemas.microsoft.com/office/drawing/2016/5/12/chartex" xmlns:cx7="http://schemas.microsoft.com/office/drawing/2016/5/13/chartex" xmlns:cx8="http://schemas.microsoft.com/office/drawing/2016/5/14/chartex" xmlns:mc="http://schemas.openxmlformats.org/markup-compatibility/2006" xmlns:aink="http://schemas.microsoft.com/office/drawing/2016/ink" xmlns:am3d="http://schemas.microsoft.com/office/drawing/2017/model3d" xmlns:o="urn:schemas-microsoft-com:office:office" xmlns:oel="http://schemas.microsoft.com/office/2019/extlst" xmlns:r="http://schemas.openxmlformats.org/officeDocument/2006/relationships" xmlns:m="http://schemas.openxmlformats.org/officeDocument/2006/math" xmlns:v="urn:schemas-microsoft-com:vml" xmlns:wp14="http://schemas.microsoft.com/office/word/2010/wordprocessingDrawing" xmlns:wp="http://schemas.openxmlformats.org/drawingml/2006/wordprocessingDrawing" xmlns:w10="urn:schemas-microsoft-com:office:word" xmlns:w="http://schemas.openxmlformats.org/wordprocessingml/2006/main" xmlns:w14="http://schemas.microsoft.com/office/word/2010/wordml" xmlns:w15="http://schemas.microsoft.com/office/word/2012/wordml" xmlns:w16cex="http://schemas.microsoft.com/office/word/2018/wordml/cex" xmlns:w16cid="http://schemas.microsoft.com/office/word/2016/wordml/cid" xmlns:w16="http://schemas.microsoft.com/office/word/2018/wordml" xmlns:w16du="http://schemas.microsoft.com/office/word/2023/wordml/word16du" xmlns:w16sdtdh="http://schemas.microsoft.com/office/word/2020/wordml/sdtdatahash" xmlns:w16se="http://schemas.microsoft.com/office/word/2015/wordml/symex" xmlns:wpg="http://schemas.microsoft.com/office/word/2010/wordprocessingGroup" xmlns:wpi="http://schemas.microsoft.com/office/word/2010/wordprocessingInk" xmlns:wne="http://schemas.microsoft.com/office/word/2006/wordml" xmlns:wps="http://schemas.microsoft.com/office/word/2010/wordprocessingShape" mc:Ignorable="w14 w15 w16se w16cid w16 w16cex w16sdtdh wp14">
   <w:abstractNum w:abstractNumId="0" w15:restartNumberingAfterBreak="0">
     <w:nsid w:val="11C9AAC2"/>
     <w:multiLevelType w:val="hybridMultilevel"/>
@@ -7895,7 +6278,7 @@
         <w:ind w:left="720" w:hanging="360"/>
       </w:pPr>
       <w:rPr>
-        <w:rFonts w:ascii="Symbol" w:hAnsi="Symbol" w:eastAsia="Symbol" w:cs="Symbol"/>
+        <w:rFonts w:ascii="Symbol" w:eastAsia="Symbol" w:hAnsi="Symbol" w:cs="Symbol"/>
       </w:rPr>
     </w:lvl>
     <w:lvl w:ilvl="1" w:tplc="E2AA266C">
@@ -7907,7 +6290,7 @@
         <w:ind w:left="1440" w:hanging="360"/>
       </w:pPr>
       <w:rPr>
-        <w:rFonts w:ascii="Courier New" w:hAnsi="Courier New" w:eastAsia="Courier New" w:cs="Courier New"/>
+        <w:rFonts w:ascii="Courier New" w:eastAsia="Courier New" w:hAnsi="Courier New" w:cs="Courier New"/>
       </w:rPr>
     </w:lvl>
     <w:lvl w:ilvl="2" w:tplc="58B2FBC2">
@@ -7919,7 +6302,7 @@
         <w:ind w:left="2160" w:hanging="360"/>
       </w:pPr>
       <w:rPr>
-        <w:rFonts w:ascii="Wingdings" w:hAnsi="Wingdings" w:eastAsia="Wingdings" w:cs="Wingdings"/>
+        <w:rFonts w:ascii="Wingdings" w:eastAsia="Wingdings" w:hAnsi="Wingdings" w:cs="Wingdings"/>
       </w:rPr>
     </w:lvl>
     <w:lvl w:ilvl="3" w:tplc="0A2EFB14">
@@ -7931,7 +6314,7 @@
         <w:ind w:left="2880" w:hanging="360"/>
       </w:pPr>
       <w:rPr>
-        <w:rFonts w:ascii="Symbol" w:hAnsi="Symbol" w:eastAsia="Symbol" w:cs="Symbol"/>
+        <w:rFonts w:ascii="Symbol" w:eastAsia="Symbol" w:hAnsi="Symbol" w:cs="Symbol"/>
       </w:rPr>
     </w:lvl>
     <w:lvl w:ilvl="4" w:tplc="D08E5A20">
@@ -7943,7 +6326,7 @@
         <w:ind w:left="3600" w:hanging="360"/>
       </w:pPr>
       <w:rPr>
-        <w:rFonts w:ascii="Courier New" w:hAnsi="Courier New" w:eastAsia="Courier New" w:cs="Courier New"/>
+        <w:rFonts w:ascii="Courier New" w:eastAsia="Courier New" w:hAnsi="Courier New" w:cs="Courier New"/>
       </w:rPr>
     </w:lvl>
     <w:lvl w:ilvl="5" w:tplc="FB8248A6">
@@ -7955,7 +6338,7 @@
         <w:ind w:left="4320" w:hanging="360"/>
       </w:pPr>
       <w:rPr>
-        <w:rFonts w:ascii="Wingdings" w:hAnsi="Wingdings" w:eastAsia="Wingdings" w:cs="Wingdings"/>
+        <w:rFonts w:ascii="Wingdings" w:eastAsia="Wingdings" w:hAnsi="Wingdings" w:cs="Wingdings"/>
       </w:rPr>
     </w:lvl>
     <w:lvl w:ilvl="6" w:tplc="86FCF582">
@@ -7967,7 +6350,7 @@
         <w:ind w:left="5040" w:hanging="360"/>
       </w:pPr>
       <w:rPr>
-        <w:rFonts w:ascii="Symbol" w:hAnsi="Symbol" w:eastAsia="Symbol" w:cs="Symbol"/>
+        <w:rFonts w:ascii="Symbol" w:eastAsia="Symbol" w:hAnsi="Symbol" w:cs="Symbol"/>
       </w:rPr>
     </w:lvl>
     <w:lvl w:ilvl="7" w:tplc="07DAA940">
@@ -7979,7 +6362,7 @@
         <w:ind w:left="5760" w:hanging="360"/>
       </w:pPr>
       <w:rPr>
-        <w:rFonts w:ascii="Courier New" w:hAnsi="Courier New" w:eastAsia="Courier New" w:cs="Courier New"/>
+        <w:rFonts w:ascii="Courier New" w:eastAsia="Courier New" w:hAnsi="Courier New" w:cs="Courier New"/>
       </w:rPr>
     </w:lvl>
     <w:lvl w:ilvl="8" w:tplc="93DE3E18">
@@ -7991,11 +6374,124 @@
         <w:ind w:left="6480" w:hanging="360"/>
       </w:pPr>
       <w:rPr>
-        <w:rFonts w:ascii="Wingdings" w:hAnsi="Wingdings" w:eastAsia="Wingdings" w:cs="Wingdings"/>
+        <w:rFonts w:ascii="Wingdings" w:eastAsia="Wingdings" w:hAnsi="Wingdings" w:cs="Wingdings"/>
       </w:rPr>
     </w:lvl>
   </w:abstractNum>
   <w:abstractNum w:abstractNumId="1" w15:restartNumberingAfterBreak="0">
+    <w:nsid w:val="180A3FC2"/>
+    <w:multiLevelType w:val="hybridMultilevel"/>
+    <w:tmpl w:val="F0BCEE00"/>
+    <w:lvl w:ilvl="0" w:tplc="085E3D3E">
+      <w:start w:val="1"/>
+      <w:numFmt w:val="bullet"/>
+      <w:lvlText w:val=""/>
+      <w:lvlJc w:val="left"/>
+      <w:pPr>
+        <w:ind w:left="720" w:hanging="360"/>
+      </w:pPr>
+      <w:rPr>
+        <w:rFonts w:ascii="Symbol" w:hAnsi="Symbol" w:hint="default"/>
+      </w:rPr>
+    </w:lvl>
+    <w:lvl w:ilvl="1" w:tplc="C8C81378">
+      <w:start w:val="1"/>
+      <w:numFmt w:val="bullet"/>
+      <w:lvlText w:val="o"/>
+      <w:lvlJc w:val="left"/>
+      <w:pPr>
+        <w:ind w:left="1440" w:hanging="360"/>
+      </w:pPr>
+      <w:rPr>
+        <w:rFonts w:ascii="Courier New" w:hAnsi="Courier New" w:hint="default"/>
+      </w:rPr>
+    </w:lvl>
+    <w:lvl w:ilvl="2" w:tplc="20944EBA">
+      <w:start w:val="1"/>
+      <w:numFmt w:val="bullet"/>
+      <w:lvlText w:val=""/>
+      <w:lvlJc w:val="left"/>
+      <w:pPr>
+        <w:ind w:left="2160" w:hanging="360"/>
+      </w:pPr>
+      <w:rPr>
+        <w:rFonts w:ascii="Wingdings" w:hAnsi="Wingdings" w:hint="default"/>
+      </w:rPr>
+    </w:lvl>
+    <w:lvl w:ilvl="3" w:tplc="CD720B92">
+      <w:start w:val="1"/>
+      <w:numFmt w:val="bullet"/>
+      <w:lvlText w:val=""/>
+      <w:lvlJc w:val="left"/>
+      <w:pPr>
+        <w:ind w:left="2880" w:hanging="360"/>
+      </w:pPr>
+      <w:rPr>
+        <w:rFonts w:ascii="Symbol" w:hAnsi="Symbol" w:hint="default"/>
+      </w:rPr>
+    </w:lvl>
+    <w:lvl w:ilvl="4" w:tplc="5420D596">
+      <w:start w:val="1"/>
+      <w:numFmt w:val="bullet"/>
+      <w:lvlText w:val="o"/>
+      <w:lvlJc w:val="left"/>
+      <w:pPr>
+        <w:ind w:left="3600" w:hanging="360"/>
+      </w:pPr>
+      <w:rPr>
+        <w:rFonts w:ascii="Courier New" w:hAnsi="Courier New" w:hint="default"/>
+      </w:rPr>
+    </w:lvl>
+    <w:lvl w:ilvl="5" w:tplc="6964A530">
+      <w:start w:val="1"/>
+      <w:numFmt w:val="bullet"/>
+      <w:lvlText w:val=""/>
+      <w:lvlJc w:val="left"/>
+      <w:pPr>
+        <w:ind w:left="4320" w:hanging="360"/>
+      </w:pPr>
+      <w:rPr>
+        <w:rFonts w:ascii="Wingdings" w:hAnsi="Wingdings" w:hint="default"/>
+      </w:rPr>
+    </w:lvl>
+    <w:lvl w:ilvl="6" w:tplc="B8B81D0E">
+      <w:start w:val="1"/>
+      <w:numFmt w:val="bullet"/>
+      <w:lvlText w:val=""/>
+      <w:lvlJc w:val="left"/>
+      <w:pPr>
+        <w:ind w:left="5040" w:hanging="360"/>
+      </w:pPr>
+      <w:rPr>
+        <w:rFonts w:ascii="Symbol" w:hAnsi="Symbol" w:hint="default"/>
+      </w:rPr>
+    </w:lvl>
+    <w:lvl w:ilvl="7" w:tplc="0F3CF0C4">
+      <w:start w:val="1"/>
+      <w:numFmt w:val="bullet"/>
+      <w:lvlText w:val="o"/>
+      <w:lvlJc w:val="left"/>
+      <w:pPr>
+        <w:ind w:left="5760" w:hanging="360"/>
+      </w:pPr>
+      <w:rPr>
+        <w:rFonts w:ascii="Courier New" w:hAnsi="Courier New" w:hint="default"/>
+      </w:rPr>
+    </w:lvl>
+    <w:lvl w:ilvl="8" w:tplc="0F3233EA">
+      <w:start w:val="1"/>
+      <w:numFmt w:val="bullet"/>
+      <w:lvlText w:val=""/>
+      <w:lvlJc w:val="left"/>
+      <w:pPr>
+        <w:ind w:left="6480" w:hanging="360"/>
+      </w:pPr>
+      <w:rPr>
+        <w:rFonts w:ascii="Wingdings" w:hAnsi="Wingdings" w:hint="default"/>
+      </w:rPr>
+    </w:lvl>
+  </w:abstractNum>
+  <w:abstractNum w:abstractNumId="2" w15:restartNumberingAfterBreak="0">
     <w:nsid w:val="22600976"/>
     <w:multiLevelType w:val="hybridMultilevel"/>
     <w:tmpl w:val="FFFFFFFF"/>
@@ -8008,7 +6504,7 @@
         <w:ind w:left="720" w:hanging="360"/>
       </w:pPr>
       <w:rPr>
-        <w:rFonts w:ascii="Symbol" w:hAnsi="Symbol" w:eastAsia="Symbol" w:cs="Symbol"/>
+        <w:rFonts w:ascii="Symbol" w:eastAsia="Symbol" w:hAnsi="Symbol" w:cs="Symbol"/>
       </w:rPr>
     </w:lvl>
     <w:lvl w:ilvl="1" w:tplc="477498A0">
@@ -8020,7 +6516,7 @@
         <w:ind w:left="1440" w:hanging="360"/>
       </w:pPr>
       <w:rPr>
-        <w:rFonts w:ascii="Courier New" w:hAnsi="Courier New" w:eastAsia="Courier New" w:cs="Courier New"/>
+        <w:rFonts w:ascii="Courier New" w:eastAsia="Courier New" w:hAnsi="Courier New" w:cs="Courier New"/>
       </w:rPr>
     </w:lvl>
     <w:lvl w:ilvl="2" w:tplc="DD58F25C">
@@ -8032,7 +6528,7 @@
         <w:ind w:left="2160" w:hanging="360"/>
       </w:pPr>
       <w:rPr>
-        <w:rFonts w:ascii="Wingdings" w:hAnsi="Wingdings" w:eastAsia="Wingdings" w:cs="Wingdings"/>
+        <w:rFonts w:ascii="Wingdings" w:eastAsia="Wingdings" w:hAnsi="Wingdings" w:cs="Wingdings"/>
       </w:rPr>
     </w:lvl>
     <w:lvl w:ilvl="3" w:tplc="5904498A">
@@ -8044,7 +6540,7 @@
         <w:ind w:left="2880" w:hanging="360"/>
       </w:pPr>
       <w:rPr>
-        <w:rFonts w:ascii="Symbol" w:hAnsi="Symbol" w:eastAsia="Symbol" w:cs="Symbol"/>
+        <w:rFonts w:ascii="Symbol" w:eastAsia="Symbol" w:hAnsi="Symbol" w:cs="Symbol"/>
       </w:rPr>
     </w:lvl>
     <w:lvl w:ilvl="4" w:tplc="976A2A3E">
@@ -8056,7 +6552,7 @@
         <w:ind w:left="3600" w:hanging="360"/>
       </w:pPr>
       <w:rPr>
-        <w:rFonts w:ascii="Courier New" w:hAnsi="Courier New" w:eastAsia="Courier New" w:cs="Courier New"/>
+        <w:rFonts w:ascii="Courier New" w:eastAsia="Courier New" w:hAnsi="Courier New" w:cs="Courier New"/>
       </w:rPr>
     </w:lvl>
     <w:lvl w:ilvl="5" w:tplc="F48656BC">
@@ -8068,7 +6564,7 @@
         <w:ind w:left="4320" w:hanging="360"/>
       </w:pPr>
       <w:rPr>
-        <w:rFonts w:ascii="Wingdings" w:hAnsi="Wingdings" w:eastAsia="Wingdings" w:cs="Wingdings"/>
+        <w:rFonts w:ascii="Wingdings" w:eastAsia="Wingdings" w:hAnsi="Wingdings" w:cs="Wingdings"/>
       </w:rPr>
     </w:lvl>
     <w:lvl w:ilvl="6" w:tplc="D76ABC4C">
@@ -8080,7 +6576,7 @@
         <w:ind w:left="5040" w:hanging="360"/>
       </w:pPr>
       <w:rPr>
-        <w:rFonts w:ascii="Symbol" w:hAnsi="Symbol" w:eastAsia="Symbol" w:cs="Symbol"/>
+        <w:rFonts w:ascii="Symbol" w:eastAsia="Symbol" w:hAnsi="Symbol" w:cs="Symbol"/>
       </w:rPr>
     </w:lvl>
     <w:lvl w:ilvl="7" w:tplc="387C3EF2">
@@ -8092,7 +6588,7 @@
         <w:ind w:left="5760" w:hanging="360"/>
       </w:pPr>
       <w:rPr>
-        <w:rFonts w:ascii="Courier New" w:hAnsi="Courier New" w:eastAsia="Courier New" w:cs="Courier New"/>
+        <w:rFonts w:ascii="Courier New" w:eastAsia="Courier New" w:hAnsi="Courier New" w:cs="Courier New"/>
       </w:rPr>
     </w:lvl>
     <w:lvl w:ilvl="8" w:tplc="2B861D02">
@@ -8104,11 +6600,11 @@
         <w:ind w:left="6480" w:hanging="360"/>
       </w:pPr>
       <w:rPr>
-        <w:rFonts w:ascii="Wingdings" w:hAnsi="Wingdings" w:eastAsia="Wingdings" w:cs="Wingdings"/>
+        <w:rFonts w:ascii="Wingdings" w:eastAsia="Wingdings" w:hAnsi="Wingdings" w:cs="Wingdings"/>
       </w:rPr>
     </w:lvl>
   </w:abstractNum>
-  <w:abstractNum w:abstractNumId="2" w15:restartNumberingAfterBreak="0">
+  <w:abstractNum w:abstractNumId="3" w15:restartNumberingAfterBreak="0">
     <w:nsid w:val="23DBA151"/>
     <w:multiLevelType w:val="hybridMultilevel"/>
     <w:tmpl w:val="FFFFFFFF"/>
@@ -8121,7 +6617,7 @@
         <w:ind w:left="720" w:hanging="360"/>
       </w:pPr>
       <w:rPr>
-        <w:rFonts w:ascii="Symbol" w:hAnsi="Symbol" w:eastAsia="Symbol" w:cs="Symbol"/>
+        <w:rFonts w:ascii="Symbol" w:eastAsia="Symbol" w:hAnsi="Symbol" w:cs="Symbol"/>
       </w:rPr>
     </w:lvl>
     <w:lvl w:ilvl="1" w:tplc="28A83CDC">
@@ -8133,7 +6629,7 @@
         <w:ind w:left="1440" w:hanging="360"/>
       </w:pPr>
       <w:rPr>
-        <w:rFonts w:ascii="Courier New" w:hAnsi="Courier New" w:eastAsia="Courier New" w:cs="Courier New"/>
+        <w:rFonts w:ascii="Courier New" w:eastAsia="Courier New" w:hAnsi="Courier New" w:cs="Courier New"/>
       </w:rPr>
     </w:lvl>
     <w:lvl w:ilvl="2" w:tplc="2F52B1B8">
@@ -8145,7 +6641,7 @@
         <w:ind w:left="2160" w:hanging="360"/>
       </w:pPr>
       <w:rPr>
-        <w:rFonts w:ascii="Wingdings" w:hAnsi="Wingdings" w:eastAsia="Wingdings" w:cs="Wingdings"/>
+        <w:rFonts w:ascii="Wingdings" w:eastAsia="Wingdings" w:hAnsi="Wingdings" w:cs="Wingdings"/>
       </w:rPr>
     </w:lvl>
     <w:lvl w:ilvl="3" w:tplc="5D3C2B70">
@@ -8157,7 +6653,7 @@
         <w:ind w:left="2880" w:hanging="360"/>
       </w:pPr>
       <w:rPr>
-        <w:rFonts w:ascii="Symbol" w:hAnsi="Symbol" w:eastAsia="Symbol" w:cs="Symbol"/>
+        <w:rFonts w:ascii="Symbol" w:eastAsia="Symbol" w:hAnsi="Symbol" w:cs="Symbol"/>
       </w:rPr>
     </w:lvl>
     <w:lvl w:ilvl="4" w:tplc="B94C376C">
@@ -8169,7 +6665,7 @@
         <w:ind w:left="3600" w:hanging="360"/>
       </w:pPr>
       <w:rPr>
-        <w:rFonts w:ascii="Courier New" w:hAnsi="Courier New" w:eastAsia="Courier New" w:cs="Courier New"/>
+        <w:rFonts w:ascii="Courier New" w:eastAsia="Courier New" w:hAnsi="Courier New" w:cs="Courier New"/>
       </w:rPr>
     </w:lvl>
     <w:lvl w:ilvl="5" w:tplc="75A6BD3C">
@@ -8181,7 +6677,7 @@
         <w:ind w:left="4320" w:hanging="360"/>
       </w:pPr>
       <w:rPr>
-        <w:rFonts w:ascii="Wingdings" w:hAnsi="Wingdings" w:eastAsia="Wingdings" w:cs="Wingdings"/>
+        <w:rFonts w:ascii="Wingdings" w:eastAsia="Wingdings" w:hAnsi="Wingdings" w:cs="Wingdings"/>
       </w:rPr>
     </w:lvl>
     <w:lvl w:ilvl="6" w:tplc="3C88A232">
@@ -8193,7 +6689,7 @@
         <w:ind w:left="5040" w:hanging="360"/>
       </w:pPr>
       <w:rPr>
-        <w:rFonts w:ascii="Symbol" w:hAnsi="Symbol" w:eastAsia="Symbol" w:cs="Symbol"/>
+        <w:rFonts w:ascii="Symbol" w:eastAsia="Symbol" w:hAnsi="Symbol" w:cs="Symbol"/>
       </w:rPr>
     </w:lvl>
     <w:lvl w:ilvl="7" w:tplc="DE589626">
@@ -8205,7 +6701,7 @@
         <w:ind w:left="5760" w:hanging="360"/>
       </w:pPr>
       <w:rPr>
-        <w:rFonts w:ascii="Courier New" w:hAnsi="Courier New" w:eastAsia="Courier New" w:cs="Courier New"/>
+        <w:rFonts w:ascii="Courier New" w:eastAsia="Courier New" w:hAnsi="Courier New" w:cs="Courier New"/>
       </w:rPr>
     </w:lvl>
     <w:lvl w:ilvl="8" w:tplc="DD2A558C">
@@ -8217,11 +6713,11 @@
         <w:ind w:left="6480" w:hanging="360"/>
       </w:pPr>
       <w:rPr>
-        <w:rFonts w:ascii="Wingdings" w:hAnsi="Wingdings" w:eastAsia="Wingdings" w:cs="Wingdings"/>
+        <w:rFonts w:ascii="Wingdings" w:eastAsia="Wingdings" w:hAnsi="Wingdings" w:cs="Wingdings"/>
       </w:rPr>
     </w:lvl>
   </w:abstractNum>
-  <w:abstractNum w:abstractNumId="3" w15:restartNumberingAfterBreak="0">
+  <w:abstractNum w:abstractNumId="4" w15:restartNumberingAfterBreak="0">
     <w:nsid w:val="2565118A"/>
     <w:multiLevelType w:val="hybridMultilevel"/>
     <w:tmpl w:val="FFFFFFFF"/>
@@ -8234,7 +6730,7 @@
         <w:ind w:left="720" w:hanging="360"/>
       </w:pPr>
       <w:rPr>
-        <w:rFonts w:ascii="Symbol" w:hAnsi="Symbol" w:eastAsia="Symbol" w:cs="Symbol"/>
+        <w:rFonts w:ascii="Symbol" w:eastAsia="Symbol" w:hAnsi="Symbol" w:cs="Symbol"/>
       </w:rPr>
     </w:lvl>
     <w:lvl w:ilvl="1" w:tplc="E77E8710">
@@ -8246,7 +6742,7 @@
         <w:ind w:left="1440" w:hanging="360"/>
       </w:pPr>
       <w:rPr>
-        <w:rFonts w:ascii="Courier New" w:hAnsi="Courier New" w:eastAsia="Courier New" w:cs="Courier New"/>
+        <w:rFonts w:ascii="Courier New" w:eastAsia="Courier New" w:hAnsi="Courier New" w:cs="Courier New"/>
       </w:rPr>
     </w:lvl>
     <w:lvl w:ilvl="2" w:tplc="E5F0B306">
@@ -8258,7 +6754,7 @@
         <w:ind w:left="2160" w:hanging="360"/>
       </w:pPr>
       <w:rPr>
-        <w:rFonts w:ascii="Wingdings" w:hAnsi="Wingdings" w:eastAsia="Wingdings" w:cs="Wingdings"/>
+        <w:rFonts w:ascii="Wingdings" w:eastAsia="Wingdings" w:hAnsi="Wingdings" w:cs="Wingdings"/>
       </w:rPr>
     </w:lvl>
     <w:lvl w:ilvl="3" w:tplc="8B083564">
@@ -8270,7 +6766,7 @@
         <w:ind w:left="2880" w:hanging="360"/>
       </w:pPr>
       <w:rPr>
-        <w:rFonts w:ascii="Symbol" w:hAnsi="Symbol" w:eastAsia="Symbol" w:cs="Symbol"/>
+        <w:rFonts w:ascii="Symbol" w:eastAsia="Symbol" w:hAnsi="Symbol" w:cs="Symbol"/>
       </w:rPr>
     </w:lvl>
     <w:lvl w:ilvl="4" w:tplc="A59E2AD2">
@@ -8282,7 +6778,7 @@
         <w:ind w:left="3600" w:hanging="360"/>
       </w:pPr>
       <w:rPr>
-        <w:rFonts w:ascii="Courier New" w:hAnsi="Courier New" w:eastAsia="Courier New" w:cs="Courier New"/>
+        <w:rFonts w:ascii="Courier New" w:eastAsia="Courier New" w:hAnsi="Courier New" w:cs="Courier New"/>
       </w:rPr>
     </w:lvl>
     <w:lvl w:ilvl="5" w:tplc="20802202">
@@ -8294,7 +6790,7 @@
         <w:ind w:left="4320" w:hanging="360"/>
       </w:pPr>
       <w:rPr>
-        <w:rFonts w:ascii="Wingdings" w:hAnsi="Wingdings" w:eastAsia="Wingdings" w:cs="Wingdings"/>
+        <w:rFonts w:ascii="Wingdings" w:eastAsia="Wingdings" w:hAnsi="Wingdings" w:cs="Wingdings"/>
       </w:rPr>
     </w:lvl>
     <w:lvl w:ilvl="6" w:tplc="18108E22">
@@ -8306,7 +6802,7 @@
         <w:ind w:left="5040" w:hanging="360"/>
       </w:pPr>
       <w:rPr>
-        <w:rFonts w:ascii="Symbol" w:hAnsi="Symbol" w:eastAsia="Symbol" w:cs="Symbol"/>
+        <w:rFonts w:ascii="Symbol" w:eastAsia="Symbol" w:hAnsi="Symbol" w:cs="Symbol"/>
       </w:rPr>
     </w:lvl>
     <w:lvl w:ilvl="7" w:tplc="35846908">
@@ -8318,7 +6814,7 @@
         <w:ind w:left="5760" w:hanging="360"/>
       </w:pPr>
       <w:rPr>
-        <w:rFonts w:ascii="Courier New" w:hAnsi="Courier New" w:eastAsia="Courier New" w:cs="Courier New"/>
+        <w:rFonts w:ascii="Courier New" w:eastAsia="Courier New" w:hAnsi="Courier New" w:cs="Courier New"/>
       </w:rPr>
     </w:lvl>
     <w:lvl w:ilvl="8" w:tplc="C6DC7702">
@@ -8330,11 +6826,11 @@
         <w:ind w:left="6480" w:hanging="360"/>
       </w:pPr>
       <w:rPr>
-        <w:rFonts w:ascii="Wingdings" w:hAnsi="Wingdings" w:eastAsia="Wingdings" w:cs="Wingdings"/>
+        <w:rFonts w:ascii="Wingdings" w:eastAsia="Wingdings" w:hAnsi="Wingdings" w:cs="Wingdings"/>
       </w:rPr>
     </w:lvl>
   </w:abstractNum>
-  <w:abstractNum w:abstractNumId="4" w15:restartNumberingAfterBreak="0">
+  <w:abstractNum w:abstractNumId="5" w15:restartNumberingAfterBreak="0">
     <w:nsid w:val="30052DE9"/>
     <w:multiLevelType w:val="hybridMultilevel"/>
     <w:tmpl w:val="FFFFFFFF"/>
@@ -8347,7 +6843,7 @@
         <w:ind w:left="720" w:hanging="360"/>
       </w:pPr>
       <w:rPr>
-        <w:rFonts w:ascii="Symbol" w:hAnsi="Symbol" w:eastAsia="Symbol" w:cs="Symbol"/>
+        <w:rFonts w:ascii="Symbol" w:eastAsia="Symbol" w:hAnsi="Symbol" w:cs="Symbol"/>
       </w:rPr>
     </w:lvl>
     <w:lvl w:ilvl="1" w:tplc="A56CCE7E">
@@ -8359,7 +6855,7 @@
         <w:ind w:left="1440" w:hanging="360"/>
       </w:pPr>
       <w:rPr>
-        <w:rFonts w:ascii="Courier New" w:hAnsi="Courier New" w:eastAsia="Courier New" w:cs="Courier New"/>
+        <w:rFonts w:ascii="Courier New" w:eastAsia="Courier New" w:hAnsi="Courier New" w:cs="Courier New"/>
       </w:rPr>
     </w:lvl>
     <w:lvl w:ilvl="2" w:tplc="407AD718">
@@ -8371,7 +6867,7 @@
         <w:ind w:left="2160" w:hanging="360"/>
       </w:pPr>
       <w:rPr>
-        <w:rFonts w:ascii="Wingdings" w:hAnsi="Wingdings" w:eastAsia="Wingdings" w:cs="Wingdings"/>
+        <w:rFonts w:ascii="Wingdings" w:eastAsia="Wingdings" w:hAnsi="Wingdings" w:cs="Wingdings"/>
       </w:rPr>
     </w:lvl>
     <w:lvl w:ilvl="3" w:tplc="6546C5C2">
@@ -8383,7 +6879,7 @@
         <w:ind w:left="2880" w:hanging="360"/>
       </w:pPr>
       <w:rPr>
-        <w:rFonts w:ascii="Symbol" w:hAnsi="Symbol" w:eastAsia="Symbol" w:cs="Symbol"/>
+        <w:rFonts w:ascii="Symbol" w:eastAsia="Symbol" w:hAnsi="Symbol" w:cs="Symbol"/>
       </w:rPr>
     </w:lvl>
     <w:lvl w:ilvl="4" w:tplc="4C7EEEA4">
@@ -8395,7 +6891,7 @@
         <w:ind w:left="3600" w:hanging="360"/>
       </w:pPr>
       <w:rPr>
-        <w:rFonts w:ascii="Courier New" w:hAnsi="Courier New" w:eastAsia="Courier New" w:cs="Courier New"/>
+        <w:rFonts w:ascii="Courier New" w:eastAsia="Courier New" w:hAnsi="Courier New" w:cs="Courier New"/>
       </w:rPr>
     </w:lvl>
     <w:lvl w:ilvl="5" w:tplc="8C7296B0">
@@ -8407,7 +6903,7 @@
         <w:ind w:left="4320" w:hanging="360"/>
       </w:pPr>
       <w:rPr>
-        <w:rFonts w:ascii="Wingdings" w:hAnsi="Wingdings" w:eastAsia="Wingdings" w:cs="Wingdings"/>
+        <w:rFonts w:ascii="Wingdings" w:eastAsia="Wingdings" w:hAnsi="Wingdings" w:cs="Wingdings"/>
       </w:rPr>
     </w:lvl>
     <w:lvl w:ilvl="6" w:tplc="42A64258">
@@ -8419,7 +6915,7 @@
         <w:ind w:left="5040" w:hanging="360"/>
       </w:pPr>
       <w:rPr>
-        <w:rFonts w:ascii="Symbol" w:hAnsi="Symbol" w:eastAsia="Symbol" w:cs="Symbol"/>
+        <w:rFonts w:ascii="Symbol" w:eastAsia="Symbol" w:hAnsi="Symbol" w:cs="Symbol"/>
       </w:rPr>
     </w:lvl>
     <w:lvl w:ilvl="7" w:tplc="9F76116E">
@@ -8431,7 +6927,7 @@
         <w:ind w:left="5760" w:hanging="360"/>
       </w:pPr>
       <w:rPr>
-        <w:rFonts w:ascii="Courier New" w:hAnsi="Courier New" w:eastAsia="Courier New" w:cs="Courier New"/>
+        <w:rFonts w:ascii="Courier New" w:eastAsia="Courier New" w:hAnsi="Courier New" w:cs="Courier New"/>
       </w:rPr>
     </w:lvl>
     <w:lvl w:ilvl="8" w:tplc="234C6CDE">
@@ -8443,11 +6939,11 @@
         <w:ind w:left="6480" w:hanging="360"/>
       </w:pPr>
       <w:rPr>
-        <w:rFonts w:ascii="Wingdings" w:hAnsi="Wingdings" w:eastAsia="Wingdings" w:cs="Wingdings"/>
+        <w:rFonts w:ascii="Wingdings" w:eastAsia="Wingdings" w:hAnsi="Wingdings" w:cs="Wingdings"/>
       </w:rPr>
     </w:lvl>
   </w:abstractNum>
-  <w:abstractNum w:abstractNumId="5" w15:restartNumberingAfterBreak="0">
+  <w:abstractNum w:abstractNumId="6" w15:restartNumberingAfterBreak="0">
     <w:nsid w:val="3287893A"/>
     <w:multiLevelType w:val="hybridMultilevel"/>
     <w:tmpl w:val="FFFFFFFF"/>
@@ -8460,7 +6956,7 @@
         <w:ind w:left="720" w:hanging="360"/>
       </w:pPr>
       <w:rPr>
-        <w:rFonts w:ascii="Symbol" w:hAnsi="Symbol" w:eastAsia="Symbol" w:cs="Symbol"/>
+        <w:rFonts w:ascii="Symbol" w:eastAsia="Symbol" w:hAnsi="Symbol" w:cs="Symbol"/>
       </w:rPr>
     </w:lvl>
     <w:lvl w:ilvl="1" w:tplc="3C9A69D0">
@@ -8472,7 +6968,7 @@
         <w:ind w:left="1440" w:hanging="360"/>
       </w:pPr>
       <w:rPr>
-        <w:rFonts w:ascii="Courier New" w:hAnsi="Courier New" w:eastAsia="Courier New" w:cs="Courier New"/>
+        <w:rFonts w:ascii="Courier New" w:eastAsia="Courier New" w:hAnsi="Courier New" w:cs="Courier New"/>
       </w:rPr>
     </w:lvl>
     <w:lvl w:ilvl="2" w:tplc="DA2448EE">
@@ -8484,7 +6980,7 @@
         <w:ind w:left="2160" w:hanging="360"/>
       </w:pPr>
       <w:rPr>
-        <w:rFonts w:ascii="Wingdings" w:hAnsi="Wingdings" w:eastAsia="Wingdings" w:cs="Wingdings"/>
+        <w:rFonts w:ascii="Wingdings" w:eastAsia="Wingdings" w:hAnsi="Wingdings" w:cs="Wingdings"/>
       </w:rPr>
     </w:lvl>
     <w:lvl w:ilvl="3" w:tplc="642AFE86">
@@ -8496,7 +6992,7 @@
         <w:ind w:left="2880" w:hanging="360"/>
       </w:pPr>
       <w:rPr>
-        <w:rFonts w:ascii="Symbol" w:hAnsi="Symbol" w:eastAsia="Symbol" w:cs="Symbol"/>
+        <w:rFonts w:ascii="Symbol" w:eastAsia="Symbol" w:hAnsi="Symbol" w:cs="Symbol"/>
       </w:rPr>
     </w:lvl>
     <w:lvl w:ilvl="4" w:tplc="0EBA493A">
@@ -8508,7 +7004,7 @@
         <w:ind w:left="3600" w:hanging="360"/>
       </w:pPr>
       <w:rPr>
-        <w:rFonts w:ascii="Courier New" w:hAnsi="Courier New" w:eastAsia="Courier New" w:cs="Courier New"/>
+        <w:rFonts w:ascii="Courier New" w:eastAsia="Courier New" w:hAnsi="Courier New" w:cs="Courier New"/>
       </w:rPr>
     </w:lvl>
     <w:lvl w:ilvl="5" w:tplc="C68469E2">
@@ -8520,7 +7016,7 @@
         <w:ind w:left="4320" w:hanging="360"/>
       </w:pPr>
       <w:rPr>
-        <w:rFonts w:ascii="Wingdings" w:hAnsi="Wingdings" w:eastAsia="Wingdings" w:cs="Wingdings"/>
+        <w:rFonts w:ascii="Wingdings" w:eastAsia="Wingdings" w:hAnsi="Wingdings" w:cs="Wingdings"/>
       </w:rPr>
     </w:lvl>
     <w:lvl w:ilvl="6" w:tplc="5F5CD8BC">
@@ -8532,7 +7028,7 @@
         <w:ind w:left="5040" w:hanging="360"/>
       </w:pPr>
       <w:rPr>
-        <w:rFonts w:ascii="Symbol" w:hAnsi="Symbol" w:eastAsia="Symbol" w:cs="Symbol"/>
+        <w:rFonts w:ascii="Symbol" w:eastAsia="Symbol" w:hAnsi="Symbol" w:cs="Symbol"/>
       </w:rPr>
     </w:lvl>
     <w:lvl w:ilvl="7" w:tplc="63820218">
@@ -8544,7 +7040,7 @@
         <w:ind w:left="5760" w:hanging="360"/>
       </w:pPr>
       <w:rPr>
-        <w:rFonts w:ascii="Courier New" w:hAnsi="Courier New" w:eastAsia="Courier New" w:cs="Courier New"/>
+        <w:rFonts w:ascii="Courier New" w:eastAsia="Courier New" w:hAnsi="Courier New" w:cs="Courier New"/>
       </w:rPr>
     </w:lvl>
     <w:lvl w:ilvl="8" w:tplc="D5A0138E">
@@ -8556,11 +7052,11 @@
         <w:ind w:left="6480" w:hanging="360"/>
       </w:pPr>
       <w:rPr>
-        <w:rFonts w:ascii="Wingdings" w:hAnsi="Wingdings" w:eastAsia="Wingdings" w:cs="Wingdings"/>
+        <w:rFonts w:ascii="Wingdings" w:eastAsia="Wingdings" w:hAnsi="Wingdings" w:cs="Wingdings"/>
       </w:rPr>
     </w:lvl>
   </w:abstractNum>
-  <w:abstractNum w:abstractNumId="6" w15:restartNumberingAfterBreak="0">
+  <w:abstractNum w:abstractNumId="7" w15:restartNumberingAfterBreak="0">
     <w:nsid w:val="3514A9D7"/>
     <w:multiLevelType w:val="hybridMultilevel"/>
     <w:tmpl w:val="FFFFFFFF"/>
@@ -8573,7 +7069,7 @@
         <w:ind w:left="720" w:hanging="360"/>
       </w:pPr>
       <w:rPr>
-        <w:rFonts w:ascii="Symbol" w:hAnsi="Symbol" w:eastAsia="Symbol" w:cs="Symbol"/>
+        <w:rFonts w:ascii="Symbol" w:eastAsia="Symbol" w:hAnsi="Symbol" w:cs="Symbol"/>
       </w:rPr>
     </w:lvl>
     <w:lvl w:ilvl="1" w:tplc="1C3CB4EA">
@@ -8585,7 +7081,7 @@
         <w:ind w:left="1440" w:hanging="360"/>
       </w:pPr>
       <w:rPr>
-        <w:rFonts w:ascii="Courier New" w:hAnsi="Courier New" w:eastAsia="Courier New" w:cs="Courier New"/>
+        <w:rFonts w:ascii="Courier New" w:eastAsia="Courier New" w:hAnsi="Courier New" w:cs="Courier New"/>
       </w:rPr>
     </w:lvl>
     <w:lvl w:ilvl="2" w:tplc="F5660924">
@@ -8597,7 +7093,7 @@
         <w:ind w:left="2160" w:hanging="360"/>
       </w:pPr>
       <w:rPr>
-        <w:rFonts w:ascii="Wingdings" w:hAnsi="Wingdings" w:eastAsia="Wingdings" w:cs="Wingdings"/>
+        <w:rFonts w:ascii="Wingdings" w:eastAsia="Wingdings" w:hAnsi="Wingdings" w:cs="Wingdings"/>
       </w:rPr>
     </w:lvl>
     <w:lvl w:ilvl="3" w:tplc="F6909276">
@@ -8609,7 +7105,7 @@
         <w:ind w:left="2880" w:hanging="360"/>
       </w:pPr>
       <w:rPr>
-        <w:rFonts w:ascii="Symbol" w:hAnsi="Symbol" w:eastAsia="Symbol" w:cs="Symbol"/>
+        <w:rFonts w:ascii="Symbol" w:eastAsia="Symbol" w:hAnsi="Symbol" w:cs="Symbol"/>
       </w:rPr>
     </w:lvl>
     <w:lvl w:ilvl="4" w:tplc="4EEABD4C">
@@ -8621,7 +7117,7 @@
         <w:ind w:left="3600" w:hanging="360"/>
       </w:pPr>
       <w:rPr>
-        <w:rFonts w:ascii="Courier New" w:hAnsi="Courier New" w:eastAsia="Courier New" w:cs="Courier New"/>
+        <w:rFonts w:ascii="Courier New" w:eastAsia="Courier New" w:hAnsi="Courier New" w:cs="Courier New"/>
       </w:rPr>
     </w:lvl>
     <w:lvl w:ilvl="5" w:tplc="B132599E">
@@ -8633,7 +7129,7 @@
         <w:ind w:left="4320" w:hanging="360"/>
       </w:pPr>
       <w:rPr>
-        <w:rFonts w:ascii="Wingdings" w:hAnsi="Wingdings" w:eastAsia="Wingdings" w:cs="Wingdings"/>
+        <w:rFonts w:ascii="Wingdings" w:eastAsia="Wingdings" w:hAnsi="Wingdings" w:cs="Wingdings"/>
       </w:rPr>
     </w:lvl>
     <w:lvl w:ilvl="6" w:tplc="79AC2A68">
@@ -8645,7 +7141,7 @@
         <w:ind w:left="5040" w:hanging="360"/>
       </w:pPr>
       <w:rPr>
-        <w:rFonts w:ascii="Symbol" w:hAnsi="Symbol" w:eastAsia="Symbol" w:cs="Symbol"/>
+        <w:rFonts w:ascii="Symbol" w:eastAsia="Symbol" w:hAnsi="Symbol" w:cs="Symbol"/>
       </w:rPr>
     </w:lvl>
     <w:lvl w:ilvl="7" w:tplc="60DC6AA4">
@@ -8657,7 +7153,7 @@
         <w:ind w:left="5760" w:hanging="360"/>
       </w:pPr>
       <w:rPr>
-        <w:rFonts w:ascii="Courier New" w:hAnsi="Courier New" w:eastAsia="Courier New" w:cs="Courier New"/>
+        <w:rFonts w:ascii="Courier New" w:eastAsia="Courier New" w:hAnsi="Courier New" w:cs="Courier New"/>
       </w:rPr>
     </w:lvl>
     <w:lvl w:ilvl="8" w:tplc="70BE83EA">
@@ -8669,11 +7165,237 @@
         <w:ind w:left="6480" w:hanging="360"/>
       </w:pPr>
       <w:rPr>
-        <w:rFonts w:ascii="Wingdings" w:hAnsi="Wingdings" w:eastAsia="Wingdings" w:cs="Wingdings"/>
+        <w:rFonts w:ascii="Wingdings" w:eastAsia="Wingdings" w:hAnsi="Wingdings" w:cs="Wingdings"/>
       </w:rPr>
     </w:lvl>
   </w:abstractNum>
-  <w:abstractNum w:abstractNumId="7" w15:restartNumberingAfterBreak="0">
+  <w:abstractNum w:abstractNumId="8" w15:restartNumberingAfterBreak="0">
+    <w:nsid w:val="35357B41"/>
+    <w:multiLevelType w:val="hybridMultilevel"/>
+    <w:tmpl w:val="CC7A05FC"/>
+    <w:lvl w:ilvl="0" w:tplc="FC12C12A">
+      <w:start w:val="1"/>
+      <w:numFmt w:val="bullet"/>
+      <w:lvlText w:val=""/>
+      <w:lvlJc w:val="left"/>
+      <w:pPr>
+        <w:ind w:left="720" w:hanging="360"/>
+      </w:pPr>
+      <w:rPr>
+        <w:rFonts w:ascii="Symbol" w:hAnsi="Symbol" w:hint="default"/>
+      </w:rPr>
+    </w:lvl>
+    <w:lvl w:ilvl="1" w:tplc="E1181800">
+      <w:start w:val="1"/>
+      <w:numFmt w:val="bullet"/>
+      <w:lvlText w:val="o"/>
+      <w:lvlJc w:val="left"/>
+      <w:pPr>
+        <w:ind w:left="1440" w:hanging="360"/>
+      </w:pPr>
+      <w:rPr>
+        <w:rFonts w:ascii="Courier New" w:hAnsi="Courier New" w:hint="default"/>
+      </w:rPr>
+    </w:lvl>
+    <w:lvl w:ilvl="2" w:tplc="3B629ECE">
+      <w:start w:val="1"/>
+      <w:numFmt w:val="bullet"/>
+      <w:lvlText w:val=""/>
+      <w:lvlJc w:val="left"/>
+      <w:pPr>
+        <w:ind w:left="2160" w:hanging="360"/>
+      </w:pPr>
+      <w:rPr>
+        <w:rFonts w:ascii="Wingdings" w:hAnsi="Wingdings" w:hint="default"/>
+      </w:rPr>
+    </w:lvl>
+    <w:lvl w:ilvl="3" w:tplc="BFFEFF32">
+      <w:start w:val="1"/>
+      <w:numFmt w:val="bullet"/>
+      <w:lvlText w:val=""/>
+      <w:lvlJc w:val="left"/>
+      <w:pPr>
+        <w:ind w:left="2880" w:hanging="360"/>
+      </w:pPr>
+      <w:rPr>
+        <w:rFonts w:ascii="Symbol" w:hAnsi="Symbol" w:hint="default"/>
+      </w:rPr>
+    </w:lvl>
+    <w:lvl w:ilvl="4" w:tplc="E5EC2270">
+      <w:start w:val="1"/>
+      <w:numFmt w:val="bullet"/>
+      <w:lvlText w:val="o"/>
+      <w:lvlJc w:val="left"/>
+      <w:pPr>
+        <w:ind w:left="3600" w:hanging="360"/>
+      </w:pPr>
+      <w:rPr>
+        <w:rFonts w:ascii="Courier New" w:hAnsi="Courier New" w:hint="default"/>
+      </w:rPr>
+    </w:lvl>
+    <w:lvl w:ilvl="5" w:tplc="98B04316">
+      <w:start w:val="1"/>
+      <w:numFmt w:val="bullet"/>
+      <w:lvlText w:val=""/>
+      <w:lvlJc w:val="left"/>
+      <w:pPr>
+        <w:ind w:left="4320" w:hanging="360"/>
+      </w:pPr>
+      <w:rPr>
+        <w:rFonts w:ascii="Wingdings" w:hAnsi="Wingdings" w:hint="default"/>
+      </w:rPr>
+    </w:lvl>
+    <w:lvl w:ilvl="6" w:tplc="2ABA8112">
+      <w:start w:val="1"/>
+      <w:numFmt w:val="bullet"/>
+      <w:lvlText w:val=""/>
+      <w:lvlJc w:val="left"/>
+      <w:pPr>
+        <w:ind w:left="5040" w:hanging="360"/>
+      </w:pPr>
+      <w:rPr>
+        <w:rFonts w:ascii="Symbol" w:hAnsi="Symbol" w:hint="default"/>
+      </w:rPr>
+    </w:lvl>
+    <w:lvl w:ilvl="7" w:tplc="EC7E258C">
+      <w:start w:val="1"/>
+      <w:numFmt w:val="bullet"/>
+      <w:lvlText w:val="o"/>
+      <w:lvlJc w:val="left"/>
+      <w:pPr>
+        <w:ind w:left="5760" w:hanging="360"/>
+      </w:pPr>
+      <w:rPr>
+        <w:rFonts w:ascii="Courier New" w:hAnsi="Courier New" w:hint="default"/>
+      </w:rPr>
+    </w:lvl>
+    <w:lvl w:ilvl="8" w:tplc="E71003E0">
+      <w:start w:val="1"/>
+      <w:numFmt w:val="bullet"/>
+      <w:lvlText w:val=""/>
+      <w:lvlJc w:val="left"/>
+      <w:pPr>
+        <w:ind w:left="6480" w:hanging="360"/>
+      </w:pPr>
+      <w:rPr>
+        <w:rFonts w:ascii="Wingdings" w:hAnsi="Wingdings" w:hint="default"/>
+      </w:rPr>
+    </w:lvl>
+  </w:abstractNum>
+  <w:abstractNum w:abstractNumId="9" w15:restartNumberingAfterBreak="0">
+    <w:nsid w:val="3C49C219"/>
+    <w:multiLevelType w:val="hybridMultilevel"/>
+    <w:tmpl w:val="5C5C8CB0"/>
+    <w:lvl w:ilvl="0" w:tplc="ACDA9BCA">
+      <w:start w:val="1"/>
+      <w:numFmt w:val="bullet"/>
+      <w:lvlText w:val=""/>
+      <w:lvlJc w:val="left"/>
+      <w:pPr>
+        <w:ind w:left="720" w:hanging="360"/>
+      </w:pPr>
+      <w:rPr>
+        <w:rFonts w:ascii="Symbol" w:hAnsi="Symbol" w:hint="default"/>
+      </w:rPr>
+    </w:lvl>
+    <w:lvl w:ilvl="1" w:tplc="36FA9C4A">
+      <w:start w:val="1"/>
+      <w:numFmt w:val="bullet"/>
+      <w:lvlText w:val="o"/>
+      <w:lvlJc w:val="left"/>
+      <w:pPr>
+        <w:ind w:left="1440" w:hanging="360"/>
+      </w:pPr>
+      <w:rPr>
+        <w:rFonts w:ascii="Courier New" w:hAnsi="Courier New" w:hint="default"/>
+      </w:rPr>
+    </w:lvl>
+    <w:lvl w:ilvl="2" w:tplc="5016F4D6">
+      <w:start w:val="1"/>
+      <w:numFmt w:val="bullet"/>
+      <w:lvlText w:val=""/>
+      <w:lvlJc w:val="left"/>
+      <w:pPr>
+        <w:ind w:left="2160" w:hanging="360"/>
+      </w:pPr>
+      <w:rPr>
+        <w:rFonts w:ascii="Wingdings" w:hAnsi="Wingdings" w:hint="default"/>
+      </w:rPr>
+    </w:lvl>
+    <w:lvl w:ilvl="3" w:tplc="4D4021C8">
+      <w:start w:val="1"/>
+      <w:numFmt w:val="bullet"/>
+      <w:lvlText w:val=""/>
+      <w:lvlJc w:val="left"/>
+      <w:pPr>
+        <w:ind w:left="2880" w:hanging="360"/>
+      </w:pPr>
+      <w:rPr>
+        <w:rFonts w:ascii="Symbol" w:hAnsi="Symbol" w:hint="default"/>
+      </w:rPr>
+    </w:lvl>
+    <w:lvl w:ilvl="4" w:tplc="598A6056">
+      <w:start w:val="1"/>
+      <w:numFmt w:val="bullet"/>
+      <w:lvlText w:val="o"/>
+      <w:lvlJc w:val="left"/>
+      <w:pPr>
+        <w:ind w:left="3600" w:hanging="360"/>
+      </w:pPr>
+      <w:rPr>
+        <w:rFonts w:ascii="Courier New" w:hAnsi="Courier New" w:hint="default"/>
+      </w:rPr>
+    </w:lvl>
+    <w:lvl w:ilvl="5" w:tplc="5B344DBC">
+      <w:start w:val="1"/>
+      <w:numFmt w:val="bullet"/>
+      <w:lvlText w:val=""/>
+      <w:lvlJc w:val="left"/>
+      <w:pPr>
+        <w:ind w:left="4320" w:hanging="360"/>
+      </w:pPr>
+      <w:rPr>
+        <w:rFonts w:ascii="Wingdings" w:hAnsi="Wingdings" w:hint="default"/>
+      </w:rPr>
+    </w:lvl>
+    <w:lvl w:ilvl="6" w:tplc="AA88A96A">
+      <w:start w:val="1"/>
+      <w:numFmt w:val="bullet"/>
+      <w:lvlText w:val=""/>
+      <w:lvlJc w:val="left"/>
+      <w:pPr>
+        <w:ind w:left="5040" w:hanging="360"/>
+      </w:pPr>
+      <w:rPr>
+        <w:rFonts w:ascii="Symbol" w:hAnsi="Symbol" w:hint="default"/>
+      </w:rPr>
+    </w:lvl>
+    <w:lvl w:ilvl="7" w:tplc="F7181B92">
+      <w:start w:val="1"/>
+      <w:numFmt w:val="bullet"/>
+      <w:lvlText w:val="o"/>
+      <w:lvlJc w:val="left"/>
+      <w:pPr>
+        <w:ind w:left="5760" w:hanging="360"/>
+      </w:pPr>
+      <w:rPr>
+        <w:rFonts w:ascii="Courier New" w:hAnsi="Courier New" w:hint="default"/>
+      </w:rPr>
+    </w:lvl>
+    <w:lvl w:ilvl="8" w:tplc="F7EEFEDA">
+      <w:start w:val="1"/>
+      <w:numFmt w:val="bullet"/>
+      <w:lvlText w:val=""/>
+      <w:lvlJc w:val="left"/>
+      <w:pPr>
+        <w:ind w:left="6480" w:hanging="360"/>
+      </w:pPr>
+      <w:rPr>
+        <w:rFonts w:ascii="Wingdings" w:hAnsi="Wingdings" w:hint="default"/>
+      </w:rPr>
+    </w:lvl>
+  </w:abstractNum>
+  <w:abstractNum w:abstractNumId="10" w15:restartNumberingAfterBreak="0">
     <w:nsid w:val="3F30CF83"/>
     <w:multiLevelType w:val="hybridMultilevel"/>
     <w:tmpl w:val="FFFFFFFF"/>
@@ -8686,7 +7408,7 @@
         <w:ind w:left="720" w:hanging="360"/>
       </w:pPr>
       <w:rPr>
-        <w:rFonts w:ascii="Symbol" w:hAnsi="Symbol" w:eastAsia="Symbol" w:cs="Symbol"/>
+        <w:rFonts w:ascii="Symbol" w:eastAsia="Symbol" w:hAnsi="Symbol" w:cs="Symbol"/>
       </w:rPr>
     </w:lvl>
     <w:lvl w:ilvl="1" w:tplc="AC548A1C">
@@ -8698,7 +7420,7 @@
         <w:ind w:left="1440" w:hanging="360"/>
       </w:pPr>
       <w:rPr>
-        <w:rFonts w:ascii="Courier New" w:hAnsi="Courier New" w:eastAsia="Courier New" w:cs="Courier New"/>
+        <w:rFonts w:ascii="Courier New" w:eastAsia="Courier New" w:hAnsi="Courier New" w:cs="Courier New"/>
       </w:rPr>
     </w:lvl>
     <w:lvl w:ilvl="2" w:tplc="C552985A">
@@ -8710,7 +7432,7 @@
         <w:ind w:left="2160" w:hanging="360"/>
       </w:pPr>
       <w:rPr>
-        <w:rFonts w:ascii="Wingdings" w:hAnsi="Wingdings" w:eastAsia="Wingdings" w:cs="Wingdings"/>
+        <w:rFonts w:ascii="Wingdings" w:eastAsia="Wingdings" w:hAnsi="Wingdings" w:cs="Wingdings"/>
       </w:rPr>
     </w:lvl>
     <w:lvl w:ilvl="3" w:tplc="1A34AD92">
@@ -8722,7 +7444,7 @@
         <w:ind w:left="2880" w:hanging="360"/>
       </w:pPr>
       <w:rPr>
-        <w:rFonts w:ascii="Symbol" w:hAnsi="Symbol" w:eastAsia="Symbol" w:cs="Symbol"/>
+        <w:rFonts w:ascii="Symbol" w:eastAsia="Symbol" w:hAnsi="Symbol" w:cs="Symbol"/>
       </w:rPr>
     </w:lvl>
     <w:lvl w:ilvl="4" w:tplc="2FDA2772">
@@ -8734,7 +7456,7 @@
         <w:ind w:left="3600" w:hanging="360"/>
       </w:pPr>
       <w:rPr>
-        <w:rFonts w:ascii="Courier New" w:hAnsi="Courier New" w:eastAsia="Courier New" w:cs="Courier New"/>
+        <w:rFonts w:ascii="Courier New" w:eastAsia="Courier New" w:hAnsi="Courier New" w:cs="Courier New"/>
       </w:rPr>
     </w:lvl>
     <w:lvl w:ilvl="5" w:tplc="A4305AFA">
@@ -8746,7 +7468,7 @@
         <w:ind w:left="4320" w:hanging="360"/>
       </w:pPr>
       <w:rPr>
-        <w:rFonts w:ascii="Wingdings" w:hAnsi="Wingdings" w:eastAsia="Wingdings" w:cs="Wingdings"/>
+        <w:rFonts w:ascii="Wingdings" w:eastAsia="Wingdings" w:hAnsi="Wingdings" w:cs="Wingdings"/>
       </w:rPr>
     </w:lvl>
     <w:lvl w:ilvl="6" w:tplc="927E7D76">
@@ -8758,7 +7480,7 @@
         <w:ind w:left="5040" w:hanging="360"/>
       </w:pPr>
       <w:rPr>
-        <w:rFonts w:ascii="Symbol" w:hAnsi="Symbol" w:eastAsia="Symbol" w:cs="Symbol"/>
+        <w:rFonts w:ascii="Symbol" w:eastAsia="Symbol" w:hAnsi="Symbol" w:cs="Symbol"/>
       </w:rPr>
     </w:lvl>
     <w:lvl w:ilvl="7" w:tplc="B80424EA">
@@ -8770,7 +7492,7 @@
         <w:ind w:left="5760" w:hanging="360"/>
       </w:pPr>
       <w:rPr>
-        <w:rFonts w:ascii="Courier New" w:hAnsi="Courier New" w:eastAsia="Courier New" w:cs="Courier New"/>
+        <w:rFonts w:ascii="Courier New" w:eastAsia="Courier New" w:hAnsi="Courier New" w:cs="Courier New"/>
       </w:rPr>
     </w:lvl>
     <w:lvl w:ilvl="8" w:tplc="A86264E4">
@@ -8782,11 +7504,124 @@
         <w:ind w:left="6480" w:hanging="360"/>
       </w:pPr>
       <w:rPr>
-        <w:rFonts w:ascii="Wingdings" w:hAnsi="Wingdings" w:eastAsia="Wingdings" w:cs="Wingdings"/>
+        <w:rFonts w:ascii="Wingdings" w:eastAsia="Wingdings" w:hAnsi="Wingdings" w:cs="Wingdings"/>
       </w:rPr>
     </w:lvl>
   </w:abstractNum>
-  <w:abstractNum w:abstractNumId="8" w15:restartNumberingAfterBreak="0">
+  <w:abstractNum w:abstractNumId="11" w15:restartNumberingAfterBreak="0">
+    <w:nsid w:val="405D24D2"/>
+    <w:multiLevelType w:val="hybridMultilevel"/>
+    <w:tmpl w:val="128CD064"/>
+    <w:lvl w:ilvl="0" w:tplc="353831C8">
+      <w:start w:val="1"/>
+      <w:numFmt w:val="bullet"/>
+      <w:lvlText w:val=""/>
+      <w:lvlJc w:val="left"/>
+      <w:pPr>
+        <w:ind w:left="720" w:hanging="360"/>
+      </w:pPr>
+      <w:rPr>
+        <w:rFonts w:ascii="Symbol" w:hAnsi="Symbol" w:hint="default"/>
+      </w:rPr>
+    </w:lvl>
+    <w:lvl w:ilvl="1" w:tplc="35068B56">
+      <w:start w:val="1"/>
+      <w:numFmt w:val="bullet"/>
+      <w:lvlText w:val="o"/>
+      <w:lvlJc w:val="left"/>
+      <w:pPr>
+        <w:ind w:left="1440" w:hanging="360"/>
+      </w:pPr>
+      <w:rPr>
+        <w:rFonts w:ascii="Courier New" w:hAnsi="Courier New" w:hint="default"/>
+      </w:rPr>
+    </w:lvl>
+    <w:lvl w:ilvl="2" w:tplc="DDDA8E8C">
+      <w:start w:val="1"/>
+      <w:numFmt w:val="bullet"/>
+      <w:lvlText w:val=""/>
+      <w:lvlJc w:val="left"/>
+      <w:pPr>
+        <w:ind w:left="2160" w:hanging="360"/>
+      </w:pPr>
+      <w:rPr>
+        <w:rFonts w:ascii="Wingdings" w:hAnsi="Wingdings" w:hint="default"/>
+      </w:rPr>
+    </w:lvl>
+    <w:lvl w:ilvl="3" w:tplc="0482728E">
+      <w:start w:val="1"/>
+      <w:numFmt w:val="bullet"/>
+      <w:lvlText w:val=""/>
+      <w:lvlJc w:val="left"/>
+      <w:pPr>
+        <w:ind w:left="2880" w:hanging="360"/>
+      </w:pPr>
+      <w:rPr>
+        <w:rFonts w:ascii="Symbol" w:hAnsi="Symbol" w:hint="default"/>
+      </w:rPr>
+    </w:lvl>
+    <w:lvl w:ilvl="4" w:tplc="2008430E">
+      <w:start w:val="1"/>
+      <w:numFmt w:val="bullet"/>
+      <w:lvlText w:val="o"/>
+      <w:lvlJc w:val="left"/>
+      <w:pPr>
+        <w:ind w:left="3600" w:hanging="360"/>
+      </w:pPr>
+      <w:rPr>
+        <w:rFonts w:ascii="Courier New" w:hAnsi="Courier New" w:hint="default"/>
+      </w:rPr>
+    </w:lvl>
+    <w:lvl w:ilvl="5" w:tplc="CDFA6506">
+      <w:start w:val="1"/>
+      <w:numFmt w:val="bullet"/>
+      <w:lvlText w:val=""/>
+      <w:lvlJc w:val="left"/>
+      <w:pPr>
+        <w:ind w:left="4320" w:hanging="360"/>
+      </w:pPr>
+      <w:rPr>
+        <w:rFonts w:ascii="Wingdings" w:hAnsi="Wingdings" w:hint="default"/>
+      </w:rPr>
+    </w:lvl>
+    <w:lvl w:ilvl="6" w:tplc="F9527BC0">
+      <w:start w:val="1"/>
+      <w:numFmt w:val="bullet"/>
+      <w:lvlText w:val=""/>
+      <w:lvlJc w:val="left"/>
+      <w:pPr>
+        <w:ind w:left="5040" w:hanging="360"/>
+      </w:pPr>
+      <w:rPr>
+        <w:rFonts w:ascii="Symbol" w:hAnsi="Symbol" w:hint="default"/>
+      </w:rPr>
+    </w:lvl>
+    <w:lvl w:ilvl="7" w:tplc="E5CE8B6C">
+      <w:start w:val="1"/>
+      <w:numFmt w:val="bullet"/>
+      <w:lvlText w:val="o"/>
+      <w:lvlJc w:val="left"/>
+      <w:pPr>
+        <w:ind w:left="5760" w:hanging="360"/>
+      </w:pPr>
+      <w:rPr>
+        <w:rFonts w:ascii="Courier New" w:hAnsi="Courier New" w:hint="default"/>
+      </w:rPr>
+    </w:lvl>
+    <w:lvl w:ilvl="8" w:tplc="2C60D752">
+      <w:start w:val="1"/>
+      <w:numFmt w:val="bullet"/>
+      <w:lvlText w:val=""/>
+      <w:lvlJc w:val="left"/>
+      <w:pPr>
+        <w:ind w:left="6480" w:hanging="360"/>
+      </w:pPr>
+      <w:rPr>
+        <w:rFonts w:ascii="Wingdings" w:hAnsi="Wingdings" w:hint="default"/>
+      </w:rPr>
+    </w:lvl>
+  </w:abstractNum>
+  <w:abstractNum w:abstractNumId="12" w15:restartNumberingAfterBreak="0">
     <w:nsid w:val="45E04FE4"/>
     <w:multiLevelType w:val="hybridMultilevel"/>
     <w:tmpl w:val="FFFFFFFF"/>
@@ -8799,7 +7634,7 @@
         <w:ind w:left="720" w:hanging="360"/>
       </w:pPr>
       <w:rPr>
-        <w:rFonts w:ascii="Symbol" w:hAnsi="Symbol" w:eastAsia="Symbol" w:cs="Symbol"/>
+        <w:rFonts w:ascii="Symbol" w:eastAsia="Symbol" w:hAnsi="Symbol" w:cs="Symbol"/>
       </w:rPr>
     </w:lvl>
     <w:lvl w:ilvl="1" w:tplc="C1FEA6AC">
@@ -8811,7 +7646,7 @@
         <w:ind w:left="1440" w:hanging="360"/>
       </w:pPr>
       <w:rPr>
-        <w:rFonts w:ascii="Courier New" w:hAnsi="Courier New" w:eastAsia="Courier New" w:cs="Courier New"/>
+        <w:rFonts w:ascii="Courier New" w:eastAsia="Courier New" w:hAnsi="Courier New" w:cs="Courier New"/>
       </w:rPr>
     </w:lvl>
     <w:lvl w:ilvl="2" w:tplc="90BE33C0">
@@ -8823,7 +7658,7 @@
         <w:ind w:left="2160" w:hanging="360"/>
       </w:pPr>
       <w:rPr>
-        <w:rFonts w:ascii="Wingdings" w:hAnsi="Wingdings" w:eastAsia="Wingdings" w:cs="Wingdings"/>
+        <w:rFonts w:ascii="Wingdings" w:eastAsia="Wingdings" w:hAnsi="Wingdings" w:cs="Wingdings"/>
       </w:rPr>
     </w:lvl>
     <w:lvl w:ilvl="3" w:tplc="A8847FBA">
@@ -8835,7 +7670,7 @@
         <w:ind w:left="2880" w:hanging="360"/>
       </w:pPr>
       <w:rPr>
-        <w:rFonts w:ascii="Symbol" w:hAnsi="Symbol" w:eastAsia="Symbol" w:cs="Symbol"/>
+        <w:rFonts w:ascii="Symbol" w:eastAsia="Symbol" w:hAnsi="Symbol" w:cs="Symbol"/>
       </w:rPr>
     </w:lvl>
     <w:lvl w:ilvl="4" w:tplc="8D3CB496">
@@ -8847,7 +7682,7 @@
         <w:ind w:left="3600" w:hanging="360"/>
       </w:pPr>
       <w:rPr>
-        <w:rFonts w:ascii="Courier New" w:hAnsi="Courier New" w:eastAsia="Courier New" w:cs="Courier New"/>
+        <w:rFonts w:ascii="Courier New" w:eastAsia="Courier New" w:hAnsi="Courier New" w:cs="Courier New"/>
       </w:rPr>
     </w:lvl>
     <w:lvl w:ilvl="5" w:tplc="5406F2F8">
@@ -8859,7 +7694,7 @@
         <w:ind w:left="4320" w:hanging="360"/>
       </w:pPr>
       <w:rPr>
-        <w:rFonts w:ascii="Wingdings" w:hAnsi="Wingdings" w:eastAsia="Wingdings" w:cs="Wingdings"/>
+        <w:rFonts w:ascii="Wingdings" w:eastAsia="Wingdings" w:hAnsi="Wingdings" w:cs="Wingdings"/>
       </w:rPr>
     </w:lvl>
     <w:lvl w:ilvl="6" w:tplc="A22AADC8">
@@ -8871,7 +7706,7 @@
         <w:ind w:left="5040" w:hanging="360"/>
       </w:pPr>
       <w:rPr>
-        <w:rFonts w:ascii="Symbol" w:hAnsi="Symbol" w:eastAsia="Symbol" w:cs="Symbol"/>
+        <w:rFonts w:ascii="Symbol" w:eastAsia="Symbol" w:hAnsi="Symbol" w:cs="Symbol"/>
       </w:rPr>
     </w:lvl>
     <w:lvl w:ilvl="7" w:tplc="7ECCC2B6">
@@ -8883,7 +7718,7 @@
         <w:ind w:left="5760" w:hanging="360"/>
       </w:pPr>
       <w:rPr>
-        <w:rFonts w:ascii="Courier New" w:hAnsi="Courier New" w:eastAsia="Courier New" w:cs="Courier New"/>
+        <w:rFonts w:ascii="Courier New" w:eastAsia="Courier New" w:hAnsi="Courier New" w:cs="Courier New"/>
       </w:rPr>
     </w:lvl>
     <w:lvl w:ilvl="8" w:tplc="4802EAD6">
@@ -8895,11 +7730,11 @@
         <w:ind w:left="6480" w:hanging="360"/>
       </w:pPr>
       <w:rPr>
-        <w:rFonts w:ascii="Wingdings" w:hAnsi="Wingdings" w:eastAsia="Wingdings" w:cs="Wingdings"/>
+        <w:rFonts w:ascii="Wingdings" w:eastAsia="Wingdings" w:hAnsi="Wingdings" w:cs="Wingdings"/>
       </w:rPr>
     </w:lvl>
   </w:abstractNum>
-  <w:abstractNum w:abstractNumId="9" w15:restartNumberingAfterBreak="0">
+  <w:abstractNum w:abstractNumId="13" w15:restartNumberingAfterBreak="0">
     <w:nsid w:val="4609E876"/>
     <w:multiLevelType w:val="hybridMultilevel"/>
     <w:tmpl w:val="FFFFFFFF"/>
@@ -8912,7 +7747,7 @@
         <w:ind w:left="720" w:hanging="360"/>
       </w:pPr>
       <w:rPr>
-        <w:rFonts w:ascii="Symbol" w:hAnsi="Symbol" w:eastAsia="Symbol" w:cs="Symbol"/>
+        <w:rFonts w:ascii="Symbol" w:eastAsia="Symbol" w:hAnsi="Symbol" w:cs="Symbol"/>
       </w:rPr>
     </w:lvl>
     <w:lvl w:ilvl="1" w:tplc="DFFEB9B8">
@@ -8924,7 +7759,7 @@
         <w:ind w:left="1440" w:hanging="360"/>
       </w:pPr>
       <w:rPr>
-        <w:rFonts w:ascii="Courier New" w:hAnsi="Courier New" w:eastAsia="Courier New" w:cs="Courier New"/>
+        <w:rFonts w:ascii="Courier New" w:eastAsia="Courier New" w:hAnsi="Courier New" w:cs="Courier New"/>
       </w:rPr>
     </w:lvl>
     <w:lvl w:ilvl="2" w:tplc="647EAE7C">
@@ -8936,7 +7771,7 @@
         <w:ind w:left="2160" w:hanging="360"/>
       </w:pPr>
       <w:rPr>
-        <w:rFonts w:ascii="Wingdings" w:hAnsi="Wingdings" w:eastAsia="Wingdings" w:cs="Wingdings"/>
+        <w:rFonts w:ascii="Wingdings" w:eastAsia="Wingdings" w:hAnsi="Wingdings" w:cs="Wingdings"/>
       </w:rPr>
     </w:lvl>
     <w:lvl w:ilvl="3" w:tplc="5D32BD06">
@@ -8948,7 +7783,7 @@
         <w:ind w:left="2880" w:hanging="360"/>
       </w:pPr>
       <w:rPr>
-        <w:rFonts w:ascii="Symbol" w:hAnsi="Symbol" w:eastAsia="Symbol" w:cs="Symbol"/>
+        <w:rFonts w:ascii="Symbol" w:eastAsia="Symbol" w:hAnsi="Symbol" w:cs="Symbol"/>
       </w:rPr>
     </w:lvl>
     <w:lvl w:ilvl="4" w:tplc="FEF22708">
@@ -8960,7 +7795,7 @@
         <w:ind w:left="3600" w:hanging="360"/>
       </w:pPr>
       <w:rPr>
-        <w:rFonts w:ascii="Courier New" w:hAnsi="Courier New" w:eastAsia="Courier New" w:cs="Courier New"/>
+        <w:rFonts w:ascii="Courier New" w:eastAsia="Courier New" w:hAnsi="Courier New" w:cs="Courier New"/>
       </w:rPr>
     </w:lvl>
     <w:lvl w:ilvl="5" w:tplc="CB8C3DD0">
@@ -8972,7 +7807,7 @@
         <w:ind w:left="4320" w:hanging="360"/>
       </w:pPr>
       <w:rPr>
-        <w:rFonts w:ascii="Wingdings" w:hAnsi="Wingdings" w:eastAsia="Wingdings" w:cs="Wingdings"/>
+        <w:rFonts w:ascii="Wingdings" w:eastAsia="Wingdings" w:hAnsi="Wingdings" w:cs="Wingdings"/>
       </w:rPr>
     </w:lvl>
     <w:lvl w:ilvl="6" w:tplc="9EAC9BB0">
@@ -8984,7 +7819,7 @@
         <w:ind w:left="5040" w:hanging="360"/>
       </w:pPr>
       <w:rPr>
-        <w:rFonts w:ascii="Symbol" w:hAnsi="Symbol" w:eastAsia="Symbol" w:cs="Symbol"/>
+        <w:rFonts w:ascii="Symbol" w:eastAsia="Symbol" w:hAnsi="Symbol" w:cs="Symbol"/>
       </w:rPr>
     </w:lvl>
     <w:lvl w:ilvl="7" w:tplc="49189BB8">
@@ -8996,7 +7831,7 @@
         <w:ind w:left="5760" w:hanging="360"/>
       </w:pPr>
       <w:rPr>
-        <w:rFonts w:ascii="Courier New" w:hAnsi="Courier New" w:eastAsia="Courier New" w:cs="Courier New"/>
+        <w:rFonts w:ascii="Courier New" w:eastAsia="Courier New" w:hAnsi="Courier New" w:cs="Courier New"/>
       </w:rPr>
     </w:lvl>
     <w:lvl w:ilvl="8" w:tplc="71F663D2">
@@ -9008,11 +7843,11 @@
         <w:ind w:left="6480" w:hanging="360"/>
       </w:pPr>
       <w:rPr>
-        <w:rFonts w:ascii="Wingdings" w:hAnsi="Wingdings" w:eastAsia="Wingdings" w:cs="Wingdings"/>
+        <w:rFonts w:ascii="Wingdings" w:eastAsia="Wingdings" w:hAnsi="Wingdings" w:cs="Wingdings"/>
       </w:rPr>
     </w:lvl>
   </w:abstractNum>
-  <w:abstractNum w:abstractNumId="10" w15:restartNumberingAfterBreak="0">
+  <w:abstractNum w:abstractNumId="14" w15:restartNumberingAfterBreak="0">
     <w:nsid w:val="519CEEB7"/>
     <w:multiLevelType w:val="hybridMultilevel"/>
     <w:tmpl w:val="FFFFFFFF"/>
@@ -9025,7 +7860,7 @@
         <w:ind w:left="720" w:hanging="360"/>
       </w:pPr>
       <w:rPr>
-        <w:rFonts w:ascii="Symbol" w:hAnsi="Symbol" w:eastAsia="Symbol" w:cs="Symbol"/>
+        <w:rFonts w:ascii="Symbol" w:eastAsia="Symbol" w:hAnsi="Symbol" w:cs="Symbol"/>
       </w:rPr>
     </w:lvl>
     <w:lvl w:ilvl="1" w:tplc="6A8036DA">
@@ -9037,7 +7872,7 @@
         <w:ind w:left="1440" w:hanging="360"/>
       </w:pPr>
       <w:rPr>
-        <w:rFonts w:ascii="Courier New" w:hAnsi="Courier New" w:eastAsia="Courier New" w:cs="Courier New"/>
+        <w:rFonts w:ascii="Courier New" w:eastAsia="Courier New" w:hAnsi="Courier New" w:cs="Courier New"/>
       </w:rPr>
     </w:lvl>
     <w:lvl w:ilvl="2" w:tplc="B32EA024">
@@ -9049,7 +7884,7 @@
         <w:ind w:left="2160" w:hanging="360"/>
       </w:pPr>
       <w:rPr>
-        <w:rFonts w:ascii="Wingdings" w:hAnsi="Wingdings" w:eastAsia="Wingdings" w:cs="Wingdings"/>
+        <w:rFonts w:ascii="Wingdings" w:eastAsia="Wingdings" w:hAnsi="Wingdings" w:cs="Wingdings"/>
       </w:rPr>
     </w:lvl>
     <w:lvl w:ilvl="3" w:tplc="162CF9DA">
@@ -9061,7 +7896,7 @@
         <w:ind w:left="2880" w:hanging="360"/>
       </w:pPr>
       <w:rPr>
-        <w:rFonts w:ascii="Symbol" w:hAnsi="Symbol" w:eastAsia="Symbol" w:cs="Symbol"/>
+        <w:rFonts w:ascii="Symbol" w:eastAsia="Symbol" w:hAnsi="Symbol" w:cs="Symbol"/>
       </w:rPr>
     </w:lvl>
     <w:lvl w:ilvl="4" w:tplc="C2E8E0DA">
@@ -9073,7 +7908,7 @@
         <w:ind w:left="3600" w:hanging="360"/>
       </w:pPr>
       <w:rPr>
-        <w:rFonts w:ascii="Courier New" w:hAnsi="Courier New" w:eastAsia="Courier New" w:cs="Courier New"/>
+        <w:rFonts w:ascii="Courier New" w:eastAsia="Courier New" w:hAnsi="Courier New" w:cs="Courier New"/>
       </w:rPr>
     </w:lvl>
     <w:lvl w:ilvl="5" w:tplc="BED0A698">
@@ -9085,7 +7920,7 @@
         <w:ind w:left="4320" w:hanging="360"/>
       </w:pPr>
       <w:rPr>
-        <w:rFonts w:ascii="Wingdings" w:hAnsi="Wingdings" w:eastAsia="Wingdings" w:cs="Wingdings"/>
+        <w:rFonts w:ascii="Wingdings" w:eastAsia="Wingdings" w:hAnsi="Wingdings" w:cs="Wingdings"/>
       </w:rPr>
     </w:lvl>
     <w:lvl w:ilvl="6" w:tplc="836E9294">
@@ -9097,7 +7932,7 @@
         <w:ind w:left="5040" w:hanging="360"/>
       </w:pPr>
       <w:rPr>
-        <w:rFonts w:ascii="Symbol" w:hAnsi="Symbol" w:eastAsia="Symbol" w:cs="Symbol"/>
+        <w:rFonts w:ascii="Symbol" w:eastAsia="Symbol" w:hAnsi="Symbol" w:cs="Symbol"/>
       </w:rPr>
     </w:lvl>
     <w:lvl w:ilvl="7" w:tplc="B97A2A06">
@@ -9109,7 +7944,7 @@
         <w:ind w:left="5760" w:hanging="360"/>
       </w:pPr>
       <w:rPr>
-        <w:rFonts w:ascii="Courier New" w:hAnsi="Courier New" w:eastAsia="Courier New" w:cs="Courier New"/>
+        <w:rFonts w:ascii="Courier New" w:eastAsia="Courier New" w:hAnsi="Courier New" w:cs="Courier New"/>
       </w:rPr>
     </w:lvl>
     <w:lvl w:ilvl="8" w:tplc="8F288208">
@@ -9121,11 +7956,11 @@
         <w:ind w:left="6480" w:hanging="360"/>
       </w:pPr>
       <w:rPr>
-        <w:rFonts w:ascii="Wingdings" w:hAnsi="Wingdings" w:eastAsia="Wingdings" w:cs="Wingdings"/>
+        <w:rFonts w:ascii="Wingdings" w:eastAsia="Wingdings" w:hAnsi="Wingdings" w:cs="Wingdings"/>
       </w:rPr>
     </w:lvl>
   </w:abstractNum>
-  <w:abstractNum w:abstractNumId="11" w15:restartNumberingAfterBreak="0">
+  <w:abstractNum w:abstractNumId="15" w15:restartNumberingAfterBreak="0">
     <w:nsid w:val="5DC007D1"/>
     <w:multiLevelType w:val="hybridMultilevel"/>
     <w:tmpl w:val="FFFFFFFF"/>
@@ -9138,7 +7973,7 @@
         <w:ind w:left="720" w:hanging="360"/>
       </w:pPr>
       <w:rPr>
-        <w:rFonts w:ascii="Symbol" w:hAnsi="Symbol" w:eastAsia="Symbol" w:cs="Symbol"/>
+        <w:rFonts w:ascii="Symbol" w:eastAsia="Symbol" w:hAnsi="Symbol" w:cs="Symbol"/>
       </w:rPr>
     </w:lvl>
     <w:lvl w:ilvl="1" w:tplc="E35CCFC6">
@@ -9150,7 +7985,7 @@
         <w:ind w:left="1440" w:hanging="360"/>
       </w:pPr>
       <w:rPr>
-        <w:rFonts w:ascii="Courier New" w:hAnsi="Courier New" w:eastAsia="Courier New" w:cs="Courier New"/>
+        <w:rFonts w:ascii="Courier New" w:eastAsia="Courier New" w:hAnsi="Courier New" w:cs="Courier New"/>
       </w:rPr>
     </w:lvl>
     <w:lvl w:ilvl="2" w:tplc="5E6CC064">
@@ -9162,7 +7997,7 @@
         <w:ind w:left="2160" w:hanging="360"/>
       </w:pPr>
       <w:rPr>
-        <w:rFonts w:ascii="Wingdings" w:hAnsi="Wingdings" w:eastAsia="Wingdings" w:cs="Wingdings"/>
+        <w:rFonts w:ascii="Wingdings" w:eastAsia="Wingdings" w:hAnsi="Wingdings" w:cs="Wingdings"/>
       </w:rPr>
     </w:lvl>
     <w:lvl w:ilvl="3" w:tplc="5F50E0AE">
@@ -9174,7 +8009,7 @@
         <w:ind w:left="2880" w:hanging="360"/>
       </w:pPr>
       <w:rPr>
-        <w:rFonts w:ascii="Symbol" w:hAnsi="Symbol" w:eastAsia="Symbol" w:cs="Symbol"/>
+        <w:rFonts w:ascii="Symbol" w:eastAsia="Symbol" w:hAnsi="Symbol" w:cs="Symbol"/>
       </w:rPr>
     </w:lvl>
     <w:lvl w:ilvl="4" w:tplc="061EE594">
@@ -9186,7 +8021,7 @@
         <w:ind w:left="3600" w:hanging="360"/>
       </w:pPr>
       <w:rPr>
-        <w:rFonts w:ascii="Courier New" w:hAnsi="Courier New" w:eastAsia="Courier New" w:cs="Courier New"/>
+        <w:rFonts w:ascii="Courier New" w:eastAsia="Courier New" w:hAnsi="Courier New" w:cs="Courier New"/>
       </w:rPr>
     </w:lvl>
     <w:lvl w:ilvl="5" w:tplc="DE422A34">
@@ -9198,7 +8033,7 @@
         <w:ind w:left="4320" w:hanging="360"/>
       </w:pPr>
       <w:rPr>
-        <w:rFonts w:ascii="Wingdings" w:hAnsi="Wingdings" w:eastAsia="Wingdings" w:cs="Wingdings"/>
+        <w:rFonts w:ascii="Wingdings" w:eastAsia="Wingdings" w:hAnsi="Wingdings" w:cs="Wingdings"/>
       </w:rPr>
     </w:lvl>
     <w:lvl w:ilvl="6" w:tplc="8B26CC20">
@@ -9210,7 +8045,7 @@
         <w:ind w:left="5040" w:hanging="360"/>
       </w:pPr>
       <w:rPr>
-        <w:rFonts w:ascii="Symbol" w:hAnsi="Symbol" w:eastAsia="Symbol" w:cs="Symbol"/>
+        <w:rFonts w:ascii="Symbol" w:eastAsia="Symbol" w:hAnsi="Symbol" w:cs="Symbol"/>
       </w:rPr>
     </w:lvl>
     <w:lvl w:ilvl="7" w:tplc="A748F028">
@@ -9222,7 +8057,7 @@
         <w:ind w:left="5760" w:hanging="360"/>
       </w:pPr>
       <w:rPr>
-        <w:rFonts w:ascii="Courier New" w:hAnsi="Courier New" w:eastAsia="Courier New" w:cs="Courier New"/>
+        <w:rFonts w:ascii="Courier New" w:eastAsia="Courier New" w:hAnsi="Courier New" w:cs="Courier New"/>
       </w:rPr>
     </w:lvl>
     <w:lvl w:ilvl="8" w:tplc="AE884252">
@@ -9234,11 +8069,11 @@
         <w:ind w:left="6480" w:hanging="360"/>
       </w:pPr>
       <w:rPr>
-        <w:rFonts w:ascii="Wingdings" w:hAnsi="Wingdings" w:eastAsia="Wingdings" w:cs="Wingdings"/>
+        <w:rFonts w:ascii="Wingdings" w:eastAsia="Wingdings" w:hAnsi="Wingdings" w:cs="Wingdings"/>
       </w:rPr>
     </w:lvl>
   </w:abstractNum>
-  <w:abstractNum w:abstractNumId="12" w15:restartNumberingAfterBreak="0">
+  <w:abstractNum w:abstractNumId="16" w15:restartNumberingAfterBreak="0">
     <w:nsid w:val="66E03B27"/>
     <w:multiLevelType w:val="hybridMultilevel"/>
     <w:tmpl w:val="FFFFFFFF"/>
@@ -9251,7 +8086,7 @@
         <w:ind w:left="720" w:hanging="360"/>
       </w:pPr>
       <w:rPr>
-        <w:rFonts w:ascii="Symbol" w:hAnsi="Symbol" w:eastAsia="Symbol" w:cs="Symbol"/>
+        <w:rFonts w:ascii="Symbol" w:eastAsia="Symbol" w:hAnsi="Symbol" w:cs="Symbol"/>
       </w:rPr>
     </w:lvl>
     <w:lvl w:ilvl="1" w:tplc="82267CB4">
@@ -9263,7 +8098,7 @@
         <w:ind w:left="1440" w:hanging="360"/>
       </w:pPr>
       <w:rPr>
-        <w:rFonts w:ascii="Courier New" w:hAnsi="Courier New" w:eastAsia="Courier New" w:cs="Courier New"/>
+        <w:rFonts w:ascii="Courier New" w:eastAsia="Courier New" w:hAnsi="Courier New" w:cs="Courier New"/>
       </w:rPr>
     </w:lvl>
     <w:lvl w:ilvl="2" w:tplc="9F22794E">
@@ -9275,7 +8110,7 @@
         <w:ind w:left="2160" w:hanging="360"/>
       </w:pPr>
       <w:rPr>
-        <w:rFonts w:ascii="Wingdings" w:hAnsi="Wingdings" w:eastAsia="Wingdings" w:cs="Wingdings"/>
+        <w:rFonts w:ascii="Wingdings" w:eastAsia="Wingdings" w:hAnsi="Wingdings" w:cs="Wingdings"/>
       </w:rPr>
     </w:lvl>
     <w:lvl w:ilvl="3" w:tplc="2C8E9704">
@@ -9287,7 +8122,7 @@
         <w:ind w:left="2880" w:hanging="360"/>
       </w:pPr>
       <w:rPr>
-        <w:rFonts w:ascii="Symbol" w:hAnsi="Symbol" w:eastAsia="Symbol" w:cs="Symbol"/>
+        <w:rFonts w:ascii="Symbol" w:eastAsia="Symbol" w:hAnsi="Symbol" w:cs="Symbol"/>
       </w:rPr>
     </w:lvl>
     <w:lvl w:ilvl="4" w:tplc="E95AE2EE">
@@ -9299,7 +8134,7 @@
         <w:ind w:left="3600" w:hanging="360"/>
       </w:pPr>
       <w:rPr>
-        <w:rFonts w:ascii="Courier New" w:hAnsi="Courier New" w:eastAsia="Courier New" w:cs="Courier New"/>
+        <w:rFonts w:ascii="Courier New" w:eastAsia="Courier New" w:hAnsi="Courier New" w:cs="Courier New"/>
       </w:rPr>
     </w:lvl>
     <w:lvl w:ilvl="5" w:tplc="720CD9C0">
@@ -9311,7 +8146,7 @@
         <w:ind w:left="4320" w:hanging="360"/>
       </w:pPr>
       <w:rPr>
-        <w:rFonts w:ascii="Wingdings" w:hAnsi="Wingdings" w:eastAsia="Wingdings" w:cs="Wingdings"/>
+        <w:rFonts w:ascii="Wingdings" w:eastAsia="Wingdings" w:hAnsi="Wingdings" w:cs="Wingdings"/>
       </w:rPr>
     </w:lvl>
     <w:lvl w:ilvl="6" w:tplc="200A864A">
@@ -9323,7 +8158,7 @@
         <w:ind w:left="5040" w:hanging="360"/>
       </w:pPr>
       <w:rPr>
-        <w:rFonts w:ascii="Symbol" w:hAnsi="Symbol" w:eastAsia="Symbol" w:cs="Symbol"/>
+        <w:rFonts w:ascii="Symbol" w:eastAsia="Symbol" w:hAnsi="Symbol" w:cs="Symbol"/>
       </w:rPr>
     </w:lvl>
     <w:lvl w:ilvl="7" w:tplc="57944934">
@@ -9335,7 +8170,7 @@
         <w:ind w:left="5760" w:hanging="360"/>
       </w:pPr>
       <w:rPr>
-        <w:rFonts w:ascii="Courier New" w:hAnsi="Courier New" w:eastAsia="Courier New" w:cs="Courier New"/>
+        <w:rFonts w:ascii="Courier New" w:eastAsia="Courier New" w:hAnsi="Courier New" w:cs="Courier New"/>
       </w:rPr>
     </w:lvl>
     <w:lvl w:ilvl="8" w:tplc="B1A6B2D4">
@@ -9347,11 +8182,124 @@
         <w:ind w:left="6480" w:hanging="360"/>
       </w:pPr>
       <w:rPr>
-        <w:rFonts w:ascii="Wingdings" w:hAnsi="Wingdings" w:eastAsia="Wingdings" w:cs="Wingdings"/>
+        <w:rFonts w:ascii="Wingdings" w:eastAsia="Wingdings" w:hAnsi="Wingdings" w:cs="Wingdings"/>
       </w:rPr>
     </w:lvl>
   </w:abstractNum>
-  <w:abstractNum w:abstractNumId="13" w15:restartNumberingAfterBreak="0">
+  <w:abstractNum w:abstractNumId="17" w15:restartNumberingAfterBreak="0">
+    <w:nsid w:val="6AFF5D59"/>
+    <w:multiLevelType w:val="hybridMultilevel"/>
+    <w:tmpl w:val="89DC34F0"/>
+    <w:lvl w:ilvl="0" w:tplc="3654955A">
+      <w:start w:val="1"/>
+      <w:numFmt w:val="bullet"/>
+      <w:lvlText w:val=""/>
+      <w:lvlJc w:val="left"/>
+      <w:pPr>
+        <w:ind w:left="720" w:hanging="360"/>
+      </w:pPr>
+      <w:rPr>
+        <w:rFonts w:ascii="Symbol" w:hAnsi="Symbol" w:hint="default"/>
+      </w:rPr>
+    </w:lvl>
+    <w:lvl w:ilvl="1" w:tplc="3A08BDA4">
+      <w:start w:val="1"/>
+      <w:numFmt w:val="bullet"/>
+      <w:lvlText w:val="o"/>
+      <w:lvlJc w:val="left"/>
+      <w:pPr>
+        <w:ind w:left="1440" w:hanging="360"/>
+      </w:pPr>
+      <w:rPr>
+        <w:rFonts w:ascii="Courier New" w:hAnsi="Courier New" w:hint="default"/>
+      </w:rPr>
+    </w:lvl>
+    <w:lvl w:ilvl="2" w:tplc="C826EA20">
+      <w:start w:val="1"/>
+      <w:numFmt w:val="bullet"/>
+      <w:lvlText w:val=""/>
+      <w:lvlJc w:val="left"/>
+      <w:pPr>
+        <w:ind w:left="2160" w:hanging="360"/>
+      </w:pPr>
+      <w:rPr>
+        <w:rFonts w:ascii="Wingdings" w:hAnsi="Wingdings" w:hint="default"/>
+      </w:rPr>
+    </w:lvl>
+    <w:lvl w:ilvl="3" w:tplc="68F4CB7A">
+      <w:start w:val="1"/>
+      <w:numFmt w:val="bullet"/>
+      <w:lvlText w:val=""/>
+      <w:lvlJc w:val="left"/>
+      <w:pPr>
+        <w:ind w:left="2880" w:hanging="360"/>
+      </w:pPr>
+      <w:rPr>
+        <w:rFonts w:ascii="Symbol" w:hAnsi="Symbol" w:hint="default"/>
+      </w:rPr>
+    </w:lvl>
+    <w:lvl w:ilvl="4" w:tplc="A8D6B440">
+      <w:start w:val="1"/>
+      <w:numFmt w:val="bullet"/>
+      <w:lvlText w:val="o"/>
+      <w:lvlJc w:val="left"/>
+      <w:pPr>
+        <w:ind w:left="3600" w:hanging="360"/>
+      </w:pPr>
+      <w:rPr>
+        <w:rFonts w:ascii="Courier New" w:hAnsi="Courier New" w:hint="default"/>
+      </w:rPr>
+    </w:lvl>
+    <w:lvl w:ilvl="5" w:tplc="92BEED4C">
+      <w:start w:val="1"/>
+      <w:numFmt w:val="bullet"/>
+      <w:lvlText w:val=""/>
+      <w:lvlJc w:val="left"/>
+      <w:pPr>
+        <w:ind w:left="4320" w:hanging="360"/>
+      </w:pPr>
+      <w:rPr>
+        <w:rFonts w:ascii="Wingdings" w:hAnsi="Wingdings" w:hint="default"/>
+      </w:rPr>
+    </w:lvl>
+    <w:lvl w:ilvl="6" w:tplc="2A20555C">
+      <w:start w:val="1"/>
+      <w:numFmt w:val="bullet"/>
+      <w:lvlText w:val=""/>
+      <w:lvlJc w:val="left"/>
+      <w:pPr>
+        <w:ind w:left="5040" w:hanging="360"/>
+      </w:pPr>
+      <w:rPr>
+        <w:rFonts w:ascii="Symbol" w:hAnsi="Symbol" w:hint="default"/>
+      </w:rPr>
+    </w:lvl>
+    <w:lvl w:ilvl="7" w:tplc="0724336E">
+      <w:start w:val="1"/>
+      <w:numFmt w:val="bullet"/>
+      <w:lvlText w:val="o"/>
+      <w:lvlJc w:val="left"/>
+      <w:pPr>
+        <w:ind w:left="5760" w:hanging="360"/>
+      </w:pPr>
+      <w:rPr>
+        <w:rFonts w:ascii="Courier New" w:hAnsi="Courier New" w:hint="default"/>
+      </w:rPr>
+    </w:lvl>
+    <w:lvl w:ilvl="8" w:tplc="53869690">
+      <w:start w:val="1"/>
+      <w:numFmt w:val="bullet"/>
+      <w:lvlText w:val=""/>
+      <w:lvlJc w:val="left"/>
+      <w:pPr>
+        <w:ind w:left="6480" w:hanging="360"/>
+      </w:pPr>
+      <w:rPr>
+        <w:rFonts w:ascii="Wingdings" w:hAnsi="Wingdings" w:hint="default"/>
+      </w:rPr>
+    </w:lvl>
+  </w:abstractNum>
+  <w:abstractNum w:abstractNumId="18" w15:restartNumberingAfterBreak="0">
     <w:nsid w:val="7AB65FE4"/>
     <w:multiLevelType w:val="hybridMultilevel"/>
     <w:tmpl w:val="FFFFFFFF"/>
@@ -9437,75 +8385,75 @@
       </w:pPr>
     </w:lvl>
   </w:abstractNum>
-  <w:num w:numId="19">
-    <w:abstractNumId w:val="18"/>
+  <w:num w:numId="1" w16cid:durableId="1018048813">
+    <w:abstractNumId w:val="1"/>
   </w:num>
-  <w:num w:numId="18">
+  <w:num w:numId="2" w16cid:durableId="48963445">
+    <w:abstractNumId w:val="11"/>
+  </w:num>
+  <w:num w:numId="3" w16cid:durableId="1072117881">
     <w:abstractNumId w:val="17"/>
   </w:num>
-  <w:num w:numId="17">
-    <w:abstractNumId w:val="16"/>
+  <w:num w:numId="4" w16cid:durableId="1500578927">
+    <w:abstractNumId w:val="8"/>
   </w:num>
-  <w:num w:numId="16">
-    <w:abstractNumId w:val="15"/>
+  <w:num w:numId="5" w16cid:durableId="1815371311">
+    <w:abstractNumId w:val="9"/>
   </w:num>
-  <w:num w:numId="15">
-    <w:abstractNumId w:val="14"/>
-  </w:num>
-  <w:num w:numId="1" w16cid:durableId="581454682">
-    <w:abstractNumId w:val="13"/>
+  <w:num w:numId="6" w16cid:durableId="581454682">
+    <w:abstractNumId w:val="18"/>
     <w:lvlOverride w:ilvl="0">
       <w:startOverride w:val="1"/>
     </w:lvlOverride>
   </w:num>
-  <w:num w:numId="2" w16cid:durableId="305822346">
+  <w:num w:numId="7" w16cid:durableId="305822346">
     <w:abstractNumId w:val="0"/>
   </w:num>
-  <w:num w:numId="3" w16cid:durableId="90243923">
-    <w:abstractNumId w:val="11"/>
+  <w:num w:numId="8" w16cid:durableId="90243923">
+    <w:abstractNumId w:val="15"/>
   </w:num>
-  <w:num w:numId="4" w16cid:durableId="496574216">
+  <w:num w:numId="9" w16cid:durableId="496574216">
+    <w:abstractNumId w:val="4"/>
+  </w:num>
+  <w:num w:numId="10" w16cid:durableId="946431463">
+    <w:abstractNumId w:val="14"/>
+  </w:num>
+  <w:num w:numId="11" w16cid:durableId="534729814">
+    <w:abstractNumId w:val="6"/>
+  </w:num>
+  <w:num w:numId="12" w16cid:durableId="1077746041">
     <w:abstractNumId w:val="3"/>
   </w:num>
-  <w:num w:numId="5" w16cid:durableId="946431463">
+  <w:num w:numId="13" w16cid:durableId="185482675">
     <w:abstractNumId w:val="10"/>
   </w:num>
-  <w:num w:numId="6" w16cid:durableId="534729814">
-    <w:abstractNumId w:val="5"/>
+  <w:num w:numId="14" w16cid:durableId="70781589">
+    <w:abstractNumId w:val="13"/>
   </w:num>
-  <w:num w:numId="7" w16cid:durableId="1077746041">
+  <w:num w:numId="15" w16cid:durableId="1174878297">
+    <w:abstractNumId w:val="12"/>
+  </w:num>
+  <w:num w:numId="16" w16cid:durableId="1731461695">
+    <w:abstractNumId w:val="16"/>
+  </w:num>
+  <w:num w:numId="17" w16cid:durableId="1577787384">
     <w:abstractNumId w:val="2"/>
   </w:num>
-  <w:num w:numId="8" w16cid:durableId="185482675">
+  <w:num w:numId="18" w16cid:durableId="32703806">
     <w:abstractNumId w:val="7"/>
   </w:num>
-  <w:num w:numId="9" w16cid:durableId="70781589">
-    <w:abstractNumId w:val="9"/>
-  </w:num>
-  <w:num w:numId="10" w16cid:durableId="1174878297">
-    <w:abstractNumId w:val="8"/>
-  </w:num>
-  <w:num w:numId="11" w16cid:durableId="1731461695">
-    <w:abstractNumId w:val="12"/>
-  </w:num>
-  <w:num w:numId="12" w16cid:durableId="1577787384">
-    <w:abstractNumId w:val="1"/>
-  </w:num>
-  <w:num w:numId="13" w16cid:durableId="32703806">
-    <w:abstractNumId w:val="6"/>
-  </w:num>
-  <w:num w:numId="14" w16cid:durableId="149367375">
-    <w:abstractNumId w:val="4"/>
+  <w:num w:numId="19" w16cid:durableId="149367375">
+    <w:abstractNumId w:val="5"/>
   </w:num>
 </w:numbering>
 </file>
 
 <file path=word/styles.xml><?xml version="1.0" encoding="utf-8"?>
-<w:styles xmlns:mc="http://schemas.openxmlformats.org/markup-compatibility/2006" xmlns:r="http://schemas.openxmlformats.org/officeDocument/2006/relationships" xmlns:w="http://schemas.openxmlformats.org/wordprocessingml/2006/main" xmlns:w14="http://schemas.microsoft.com/office/word/2010/wordml" xmlns:w15="http://schemas.microsoft.com/office/word/2012/wordml" xmlns:w16cex="http://schemas.microsoft.com/office/word/2018/wordml/cex" xmlns:w16cid="http://schemas.microsoft.com/office/word/2016/wordml/cid" xmlns:w16="http://schemas.microsoft.com/office/word/2018/wordml" xmlns:w16du="http://schemas.microsoft.com/office/word/2023/wordml/word16du" xmlns:w16sdtdh="http://schemas.microsoft.com/office/word/2020/wordml/sdtdatahash" xmlns:w16sdtfl="http://schemas.microsoft.com/office/word/2024/wordml/sdtformatlock" xmlns:w16se="http://schemas.microsoft.com/office/word/2015/wordml/symex" mc:Ignorable="w14 w15 w16se w16cid w16 w16cex w16sdtdh w16sdtfl w16du">
+<w:styles xmlns:mc="http://schemas.openxmlformats.org/markup-compatibility/2006" xmlns:r="http://schemas.openxmlformats.org/officeDocument/2006/relationships" xmlns:w="http://schemas.openxmlformats.org/wordprocessingml/2006/main" xmlns:w14="http://schemas.microsoft.com/office/word/2010/wordml" xmlns:w15="http://schemas.microsoft.com/office/word/2012/wordml" xmlns:w16cex="http://schemas.microsoft.com/office/word/2018/wordml/cex" xmlns:w16cid="http://schemas.microsoft.com/office/word/2016/wordml/cid" xmlns:w16="http://schemas.microsoft.com/office/word/2018/wordml" xmlns:w16sdtdh="http://schemas.microsoft.com/office/word/2020/wordml/sdtdatahash" xmlns:w16se="http://schemas.microsoft.com/office/word/2015/wordml/symex" mc:Ignorable="w14 w15 w16se w16cid w16 w16cex w16sdtdh">
   <w:docDefaults>
     <w:rPrDefault>
       <w:rPr>
-        <w:rFonts w:asciiTheme="minorHAnsi" w:hAnsiTheme="minorHAnsi" w:eastAsiaTheme="minorEastAsia" w:cstheme="minorBidi"/>
+        <w:rFonts w:asciiTheme="minorHAnsi" w:eastAsiaTheme="minorEastAsia" w:hAnsiTheme="minorHAnsi" w:cstheme="minorBidi"/>
         <w:sz w:val="24"/>
         <w:szCs w:val="24"/>
         <w:lang w:val="en-US" w:eastAsia="ja-JP" w:bidi="ar-SA"/>
@@ -9520,14 +8468,14 @@
   <w:latentStyles w:defLockedState="0" w:defUIPriority="99" w:defSemiHidden="0" w:defUnhideWhenUsed="0" w:defQFormat="0" w:count="376">
     <w:lsdException w:name="Normal" w:uiPriority="0" w:qFormat="1"/>
     <w:lsdException w:name="heading 1" w:uiPriority="9" w:qFormat="1"/>
-    <w:lsdException w:name="heading 2" w:uiPriority="9" w:semiHidden="1" w:unhideWhenUsed="1" w:qFormat="1"/>
-    <w:lsdException w:name="heading 3" w:uiPriority="9" w:semiHidden="1" w:unhideWhenUsed="1" w:qFormat="1"/>
-    <w:lsdException w:name="heading 4" w:uiPriority="9" w:semiHidden="1" w:unhideWhenUsed="1" w:qFormat="1"/>
-    <w:lsdException w:name="heading 5" w:uiPriority="9" w:semiHidden="1" w:unhideWhenUsed="1" w:qFormat="1"/>
-    <w:lsdException w:name="heading 6" w:uiPriority="9" w:semiHidden="1" w:unhideWhenUsed="1" w:qFormat="1"/>
-    <w:lsdException w:name="heading 7" w:uiPriority="9" w:semiHidden="1" w:unhideWhenUsed="1" w:qFormat="1"/>
-    <w:lsdException w:name="heading 8" w:uiPriority="9" w:semiHidden="1" w:unhideWhenUsed="1" w:qFormat="1"/>
-    <w:lsdException w:name="heading 9" w:uiPriority="9" w:semiHidden="1" w:unhideWhenUsed="1" w:qFormat="1"/>
+    <w:lsdException w:name="heading 2" w:semiHidden="1" w:uiPriority="9" w:unhideWhenUsed="1" w:qFormat="1"/>
+    <w:lsdException w:name="heading 3" w:semiHidden="1" w:uiPriority="9" w:unhideWhenUsed="1" w:qFormat="1"/>
+    <w:lsdException w:name="heading 4" w:semiHidden="1" w:uiPriority="9" w:unhideWhenUsed="1" w:qFormat="1"/>
+    <w:lsdException w:name="heading 5" w:semiHidden="1" w:uiPriority="9" w:unhideWhenUsed="1" w:qFormat="1"/>
+    <w:lsdException w:name="heading 6" w:semiHidden="1" w:uiPriority="9" w:unhideWhenUsed="1" w:qFormat="1"/>
+    <w:lsdException w:name="heading 7" w:semiHidden="1" w:uiPriority="9" w:unhideWhenUsed="1" w:qFormat="1"/>
+    <w:lsdException w:name="heading 8" w:semiHidden="1" w:uiPriority="9" w:unhideWhenUsed="1" w:qFormat="1"/>
+    <w:lsdException w:name="heading 9" w:semiHidden="1" w:uiPriority="9" w:unhideWhenUsed="1" w:qFormat="1"/>
     <w:lsdException w:name="index 1" w:semiHidden="1" w:unhideWhenUsed="1"/>
     <w:lsdException w:name="index 2" w:semiHidden="1" w:unhideWhenUsed="1"/>
     <w:lsdException w:name="index 3" w:semiHidden="1" w:unhideWhenUsed="1"/>
@@ -9537,22 +8485,22 @@
     <w:lsdException w:name="index 7" w:semiHidden="1" w:unhideWhenUsed="1"/>
     <w:lsdException w:name="index 8" w:semiHidden="1" w:unhideWhenUsed="1"/>
     <w:lsdException w:name="index 9" w:semiHidden="1" w:unhideWhenUsed="1"/>
-    <w:lsdException w:name="toc 1" w:uiPriority="39" w:semiHidden="1" w:unhideWhenUsed="1"/>
-    <w:lsdException w:name="toc 2" w:uiPriority="39" w:semiHidden="1" w:unhideWhenUsed="1"/>
-    <w:lsdException w:name="toc 3" w:uiPriority="39" w:semiHidden="1" w:unhideWhenUsed="1"/>
-    <w:lsdException w:name="toc 4" w:uiPriority="39" w:semiHidden="1" w:unhideWhenUsed="1"/>
-    <w:lsdException w:name="toc 5" w:uiPriority="39" w:semiHidden="1" w:unhideWhenUsed="1"/>
-    <w:lsdException w:name="toc 6" w:uiPriority="39" w:semiHidden="1" w:unhideWhenUsed="1"/>
-    <w:lsdException w:name="toc 7" w:uiPriority="39" w:semiHidden="1" w:unhideWhenUsed="1"/>
-    <w:lsdException w:name="toc 8" w:uiPriority="39" w:semiHidden="1" w:unhideWhenUsed="1"/>
-    <w:lsdException w:name="toc 9" w:uiPriority="39" w:semiHidden="1" w:unhideWhenUsed="1"/>
+    <w:lsdException w:name="toc 1" w:semiHidden="1" w:uiPriority="39" w:unhideWhenUsed="1"/>
+    <w:lsdException w:name="toc 2" w:semiHidden="1" w:uiPriority="39" w:unhideWhenUsed="1"/>
+    <w:lsdException w:name="toc 3" w:semiHidden="1" w:uiPriority="39" w:unhideWhenUsed="1"/>
+    <w:lsdException w:name="toc 4" w:semiHidden="1" w:uiPriority="39" w:unhideWhenUsed="1"/>
+    <w:lsdException w:name="toc 5" w:semiHidden="1" w:uiPriority="39" w:unhideWhenUsed="1"/>
+    <w:lsdException w:name="toc 6" w:semiHidden="1" w:uiPriority="39" w:unhideWhenUsed="1"/>
+    <w:lsdException w:name="toc 7" w:semiHidden="1" w:uiPriority="39" w:unhideWhenUsed="1"/>
+    <w:lsdException w:name="toc 8" w:semiHidden="1" w:uiPriority="39" w:unhideWhenUsed="1"/>
+    <w:lsdException w:name="toc 9" w:semiHidden="1" w:uiPriority="39" w:unhideWhenUsed="1"/>
     <w:lsdException w:name="Normal Indent" w:semiHidden="1" w:unhideWhenUsed="1"/>
     <w:lsdException w:name="footnote text" w:semiHidden="1" w:unhideWhenUsed="1"/>
     <w:lsdException w:name="annotation text" w:semiHidden="1" w:unhideWhenUsed="1"/>
     <w:lsdException w:name="header" w:semiHidden="1" w:unhideWhenUsed="1"/>
     <w:lsdException w:name="footer" w:semiHidden="1" w:unhideWhenUsed="1"/>
     <w:lsdException w:name="index heading" w:semiHidden="1" w:unhideWhenUsed="1"/>
-    <w:lsdException w:name="caption" w:uiPriority="35" w:semiHidden="1" w:unhideWhenUsed="1" w:qFormat="1"/>
+    <w:lsdException w:name="caption" w:semiHidden="1" w:uiPriority="35" w:unhideWhenUsed="1" w:qFormat="1"/>
     <w:lsdException w:name="table of figures" w:semiHidden="1" w:unhideWhenUsed="1"/>
     <w:lsdException w:name="envelope address" w:semiHidden="1" w:unhideWhenUsed="1"/>
     <w:lsdException w:name="envelope return" w:semiHidden="1" w:unhideWhenUsed="1"/>
@@ -9583,7 +8531,7 @@
     <w:lsdException w:name="Title" w:uiPriority="10" w:qFormat="1"/>
     <w:lsdException w:name="Closing" w:semiHidden="1" w:unhideWhenUsed="1"/>
     <w:lsdException w:name="Signature" w:semiHidden="1" w:unhideWhenUsed="1"/>
-    <w:lsdException w:name="Default Paragraph Font" w:uiPriority="1" w:semiHidden="1" w:unhideWhenUsed="1"/>
+    <w:lsdException w:name="Default Paragraph Font" w:semiHidden="1" w:uiPriority="1" w:unhideWhenUsed="1"/>
     <w:lsdException w:name="Body Text" w:semiHidden="1" w:unhideWhenUsed="1"/>
     <w:lsdException w:name="Body Text Indent" w:semiHidden="1" w:unhideWhenUsed="1"/>
     <w:lsdException w:name="List Continue" w:semiHidden="1" w:unhideWhenUsed="1"/>
@@ -9783,8 +8731,8 @@
     <w:lsdException w:name="Subtle Reference" w:uiPriority="31" w:qFormat="1"/>
     <w:lsdException w:name="Intense Reference" w:uiPriority="32" w:qFormat="1"/>
     <w:lsdException w:name="Book Title" w:uiPriority="33" w:qFormat="1"/>
-    <w:lsdException w:name="Bibliography" w:uiPriority="37" w:semiHidden="1" w:unhideWhenUsed="1"/>
-    <w:lsdException w:name="TOC Heading" w:uiPriority="39" w:semiHidden="1" w:unhideWhenUsed="1" w:qFormat="1"/>
+    <w:lsdException w:name="Bibliography" w:semiHidden="1" w:uiPriority="37" w:unhideWhenUsed="1"/>
+    <w:lsdException w:name="TOC Heading" w:semiHidden="1" w:uiPriority="39" w:unhideWhenUsed="1" w:qFormat="1"/>
     <w:lsdException w:name="Plain Table 1" w:uiPriority="41"/>
     <w:lsdException w:name="Plain Table 2" w:uiPriority="42"/>
     <w:lsdException w:name="Plain Table 3" w:uiPriority="43"/>
@@ -9895,7 +8843,7 @@
     <w:lsdException w:name="Unresolved Mention" w:semiHidden="1" w:unhideWhenUsed="1"/>
     <w:lsdException w:name="Smart Link" w:semiHidden="1" w:unhideWhenUsed="1"/>
   </w:latentStyles>
-  <w:style w:type="paragraph" w:styleId="Normal" w:default="1">
+  <w:style w:type="paragraph" w:default="1" w:styleId="Normal">
     <w:name w:val="Normal"/>
     <w:qFormat/>
   </w:style>
@@ -9913,7 +8861,7 @@
       <w:outlineLvl w:val="0"/>
     </w:pPr>
     <w:rPr>
-      <w:rFonts w:asciiTheme="majorHAnsi" w:hAnsiTheme="majorHAnsi" w:eastAsiaTheme="majorEastAsia" w:cstheme="majorBidi"/>
+      <w:rFonts w:asciiTheme="majorHAnsi" w:eastAsiaTheme="majorEastAsia" w:hAnsiTheme="majorHAnsi" w:cstheme="majorBidi"/>
       <w:color w:val="0F4761"/>
       <w:sz w:val="40"/>
       <w:szCs w:val="40"/>
@@ -9934,7 +8882,7 @@
       <w:outlineLvl w:val="1"/>
     </w:pPr>
     <w:rPr>
-      <w:rFonts w:asciiTheme="majorHAnsi" w:hAnsiTheme="majorHAnsi" w:eastAsiaTheme="majorEastAsia" w:cstheme="majorBidi"/>
+      <w:rFonts w:asciiTheme="majorHAnsi" w:eastAsiaTheme="majorEastAsia" w:hAnsiTheme="majorHAnsi" w:cstheme="majorBidi"/>
       <w:color w:val="0F4761"/>
       <w:sz w:val="32"/>
       <w:szCs w:val="32"/>
@@ -10081,13 +9029,13 @@
       <w:color w:val="272727"/>
     </w:rPr>
   </w:style>
-  <w:style w:type="character" w:styleId="DefaultParagraphFont" w:default="1">
+  <w:style w:type="character" w:default="1" w:styleId="DefaultParagraphFont">
     <w:name w:val="Default Paragraph Font"/>
     <w:uiPriority w:val="1"/>
     <w:semiHidden/>
     <w:unhideWhenUsed/>
   </w:style>
-  <w:style w:type="table" w:styleId="TableNormal" w:default="1">
+  <w:style w:type="table" w:default="1" w:styleId="TableNormal">
     <w:name w:val="Normal Table"/>
     <w:uiPriority w:val="99"/>
     <w:semiHidden/>
@@ -10102,37 +9050,37 @@
       </w:tblCellMar>
     </w:tblPr>
   </w:style>
-  <w:style w:type="numbering" w:styleId="NoList" w:default="1">
+  <w:style w:type="numbering" w:default="1" w:styleId="NoList">
     <w:name w:val="No List"/>
     <w:uiPriority w:val="99"/>
     <w:semiHidden/>
     <w:unhideWhenUsed/>
   </w:style>
-  <w:style w:type="character" w:styleId="Heading1Char" w:customStyle="1">
+  <w:style w:type="character" w:customStyle="1" w:styleId="Heading1Char">
     <w:name w:val="Heading 1 Char"/>
     <w:basedOn w:val="DefaultParagraphFont"/>
     <w:link w:val="Heading1"/>
     <w:uiPriority w:val="9"/>
     <w:rPr>
-      <w:rFonts w:asciiTheme="majorHAnsi" w:hAnsiTheme="majorHAnsi" w:eastAsiaTheme="majorEastAsia" w:cstheme="majorBidi"/>
+      <w:rFonts w:asciiTheme="majorHAnsi" w:eastAsiaTheme="majorEastAsia" w:hAnsiTheme="majorHAnsi" w:cstheme="majorBidi"/>
       <w:color w:val="0F4761"/>
       <w:sz w:val="40"/>
       <w:szCs w:val="40"/>
     </w:rPr>
   </w:style>
-  <w:style w:type="character" w:styleId="Heading2Char" w:customStyle="1">
+  <w:style w:type="character" w:customStyle="1" w:styleId="Heading2Char">
     <w:name w:val="Heading 2 Char"/>
     <w:basedOn w:val="DefaultParagraphFont"/>
     <w:link w:val="Heading2"/>
     <w:uiPriority w:val="9"/>
     <w:rPr>
-      <w:rFonts w:asciiTheme="majorHAnsi" w:hAnsiTheme="majorHAnsi" w:eastAsiaTheme="majorEastAsia" w:cstheme="majorBidi"/>
+      <w:rFonts w:asciiTheme="majorHAnsi" w:eastAsiaTheme="majorEastAsia" w:hAnsiTheme="majorHAnsi" w:cstheme="majorBidi"/>
       <w:color w:val="0F4761"/>
       <w:sz w:val="32"/>
       <w:szCs w:val="32"/>
     </w:rPr>
   </w:style>
-  <w:style w:type="character" w:styleId="Heading3Char" w:customStyle="1">
+  <w:style w:type="character" w:customStyle="1" w:styleId="Heading3Char">
     <w:name w:val="Heading 3 Char"/>
     <w:basedOn w:val="DefaultParagraphFont"/>
     <w:link w:val="Heading3"/>
@@ -10144,7 +9092,7 @@
       <w:szCs w:val="28"/>
     </w:rPr>
   </w:style>
-  <w:style w:type="character" w:styleId="Heading4Char" w:customStyle="1">
+  <w:style w:type="character" w:customStyle="1" w:styleId="Heading4Char">
     <w:name w:val="Heading 4 Char"/>
     <w:basedOn w:val="DefaultParagraphFont"/>
     <w:link w:val="Heading4"/>
@@ -10156,7 +9104,7 @@
       <w:color w:val="0F4761"/>
     </w:rPr>
   </w:style>
-  <w:style w:type="character" w:styleId="Heading5Char" w:customStyle="1">
+  <w:style w:type="character" w:customStyle="1" w:styleId="Heading5Char">
     <w:name w:val="Heading 5 Char"/>
     <w:basedOn w:val="DefaultParagraphFont"/>
     <w:link w:val="Heading5"/>
@@ -10166,7 +9114,7 @@
       <w:color w:val="0F4761"/>
     </w:rPr>
   </w:style>
-  <w:style w:type="character" w:styleId="Heading6Char" w:customStyle="1">
+  <w:style w:type="character" w:customStyle="1" w:styleId="Heading6Char">
     <w:name w:val="Heading 6 Char"/>
     <w:basedOn w:val="DefaultParagraphFont"/>
     <w:link w:val="Heading6"/>
@@ -10178,7 +9126,7 @@
       <w:color w:val="595959"/>
     </w:rPr>
   </w:style>
-  <w:style w:type="character" w:styleId="Heading7Char" w:customStyle="1">
+  <w:style w:type="character" w:customStyle="1" w:styleId="Heading7Char">
     <w:name w:val="Heading 7 Char"/>
     <w:basedOn w:val="DefaultParagraphFont"/>
     <w:link w:val="Heading7"/>
@@ -10188,7 +9136,7 @@
       <w:color w:val="595959"/>
     </w:rPr>
   </w:style>
-  <w:style w:type="character" w:styleId="Heading8Char" w:customStyle="1">
+  <w:style w:type="character" w:customStyle="1" w:styleId="Heading8Char">
     <w:name w:val="Heading 8 Char"/>
     <w:basedOn w:val="DefaultParagraphFont"/>
     <w:link w:val="Heading8"/>
@@ -10200,7 +9148,7 @@
       <w:color w:val="272727"/>
     </w:rPr>
   </w:style>
-  <w:style w:type="character" w:styleId="Heading9Char" w:customStyle="1">
+  <w:style w:type="character" w:customStyle="1" w:styleId="Heading9Char">
     <w:name w:val="Heading 9 Char"/>
     <w:basedOn w:val="DefaultParagraphFont"/>
     <w:link w:val="Heading9"/>
@@ -10210,13 +9158,13 @@
       <w:color w:val="272727"/>
     </w:rPr>
   </w:style>
-  <w:style w:type="character" w:styleId="TitleChar" w:customStyle="1">
+  <w:style w:type="character" w:customStyle="1" w:styleId="TitleChar">
     <w:name w:val="Title Char"/>
     <w:basedOn w:val="DefaultParagraphFont"/>
     <w:link w:val="Title"/>
     <w:uiPriority w:val="10"/>
     <w:rPr>
-      <w:rFonts w:asciiTheme="majorHAnsi" w:hAnsiTheme="majorHAnsi" w:eastAsiaTheme="majorEastAsia" w:cstheme="majorBidi"/>
+      <w:rFonts w:asciiTheme="majorHAnsi" w:eastAsiaTheme="majorEastAsia" w:hAnsiTheme="majorHAnsi" w:cstheme="majorBidi"/>
       <w:spacing w:val="-10"/>
       <w:kern w:val="28"/>
       <w:sz w:val="56"/>
@@ -10235,14 +9183,14 @@
       <w:contextualSpacing/>
     </w:pPr>
     <w:rPr>
-      <w:rFonts w:asciiTheme="majorHAnsi" w:hAnsiTheme="majorHAnsi" w:eastAsiaTheme="majorEastAsia" w:cstheme="majorBidi"/>
+      <w:rFonts w:asciiTheme="majorHAnsi" w:eastAsiaTheme="majorEastAsia" w:hAnsiTheme="majorHAnsi" w:cstheme="majorBidi"/>
       <w:spacing w:val="-10"/>
       <w:kern w:val="28"/>
       <w:sz w:val="56"/>
       <w:szCs w:val="56"/>
     </w:rPr>
   </w:style>
-  <w:style w:type="character" w:styleId="SubtitleChar" w:customStyle="1">
+  <w:style w:type="character" w:customStyle="1" w:styleId="SubtitleChar">
     <w:name w:val="Subtitle Char"/>
     <w:basedOn w:val="DefaultParagraphFont"/>
     <w:link w:val="Subtitle"/>
@@ -10286,7 +9234,7 @@
       <w:color w:val="0F4761"/>
     </w:rPr>
   </w:style>
-  <w:style w:type="character" w:styleId="QuoteChar" w:customStyle="1">
+  <w:style w:type="character" w:customStyle="1" w:styleId="QuoteChar">
     <w:name w:val="Quote Char"/>
     <w:basedOn w:val="DefaultParagraphFont"/>
     <w:link w:val="Quote"/>
@@ -10314,7 +9262,7 @@
       <w:color w:val="404040"/>
     </w:rPr>
   </w:style>
-  <w:style w:type="character" w:styleId="IntenseQuoteChar" w:customStyle="1">
+  <w:style w:type="character" w:customStyle="1" w:styleId="IntenseQuoteChar">
     <w:name w:val="Intense Quote Char"/>
     <w:basedOn w:val="DefaultParagraphFont"/>
     <w:link w:val="IntenseQuote"/>
@@ -10334,8 +9282,8 @@
     <w:qFormat/>
     <w:pPr>
       <w:pBdr>
-        <w:top w:val="single" w:color="0F4761" w:sz="4" w:space="10"/>
-        <w:bottom w:val="single" w:color="0F4761" w:sz="4" w:space="10"/>
+        <w:top w:val="single" w:sz="4" w:space="10" w:color="0F4761"/>
+        <w:bottom w:val="single" w:sz="4" w:space="10" w:color="0F4761"/>
       </w:pBdr>
       <w:spacing w:before="360" w:after="360"/>
       <w:ind w:left="864" w:right="864"/>
@@ -10370,12 +9318,12 @@
     </w:pPr>
     <w:tblPr>
       <w:tblBorders>
-        <w:top w:val="single" w:color="000000" w:sz="4" w:space="0"/>
-        <w:left w:val="single" w:color="000000" w:sz="4" w:space="0"/>
-        <w:bottom w:val="single" w:color="000000" w:sz="4" w:space="0"/>
-        <w:right w:val="single" w:color="000000" w:sz="4" w:space="0"/>
-        <w:insideH w:val="single" w:color="000000" w:sz="4" w:space="0"/>
-        <w:insideV w:val="single" w:color="000000" w:sz="4" w:space="0"/>
+        <w:top w:val="single" w:sz="4" w:space="0" w:color="000000"/>
+        <w:left w:val="single" w:sz="4" w:space="0" w:color="000000"/>
+        <w:bottom w:val="single" w:sz="4" w:space="0" w:color="000000"/>
+        <w:right w:val="single" w:sz="4" w:space="0" w:color="000000"/>
+        <w:insideH w:val="single" w:sz="4" w:space="0" w:color="000000"/>
+        <w:insideV w:val="single" w:sz="4" w:space="0" w:color="000000"/>
       </w:tblBorders>
     </w:tblPr>
   </w:style>
@@ -10390,12 +9338,12 @@
       <w:tblStyleRowBandSize w:val="1"/>
       <w:tblStyleColBandSize w:val="1"/>
       <w:tblBorders>
-        <w:top w:val="single" w:color="9CC2E5" w:sz="4" w:space="0"/>
-        <w:left w:val="single" w:color="9CC2E5" w:sz="4" w:space="0"/>
-        <w:bottom w:val="single" w:color="9CC2E5" w:sz="4" w:space="0"/>
-        <w:right w:val="single" w:color="9CC2E5" w:sz="4" w:space="0"/>
-        <w:insideH w:val="single" w:color="9CC2E5" w:sz="4" w:space="0"/>
-        <w:insideV w:val="single" w:color="9CC2E5" w:sz="4" w:space="0"/>
+        <w:top w:val="single" w:sz="4" w:space="0" w:color="9CC2E5"/>
+        <w:left w:val="single" w:sz="4" w:space="0" w:color="9CC2E5"/>
+        <w:bottom w:val="single" w:sz="4" w:space="0" w:color="9CC2E5"/>
+        <w:right w:val="single" w:sz="4" w:space="0" w:color="9CC2E5"/>
+        <w:insideH w:val="single" w:sz="4" w:space="0" w:color="9CC2E5"/>
+        <w:insideV w:val="single" w:sz="4" w:space="0" w:color="9CC2E5"/>
       </w:tblBorders>
     </w:tblPr>
     <w:tblStylePr w:type="firstRow">
@@ -10406,10 +9354,10 @@
       <w:tblPr/>
       <w:tcPr>
         <w:tcBorders>
-          <w:top w:val="single" w:color="5B9BD5" w:sz="4" w:space="0"/>
-          <w:left w:val="single" w:color="5B9BD5" w:sz="4" w:space="0"/>
-          <w:bottom w:val="single" w:color="5B9BD5" w:sz="4" w:space="0"/>
-          <w:right w:val="single" w:color="5B9BD5" w:sz="4" w:space="0"/>
+          <w:top w:val="single" w:sz="4" w:space="0" w:color="5B9BD5"/>
+          <w:left w:val="single" w:sz="4" w:space="0" w:color="5B9BD5"/>
+          <w:bottom w:val="single" w:sz="4" w:space="0" w:color="5B9BD5"/>
+          <w:right w:val="single" w:sz="4" w:space="0" w:color="5B9BD5"/>
           <w:insideH w:val="nil"/>
           <w:insideV w:val="nil"/>
         </w:tcBorders>
@@ -10424,7 +9372,7 @@
       <w:tblPr/>
       <w:tcPr>
         <w:tcBorders>
-          <w:top w:val="double" w:color="5B9BD5" w:sz="4" w:space="0"/>
+          <w:top w:val="double" w:sz="4" w:space="0" w:color="5B9BD5"/>
         </w:tcBorders>
       </w:tcPr>
     </w:tblStylePr>
@@ -10473,7 +9421,7 @@
       <w:contextualSpacing/>
     </w:pPr>
   </w:style>
-  <w:style w:type="paragraph" w:styleId="Code" w:customStyle="1">
+  <w:style w:type="paragraph" w:customStyle="1" w:styleId="Code">
     <w:name w:val="Code"/>
     <w:basedOn w:val="Normal"/>
     <w:next w:val="Normal"/>
@@ -10505,7 +9453,7 @@
       <w:szCs w:val="20"/>
     </w:rPr>
   </w:style>
-  <w:style w:type="character" w:styleId="FootnoteTextChar" w:customStyle="1">
+  <w:style w:type="character" w:customStyle="1" w:styleId="FootnoteTextChar">
     <w:name w:val="Footnote Text Char"/>
     <w:basedOn w:val="DefaultParagraphFont"/>
     <w:link w:val="FootnoteText"/>
@@ -10543,7 +9491,7 @@
       <w:spacing w:after="0" w:line="240" w:lineRule="auto"/>
     </w:pPr>
   </w:style>
-  <w:style w:type="character" w:styleId="HeaderChar" w:customStyle="1">
+  <w:style w:type="character" w:customStyle="1" w:styleId="HeaderChar">
     <w:name w:val="Header Char"/>
     <w:basedOn w:val="DefaultParagraphFont"/>
     <w:link w:val="Header"/>
@@ -10565,7 +9513,7 @@
       <w:spacing w:after="0" w:line="240" w:lineRule="auto"/>
     </w:pPr>
   </w:style>
-  <w:style w:type="character" w:styleId="FooterChar" w:customStyle="1">
+  <w:style w:type="character" w:customStyle="1" w:styleId="FooterChar">
     <w:name w:val="Footer Char"/>
     <w:basedOn w:val="DefaultParagraphFont"/>
     <w:link w:val="Footer"/>
@@ -10576,7 +9524,7 @@
 </file>
 
 <file path=word/theme/theme1.xml><?xml version="1.0" encoding="utf-8"?>
-<a:theme xmlns:a="http://schemas.openxmlformats.org/drawingml/2006/main" xmlns:thm15="http://schemas.microsoft.com/office/thememl/2012/main" name="Office Theme">
+<a:theme xmlns:a="http://schemas.openxmlformats.org/drawingml/2006/main" name="Office Theme">
   <a:themeElements>
     <a:clrScheme name="Office">
       <a:dk1>
